--- a/examens/1/travail_de_vacances/1 - travail de vacances sans solides.docx
+++ b/examens/1/travail_de_vacances/1 - travail de vacances sans solides.docx
@@ -39,12 +39,7 @@
           </w:tcPr>
           <w:p>
             <w:pPr>
-              <w:pStyle w:val="Paragraphedeliste"/>
-              <w:numPr>
-                <w:ilvl w:val="0"/>
-                <w:numId w:val="47"/>
-              </w:numPr>
-              <w:ind w:right="-76"/>
+              <w:ind w:left="360" w:right="-76"/>
               <w:jc w:val="center"/>
             </w:pPr>
             <w:r>
@@ -214,8 +209,18 @@
                 <w:sz w:val="16"/>
                 <w:szCs w:val="16"/>
               </w:rPr>
-              <w:t>30, rue de Linthout</w:t>
+              <w:t xml:space="preserve">30, rue de </w:t>
             </w:r>
+            <w:proofErr w:type="spellStart"/>
+            <w:r>
+              <w:rPr>
+                <w:rFonts w:ascii="Trebuchet MS" w:hAnsi="Trebuchet MS"/>
+                <w:sz w:val="16"/>
+                <w:szCs w:val="16"/>
+              </w:rPr>
+              <w:t>Linthout</w:t>
+            </w:r>
+            <w:proofErr w:type="spellEnd"/>
             <w:r>
               <w:rPr>
                 <w:rFonts w:ascii="Trebuchet MS" w:hAnsi="Trebuchet MS"/>
@@ -344,7 +349,29 @@
                 <w:sz w:val="32"/>
                 <w:szCs w:val="32"/>
               </w:rPr>
-              <w:t xml:space="preserve">Baudoin – C. Debroux – A. </w:t>
+              <w:t xml:space="preserve">Baudoin – C. </w:t>
+            </w:r>
+            <w:proofErr w:type="spellStart"/>
+            <w:r>
+              <w:rPr>
+                <w:rFonts w:ascii="Trebuchet MS" w:hAnsi="Trebuchet MS"/>
+                <w:b/>
+                <w:i/>
+                <w:sz w:val="32"/>
+                <w:szCs w:val="32"/>
+              </w:rPr>
+              <w:t>Debroux</w:t>
+            </w:r>
+            <w:proofErr w:type="spellEnd"/>
+            <w:r>
+              <w:rPr>
+                <w:rFonts w:ascii="Trebuchet MS" w:hAnsi="Trebuchet MS"/>
+                <w:b/>
+                <w:i/>
+                <w:sz w:val="32"/>
+                <w:szCs w:val="32"/>
+              </w:rPr>
+              <w:t xml:space="preserve"> – A. </w:t>
             </w:r>
             <w:r>
               <w:rPr>
@@ -677,14 +704,7 @@
           <w:rFonts w:cstheme="minorHAnsi"/>
           <w:color w:val="000000"/>
         </w:rPr>
-        <w:t>Le travail est vivement conseillé. Si vous remettez celui-ci, il sera corrigé par votre professeu</w:t>
-      </w:r>
-      <w:r>
-        <w:rPr>
-          <w:rFonts w:cstheme="minorHAnsi"/>
-          <w:color w:val="000000"/>
-        </w:rPr>
-        <w:t>r.</w:t>
+        <w:t>Le travail est vivement conseillé. Si vous remettez celui-ci, il sera corrigé par votre professeur.</w:t>
       </w:r>
     </w:p>
     <w:p/>
@@ -960,6 +980,29 @@
           <w:sz w:val="26"/>
           <w:szCs w:val="26"/>
         </w:rPr>
+        <w:t>Si tu veux t’entrainer davantage, n’hésite pas à retourner faire un tour sur khanacademy.org</w:t>
+      </w:r>
+    </w:p>
+    <w:p>
+      <w:pPr>
+        <w:pStyle w:val="Paragraphedeliste"/>
+        <w:numPr>
+          <w:ilvl w:val="0"/>
+          <w:numId w:val="41"/>
+        </w:numPr>
+        <w:spacing w:line="720" w:lineRule="auto"/>
+        <w:rPr>
+          <w:rFonts w:ascii="Abadi Extra Light" w:hAnsi="Abadi Extra Light"/>
+          <w:sz w:val="26"/>
+          <w:szCs w:val="26"/>
+        </w:rPr>
+      </w:pPr>
+      <w:r>
+        <w:rPr>
+          <w:rFonts w:ascii="Abadi Extra Light" w:hAnsi="Abadi Extra Light"/>
+          <w:sz w:val="26"/>
+          <w:szCs w:val="26"/>
+        </w:rPr>
         <w:t xml:space="preserve">A remettre pour le </w:t>
       </w:r>
       <w:r>
@@ -968,7 +1011,23 @@
           <w:sz w:val="26"/>
           <w:szCs w:val="26"/>
         </w:rPr>
-        <w:t xml:space="preserve">29 </w:t>
+        <w:t>2</w:t>
+      </w:r>
+      <w:r>
+        <w:rPr>
+          <w:rFonts w:ascii="Abadi Extra Light" w:hAnsi="Abadi Extra Light"/>
+          <w:sz w:val="26"/>
+          <w:szCs w:val="26"/>
+        </w:rPr>
+        <w:t>8</w:t>
+      </w:r>
+      <w:r>
+        <w:rPr>
+          <w:rFonts w:ascii="Abadi Extra Light" w:hAnsi="Abadi Extra Light"/>
+          <w:sz w:val="26"/>
+          <w:szCs w:val="26"/>
+        </w:rPr>
+        <w:t xml:space="preserve"> </w:t>
       </w:r>
       <w:r>
         <w:rPr>
@@ -13177,6 +13236,10 @@
                           <w:p>
                             <w:pPr>
                               <w:pStyle w:val="Sansinterligne"/>
+                              <w:numPr>
+                                <w:ilvl w:val="0"/>
+                                <w:numId w:val="49"/>
+                              </w:numPr>
                               <w:rPr>
                                 <w:sz w:val="26"/>
                                 <w:szCs w:val="26"/>
@@ -13184,18 +13247,10 @@
                             </w:pPr>
                             <w:r>
                               <w:rPr>
-                                <w:b/>
                                 <w:sz w:val="26"/>
                                 <w:szCs w:val="26"/>
                               </w:rPr>
-                              <w:t>1.</w:t>
-                            </w:r>
-                            <w:r>
-                              <w:rPr>
-                                <w:sz w:val="26"/>
-                                <w:szCs w:val="26"/>
-                              </w:rPr>
-                              <w:t xml:space="preserve">  Ecris les coordonnées des points.</w:t>
+                              <w:t>Ecris les coordonnées des points.</w:t>
                             </w:r>
                           </w:p>
                           <w:p>
@@ -13408,6 +13463,10 @@
                           <w:p>
                             <w:pPr>
                               <w:pStyle w:val="Sansinterligne"/>
+                              <w:numPr>
+                                <w:ilvl w:val="0"/>
+                                <w:numId w:val="49"/>
+                              </w:numPr>
                               <w:rPr>
                                 <w:rFonts w:eastAsia="Times New Roman"/>
                                 <w:sz w:val="26"/>
@@ -13416,18 +13475,10 @@
                             </w:pPr>
                             <w:r>
                               <w:rPr>
-                                <w:b/>
                                 <w:sz w:val="26"/>
                                 <w:szCs w:val="26"/>
                               </w:rPr>
-                              <w:t>2.</w:t>
-                            </w:r>
-                            <w:r>
-                              <w:rPr>
-                                <w:sz w:val="26"/>
-                                <w:szCs w:val="26"/>
-                              </w:rPr>
-                              <w:t xml:space="preserve">  Détermine l’aire du triangle </w:t>
+                              <w:t xml:space="preserve"> Détermine l’aire du triangle </w:t>
                             </w:r>
                             <m:oMath>
                               <m:r>
@@ -13528,6 +13579,10 @@
                     <w:p>
                       <w:pPr>
                         <w:pStyle w:val="Sansinterligne"/>
+                        <w:numPr>
+                          <w:ilvl w:val="0"/>
+                          <w:numId w:val="49"/>
+                        </w:numPr>
                         <w:rPr>
                           <w:sz w:val="26"/>
                           <w:szCs w:val="26"/>
@@ -13535,18 +13590,10 @@
                       </w:pPr>
                       <w:r>
                         <w:rPr>
-                          <w:b/>
                           <w:sz w:val="26"/>
                           <w:szCs w:val="26"/>
                         </w:rPr>
-                        <w:t>1.</w:t>
-                      </w:r>
-                      <w:r>
-                        <w:rPr>
-                          <w:sz w:val="26"/>
-                          <w:szCs w:val="26"/>
-                        </w:rPr>
-                        <w:t xml:space="preserve">  Ecris les coordonnées des points.</w:t>
+                        <w:t>Ecris les coordonnées des points.</w:t>
                       </w:r>
                     </w:p>
                     <w:p>
@@ -13759,6 +13806,10 @@
                     <w:p>
                       <w:pPr>
                         <w:pStyle w:val="Sansinterligne"/>
+                        <w:numPr>
+                          <w:ilvl w:val="0"/>
+                          <w:numId w:val="49"/>
+                        </w:numPr>
                         <w:rPr>
                           <w:rFonts w:eastAsia="Times New Roman"/>
                           <w:sz w:val="26"/>
@@ -13767,18 +13818,10 @@
                       </w:pPr>
                       <w:r>
                         <w:rPr>
-                          <w:b/>
                           <w:sz w:val="26"/>
                           <w:szCs w:val="26"/>
                         </w:rPr>
-                        <w:t>2.</w:t>
-                      </w:r>
-                      <w:r>
-                        <w:rPr>
-                          <w:sz w:val="26"/>
-                          <w:szCs w:val="26"/>
-                        </w:rPr>
-                        <w:t xml:space="preserve">  Détermine l’aire du triangle </w:t>
+                        <w:t xml:space="preserve"> Détermine l’aire du triangle </w:t>
                       </w:r>
                       <m:oMath>
                         <m:r>
@@ -16455,6 +16498,15 @@
           <w:szCs w:val="26"/>
         </w:rPr>
       </w:pPr>
+    </w:p>
+    <w:p>
+      <w:pPr>
+        <w:pStyle w:val="Sansinterligne"/>
+        <w:rPr>
+          <w:sz w:val="26"/>
+          <w:szCs w:val="26"/>
+        </w:rPr>
+      </w:pPr>
       <w:r>
         <w:rPr>
           <w:sz w:val="26"/>
@@ -16515,7 +16567,23 @@
             <w:sz w:val="26"/>
             <w:szCs w:val="26"/>
           </w:rPr>
-          <m:t>128:4</m:t>
+          <m:t>128</m:t>
+        </m:r>
+        <m:r>
+          <w:rPr>
+            <w:rFonts w:ascii="Cambria Math" w:hAnsi="Cambria Math"/>
+            <w:sz w:val="26"/>
+            <w:szCs w:val="26"/>
+          </w:rPr>
+          <m:t xml:space="preserve"> </m:t>
+        </m:r>
+        <m:r>
+          <w:rPr>
+            <w:rFonts w:ascii="Cambria Math" w:hAnsi="Cambria Math"/>
+            <w:sz w:val="26"/>
+            <w:szCs w:val="26"/>
+          </w:rPr>
+          <m:t>:4</m:t>
         </m:r>
       </m:oMath>
     </w:p>
@@ -16539,7 +16607,23 @@
             <w:sz w:val="26"/>
             <w:szCs w:val="26"/>
           </w:rPr>
-          <m:t xml:space="preserve">432:8 </m:t>
+          <m:t>432</m:t>
+        </m:r>
+        <m:r>
+          <w:rPr>
+            <w:rFonts w:ascii="Cambria Math" w:eastAsiaTheme="minorEastAsia" w:hAnsi="Cambria Math"/>
+            <w:sz w:val="26"/>
+            <w:szCs w:val="26"/>
+          </w:rPr>
+          <m:t xml:space="preserve"> </m:t>
+        </m:r>
+        <m:r>
+          <w:rPr>
+            <w:rFonts w:ascii="Cambria Math" w:eastAsiaTheme="minorEastAsia" w:hAnsi="Cambria Math"/>
+            <w:sz w:val="26"/>
+            <w:szCs w:val="26"/>
+          </w:rPr>
+          <m:t xml:space="preserve">:8 </m:t>
         </m:r>
       </m:oMath>
     </w:p>
@@ -16563,7 +16647,23 @@
             <w:sz w:val="26"/>
             <w:szCs w:val="26"/>
           </w:rPr>
-          <m:t>399:7</m:t>
+          <m:t>399</m:t>
+        </m:r>
+        <m:r>
+          <w:rPr>
+            <w:rFonts w:ascii="Cambria Math" w:eastAsiaTheme="minorEastAsia" w:hAnsi="Cambria Math"/>
+            <w:sz w:val="26"/>
+            <w:szCs w:val="26"/>
+          </w:rPr>
+          <m:t xml:space="preserve"> </m:t>
+        </m:r>
+        <m:r>
+          <w:rPr>
+            <w:rFonts w:ascii="Cambria Math" w:eastAsiaTheme="minorEastAsia" w:hAnsi="Cambria Math"/>
+            <w:sz w:val="26"/>
+            <w:szCs w:val="26"/>
+          </w:rPr>
+          <m:t>:7</m:t>
         </m:r>
       </m:oMath>
     </w:p>
@@ -16587,7 +16687,23 @@
             <w:sz w:val="26"/>
             <w:szCs w:val="26"/>
           </w:rPr>
-          <m:t>651:3</m:t>
+          <m:t>651</m:t>
+        </m:r>
+        <m:r>
+          <w:rPr>
+            <w:rFonts w:ascii="Cambria Math" w:eastAsiaTheme="minorEastAsia" w:hAnsi="Cambria Math"/>
+            <w:sz w:val="26"/>
+            <w:szCs w:val="26"/>
+          </w:rPr>
+          <m:t xml:space="preserve"> </m:t>
+        </m:r>
+        <m:r>
+          <w:rPr>
+            <w:rFonts w:ascii="Cambria Math" w:eastAsiaTheme="minorEastAsia" w:hAnsi="Cambria Math"/>
+            <w:sz w:val="26"/>
+            <w:szCs w:val="26"/>
+          </w:rPr>
+          <m:t>:3</m:t>
         </m:r>
       </m:oMath>
     </w:p>
@@ -18723,7 +18839,25 @@
           <w:sz w:val="26"/>
           <w:szCs w:val="26"/>
         </w:rPr>
-        <w:t xml:space="preserve">Maurice, Maud et Marla tiennent chacun un stand lors d'une brocante. Ils installent leurs articles </w:t>
+        <w:t xml:space="preserve">Maurice, Maud et </w:t>
+      </w:r>
+      <w:proofErr w:type="spellStart"/>
+      <w:r>
+        <w:rPr>
+          <w:rFonts w:eastAsiaTheme="minorEastAsia"/>
+          <w:sz w:val="26"/>
+          <w:szCs w:val="26"/>
+        </w:rPr>
+        <w:t>Marla</w:t>
+      </w:r>
+      <w:proofErr w:type="spellEnd"/>
+      <w:r>
+        <w:rPr>
+          <w:rFonts w:eastAsiaTheme="minorEastAsia"/>
+          <w:sz w:val="26"/>
+          <w:szCs w:val="26"/>
+        </w:rPr>
+        <w:t xml:space="preserve"> tiennent chacun un stand lors d'une brocante. Ils installent leurs articles </w:t>
       </w:r>
     </w:p>
     <w:p>
@@ -20263,10 +20397,10 @@
   <w:abstractNum w:abstractNumId="4" w15:restartNumberingAfterBreak="0">
     <w:nsid w:val="0F1D111C"/>
     <w:multiLevelType w:val="hybridMultilevel"/>
-    <w:tmpl w:val="736C911A"/>
-    <w:lvl w:ilvl="0" w:tplc="BC188C38">
-      <w:start w:val="1"/>
-      <w:numFmt w:val="decimal"/>
+    <w:tmpl w:val="DD827EEE"/>
+    <w:lvl w:ilvl="0" w:tplc="79C63396">
+      <w:start w:val="1"/>
+      <w:numFmt w:val="lowerLetter"/>
       <w:lvlText w:val="%1)"/>
       <w:lvlJc w:val="left"/>
       <w:pPr>
@@ -20275,6 +20409,8 @@
       <w:rPr>
         <w:b/>
         <w:bCs/>
+        <w:sz w:val="26"/>
+        <w:szCs w:val="26"/>
       </w:rPr>
     </w:lvl>
     <w:lvl w:ilvl="1" w:tplc="080C0019" w:tentative="1">
@@ -20353,10 +20489,10 @@
   <w:abstractNum w:abstractNumId="5" w15:restartNumberingAfterBreak="0">
     <w:nsid w:val="11F51AF1"/>
     <w:multiLevelType w:val="hybridMultilevel"/>
-    <w:tmpl w:val="AF50FC42"/>
-    <w:lvl w:ilvl="0" w:tplc="BC188C38">
-      <w:start w:val="1"/>
-      <w:numFmt w:val="decimal"/>
+    <w:tmpl w:val="B1128EA6"/>
+    <w:lvl w:ilvl="0" w:tplc="79C63396">
+      <w:start w:val="1"/>
+      <w:numFmt w:val="lowerLetter"/>
       <w:lvlText w:val="%1)"/>
       <w:lvlJc w:val="left"/>
       <w:pPr>
@@ -20365,6 +20501,8 @@
       <w:rPr>
         <w:b/>
         <w:bCs/>
+        <w:sz w:val="26"/>
+        <w:szCs w:val="26"/>
       </w:rPr>
     </w:lvl>
     <w:lvl w:ilvl="1" w:tplc="080C0019" w:tentative="1">
@@ -20918,99 +21056,10 @@
   <w:abstractNum w:abstractNumId="11" w15:restartNumberingAfterBreak="0">
     <w:nsid w:val="1F4A14E6"/>
     <w:multiLevelType w:val="hybridMultilevel"/>
-    <w:tmpl w:val="E23E1562"/>
-    <w:lvl w:ilvl="0" w:tplc="188C034A">
-      <w:start w:val="1"/>
-      <w:numFmt w:val="decimal"/>
-      <w:lvlText w:val="%1)"/>
-      <w:lvlJc w:val="left"/>
-      <w:pPr>
-        <w:ind w:left="720" w:hanging="360"/>
-      </w:pPr>
-      <w:rPr>
-        <w:b/>
-      </w:rPr>
-    </w:lvl>
-    <w:lvl w:ilvl="1" w:tplc="080C0019" w:tentative="1">
+    <w:tmpl w:val="AB1A77B2"/>
+    <w:lvl w:ilvl="0" w:tplc="79C63396">
       <w:start w:val="1"/>
       <w:numFmt w:val="lowerLetter"/>
-      <w:lvlText w:val="%2."/>
-      <w:lvlJc w:val="left"/>
-      <w:pPr>
-        <w:ind w:left="1440" w:hanging="360"/>
-      </w:pPr>
-    </w:lvl>
-    <w:lvl w:ilvl="2" w:tplc="080C001B" w:tentative="1">
-      <w:start w:val="1"/>
-      <w:numFmt w:val="lowerRoman"/>
-      <w:lvlText w:val="%3."/>
-      <w:lvlJc w:val="right"/>
-      <w:pPr>
-        <w:ind w:left="2160" w:hanging="180"/>
-      </w:pPr>
-    </w:lvl>
-    <w:lvl w:ilvl="3" w:tplc="080C000F" w:tentative="1">
-      <w:start w:val="1"/>
-      <w:numFmt w:val="decimal"/>
-      <w:lvlText w:val="%4."/>
-      <w:lvlJc w:val="left"/>
-      <w:pPr>
-        <w:ind w:left="2880" w:hanging="360"/>
-      </w:pPr>
-    </w:lvl>
-    <w:lvl w:ilvl="4" w:tplc="080C0019" w:tentative="1">
-      <w:start w:val="1"/>
-      <w:numFmt w:val="lowerLetter"/>
-      <w:lvlText w:val="%5."/>
-      <w:lvlJc w:val="left"/>
-      <w:pPr>
-        <w:ind w:left="3600" w:hanging="360"/>
-      </w:pPr>
-    </w:lvl>
-    <w:lvl w:ilvl="5" w:tplc="080C001B" w:tentative="1">
-      <w:start w:val="1"/>
-      <w:numFmt w:val="lowerRoman"/>
-      <w:lvlText w:val="%6."/>
-      <w:lvlJc w:val="right"/>
-      <w:pPr>
-        <w:ind w:left="4320" w:hanging="180"/>
-      </w:pPr>
-    </w:lvl>
-    <w:lvl w:ilvl="6" w:tplc="080C000F" w:tentative="1">
-      <w:start w:val="1"/>
-      <w:numFmt w:val="decimal"/>
-      <w:lvlText w:val="%7."/>
-      <w:lvlJc w:val="left"/>
-      <w:pPr>
-        <w:ind w:left="5040" w:hanging="360"/>
-      </w:pPr>
-    </w:lvl>
-    <w:lvl w:ilvl="7" w:tplc="080C0019" w:tentative="1">
-      <w:start w:val="1"/>
-      <w:numFmt w:val="lowerLetter"/>
-      <w:lvlText w:val="%8."/>
-      <w:lvlJc w:val="left"/>
-      <w:pPr>
-        <w:ind w:left="5760" w:hanging="360"/>
-      </w:pPr>
-    </w:lvl>
-    <w:lvl w:ilvl="8" w:tplc="080C001B" w:tentative="1">
-      <w:start w:val="1"/>
-      <w:numFmt w:val="lowerRoman"/>
-      <w:lvlText w:val="%9."/>
-      <w:lvlJc w:val="right"/>
-      <w:pPr>
-        <w:ind w:left="6480" w:hanging="180"/>
-      </w:pPr>
-    </w:lvl>
-  </w:abstractNum>
-  <w:abstractNum w:abstractNumId="12" w15:restartNumberingAfterBreak="0">
-    <w:nsid w:val="21E45630"/>
-    <w:multiLevelType w:val="hybridMultilevel"/>
-    <w:tmpl w:val="50B6B658"/>
-    <w:lvl w:ilvl="0" w:tplc="E3C0D13E">
-      <w:start w:val="1"/>
-      <w:numFmt w:val="decimal"/>
       <w:lvlText w:val="%1)"/>
       <w:lvlJc w:val="left"/>
       <w:pPr>
@@ -21096,6 +21145,98 @@
       </w:pPr>
     </w:lvl>
   </w:abstractNum>
+  <w:abstractNum w:abstractNumId="12" w15:restartNumberingAfterBreak="0">
+    <w:nsid w:val="21E45630"/>
+    <w:multiLevelType w:val="hybridMultilevel"/>
+    <w:tmpl w:val="36B66096"/>
+    <w:lvl w:ilvl="0" w:tplc="79C63396">
+      <w:start w:val="1"/>
+      <w:numFmt w:val="lowerLetter"/>
+      <w:lvlText w:val="%1)"/>
+      <w:lvlJc w:val="left"/>
+      <w:pPr>
+        <w:ind w:left="720" w:hanging="360"/>
+      </w:pPr>
+      <w:rPr>
+        <w:b/>
+        <w:bCs/>
+        <w:sz w:val="26"/>
+        <w:szCs w:val="26"/>
+      </w:rPr>
+    </w:lvl>
+    <w:lvl w:ilvl="1" w:tplc="080C0019" w:tentative="1">
+      <w:start w:val="1"/>
+      <w:numFmt w:val="lowerLetter"/>
+      <w:lvlText w:val="%2."/>
+      <w:lvlJc w:val="left"/>
+      <w:pPr>
+        <w:ind w:left="1440" w:hanging="360"/>
+      </w:pPr>
+    </w:lvl>
+    <w:lvl w:ilvl="2" w:tplc="080C001B" w:tentative="1">
+      <w:start w:val="1"/>
+      <w:numFmt w:val="lowerRoman"/>
+      <w:lvlText w:val="%3."/>
+      <w:lvlJc w:val="right"/>
+      <w:pPr>
+        <w:ind w:left="2160" w:hanging="180"/>
+      </w:pPr>
+    </w:lvl>
+    <w:lvl w:ilvl="3" w:tplc="080C000F" w:tentative="1">
+      <w:start w:val="1"/>
+      <w:numFmt w:val="decimal"/>
+      <w:lvlText w:val="%4."/>
+      <w:lvlJc w:val="left"/>
+      <w:pPr>
+        <w:ind w:left="2880" w:hanging="360"/>
+      </w:pPr>
+    </w:lvl>
+    <w:lvl w:ilvl="4" w:tplc="080C0019" w:tentative="1">
+      <w:start w:val="1"/>
+      <w:numFmt w:val="lowerLetter"/>
+      <w:lvlText w:val="%5."/>
+      <w:lvlJc w:val="left"/>
+      <w:pPr>
+        <w:ind w:left="3600" w:hanging="360"/>
+      </w:pPr>
+    </w:lvl>
+    <w:lvl w:ilvl="5" w:tplc="080C001B" w:tentative="1">
+      <w:start w:val="1"/>
+      <w:numFmt w:val="lowerRoman"/>
+      <w:lvlText w:val="%6."/>
+      <w:lvlJc w:val="right"/>
+      <w:pPr>
+        <w:ind w:left="4320" w:hanging="180"/>
+      </w:pPr>
+    </w:lvl>
+    <w:lvl w:ilvl="6" w:tplc="080C000F" w:tentative="1">
+      <w:start w:val="1"/>
+      <w:numFmt w:val="decimal"/>
+      <w:lvlText w:val="%7."/>
+      <w:lvlJc w:val="left"/>
+      <w:pPr>
+        <w:ind w:left="5040" w:hanging="360"/>
+      </w:pPr>
+    </w:lvl>
+    <w:lvl w:ilvl="7" w:tplc="080C0019" w:tentative="1">
+      <w:start w:val="1"/>
+      <w:numFmt w:val="lowerLetter"/>
+      <w:lvlText w:val="%8."/>
+      <w:lvlJc w:val="left"/>
+      <w:pPr>
+        <w:ind w:left="5760" w:hanging="360"/>
+      </w:pPr>
+    </w:lvl>
+    <w:lvl w:ilvl="8" w:tplc="080C001B" w:tentative="1">
+      <w:start w:val="1"/>
+      <w:numFmt w:val="lowerRoman"/>
+      <w:lvlText w:val="%9."/>
+      <w:lvlJc w:val="right"/>
+      <w:pPr>
+        <w:ind w:left="6480" w:hanging="180"/>
+      </w:pPr>
+    </w:lvl>
+  </w:abstractNum>
   <w:abstractNum w:abstractNumId="13" w15:restartNumberingAfterBreak="0">
     <w:nsid w:val="252D76EE"/>
     <w:multiLevelType w:val="hybridMultilevel"/>
@@ -21212,10 +21353,10 @@
   <w:abstractNum w:abstractNumId="14" w15:restartNumberingAfterBreak="0">
     <w:nsid w:val="26787BF6"/>
     <w:multiLevelType w:val="hybridMultilevel"/>
-    <w:tmpl w:val="B7304638"/>
-    <w:lvl w:ilvl="0" w:tplc="BC188C38">
-      <w:start w:val="1"/>
-      <w:numFmt w:val="decimal"/>
+    <w:tmpl w:val="471A2A9A"/>
+    <w:lvl w:ilvl="0" w:tplc="79C63396">
+      <w:start w:val="1"/>
+      <w:numFmt w:val="lowerLetter"/>
       <w:lvlText w:val="%1)"/>
       <w:lvlJc w:val="left"/>
       <w:pPr>
@@ -21224,6 +21365,8 @@
       <w:rPr>
         <w:b/>
         <w:bCs/>
+        <w:sz w:val="26"/>
+        <w:szCs w:val="26"/>
       </w:rPr>
     </w:lvl>
     <w:lvl w:ilvl="1" w:tplc="080C0019" w:tentative="1">
@@ -21302,10 +21445,10 @@
   <w:abstractNum w:abstractNumId="15" w15:restartNumberingAfterBreak="0">
     <w:nsid w:val="3227314B"/>
     <w:multiLevelType w:val="hybridMultilevel"/>
-    <w:tmpl w:val="2F94A4FA"/>
-    <w:lvl w:ilvl="0" w:tplc="BC188C38">
-      <w:start w:val="1"/>
-      <w:numFmt w:val="decimal"/>
+    <w:tmpl w:val="4A0656D8"/>
+    <w:lvl w:ilvl="0" w:tplc="79C63396">
+      <w:start w:val="1"/>
+      <w:numFmt w:val="lowerLetter"/>
       <w:lvlText w:val="%1)"/>
       <w:lvlJc w:val="left"/>
       <w:pPr>
@@ -21685,1096 +21828,16 @@
     </w:lvl>
   </w:abstractNum>
   <w:abstractNum w:abstractNumId="19" w15:restartNumberingAfterBreak="0">
-    <w:nsid w:val="3A9E0CAD"/>
+    <w:nsid w:val="37980FE2"/>
     <w:multiLevelType w:val="hybridMultilevel"/>
-    <w:tmpl w:val="9E0844F8"/>
-    <w:lvl w:ilvl="0" w:tplc="679E8C7A">
-      <w:start w:val="1"/>
-      <w:numFmt w:val="decimal"/>
-      <w:lvlText w:val="%1)"/>
-      <w:lvlJc w:val="left"/>
-      <w:pPr>
-        <w:ind w:left="720" w:hanging="360"/>
-      </w:pPr>
-      <w:rPr>
-        <w:b/>
-      </w:rPr>
-    </w:lvl>
-    <w:lvl w:ilvl="1" w:tplc="080C0019" w:tentative="1">
-      <w:start w:val="1"/>
-      <w:numFmt w:val="lowerLetter"/>
-      <w:lvlText w:val="%2."/>
-      <w:lvlJc w:val="left"/>
-      <w:pPr>
-        <w:ind w:left="1440" w:hanging="360"/>
-      </w:pPr>
-    </w:lvl>
-    <w:lvl w:ilvl="2" w:tplc="080C001B" w:tentative="1">
-      <w:start w:val="1"/>
-      <w:numFmt w:val="lowerRoman"/>
-      <w:lvlText w:val="%3."/>
-      <w:lvlJc w:val="right"/>
-      <w:pPr>
-        <w:ind w:left="2160" w:hanging="180"/>
-      </w:pPr>
-    </w:lvl>
-    <w:lvl w:ilvl="3" w:tplc="080C000F" w:tentative="1">
-      <w:start w:val="1"/>
-      <w:numFmt w:val="decimal"/>
-      <w:lvlText w:val="%4."/>
-      <w:lvlJc w:val="left"/>
-      <w:pPr>
-        <w:ind w:left="2880" w:hanging="360"/>
-      </w:pPr>
-    </w:lvl>
-    <w:lvl w:ilvl="4" w:tplc="080C0019" w:tentative="1">
-      <w:start w:val="1"/>
-      <w:numFmt w:val="lowerLetter"/>
-      <w:lvlText w:val="%5."/>
-      <w:lvlJc w:val="left"/>
-      <w:pPr>
-        <w:ind w:left="3600" w:hanging="360"/>
-      </w:pPr>
-    </w:lvl>
-    <w:lvl w:ilvl="5" w:tplc="080C001B" w:tentative="1">
-      <w:start w:val="1"/>
-      <w:numFmt w:val="lowerRoman"/>
-      <w:lvlText w:val="%6."/>
-      <w:lvlJc w:val="right"/>
-      <w:pPr>
-        <w:ind w:left="4320" w:hanging="180"/>
-      </w:pPr>
-    </w:lvl>
-    <w:lvl w:ilvl="6" w:tplc="080C000F" w:tentative="1">
-      <w:start w:val="1"/>
-      <w:numFmt w:val="decimal"/>
-      <w:lvlText w:val="%7."/>
-      <w:lvlJc w:val="left"/>
-      <w:pPr>
-        <w:ind w:left="5040" w:hanging="360"/>
-      </w:pPr>
-    </w:lvl>
-    <w:lvl w:ilvl="7" w:tplc="080C0019" w:tentative="1">
-      <w:start w:val="1"/>
-      <w:numFmt w:val="lowerLetter"/>
-      <w:lvlText w:val="%8."/>
-      <w:lvlJc w:val="left"/>
-      <w:pPr>
-        <w:ind w:left="5760" w:hanging="360"/>
-      </w:pPr>
-    </w:lvl>
-    <w:lvl w:ilvl="8" w:tplc="080C001B" w:tentative="1">
-      <w:start w:val="1"/>
-      <w:numFmt w:val="lowerRoman"/>
-      <w:lvlText w:val="%9."/>
-      <w:lvlJc w:val="right"/>
-      <w:pPr>
-        <w:ind w:left="6480" w:hanging="180"/>
-      </w:pPr>
-    </w:lvl>
-  </w:abstractNum>
-  <w:abstractNum w:abstractNumId="20" w15:restartNumberingAfterBreak="0">
-    <w:nsid w:val="46323B21"/>
-    <w:multiLevelType w:val="hybridMultilevel"/>
-    <w:tmpl w:val="DCAC2D1A"/>
-    <w:lvl w:ilvl="0" w:tplc="B6B00BFA">
-      <w:start w:val="1"/>
-      <w:numFmt w:val="upperLetter"/>
-      <w:lvlText w:val="%1."/>
-      <w:lvlJc w:val="left"/>
-      <w:pPr>
-        <w:ind w:left="720" w:hanging="360"/>
-      </w:pPr>
-      <w:rPr>
-        <w:rFonts w:hint="default"/>
-        <w:color w:val="auto"/>
-      </w:rPr>
-    </w:lvl>
-    <w:lvl w:ilvl="1" w:tplc="080C0019" w:tentative="1">
-      <w:start w:val="1"/>
-      <w:numFmt w:val="lowerLetter"/>
-      <w:lvlText w:val="%2."/>
-      <w:lvlJc w:val="left"/>
-      <w:pPr>
-        <w:ind w:left="1440" w:hanging="360"/>
-      </w:pPr>
-    </w:lvl>
-    <w:lvl w:ilvl="2" w:tplc="080C001B" w:tentative="1">
-      <w:start w:val="1"/>
-      <w:numFmt w:val="lowerRoman"/>
-      <w:lvlText w:val="%3."/>
-      <w:lvlJc w:val="right"/>
-      <w:pPr>
-        <w:ind w:left="2160" w:hanging="180"/>
-      </w:pPr>
-    </w:lvl>
-    <w:lvl w:ilvl="3" w:tplc="080C000F" w:tentative="1">
-      <w:start w:val="1"/>
-      <w:numFmt w:val="decimal"/>
-      <w:lvlText w:val="%4."/>
-      <w:lvlJc w:val="left"/>
-      <w:pPr>
-        <w:ind w:left="2880" w:hanging="360"/>
-      </w:pPr>
-    </w:lvl>
-    <w:lvl w:ilvl="4" w:tplc="080C0019" w:tentative="1">
-      <w:start w:val="1"/>
-      <w:numFmt w:val="lowerLetter"/>
-      <w:lvlText w:val="%5."/>
-      <w:lvlJc w:val="left"/>
-      <w:pPr>
-        <w:ind w:left="3600" w:hanging="360"/>
-      </w:pPr>
-    </w:lvl>
-    <w:lvl w:ilvl="5" w:tplc="080C001B" w:tentative="1">
-      <w:start w:val="1"/>
-      <w:numFmt w:val="lowerRoman"/>
-      <w:lvlText w:val="%6."/>
-      <w:lvlJc w:val="right"/>
-      <w:pPr>
-        <w:ind w:left="4320" w:hanging="180"/>
-      </w:pPr>
-    </w:lvl>
-    <w:lvl w:ilvl="6" w:tplc="080C000F" w:tentative="1">
-      <w:start w:val="1"/>
-      <w:numFmt w:val="decimal"/>
-      <w:lvlText w:val="%7."/>
-      <w:lvlJc w:val="left"/>
-      <w:pPr>
-        <w:ind w:left="5040" w:hanging="360"/>
-      </w:pPr>
-    </w:lvl>
-    <w:lvl w:ilvl="7" w:tplc="080C0019" w:tentative="1">
-      <w:start w:val="1"/>
-      <w:numFmt w:val="lowerLetter"/>
-      <w:lvlText w:val="%8."/>
-      <w:lvlJc w:val="left"/>
-      <w:pPr>
-        <w:ind w:left="5760" w:hanging="360"/>
-      </w:pPr>
-    </w:lvl>
-    <w:lvl w:ilvl="8" w:tplc="080C001B" w:tentative="1">
-      <w:start w:val="1"/>
-      <w:numFmt w:val="lowerRoman"/>
-      <w:lvlText w:val="%9."/>
-      <w:lvlJc w:val="right"/>
-      <w:pPr>
-        <w:ind w:left="6480" w:hanging="180"/>
-      </w:pPr>
-    </w:lvl>
-  </w:abstractNum>
-  <w:abstractNum w:abstractNumId="21" w15:restartNumberingAfterBreak="0">
-    <w:nsid w:val="4AEA2F7C"/>
-    <w:multiLevelType w:val="hybridMultilevel"/>
-    <w:tmpl w:val="B994F7FC"/>
-    <w:lvl w:ilvl="0" w:tplc="BC188C38">
-      <w:start w:val="1"/>
-      <w:numFmt w:val="decimal"/>
-      <w:lvlText w:val="%1)"/>
-      <w:lvlJc w:val="left"/>
-      <w:pPr>
-        <w:ind w:left="720" w:hanging="360"/>
-      </w:pPr>
-      <w:rPr>
-        <w:b/>
-        <w:bCs/>
-      </w:rPr>
-    </w:lvl>
-    <w:lvl w:ilvl="1" w:tplc="080C0019" w:tentative="1">
-      <w:start w:val="1"/>
-      <w:numFmt w:val="lowerLetter"/>
-      <w:lvlText w:val="%2."/>
-      <w:lvlJc w:val="left"/>
-      <w:pPr>
-        <w:ind w:left="1440" w:hanging="360"/>
-      </w:pPr>
-    </w:lvl>
-    <w:lvl w:ilvl="2" w:tplc="080C001B" w:tentative="1">
-      <w:start w:val="1"/>
-      <w:numFmt w:val="lowerRoman"/>
-      <w:lvlText w:val="%3."/>
-      <w:lvlJc w:val="right"/>
-      <w:pPr>
-        <w:ind w:left="2160" w:hanging="180"/>
-      </w:pPr>
-    </w:lvl>
-    <w:lvl w:ilvl="3" w:tplc="080C000F" w:tentative="1">
-      <w:start w:val="1"/>
-      <w:numFmt w:val="decimal"/>
-      <w:lvlText w:val="%4."/>
-      <w:lvlJc w:val="left"/>
-      <w:pPr>
-        <w:ind w:left="2880" w:hanging="360"/>
-      </w:pPr>
-    </w:lvl>
-    <w:lvl w:ilvl="4" w:tplc="080C0019" w:tentative="1">
-      <w:start w:val="1"/>
-      <w:numFmt w:val="lowerLetter"/>
-      <w:lvlText w:val="%5."/>
-      <w:lvlJc w:val="left"/>
-      <w:pPr>
-        <w:ind w:left="3600" w:hanging="360"/>
-      </w:pPr>
-    </w:lvl>
-    <w:lvl w:ilvl="5" w:tplc="080C001B" w:tentative="1">
-      <w:start w:val="1"/>
-      <w:numFmt w:val="lowerRoman"/>
-      <w:lvlText w:val="%6."/>
-      <w:lvlJc w:val="right"/>
-      <w:pPr>
-        <w:ind w:left="4320" w:hanging="180"/>
-      </w:pPr>
-    </w:lvl>
-    <w:lvl w:ilvl="6" w:tplc="080C000F" w:tentative="1">
-      <w:start w:val="1"/>
-      <w:numFmt w:val="decimal"/>
-      <w:lvlText w:val="%7."/>
-      <w:lvlJc w:val="left"/>
-      <w:pPr>
-        <w:ind w:left="5040" w:hanging="360"/>
-      </w:pPr>
-    </w:lvl>
-    <w:lvl w:ilvl="7" w:tplc="080C0019" w:tentative="1">
-      <w:start w:val="1"/>
-      <w:numFmt w:val="lowerLetter"/>
-      <w:lvlText w:val="%8."/>
-      <w:lvlJc w:val="left"/>
-      <w:pPr>
-        <w:ind w:left="5760" w:hanging="360"/>
-      </w:pPr>
-    </w:lvl>
-    <w:lvl w:ilvl="8" w:tplc="080C001B" w:tentative="1">
-      <w:start w:val="1"/>
-      <w:numFmt w:val="lowerRoman"/>
-      <w:lvlText w:val="%9."/>
-      <w:lvlJc w:val="right"/>
-      <w:pPr>
-        <w:ind w:left="6480" w:hanging="180"/>
-      </w:pPr>
-    </w:lvl>
-  </w:abstractNum>
-  <w:abstractNum w:abstractNumId="22" w15:restartNumberingAfterBreak="0">
-    <w:nsid w:val="51E91002"/>
-    <w:multiLevelType w:val="hybridMultilevel"/>
-    <w:tmpl w:val="DF24E6D4"/>
-    <w:lvl w:ilvl="0" w:tplc="F4005ADA">
-      <w:start w:val="1"/>
-      <w:numFmt w:val="lowerLetter"/>
-      <w:lvlText w:val="%1."/>
-      <w:lvlJc w:val="left"/>
-      <w:pPr>
-        <w:ind w:left="720" w:hanging="360"/>
-      </w:pPr>
-      <w:rPr>
-        <w:rFonts w:hint="default"/>
-        <w:b/>
-        <w:bCs/>
-      </w:rPr>
-    </w:lvl>
-    <w:lvl w:ilvl="1" w:tplc="080C0019" w:tentative="1">
-      <w:start w:val="1"/>
-      <w:numFmt w:val="lowerLetter"/>
-      <w:lvlText w:val="%2."/>
-      <w:lvlJc w:val="left"/>
-      <w:pPr>
-        <w:ind w:left="1440" w:hanging="360"/>
-      </w:pPr>
-    </w:lvl>
-    <w:lvl w:ilvl="2" w:tplc="080C001B" w:tentative="1">
-      <w:start w:val="1"/>
-      <w:numFmt w:val="lowerRoman"/>
-      <w:lvlText w:val="%3."/>
-      <w:lvlJc w:val="right"/>
-      <w:pPr>
-        <w:ind w:left="2160" w:hanging="180"/>
-      </w:pPr>
-    </w:lvl>
-    <w:lvl w:ilvl="3" w:tplc="080C000F" w:tentative="1">
-      <w:start w:val="1"/>
-      <w:numFmt w:val="decimal"/>
-      <w:lvlText w:val="%4."/>
-      <w:lvlJc w:val="left"/>
-      <w:pPr>
-        <w:ind w:left="2880" w:hanging="360"/>
-      </w:pPr>
-    </w:lvl>
-    <w:lvl w:ilvl="4" w:tplc="080C0019" w:tentative="1">
-      <w:start w:val="1"/>
-      <w:numFmt w:val="lowerLetter"/>
-      <w:lvlText w:val="%5."/>
-      <w:lvlJc w:val="left"/>
-      <w:pPr>
-        <w:ind w:left="3600" w:hanging="360"/>
-      </w:pPr>
-    </w:lvl>
-    <w:lvl w:ilvl="5" w:tplc="080C001B" w:tentative="1">
-      <w:start w:val="1"/>
-      <w:numFmt w:val="lowerRoman"/>
-      <w:lvlText w:val="%6."/>
-      <w:lvlJc w:val="right"/>
-      <w:pPr>
-        <w:ind w:left="4320" w:hanging="180"/>
-      </w:pPr>
-    </w:lvl>
-    <w:lvl w:ilvl="6" w:tplc="080C000F" w:tentative="1">
-      <w:start w:val="1"/>
-      <w:numFmt w:val="decimal"/>
-      <w:lvlText w:val="%7."/>
-      <w:lvlJc w:val="left"/>
-      <w:pPr>
-        <w:ind w:left="5040" w:hanging="360"/>
-      </w:pPr>
-    </w:lvl>
-    <w:lvl w:ilvl="7" w:tplc="080C0019" w:tentative="1">
-      <w:start w:val="1"/>
-      <w:numFmt w:val="lowerLetter"/>
-      <w:lvlText w:val="%8."/>
-      <w:lvlJc w:val="left"/>
-      <w:pPr>
-        <w:ind w:left="5760" w:hanging="360"/>
-      </w:pPr>
-    </w:lvl>
-    <w:lvl w:ilvl="8" w:tplc="080C001B" w:tentative="1">
-      <w:start w:val="1"/>
-      <w:numFmt w:val="lowerRoman"/>
-      <w:lvlText w:val="%9."/>
-      <w:lvlJc w:val="right"/>
-      <w:pPr>
-        <w:ind w:left="6480" w:hanging="180"/>
-      </w:pPr>
-    </w:lvl>
-  </w:abstractNum>
-  <w:abstractNum w:abstractNumId="23" w15:restartNumberingAfterBreak="0">
-    <w:nsid w:val="544928E6"/>
-    <w:multiLevelType w:val="hybridMultilevel"/>
-    <w:tmpl w:val="DFDCAEF4"/>
-    <w:lvl w:ilvl="0" w:tplc="080C0001">
-      <w:start w:val="1"/>
-      <w:numFmt w:val="bullet"/>
-      <w:lvlText w:val=""/>
-      <w:lvlJc w:val="left"/>
-      <w:pPr>
-        <w:ind w:left="720" w:hanging="360"/>
-      </w:pPr>
-      <w:rPr>
-        <w:rFonts w:ascii="Symbol" w:hAnsi="Symbol" w:hint="default"/>
-      </w:rPr>
-    </w:lvl>
-    <w:lvl w:ilvl="1" w:tplc="080C0003" w:tentative="1">
-      <w:start w:val="1"/>
-      <w:numFmt w:val="bullet"/>
-      <w:lvlText w:val="o"/>
-      <w:lvlJc w:val="left"/>
-      <w:pPr>
-        <w:ind w:left="1440" w:hanging="360"/>
-      </w:pPr>
-      <w:rPr>
-        <w:rFonts w:ascii="Courier New" w:hAnsi="Courier New" w:cs="Courier New" w:hint="default"/>
-      </w:rPr>
-    </w:lvl>
-    <w:lvl w:ilvl="2" w:tplc="080C0005" w:tentative="1">
-      <w:start w:val="1"/>
-      <w:numFmt w:val="bullet"/>
-      <w:lvlText w:val=""/>
-      <w:lvlJc w:val="left"/>
-      <w:pPr>
-        <w:ind w:left="2160" w:hanging="360"/>
-      </w:pPr>
-      <w:rPr>
-        <w:rFonts w:ascii="Wingdings" w:hAnsi="Wingdings" w:hint="default"/>
-      </w:rPr>
-    </w:lvl>
-    <w:lvl w:ilvl="3" w:tplc="080C0001" w:tentative="1">
-      <w:start w:val="1"/>
-      <w:numFmt w:val="bullet"/>
-      <w:lvlText w:val=""/>
-      <w:lvlJc w:val="left"/>
-      <w:pPr>
-        <w:ind w:left="2880" w:hanging="360"/>
-      </w:pPr>
-      <w:rPr>
-        <w:rFonts w:ascii="Symbol" w:hAnsi="Symbol" w:hint="default"/>
-      </w:rPr>
-    </w:lvl>
-    <w:lvl w:ilvl="4" w:tplc="080C0003" w:tentative="1">
-      <w:start w:val="1"/>
-      <w:numFmt w:val="bullet"/>
-      <w:lvlText w:val="o"/>
-      <w:lvlJc w:val="left"/>
-      <w:pPr>
-        <w:ind w:left="3600" w:hanging="360"/>
-      </w:pPr>
-      <w:rPr>
-        <w:rFonts w:ascii="Courier New" w:hAnsi="Courier New" w:cs="Courier New" w:hint="default"/>
-      </w:rPr>
-    </w:lvl>
-    <w:lvl w:ilvl="5" w:tplc="080C0005" w:tentative="1">
-      <w:start w:val="1"/>
-      <w:numFmt w:val="bullet"/>
-      <w:lvlText w:val=""/>
-      <w:lvlJc w:val="left"/>
-      <w:pPr>
-        <w:ind w:left="4320" w:hanging="360"/>
-      </w:pPr>
-      <w:rPr>
-        <w:rFonts w:ascii="Wingdings" w:hAnsi="Wingdings" w:hint="default"/>
-      </w:rPr>
-    </w:lvl>
-    <w:lvl w:ilvl="6" w:tplc="080C0001" w:tentative="1">
-      <w:start w:val="1"/>
-      <w:numFmt w:val="bullet"/>
-      <w:lvlText w:val=""/>
-      <w:lvlJc w:val="left"/>
-      <w:pPr>
-        <w:ind w:left="5040" w:hanging="360"/>
-      </w:pPr>
-      <w:rPr>
-        <w:rFonts w:ascii="Symbol" w:hAnsi="Symbol" w:hint="default"/>
-      </w:rPr>
-    </w:lvl>
-    <w:lvl w:ilvl="7" w:tplc="080C0003" w:tentative="1">
-      <w:start w:val="1"/>
-      <w:numFmt w:val="bullet"/>
-      <w:lvlText w:val="o"/>
-      <w:lvlJc w:val="left"/>
-      <w:pPr>
-        <w:ind w:left="5760" w:hanging="360"/>
-      </w:pPr>
-      <w:rPr>
-        <w:rFonts w:ascii="Courier New" w:hAnsi="Courier New" w:cs="Courier New" w:hint="default"/>
-      </w:rPr>
-    </w:lvl>
-    <w:lvl w:ilvl="8" w:tplc="080C0005" w:tentative="1">
-      <w:start w:val="1"/>
-      <w:numFmt w:val="bullet"/>
-      <w:lvlText w:val=""/>
-      <w:lvlJc w:val="left"/>
-      <w:pPr>
-        <w:ind w:left="6480" w:hanging="360"/>
-      </w:pPr>
-      <w:rPr>
-        <w:rFonts w:ascii="Wingdings" w:hAnsi="Wingdings" w:hint="default"/>
-      </w:rPr>
-    </w:lvl>
-  </w:abstractNum>
-  <w:abstractNum w:abstractNumId="24" w15:restartNumberingAfterBreak="0">
-    <w:nsid w:val="54712A26"/>
-    <w:multiLevelType w:val="hybridMultilevel"/>
-    <w:tmpl w:val="1D76A466"/>
-    <w:lvl w:ilvl="0" w:tplc="188C034A">
-      <w:start w:val="1"/>
-      <w:numFmt w:val="decimal"/>
-      <w:lvlText w:val="%1)"/>
-      <w:lvlJc w:val="left"/>
-      <w:pPr>
-        <w:ind w:left="720" w:hanging="360"/>
-      </w:pPr>
-      <w:rPr>
-        <w:b/>
-      </w:rPr>
-    </w:lvl>
-    <w:lvl w:ilvl="1" w:tplc="080C0019" w:tentative="1">
-      <w:start w:val="1"/>
-      <w:numFmt w:val="lowerLetter"/>
-      <w:lvlText w:val="%2."/>
-      <w:lvlJc w:val="left"/>
-      <w:pPr>
-        <w:ind w:left="1440" w:hanging="360"/>
-      </w:pPr>
-    </w:lvl>
-    <w:lvl w:ilvl="2" w:tplc="080C001B" w:tentative="1">
-      <w:start w:val="1"/>
-      <w:numFmt w:val="lowerRoman"/>
-      <w:lvlText w:val="%3."/>
-      <w:lvlJc w:val="right"/>
-      <w:pPr>
-        <w:ind w:left="2160" w:hanging="180"/>
-      </w:pPr>
-    </w:lvl>
-    <w:lvl w:ilvl="3" w:tplc="080C000F" w:tentative="1">
-      <w:start w:val="1"/>
-      <w:numFmt w:val="decimal"/>
-      <w:lvlText w:val="%4."/>
-      <w:lvlJc w:val="left"/>
-      <w:pPr>
-        <w:ind w:left="2880" w:hanging="360"/>
-      </w:pPr>
-    </w:lvl>
-    <w:lvl w:ilvl="4" w:tplc="080C0019" w:tentative="1">
-      <w:start w:val="1"/>
-      <w:numFmt w:val="lowerLetter"/>
-      <w:lvlText w:val="%5."/>
-      <w:lvlJc w:val="left"/>
-      <w:pPr>
-        <w:ind w:left="3600" w:hanging="360"/>
-      </w:pPr>
-    </w:lvl>
-    <w:lvl w:ilvl="5" w:tplc="080C001B" w:tentative="1">
-      <w:start w:val="1"/>
-      <w:numFmt w:val="lowerRoman"/>
-      <w:lvlText w:val="%6."/>
-      <w:lvlJc w:val="right"/>
-      <w:pPr>
-        <w:ind w:left="4320" w:hanging="180"/>
-      </w:pPr>
-    </w:lvl>
-    <w:lvl w:ilvl="6" w:tplc="080C000F" w:tentative="1">
-      <w:start w:val="1"/>
-      <w:numFmt w:val="decimal"/>
-      <w:lvlText w:val="%7."/>
-      <w:lvlJc w:val="left"/>
-      <w:pPr>
-        <w:ind w:left="5040" w:hanging="360"/>
-      </w:pPr>
-    </w:lvl>
-    <w:lvl w:ilvl="7" w:tplc="080C0019" w:tentative="1">
-      <w:start w:val="1"/>
-      <w:numFmt w:val="lowerLetter"/>
-      <w:lvlText w:val="%8."/>
-      <w:lvlJc w:val="left"/>
-      <w:pPr>
-        <w:ind w:left="5760" w:hanging="360"/>
-      </w:pPr>
-    </w:lvl>
-    <w:lvl w:ilvl="8" w:tplc="080C001B" w:tentative="1">
-      <w:start w:val="1"/>
-      <w:numFmt w:val="lowerRoman"/>
-      <w:lvlText w:val="%9."/>
-      <w:lvlJc w:val="right"/>
-      <w:pPr>
-        <w:ind w:left="6480" w:hanging="180"/>
-      </w:pPr>
-    </w:lvl>
-  </w:abstractNum>
-  <w:abstractNum w:abstractNumId="25" w15:restartNumberingAfterBreak="0">
-    <w:nsid w:val="54C41BF7"/>
-    <w:multiLevelType w:val="hybridMultilevel"/>
-    <w:tmpl w:val="0E124614"/>
-    <w:lvl w:ilvl="0" w:tplc="BC188C38">
-      <w:start w:val="1"/>
-      <w:numFmt w:val="decimal"/>
-      <w:lvlText w:val="%1)"/>
-      <w:lvlJc w:val="left"/>
-      <w:pPr>
-        <w:ind w:left="720" w:hanging="360"/>
-      </w:pPr>
-      <w:rPr>
-        <w:b/>
-        <w:bCs/>
-      </w:rPr>
-    </w:lvl>
-    <w:lvl w:ilvl="1" w:tplc="080C0019" w:tentative="1">
-      <w:start w:val="1"/>
-      <w:numFmt w:val="lowerLetter"/>
-      <w:lvlText w:val="%2."/>
-      <w:lvlJc w:val="left"/>
-      <w:pPr>
-        <w:ind w:left="1440" w:hanging="360"/>
-      </w:pPr>
-    </w:lvl>
-    <w:lvl w:ilvl="2" w:tplc="080C001B" w:tentative="1">
-      <w:start w:val="1"/>
-      <w:numFmt w:val="lowerRoman"/>
-      <w:lvlText w:val="%3."/>
-      <w:lvlJc w:val="right"/>
-      <w:pPr>
-        <w:ind w:left="2160" w:hanging="180"/>
-      </w:pPr>
-    </w:lvl>
-    <w:lvl w:ilvl="3" w:tplc="080C000F" w:tentative="1">
-      <w:start w:val="1"/>
-      <w:numFmt w:val="decimal"/>
-      <w:lvlText w:val="%4."/>
-      <w:lvlJc w:val="left"/>
-      <w:pPr>
-        <w:ind w:left="2880" w:hanging="360"/>
-      </w:pPr>
-    </w:lvl>
-    <w:lvl w:ilvl="4" w:tplc="080C0019" w:tentative="1">
-      <w:start w:val="1"/>
-      <w:numFmt w:val="lowerLetter"/>
-      <w:lvlText w:val="%5."/>
-      <w:lvlJc w:val="left"/>
-      <w:pPr>
-        <w:ind w:left="3600" w:hanging="360"/>
-      </w:pPr>
-    </w:lvl>
-    <w:lvl w:ilvl="5" w:tplc="080C001B" w:tentative="1">
-      <w:start w:val="1"/>
-      <w:numFmt w:val="lowerRoman"/>
-      <w:lvlText w:val="%6."/>
-      <w:lvlJc w:val="right"/>
-      <w:pPr>
-        <w:ind w:left="4320" w:hanging="180"/>
-      </w:pPr>
-    </w:lvl>
-    <w:lvl w:ilvl="6" w:tplc="080C000F" w:tentative="1">
-      <w:start w:val="1"/>
-      <w:numFmt w:val="decimal"/>
-      <w:lvlText w:val="%7."/>
-      <w:lvlJc w:val="left"/>
-      <w:pPr>
-        <w:ind w:left="5040" w:hanging="360"/>
-      </w:pPr>
-    </w:lvl>
-    <w:lvl w:ilvl="7" w:tplc="080C0019" w:tentative="1">
-      <w:start w:val="1"/>
-      <w:numFmt w:val="lowerLetter"/>
-      <w:lvlText w:val="%8."/>
-      <w:lvlJc w:val="left"/>
-      <w:pPr>
-        <w:ind w:left="5760" w:hanging="360"/>
-      </w:pPr>
-    </w:lvl>
-    <w:lvl w:ilvl="8" w:tplc="080C001B" w:tentative="1">
-      <w:start w:val="1"/>
-      <w:numFmt w:val="lowerRoman"/>
-      <w:lvlText w:val="%9."/>
-      <w:lvlJc w:val="right"/>
-      <w:pPr>
-        <w:ind w:left="6480" w:hanging="180"/>
-      </w:pPr>
-    </w:lvl>
-  </w:abstractNum>
-  <w:abstractNum w:abstractNumId="26" w15:restartNumberingAfterBreak="0">
-    <w:nsid w:val="57192BC4"/>
-    <w:multiLevelType w:val="hybridMultilevel"/>
-    <w:tmpl w:val="52F01320"/>
-    <w:lvl w:ilvl="0" w:tplc="080C0001">
-      <w:start w:val="1"/>
-      <w:numFmt w:val="bullet"/>
-      <w:lvlText w:val=""/>
-      <w:lvlJc w:val="left"/>
-      <w:pPr>
-        <w:ind w:left="720" w:hanging="360"/>
-      </w:pPr>
-      <w:rPr>
-        <w:rFonts w:ascii="Symbol" w:hAnsi="Symbol" w:hint="default"/>
-      </w:rPr>
-    </w:lvl>
-    <w:lvl w:ilvl="1" w:tplc="080C0003" w:tentative="1">
-      <w:start w:val="1"/>
-      <w:numFmt w:val="bullet"/>
-      <w:lvlText w:val="o"/>
-      <w:lvlJc w:val="left"/>
-      <w:pPr>
-        <w:ind w:left="1440" w:hanging="360"/>
-      </w:pPr>
-      <w:rPr>
-        <w:rFonts w:ascii="Courier New" w:hAnsi="Courier New" w:cs="Courier New" w:hint="default"/>
-      </w:rPr>
-    </w:lvl>
-    <w:lvl w:ilvl="2" w:tplc="080C0005" w:tentative="1">
-      <w:start w:val="1"/>
-      <w:numFmt w:val="bullet"/>
-      <w:lvlText w:val=""/>
-      <w:lvlJc w:val="left"/>
-      <w:pPr>
-        <w:ind w:left="2160" w:hanging="360"/>
-      </w:pPr>
-      <w:rPr>
-        <w:rFonts w:ascii="Wingdings" w:hAnsi="Wingdings" w:hint="default"/>
-      </w:rPr>
-    </w:lvl>
-    <w:lvl w:ilvl="3" w:tplc="080C0001" w:tentative="1">
-      <w:start w:val="1"/>
-      <w:numFmt w:val="bullet"/>
-      <w:lvlText w:val=""/>
-      <w:lvlJc w:val="left"/>
-      <w:pPr>
-        <w:ind w:left="2880" w:hanging="360"/>
-      </w:pPr>
-      <w:rPr>
-        <w:rFonts w:ascii="Symbol" w:hAnsi="Symbol" w:hint="default"/>
-      </w:rPr>
-    </w:lvl>
-    <w:lvl w:ilvl="4" w:tplc="080C0003" w:tentative="1">
-      <w:start w:val="1"/>
-      <w:numFmt w:val="bullet"/>
-      <w:lvlText w:val="o"/>
-      <w:lvlJc w:val="left"/>
-      <w:pPr>
-        <w:ind w:left="3600" w:hanging="360"/>
-      </w:pPr>
-      <w:rPr>
-        <w:rFonts w:ascii="Courier New" w:hAnsi="Courier New" w:cs="Courier New" w:hint="default"/>
-      </w:rPr>
-    </w:lvl>
-    <w:lvl w:ilvl="5" w:tplc="080C0005" w:tentative="1">
-      <w:start w:val="1"/>
-      <w:numFmt w:val="bullet"/>
-      <w:lvlText w:val=""/>
-      <w:lvlJc w:val="left"/>
-      <w:pPr>
-        <w:ind w:left="4320" w:hanging="360"/>
-      </w:pPr>
-      <w:rPr>
-        <w:rFonts w:ascii="Wingdings" w:hAnsi="Wingdings" w:hint="default"/>
-      </w:rPr>
-    </w:lvl>
-    <w:lvl w:ilvl="6" w:tplc="080C0001" w:tentative="1">
-      <w:start w:val="1"/>
-      <w:numFmt w:val="bullet"/>
-      <w:lvlText w:val=""/>
-      <w:lvlJc w:val="left"/>
-      <w:pPr>
-        <w:ind w:left="5040" w:hanging="360"/>
-      </w:pPr>
-      <w:rPr>
-        <w:rFonts w:ascii="Symbol" w:hAnsi="Symbol" w:hint="default"/>
-      </w:rPr>
-    </w:lvl>
-    <w:lvl w:ilvl="7" w:tplc="080C0003" w:tentative="1">
-      <w:start w:val="1"/>
-      <w:numFmt w:val="bullet"/>
-      <w:lvlText w:val="o"/>
-      <w:lvlJc w:val="left"/>
-      <w:pPr>
-        <w:ind w:left="5760" w:hanging="360"/>
-      </w:pPr>
-      <w:rPr>
-        <w:rFonts w:ascii="Courier New" w:hAnsi="Courier New" w:cs="Courier New" w:hint="default"/>
-      </w:rPr>
-    </w:lvl>
-    <w:lvl w:ilvl="8" w:tplc="080C0005" w:tentative="1">
-      <w:start w:val="1"/>
-      <w:numFmt w:val="bullet"/>
-      <w:lvlText w:val=""/>
-      <w:lvlJc w:val="left"/>
-      <w:pPr>
-        <w:ind w:left="6480" w:hanging="360"/>
-      </w:pPr>
-      <w:rPr>
-        <w:rFonts w:ascii="Wingdings" w:hAnsi="Wingdings" w:hint="default"/>
-      </w:rPr>
-    </w:lvl>
-  </w:abstractNum>
-  <w:abstractNum w:abstractNumId="27" w15:restartNumberingAfterBreak="0">
-    <w:nsid w:val="57F3536B"/>
-    <w:multiLevelType w:val="hybridMultilevel"/>
-    <w:tmpl w:val="1172B50A"/>
-    <w:lvl w:ilvl="0" w:tplc="080C0001">
-      <w:start w:val="1"/>
-      <w:numFmt w:val="bullet"/>
-      <w:lvlText w:val=""/>
-      <w:lvlJc w:val="left"/>
-      <w:pPr>
-        <w:ind w:left="720" w:hanging="360"/>
-      </w:pPr>
-      <w:rPr>
-        <w:rFonts w:ascii="Symbol" w:hAnsi="Symbol" w:hint="default"/>
-      </w:rPr>
-    </w:lvl>
-    <w:lvl w:ilvl="1" w:tplc="080C0003" w:tentative="1">
-      <w:start w:val="1"/>
-      <w:numFmt w:val="bullet"/>
-      <w:lvlText w:val="o"/>
-      <w:lvlJc w:val="left"/>
-      <w:pPr>
-        <w:ind w:left="1440" w:hanging="360"/>
-      </w:pPr>
-      <w:rPr>
-        <w:rFonts w:ascii="Courier New" w:hAnsi="Courier New" w:cs="Courier New" w:hint="default"/>
-      </w:rPr>
-    </w:lvl>
-    <w:lvl w:ilvl="2" w:tplc="080C0005" w:tentative="1">
-      <w:start w:val="1"/>
-      <w:numFmt w:val="bullet"/>
-      <w:lvlText w:val=""/>
-      <w:lvlJc w:val="left"/>
-      <w:pPr>
-        <w:ind w:left="2160" w:hanging="360"/>
-      </w:pPr>
-      <w:rPr>
-        <w:rFonts w:ascii="Wingdings" w:hAnsi="Wingdings" w:hint="default"/>
-      </w:rPr>
-    </w:lvl>
-    <w:lvl w:ilvl="3" w:tplc="080C0001" w:tentative="1">
-      <w:start w:val="1"/>
-      <w:numFmt w:val="bullet"/>
-      <w:lvlText w:val=""/>
-      <w:lvlJc w:val="left"/>
-      <w:pPr>
-        <w:ind w:left="2880" w:hanging="360"/>
-      </w:pPr>
-      <w:rPr>
-        <w:rFonts w:ascii="Symbol" w:hAnsi="Symbol" w:hint="default"/>
-      </w:rPr>
-    </w:lvl>
-    <w:lvl w:ilvl="4" w:tplc="080C0003" w:tentative="1">
-      <w:start w:val="1"/>
-      <w:numFmt w:val="bullet"/>
-      <w:lvlText w:val="o"/>
-      <w:lvlJc w:val="left"/>
-      <w:pPr>
-        <w:ind w:left="3600" w:hanging="360"/>
-      </w:pPr>
-      <w:rPr>
-        <w:rFonts w:ascii="Courier New" w:hAnsi="Courier New" w:cs="Courier New" w:hint="default"/>
-      </w:rPr>
-    </w:lvl>
-    <w:lvl w:ilvl="5" w:tplc="080C0005" w:tentative="1">
-      <w:start w:val="1"/>
-      <w:numFmt w:val="bullet"/>
-      <w:lvlText w:val=""/>
-      <w:lvlJc w:val="left"/>
-      <w:pPr>
-        <w:ind w:left="4320" w:hanging="360"/>
-      </w:pPr>
-      <w:rPr>
-        <w:rFonts w:ascii="Wingdings" w:hAnsi="Wingdings" w:hint="default"/>
-      </w:rPr>
-    </w:lvl>
-    <w:lvl w:ilvl="6" w:tplc="080C0001" w:tentative="1">
-      <w:start w:val="1"/>
-      <w:numFmt w:val="bullet"/>
-      <w:lvlText w:val=""/>
-      <w:lvlJc w:val="left"/>
-      <w:pPr>
-        <w:ind w:left="5040" w:hanging="360"/>
-      </w:pPr>
-      <w:rPr>
-        <w:rFonts w:ascii="Symbol" w:hAnsi="Symbol" w:hint="default"/>
-      </w:rPr>
-    </w:lvl>
-    <w:lvl w:ilvl="7" w:tplc="080C0003" w:tentative="1">
-      <w:start w:val="1"/>
-      <w:numFmt w:val="bullet"/>
-      <w:lvlText w:val="o"/>
-      <w:lvlJc w:val="left"/>
-      <w:pPr>
-        <w:ind w:left="5760" w:hanging="360"/>
-      </w:pPr>
-      <w:rPr>
-        <w:rFonts w:ascii="Courier New" w:hAnsi="Courier New" w:cs="Courier New" w:hint="default"/>
-      </w:rPr>
-    </w:lvl>
-    <w:lvl w:ilvl="8" w:tplc="080C0005" w:tentative="1">
-      <w:start w:val="1"/>
-      <w:numFmt w:val="bullet"/>
-      <w:lvlText w:val=""/>
-      <w:lvlJc w:val="left"/>
-      <w:pPr>
-        <w:ind w:left="6480" w:hanging="360"/>
-      </w:pPr>
-      <w:rPr>
-        <w:rFonts w:ascii="Wingdings" w:hAnsi="Wingdings" w:hint="default"/>
-      </w:rPr>
-    </w:lvl>
-  </w:abstractNum>
-  <w:abstractNum w:abstractNumId="28" w15:restartNumberingAfterBreak="0">
-    <w:nsid w:val="593D4F9A"/>
-    <w:multiLevelType w:val="hybridMultilevel"/>
-    <w:tmpl w:val="F89AC378"/>
-    <w:lvl w:ilvl="0" w:tplc="080C0001">
-      <w:start w:val="1"/>
-      <w:numFmt w:val="bullet"/>
-      <w:lvlText w:val=""/>
-      <w:lvlJc w:val="left"/>
-      <w:pPr>
-        <w:ind w:left="720" w:hanging="360"/>
-      </w:pPr>
-      <w:rPr>
-        <w:rFonts w:ascii="Symbol" w:hAnsi="Symbol" w:hint="default"/>
-      </w:rPr>
-    </w:lvl>
-    <w:lvl w:ilvl="1" w:tplc="080C0003">
-      <w:start w:val="1"/>
-      <w:numFmt w:val="bullet"/>
-      <w:lvlText w:val="o"/>
-      <w:lvlJc w:val="left"/>
-      <w:pPr>
-        <w:ind w:left="1440" w:hanging="360"/>
-      </w:pPr>
-      <w:rPr>
-        <w:rFonts w:ascii="Courier New" w:hAnsi="Courier New" w:cs="Courier New" w:hint="default"/>
-      </w:rPr>
-    </w:lvl>
-    <w:lvl w:ilvl="2" w:tplc="080C0005">
-      <w:start w:val="1"/>
-      <w:numFmt w:val="bullet"/>
-      <w:lvlText w:val=""/>
-      <w:lvlJc w:val="left"/>
-      <w:pPr>
-        <w:ind w:left="2160" w:hanging="360"/>
-      </w:pPr>
-      <w:rPr>
-        <w:rFonts w:ascii="Wingdings" w:hAnsi="Wingdings" w:hint="default"/>
-      </w:rPr>
-    </w:lvl>
-    <w:lvl w:ilvl="3" w:tplc="080C0001">
-      <w:start w:val="1"/>
-      <w:numFmt w:val="bullet"/>
-      <w:lvlText w:val=""/>
-      <w:lvlJc w:val="left"/>
-      <w:pPr>
-        <w:ind w:left="2880" w:hanging="360"/>
-      </w:pPr>
-      <w:rPr>
-        <w:rFonts w:ascii="Symbol" w:hAnsi="Symbol" w:hint="default"/>
-      </w:rPr>
-    </w:lvl>
-    <w:lvl w:ilvl="4" w:tplc="080C0003">
-      <w:start w:val="1"/>
-      <w:numFmt w:val="bullet"/>
-      <w:lvlText w:val="o"/>
-      <w:lvlJc w:val="left"/>
-      <w:pPr>
-        <w:ind w:left="3600" w:hanging="360"/>
-      </w:pPr>
-      <w:rPr>
-        <w:rFonts w:ascii="Courier New" w:hAnsi="Courier New" w:cs="Courier New" w:hint="default"/>
-      </w:rPr>
-    </w:lvl>
-    <w:lvl w:ilvl="5" w:tplc="080C0005">
-      <w:start w:val="1"/>
-      <w:numFmt w:val="bullet"/>
-      <w:lvlText w:val=""/>
-      <w:lvlJc w:val="left"/>
-      <w:pPr>
-        <w:ind w:left="4320" w:hanging="360"/>
-      </w:pPr>
-      <w:rPr>
-        <w:rFonts w:ascii="Wingdings" w:hAnsi="Wingdings" w:hint="default"/>
-      </w:rPr>
-    </w:lvl>
-    <w:lvl w:ilvl="6" w:tplc="080C0001">
-      <w:start w:val="1"/>
-      <w:numFmt w:val="bullet"/>
-      <w:lvlText w:val=""/>
-      <w:lvlJc w:val="left"/>
-      <w:pPr>
-        <w:ind w:left="5040" w:hanging="360"/>
-      </w:pPr>
-      <w:rPr>
-        <w:rFonts w:ascii="Symbol" w:hAnsi="Symbol" w:hint="default"/>
-      </w:rPr>
-    </w:lvl>
-    <w:lvl w:ilvl="7" w:tplc="080C0003">
-      <w:start w:val="1"/>
-      <w:numFmt w:val="bullet"/>
-      <w:lvlText w:val="o"/>
-      <w:lvlJc w:val="left"/>
-      <w:pPr>
-        <w:ind w:left="5760" w:hanging="360"/>
-      </w:pPr>
-      <w:rPr>
-        <w:rFonts w:ascii="Courier New" w:hAnsi="Courier New" w:cs="Courier New" w:hint="default"/>
-      </w:rPr>
-    </w:lvl>
-    <w:lvl w:ilvl="8" w:tplc="080C0005">
-      <w:start w:val="1"/>
-      <w:numFmt w:val="bullet"/>
-      <w:lvlText w:val=""/>
-      <w:lvlJc w:val="left"/>
-      <w:pPr>
-        <w:ind w:left="6480" w:hanging="360"/>
-      </w:pPr>
-      <w:rPr>
-        <w:rFonts w:ascii="Wingdings" w:hAnsi="Wingdings" w:hint="default"/>
-      </w:rPr>
-    </w:lvl>
-  </w:abstractNum>
-  <w:abstractNum w:abstractNumId="29" w15:restartNumberingAfterBreak="0">
-    <w:nsid w:val="59C0637A"/>
-    <w:multiLevelType w:val="hybridMultilevel"/>
-    <w:tmpl w:val="A7C2702E"/>
+    <w:tmpl w:val="17CEB9D0"/>
     <w:lvl w:ilvl="0" w:tplc="79C63396">
       <w:start w:val="1"/>
       <w:numFmt w:val="lowerLetter"/>
       <w:lvlText w:val="%1)"/>
       <w:lvlJc w:val="left"/>
       <w:pPr>
-        <w:ind w:left="720" w:hanging="360"/>
-      </w:pPr>
-      <w:rPr>
-        <w:b/>
-      </w:rPr>
-    </w:lvl>
-    <w:lvl w:ilvl="1" w:tplc="080C0019" w:tentative="1">
-      <w:start w:val="1"/>
-      <w:numFmt w:val="lowerLetter"/>
-      <w:lvlText w:val="%2."/>
-      <w:lvlJc w:val="left"/>
-      <w:pPr>
-        <w:ind w:left="1440" w:hanging="360"/>
-      </w:pPr>
-    </w:lvl>
-    <w:lvl w:ilvl="2" w:tplc="080C001B" w:tentative="1">
-      <w:start w:val="1"/>
-      <w:numFmt w:val="lowerRoman"/>
-      <w:lvlText w:val="%3."/>
-      <w:lvlJc w:val="right"/>
-      <w:pPr>
-        <w:ind w:left="2160" w:hanging="180"/>
-      </w:pPr>
-    </w:lvl>
-    <w:lvl w:ilvl="3" w:tplc="080C000F" w:tentative="1">
-      <w:start w:val="1"/>
-      <w:numFmt w:val="decimal"/>
-      <w:lvlText w:val="%4."/>
-      <w:lvlJc w:val="left"/>
-      <w:pPr>
-        <w:ind w:left="2880" w:hanging="360"/>
-      </w:pPr>
-    </w:lvl>
-    <w:lvl w:ilvl="4" w:tplc="080C0019" w:tentative="1">
-      <w:start w:val="1"/>
-      <w:numFmt w:val="lowerLetter"/>
-      <w:lvlText w:val="%5."/>
-      <w:lvlJc w:val="left"/>
-      <w:pPr>
-        <w:ind w:left="3600" w:hanging="360"/>
-      </w:pPr>
-    </w:lvl>
-    <w:lvl w:ilvl="5" w:tplc="080C001B" w:tentative="1">
-      <w:start w:val="1"/>
-      <w:numFmt w:val="lowerRoman"/>
-      <w:lvlText w:val="%6."/>
-      <w:lvlJc w:val="right"/>
-      <w:pPr>
-        <w:ind w:left="4320" w:hanging="180"/>
-      </w:pPr>
-    </w:lvl>
-    <w:lvl w:ilvl="6" w:tplc="080C000F" w:tentative="1">
-      <w:start w:val="1"/>
-      <w:numFmt w:val="decimal"/>
-      <w:lvlText w:val="%7."/>
-      <w:lvlJc w:val="left"/>
-      <w:pPr>
-        <w:ind w:left="5040" w:hanging="360"/>
-      </w:pPr>
-    </w:lvl>
-    <w:lvl w:ilvl="7" w:tplc="080C0019" w:tentative="1">
-      <w:start w:val="1"/>
-      <w:numFmt w:val="lowerLetter"/>
-      <w:lvlText w:val="%8."/>
-      <w:lvlJc w:val="left"/>
-      <w:pPr>
-        <w:ind w:left="5760" w:hanging="360"/>
-      </w:pPr>
-    </w:lvl>
-    <w:lvl w:ilvl="8" w:tplc="080C001B" w:tentative="1">
-      <w:start w:val="1"/>
-      <w:numFmt w:val="lowerRoman"/>
-      <w:lvlText w:val="%9."/>
-      <w:lvlJc w:val="right"/>
-      <w:pPr>
-        <w:ind w:left="6480" w:hanging="180"/>
-      </w:pPr>
-    </w:lvl>
-  </w:abstractNum>
-  <w:abstractNum w:abstractNumId="30" w15:restartNumberingAfterBreak="0">
-    <w:nsid w:val="5D9F6574"/>
-    <w:multiLevelType w:val="hybridMultilevel"/>
-    <w:tmpl w:val="A6D84EA0"/>
-    <w:lvl w:ilvl="0" w:tplc="E3C0D13E">
-      <w:start w:val="1"/>
-      <w:numFmt w:val="decimal"/>
-      <w:lvlText w:val="%1)"/>
-      <w:lvlJc w:val="left"/>
-      <w:pPr>
-        <w:ind w:left="720" w:hanging="360"/>
+        <w:ind w:left="840" w:hanging="360"/>
       </w:pPr>
       <w:rPr>
         <w:b/>
@@ -22789,7 +21852,7 @@
       <w:lvlText w:val="%2."/>
       <w:lvlJc w:val="left"/>
       <w:pPr>
-        <w:ind w:left="1440" w:hanging="360"/>
+        <w:ind w:left="1560" w:hanging="360"/>
       </w:pPr>
     </w:lvl>
     <w:lvl w:ilvl="2" w:tplc="080C001B" w:tentative="1">
@@ -22798,7 +21861,7 @@
       <w:lvlText w:val="%3."/>
       <w:lvlJc w:val="right"/>
       <w:pPr>
-        <w:ind w:left="2160" w:hanging="180"/>
+        <w:ind w:left="2280" w:hanging="180"/>
       </w:pPr>
     </w:lvl>
     <w:lvl w:ilvl="3" w:tplc="080C000F" w:tentative="1">
@@ -22807,7 +21870,7 @@
       <w:lvlText w:val="%4."/>
       <w:lvlJc w:val="left"/>
       <w:pPr>
-        <w:ind w:left="2880" w:hanging="360"/>
+        <w:ind w:left="3000" w:hanging="360"/>
       </w:pPr>
     </w:lvl>
     <w:lvl w:ilvl="4" w:tplc="080C0019" w:tentative="1">
@@ -22816,7 +21879,7 @@
       <w:lvlText w:val="%5."/>
       <w:lvlJc w:val="left"/>
       <w:pPr>
-        <w:ind w:left="3600" w:hanging="360"/>
+        <w:ind w:left="3720" w:hanging="360"/>
       </w:pPr>
     </w:lvl>
     <w:lvl w:ilvl="5" w:tplc="080C001B" w:tentative="1">
@@ -22825,7 +21888,7 @@
       <w:lvlText w:val="%6."/>
       <w:lvlJc w:val="right"/>
       <w:pPr>
-        <w:ind w:left="4320" w:hanging="180"/>
+        <w:ind w:left="4440" w:hanging="180"/>
       </w:pPr>
     </w:lvl>
     <w:lvl w:ilvl="6" w:tplc="080C000F" w:tentative="1">
@@ -22834,7 +21897,7 @@
       <w:lvlText w:val="%7."/>
       <w:lvlJc w:val="left"/>
       <w:pPr>
-        <w:ind w:left="5040" w:hanging="360"/>
+        <w:ind w:left="5160" w:hanging="360"/>
       </w:pPr>
     </w:lvl>
     <w:lvl w:ilvl="7" w:tplc="080C0019" w:tentative="1">
@@ -22843,7 +21906,7 @@
       <w:lvlText w:val="%8."/>
       <w:lvlJc w:val="left"/>
       <w:pPr>
-        <w:ind w:left="5760" w:hanging="360"/>
+        <w:ind w:left="5880" w:hanging="360"/>
       </w:pPr>
     </w:lvl>
     <w:lvl w:ilvl="8" w:tplc="080C001B" w:tentative="1">
@@ -22852,15 +21915,15 @@
       <w:lvlText w:val="%9."/>
       <w:lvlJc w:val="right"/>
       <w:pPr>
-        <w:ind w:left="6480" w:hanging="180"/>
+        <w:ind w:left="6600" w:hanging="180"/>
       </w:pPr>
     </w:lvl>
   </w:abstractNum>
-  <w:abstractNum w:abstractNumId="31" w15:restartNumberingAfterBreak="0">
-    <w:nsid w:val="5E7746AF"/>
+  <w:abstractNum w:abstractNumId="20" w15:restartNumberingAfterBreak="0">
+    <w:nsid w:val="3A9E0CAD"/>
     <w:multiLevelType w:val="hybridMultilevel"/>
-    <w:tmpl w:val="1590BA96"/>
-    <w:lvl w:ilvl="0" w:tplc="188C034A">
+    <w:tmpl w:val="9E0844F8"/>
+    <w:lvl w:ilvl="0" w:tplc="679E8C7A">
       <w:start w:val="1"/>
       <w:numFmt w:val="decimal"/>
       <w:lvlText w:val="%1)"/>
@@ -22945,20 +22008,21 @@
       </w:pPr>
     </w:lvl>
   </w:abstractNum>
-  <w:abstractNum w:abstractNumId="32" w15:restartNumberingAfterBreak="0">
-    <w:nsid w:val="5EFC309A"/>
+  <w:abstractNum w:abstractNumId="21" w15:restartNumberingAfterBreak="0">
+    <w:nsid w:val="46323B21"/>
     <w:multiLevelType w:val="hybridMultilevel"/>
-    <w:tmpl w:val="1C786CB6"/>
-    <w:lvl w:ilvl="0" w:tplc="EA14B444">
-      <w:start w:val="1"/>
-      <w:numFmt w:val="lowerLetter"/>
-      <w:lvlText w:val="%1)"/>
-      <w:lvlJc w:val="left"/>
-      <w:pPr>
-        <w:ind w:left="1210" w:hanging="360"/>
+    <w:tmpl w:val="DCAC2D1A"/>
+    <w:lvl w:ilvl="0" w:tplc="B6B00BFA">
+      <w:start w:val="1"/>
+      <w:numFmt w:val="upperLetter"/>
+      <w:lvlText w:val="%1."/>
+      <w:lvlJc w:val="left"/>
+      <w:pPr>
+        <w:ind w:left="720" w:hanging="360"/>
       </w:pPr>
       <w:rPr>
-        <w:b/>
+        <w:rFonts w:hint="default"/>
+        <w:color w:val="auto"/>
       </w:rPr>
     </w:lvl>
     <w:lvl w:ilvl="1" w:tplc="080C0019" w:tentative="1">
@@ -22967,7 +22031,7 @@
       <w:lvlText w:val="%2."/>
       <w:lvlJc w:val="left"/>
       <w:pPr>
-        <w:ind w:left="1930" w:hanging="360"/>
+        <w:ind w:left="1440" w:hanging="360"/>
       </w:pPr>
     </w:lvl>
     <w:lvl w:ilvl="2" w:tplc="080C001B" w:tentative="1">
@@ -22976,7 +22040,7 @@
       <w:lvlText w:val="%3."/>
       <w:lvlJc w:val="right"/>
       <w:pPr>
-        <w:ind w:left="2650" w:hanging="180"/>
+        <w:ind w:left="2160" w:hanging="180"/>
       </w:pPr>
     </w:lvl>
     <w:lvl w:ilvl="3" w:tplc="080C000F" w:tentative="1">
@@ -22985,7 +22049,7 @@
       <w:lvlText w:val="%4."/>
       <w:lvlJc w:val="left"/>
       <w:pPr>
-        <w:ind w:left="3370" w:hanging="360"/>
+        <w:ind w:left="2880" w:hanging="360"/>
       </w:pPr>
     </w:lvl>
     <w:lvl w:ilvl="4" w:tplc="080C0019" w:tentative="1">
@@ -22994,7 +22058,7 @@
       <w:lvlText w:val="%5."/>
       <w:lvlJc w:val="left"/>
       <w:pPr>
-        <w:ind w:left="4090" w:hanging="360"/>
+        <w:ind w:left="3600" w:hanging="360"/>
       </w:pPr>
     </w:lvl>
     <w:lvl w:ilvl="5" w:tplc="080C001B" w:tentative="1">
@@ -23003,7 +22067,7 @@
       <w:lvlText w:val="%6."/>
       <w:lvlJc w:val="right"/>
       <w:pPr>
-        <w:ind w:left="4810" w:hanging="180"/>
+        <w:ind w:left="4320" w:hanging="180"/>
       </w:pPr>
     </w:lvl>
     <w:lvl w:ilvl="6" w:tplc="080C000F" w:tentative="1">
@@ -23012,7 +22076,7 @@
       <w:lvlText w:val="%7."/>
       <w:lvlJc w:val="left"/>
       <w:pPr>
-        <w:ind w:left="5530" w:hanging="360"/>
+        <w:ind w:left="5040" w:hanging="360"/>
       </w:pPr>
     </w:lvl>
     <w:lvl w:ilvl="7" w:tplc="080C0019" w:tentative="1">
@@ -23021,7 +22085,7 @@
       <w:lvlText w:val="%8."/>
       <w:lvlJc w:val="left"/>
       <w:pPr>
-        <w:ind w:left="6250" w:hanging="360"/>
+        <w:ind w:left="5760" w:hanging="360"/>
       </w:pPr>
     </w:lvl>
     <w:lvl w:ilvl="8" w:tplc="080C001B" w:tentative="1">
@@ -23030,625 +22094,17 @@
       <w:lvlText w:val="%9."/>
       <w:lvlJc w:val="right"/>
       <w:pPr>
-        <w:ind w:left="6970" w:hanging="180"/>
+        <w:ind w:left="6480" w:hanging="180"/>
       </w:pPr>
     </w:lvl>
   </w:abstractNum>
-  <w:abstractNum w:abstractNumId="33" w15:restartNumberingAfterBreak="0">
-    <w:nsid w:val="647B7F61"/>
+  <w:abstractNum w:abstractNumId="22" w15:restartNumberingAfterBreak="0">
+    <w:nsid w:val="4AEA2F7C"/>
     <w:multiLevelType w:val="hybridMultilevel"/>
-    <w:tmpl w:val="C6263D94"/>
-    <w:lvl w:ilvl="0" w:tplc="622CB7B2">
-      <w:start w:val="1"/>
-      <w:numFmt w:val="decimal"/>
-      <w:lvlText w:val="%1)"/>
-      <w:lvlJc w:val="left"/>
-      <w:pPr>
-        <w:ind w:left="720" w:hanging="360"/>
-      </w:pPr>
-      <w:rPr>
-        <w:b/>
-      </w:rPr>
-    </w:lvl>
-    <w:lvl w:ilvl="1" w:tplc="080C0019" w:tentative="1">
+    <w:tmpl w:val="CA606254"/>
+    <w:lvl w:ilvl="0" w:tplc="79C63396">
       <w:start w:val="1"/>
       <w:numFmt w:val="lowerLetter"/>
-      <w:lvlText w:val="%2."/>
-      <w:lvlJc w:val="left"/>
-      <w:pPr>
-        <w:ind w:left="1440" w:hanging="360"/>
-      </w:pPr>
-    </w:lvl>
-    <w:lvl w:ilvl="2" w:tplc="080C001B" w:tentative="1">
-      <w:start w:val="1"/>
-      <w:numFmt w:val="lowerRoman"/>
-      <w:lvlText w:val="%3."/>
-      <w:lvlJc w:val="right"/>
-      <w:pPr>
-        <w:ind w:left="2160" w:hanging="180"/>
-      </w:pPr>
-    </w:lvl>
-    <w:lvl w:ilvl="3" w:tplc="080C000F" w:tentative="1">
-      <w:start w:val="1"/>
-      <w:numFmt w:val="decimal"/>
-      <w:lvlText w:val="%4."/>
-      <w:lvlJc w:val="left"/>
-      <w:pPr>
-        <w:ind w:left="2880" w:hanging="360"/>
-      </w:pPr>
-    </w:lvl>
-    <w:lvl w:ilvl="4" w:tplc="080C0019" w:tentative="1">
-      <w:start w:val="1"/>
-      <w:numFmt w:val="lowerLetter"/>
-      <w:lvlText w:val="%5."/>
-      <w:lvlJc w:val="left"/>
-      <w:pPr>
-        <w:ind w:left="3600" w:hanging="360"/>
-      </w:pPr>
-    </w:lvl>
-    <w:lvl w:ilvl="5" w:tplc="080C001B" w:tentative="1">
-      <w:start w:val="1"/>
-      <w:numFmt w:val="lowerRoman"/>
-      <w:lvlText w:val="%6."/>
-      <w:lvlJc w:val="right"/>
-      <w:pPr>
-        <w:ind w:left="4320" w:hanging="180"/>
-      </w:pPr>
-    </w:lvl>
-    <w:lvl w:ilvl="6" w:tplc="080C000F" w:tentative="1">
-      <w:start w:val="1"/>
-      <w:numFmt w:val="decimal"/>
-      <w:lvlText w:val="%7."/>
-      <w:lvlJc w:val="left"/>
-      <w:pPr>
-        <w:ind w:left="5040" w:hanging="360"/>
-      </w:pPr>
-    </w:lvl>
-    <w:lvl w:ilvl="7" w:tplc="080C0019" w:tentative="1">
-      <w:start w:val="1"/>
-      <w:numFmt w:val="lowerLetter"/>
-      <w:lvlText w:val="%8."/>
-      <w:lvlJc w:val="left"/>
-      <w:pPr>
-        <w:ind w:left="5760" w:hanging="360"/>
-      </w:pPr>
-    </w:lvl>
-    <w:lvl w:ilvl="8" w:tplc="080C001B" w:tentative="1">
-      <w:start w:val="1"/>
-      <w:numFmt w:val="lowerRoman"/>
-      <w:lvlText w:val="%9."/>
-      <w:lvlJc w:val="right"/>
-      <w:pPr>
-        <w:ind w:left="6480" w:hanging="180"/>
-      </w:pPr>
-    </w:lvl>
-  </w:abstractNum>
-  <w:abstractNum w:abstractNumId="34" w15:restartNumberingAfterBreak="0">
-    <w:nsid w:val="6C357C88"/>
-    <w:multiLevelType w:val="hybridMultilevel"/>
-    <w:tmpl w:val="62A60DC6"/>
-    <w:lvl w:ilvl="0" w:tplc="080C0001">
-      <w:start w:val="1"/>
-      <w:numFmt w:val="bullet"/>
-      <w:lvlText w:val=""/>
-      <w:lvlJc w:val="left"/>
-      <w:pPr>
-        <w:ind w:left="720" w:hanging="360"/>
-      </w:pPr>
-      <w:rPr>
-        <w:rFonts w:ascii="Symbol" w:hAnsi="Symbol" w:hint="default"/>
-      </w:rPr>
-    </w:lvl>
-    <w:lvl w:ilvl="1" w:tplc="080C0003">
-      <w:start w:val="1"/>
-      <w:numFmt w:val="bullet"/>
-      <w:lvlText w:val="o"/>
-      <w:lvlJc w:val="left"/>
-      <w:pPr>
-        <w:ind w:left="1440" w:hanging="360"/>
-      </w:pPr>
-      <w:rPr>
-        <w:rFonts w:ascii="Courier New" w:hAnsi="Courier New" w:cs="Courier New" w:hint="default"/>
-      </w:rPr>
-    </w:lvl>
-    <w:lvl w:ilvl="2" w:tplc="080C0005" w:tentative="1">
-      <w:start w:val="1"/>
-      <w:numFmt w:val="bullet"/>
-      <w:lvlText w:val=""/>
-      <w:lvlJc w:val="left"/>
-      <w:pPr>
-        <w:ind w:left="2160" w:hanging="360"/>
-      </w:pPr>
-      <w:rPr>
-        <w:rFonts w:ascii="Wingdings" w:hAnsi="Wingdings" w:hint="default"/>
-      </w:rPr>
-    </w:lvl>
-    <w:lvl w:ilvl="3" w:tplc="080C0001" w:tentative="1">
-      <w:start w:val="1"/>
-      <w:numFmt w:val="bullet"/>
-      <w:lvlText w:val=""/>
-      <w:lvlJc w:val="left"/>
-      <w:pPr>
-        <w:ind w:left="2880" w:hanging="360"/>
-      </w:pPr>
-      <w:rPr>
-        <w:rFonts w:ascii="Symbol" w:hAnsi="Symbol" w:hint="default"/>
-      </w:rPr>
-    </w:lvl>
-    <w:lvl w:ilvl="4" w:tplc="080C0003" w:tentative="1">
-      <w:start w:val="1"/>
-      <w:numFmt w:val="bullet"/>
-      <w:lvlText w:val="o"/>
-      <w:lvlJc w:val="left"/>
-      <w:pPr>
-        <w:ind w:left="3600" w:hanging="360"/>
-      </w:pPr>
-      <w:rPr>
-        <w:rFonts w:ascii="Courier New" w:hAnsi="Courier New" w:cs="Courier New" w:hint="default"/>
-      </w:rPr>
-    </w:lvl>
-    <w:lvl w:ilvl="5" w:tplc="080C0005" w:tentative="1">
-      <w:start w:val="1"/>
-      <w:numFmt w:val="bullet"/>
-      <w:lvlText w:val=""/>
-      <w:lvlJc w:val="left"/>
-      <w:pPr>
-        <w:ind w:left="4320" w:hanging="360"/>
-      </w:pPr>
-      <w:rPr>
-        <w:rFonts w:ascii="Wingdings" w:hAnsi="Wingdings" w:hint="default"/>
-      </w:rPr>
-    </w:lvl>
-    <w:lvl w:ilvl="6" w:tplc="080C0001" w:tentative="1">
-      <w:start w:val="1"/>
-      <w:numFmt w:val="bullet"/>
-      <w:lvlText w:val=""/>
-      <w:lvlJc w:val="left"/>
-      <w:pPr>
-        <w:ind w:left="5040" w:hanging="360"/>
-      </w:pPr>
-      <w:rPr>
-        <w:rFonts w:ascii="Symbol" w:hAnsi="Symbol" w:hint="default"/>
-      </w:rPr>
-    </w:lvl>
-    <w:lvl w:ilvl="7" w:tplc="080C0003" w:tentative="1">
-      <w:start w:val="1"/>
-      <w:numFmt w:val="bullet"/>
-      <w:lvlText w:val="o"/>
-      <w:lvlJc w:val="left"/>
-      <w:pPr>
-        <w:ind w:left="5760" w:hanging="360"/>
-      </w:pPr>
-      <w:rPr>
-        <w:rFonts w:ascii="Courier New" w:hAnsi="Courier New" w:cs="Courier New" w:hint="default"/>
-      </w:rPr>
-    </w:lvl>
-    <w:lvl w:ilvl="8" w:tplc="080C0005" w:tentative="1">
-      <w:start w:val="1"/>
-      <w:numFmt w:val="bullet"/>
-      <w:lvlText w:val=""/>
-      <w:lvlJc w:val="left"/>
-      <w:pPr>
-        <w:ind w:left="6480" w:hanging="360"/>
-      </w:pPr>
-      <w:rPr>
-        <w:rFonts w:ascii="Wingdings" w:hAnsi="Wingdings" w:hint="default"/>
-      </w:rPr>
-    </w:lvl>
-  </w:abstractNum>
-  <w:abstractNum w:abstractNumId="35" w15:restartNumberingAfterBreak="0">
-    <w:nsid w:val="6D64706E"/>
-    <w:multiLevelType w:val="hybridMultilevel"/>
-    <w:tmpl w:val="E7240D14"/>
-    <w:lvl w:ilvl="0" w:tplc="DD1C2A88">
-      <w:start w:val="1"/>
-      <w:numFmt w:val="bullet"/>
-      <w:lvlText w:val="-"/>
-      <w:lvlJc w:val="left"/>
-      <w:pPr>
-        <w:ind w:left="720" w:hanging="360"/>
-      </w:pPr>
-      <w:rPr>
-        <w:rFonts w:ascii="Calibri" w:eastAsiaTheme="minorHAnsi" w:hAnsi="Calibri" w:cs="Calibri" w:hint="default"/>
-      </w:rPr>
-    </w:lvl>
-    <w:lvl w:ilvl="1" w:tplc="080C0003" w:tentative="1">
-      <w:start w:val="1"/>
-      <w:numFmt w:val="bullet"/>
-      <w:lvlText w:val="o"/>
-      <w:lvlJc w:val="left"/>
-      <w:pPr>
-        <w:ind w:left="1440" w:hanging="360"/>
-      </w:pPr>
-      <w:rPr>
-        <w:rFonts w:ascii="Courier New" w:hAnsi="Courier New" w:cs="Courier New" w:hint="default"/>
-      </w:rPr>
-    </w:lvl>
-    <w:lvl w:ilvl="2" w:tplc="080C0005" w:tentative="1">
-      <w:start w:val="1"/>
-      <w:numFmt w:val="bullet"/>
-      <w:lvlText w:val=""/>
-      <w:lvlJc w:val="left"/>
-      <w:pPr>
-        <w:ind w:left="2160" w:hanging="360"/>
-      </w:pPr>
-      <w:rPr>
-        <w:rFonts w:ascii="Wingdings" w:hAnsi="Wingdings" w:hint="default"/>
-      </w:rPr>
-    </w:lvl>
-    <w:lvl w:ilvl="3" w:tplc="080C0001" w:tentative="1">
-      <w:start w:val="1"/>
-      <w:numFmt w:val="bullet"/>
-      <w:lvlText w:val=""/>
-      <w:lvlJc w:val="left"/>
-      <w:pPr>
-        <w:ind w:left="2880" w:hanging="360"/>
-      </w:pPr>
-      <w:rPr>
-        <w:rFonts w:ascii="Symbol" w:hAnsi="Symbol" w:hint="default"/>
-      </w:rPr>
-    </w:lvl>
-    <w:lvl w:ilvl="4" w:tplc="080C0003" w:tentative="1">
-      <w:start w:val="1"/>
-      <w:numFmt w:val="bullet"/>
-      <w:lvlText w:val="o"/>
-      <w:lvlJc w:val="left"/>
-      <w:pPr>
-        <w:ind w:left="3600" w:hanging="360"/>
-      </w:pPr>
-      <w:rPr>
-        <w:rFonts w:ascii="Courier New" w:hAnsi="Courier New" w:cs="Courier New" w:hint="default"/>
-      </w:rPr>
-    </w:lvl>
-    <w:lvl w:ilvl="5" w:tplc="080C0005" w:tentative="1">
-      <w:start w:val="1"/>
-      <w:numFmt w:val="bullet"/>
-      <w:lvlText w:val=""/>
-      <w:lvlJc w:val="left"/>
-      <w:pPr>
-        <w:ind w:left="4320" w:hanging="360"/>
-      </w:pPr>
-      <w:rPr>
-        <w:rFonts w:ascii="Wingdings" w:hAnsi="Wingdings" w:hint="default"/>
-      </w:rPr>
-    </w:lvl>
-    <w:lvl w:ilvl="6" w:tplc="080C0001" w:tentative="1">
-      <w:start w:val="1"/>
-      <w:numFmt w:val="bullet"/>
-      <w:lvlText w:val=""/>
-      <w:lvlJc w:val="left"/>
-      <w:pPr>
-        <w:ind w:left="5040" w:hanging="360"/>
-      </w:pPr>
-      <w:rPr>
-        <w:rFonts w:ascii="Symbol" w:hAnsi="Symbol" w:hint="default"/>
-      </w:rPr>
-    </w:lvl>
-    <w:lvl w:ilvl="7" w:tplc="080C0003" w:tentative="1">
-      <w:start w:val="1"/>
-      <w:numFmt w:val="bullet"/>
-      <w:lvlText w:val="o"/>
-      <w:lvlJc w:val="left"/>
-      <w:pPr>
-        <w:ind w:left="5760" w:hanging="360"/>
-      </w:pPr>
-      <w:rPr>
-        <w:rFonts w:ascii="Courier New" w:hAnsi="Courier New" w:cs="Courier New" w:hint="default"/>
-      </w:rPr>
-    </w:lvl>
-    <w:lvl w:ilvl="8" w:tplc="080C0005" w:tentative="1">
-      <w:start w:val="1"/>
-      <w:numFmt w:val="bullet"/>
-      <w:lvlText w:val=""/>
-      <w:lvlJc w:val="left"/>
-      <w:pPr>
-        <w:ind w:left="6480" w:hanging="360"/>
-      </w:pPr>
-      <w:rPr>
-        <w:rFonts w:ascii="Wingdings" w:hAnsi="Wingdings" w:hint="default"/>
-      </w:rPr>
-    </w:lvl>
-  </w:abstractNum>
-  <w:abstractNum w:abstractNumId="36" w15:restartNumberingAfterBreak="0">
-    <w:nsid w:val="6D954C76"/>
-    <w:multiLevelType w:val="hybridMultilevel"/>
-    <w:tmpl w:val="1E9E1E1A"/>
-    <w:lvl w:ilvl="0" w:tplc="080C0001">
-      <w:start w:val="1"/>
-      <w:numFmt w:val="bullet"/>
-      <w:lvlText w:val=""/>
-      <w:lvlJc w:val="left"/>
-      <w:pPr>
-        <w:ind w:left="720" w:hanging="360"/>
-      </w:pPr>
-      <w:rPr>
-        <w:rFonts w:ascii="Symbol" w:hAnsi="Symbol" w:hint="default"/>
-      </w:rPr>
-    </w:lvl>
-    <w:lvl w:ilvl="1" w:tplc="080C0003" w:tentative="1">
-      <w:start w:val="1"/>
-      <w:numFmt w:val="bullet"/>
-      <w:lvlText w:val="o"/>
-      <w:lvlJc w:val="left"/>
-      <w:pPr>
-        <w:ind w:left="1440" w:hanging="360"/>
-      </w:pPr>
-      <w:rPr>
-        <w:rFonts w:ascii="Courier New" w:hAnsi="Courier New" w:cs="Courier New" w:hint="default"/>
-      </w:rPr>
-    </w:lvl>
-    <w:lvl w:ilvl="2" w:tplc="080C0005" w:tentative="1">
-      <w:start w:val="1"/>
-      <w:numFmt w:val="bullet"/>
-      <w:lvlText w:val=""/>
-      <w:lvlJc w:val="left"/>
-      <w:pPr>
-        <w:ind w:left="2160" w:hanging="360"/>
-      </w:pPr>
-      <w:rPr>
-        <w:rFonts w:ascii="Wingdings" w:hAnsi="Wingdings" w:hint="default"/>
-      </w:rPr>
-    </w:lvl>
-    <w:lvl w:ilvl="3" w:tplc="080C0001" w:tentative="1">
-      <w:start w:val="1"/>
-      <w:numFmt w:val="bullet"/>
-      <w:lvlText w:val=""/>
-      <w:lvlJc w:val="left"/>
-      <w:pPr>
-        <w:ind w:left="2880" w:hanging="360"/>
-      </w:pPr>
-      <w:rPr>
-        <w:rFonts w:ascii="Symbol" w:hAnsi="Symbol" w:hint="default"/>
-      </w:rPr>
-    </w:lvl>
-    <w:lvl w:ilvl="4" w:tplc="080C0003" w:tentative="1">
-      <w:start w:val="1"/>
-      <w:numFmt w:val="bullet"/>
-      <w:lvlText w:val="o"/>
-      <w:lvlJc w:val="left"/>
-      <w:pPr>
-        <w:ind w:left="3600" w:hanging="360"/>
-      </w:pPr>
-      <w:rPr>
-        <w:rFonts w:ascii="Courier New" w:hAnsi="Courier New" w:cs="Courier New" w:hint="default"/>
-      </w:rPr>
-    </w:lvl>
-    <w:lvl w:ilvl="5" w:tplc="080C0005" w:tentative="1">
-      <w:start w:val="1"/>
-      <w:numFmt w:val="bullet"/>
-      <w:lvlText w:val=""/>
-      <w:lvlJc w:val="left"/>
-      <w:pPr>
-        <w:ind w:left="4320" w:hanging="360"/>
-      </w:pPr>
-      <w:rPr>
-        <w:rFonts w:ascii="Wingdings" w:hAnsi="Wingdings" w:hint="default"/>
-      </w:rPr>
-    </w:lvl>
-    <w:lvl w:ilvl="6" w:tplc="080C0001" w:tentative="1">
-      <w:start w:val="1"/>
-      <w:numFmt w:val="bullet"/>
-      <w:lvlText w:val=""/>
-      <w:lvlJc w:val="left"/>
-      <w:pPr>
-        <w:ind w:left="5040" w:hanging="360"/>
-      </w:pPr>
-      <w:rPr>
-        <w:rFonts w:ascii="Symbol" w:hAnsi="Symbol" w:hint="default"/>
-      </w:rPr>
-    </w:lvl>
-    <w:lvl w:ilvl="7" w:tplc="080C0003" w:tentative="1">
-      <w:start w:val="1"/>
-      <w:numFmt w:val="bullet"/>
-      <w:lvlText w:val="o"/>
-      <w:lvlJc w:val="left"/>
-      <w:pPr>
-        <w:ind w:left="5760" w:hanging="360"/>
-      </w:pPr>
-      <w:rPr>
-        <w:rFonts w:ascii="Courier New" w:hAnsi="Courier New" w:cs="Courier New" w:hint="default"/>
-      </w:rPr>
-    </w:lvl>
-    <w:lvl w:ilvl="8" w:tplc="080C0005" w:tentative="1">
-      <w:start w:val="1"/>
-      <w:numFmt w:val="bullet"/>
-      <w:lvlText w:val=""/>
-      <w:lvlJc w:val="left"/>
-      <w:pPr>
-        <w:ind w:left="6480" w:hanging="360"/>
-      </w:pPr>
-      <w:rPr>
-        <w:rFonts w:ascii="Wingdings" w:hAnsi="Wingdings" w:hint="default"/>
-      </w:rPr>
-    </w:lvl>
-  </w:abstractNum>
-  <w:abstractNum w:abstractNumId="37" w15:restartNumberingAfterBreak="0">
-    <w:nsid w:val="6EF171A2"/>
-    <w:multiLevelType w:val="hybridMultilevel"/>
-    <w:tmpl w:val="B172E1BC"/>
-    <w:lvl w:ilvl="0" w:tplc="BC188C38">
-      <w:start w:val="1"/>
-      <w:numFmt w:val="decimal"/>
-      <w:lvlText w:val="%1)"/>
-      <w:lvlJc w:val="left"/>
-      <w:pPr>
-        <w:ind w:left="720" w:hanging="360"/>
-      </w:pPr>
-      <w:rPr>
-        <w:b/>
-        <w:bCs/>
-      </w:rPr>
-    </w:lvl>
-    <w:lvl w:ilvl="1" w:tplc="080C0019" w:tentative="1">
-      <w:start w:val="1"/>
-      <w:numFmt w:val="lowerLetter"/>
-      <w:lvlText w:val="%2."/>
-      <w:lvlJc w:val="left"/>
-      <w:pPr>
-        <w:ind w:left="1440" w:hanging="360"/>
-      </w:pPr>
-    </w:lvl>
-    <w:lvl w:ilvl="2" w:tplc="080C001B" w:tentative="1">
-      <w:start w:val="1"/>
-      <w:numFmt w:val="lowerRoman"/>
-      <w:lvlText w:val="%3."/>
-      <w:lvlJc w:val="right"/>
-      <w:pPr>
-        <w:ind w:left="2160" w:hanging="180"/>
-      </w:pPr>
-    </w:lvl>
-    <w:lvl w:ilvl="3" w:tplc="080C000F" w:tentative="1">
-      <w:start w:val="1"/>
-      <w:numFmt w:val="decimal"/>
-      <w:lvlText w:val="%4."/>
-      <w:lvlJc w:val="left"/>
-      <w:pPr>
-        <w:ind w:left="2880" w:hanging="360"/>
-      </w:pPr>
-    </w:lvl>
-    <w:lvl w:ilvl="4" w:tplc="080C0019" w:tentative="1">
-      <w:start w:val="1"/>
-      <w:numFmt w:val="lowerLetter"/>
-      <w:lvlText w:val="%5."/>
-      <w:lvlJc w:val="left"/>
-      <w:pPr>
-        <w:ind w:left="3600" w:hanging="360"/>
-      </w:pPr>
-    </w:lvl>
-    <w:lvl w:ilvl="5" w:tplc="080C001B" w:tentative="1">
-      <w:start w:val="1"/>
-      <w:numFmt w:val="lowerRoman"/>
-      <w:lvlText w:val="%6."/>
-      <w:lvlJc w:val="right"/>
-      <w:pPr>
-        <w:ind w:left="4320" w:hanging="180"/>
-      </w:pPr>
-    </w:lvl>
-    <w:lvl w:ilvl="6" w:tplc="080C000F" w:tentative="1">
-      <w:start w:val="1"/>
-      <w:numFmt w:val="decimal"/>
-      <w:lvlText w:val="%7."/>
-      <w:lvlJc w:val="left"/>
-      <w:pPr>
-        <w:ind w:left="5040" w:hanging="360"/>
-      </w:pPr>
-    </w:lvl>
-    <w:lvl w:ilvl="7" w:tplc="080C0019" w:tentative="1">
-      <w:start w:val="1"/>
-      <w:numFmt w:val="lowerLetter"/>
-      <w:lvlText w:val="%8."/>
-      <w:lvlJc w:val="left"/>
-      <w:pPr>
-        <w:ind w:left="5760" w:hanging="360"/>
-      </w:pPr>
-    </w:lvl>
-    <w:lvl w:ilvl="8" w:tplc="080C001B" w:tentative="1">
-      <w:start w:val="1"/>
-      <w:numFmt w:val="lowerRoman"/>
-      <w:lvlText w:val="%9."/>
-      <w:lvlJc w:val="right"/>
-      <w:pPr>
-        <w:ind w:left="6480" w:hanging="180"/>
-      </w:pPr>
-    </w:lvl>
-  </w:abstractNum>
-  <w:abstractNum w:abstractNumId="38" w15:restartNumberingAfterBreak="0">
-    <w:nsid w:val="70245F1D"/>
-    <w:multiLevelType w:val="hybridMultilevel"/>
-    <w:tmpl w:val="F33CD394"/>
-    <w:lvl w:ilvl="0" w:tplc="BC188C38">
-      <w:start w:val="1"/>
-      <w:numFmt w:val="decimal"/>
-      <w:lvlText w:val="%1)"/>
-      <w:lvlJc w:val="left"/>
-      <w:pPr>
-        <w:ind w:left="501" w:hanging="360"/>
-      </w:pPr>
-      <w:rPr>
-        <w:b/>
-        <w:bCs/>
-      </w:rPr>
-    </w:lvl>
-    <w:lvl w:ilvl="1" w:tplc="080C0019" w:tentative="1">
-      <w:start w:val="1"/>
-      <w:numFmt w:val="lowerLetter"/>
-      <w:lvlText w:val="%2."/>
-      <w:lvlJc w:val="left"/>
-      <w:pPr>
-        <w:ind w:left="1221" w:hanging="360"/>
-      </w:pPr>
-    </w:lvl>
-    <w:lvl w:ilvl="2" w:tplc="080C001B" w:tentative="1">
-      <w:start w:val="1"/>
-      <w:numFmt w:val="lowerRoman"/>
-      <w:lvlText w:val="%3."/>
-      <w:lvlJc w:val="right"/>
-      <w:pPr>
-        <w:ind w:left="1941" w:hanging="180"/>
-      </w:pPr>
-    </w:lvl>
-    <w:lvl w:ilvl="3" w:tplc="080C000F" w:tentative="1">
-      <w:start w:val="1"/>
-      <w:numFmt w:val="decimal"/>
-      <w:lvlText w:val="%4."/>
-      <w:lvlJc w:val="left"/>
-      <w:pPr>
-        <w:ind w:left="2661" w:hanging="360"/>
-      </w:pPr>
-    </w:lvl>
-    <w:lvl w:ilvl="4" w:tplc="080C0019" w:tentative="1">
-      <w:start w:val="1"/>
-      <w:numFmt w:val="lowerLetter"/>
-      <w:lvlText w:val="%5."/>
-      <w:lvlJc w:val="left"/>
-      <w:pPr>
-        <w:ind w:left="3381" w:hanging="360"/>
-      </w:pPr>
-    </w:lvl>
-    <w:lvl w:ilvl="5" w:tplc="080C001B" w:tentative="1">
-      <w:start w:val="1"/>
-      <w:numFmt w:val="lowerRoman"/>
-      <w:lvlText w:val="%6."/>
-      <w:lvlJc w:val="right"/>
-      <w:pPr>
-        <w:ind w:left="4101" w:hanging="180"/>
-      </w:pPr>
-    </w:lvl>
-    <w:lvl w:ilvl="6" w:tplc="080C000F" w:tentative="1">
-      <w:start w:val="1"/>
-      <w:numFmt w:val="decimal"/>
-      <w:lvlText w:val="%7."/>
-      <w:lvlJc w:val="left"/>
-      <w:pPr>
-        <w:ind w:left="4821" w:hanging="360"/>
-      </w:pPr>
-    </w:lvl>
-    <w:lvl w:ilvl="7" w:tplc="080C0019" w:tentative="1">
-      <w:start w:val="1"/>
-      <w:numFmt w:val="lowerLetter"/>
-      <w:lvlText w:val="%8."/>
-      <w:lvlJc w:val="left"/>
-      <w:pPr>
-        <w:ind w:left="5541" w:hanging="360"/>
-      </w:pPr>
-    </w:lvl>
-    <w:lvl w:ilvl="8" w:tplc="080C001B" w:tentative="1">
-      <w:start w:val="1"/>
-      <w:numFmt w:val="lowerRoman"/>
-      <w:lvlText w:val="%9."/>
-      <w:lvlJc w:val="right"/>
-      <w:pPr>
-        <w:ind w:left="6261" w:hanging="180"/>
-      </w:pPr>
-    </w:lvl>
-  </w:abstractNum>
-  <w:abstractNum w:abstractNumId="39" w15:restartNumberingAfterBreak="0">
-    <w:nsid w:val="72980179"/>
-    <w:multiLevelType w:val="hybridMultilevel"/>
-    <w:tmpl w:val="0E88B8EE"/>
-    <w:lvl w:ilvl="0" w:tplc="E3C0D13E">
-      <w:start w:val="1"/>
-      <w:numFmt w:val="decimal"/>
       <w:lvlText w:val="%1)"/>
       <w:lvlJc w:val="left"/>
       <w:pPr>
@@ -23734,10 +22190,308 @@
       </w:pPr>
     </w:lvl>
   </w:abstractNum>
-  <w:abstractNum w:abstractNumId="40" w15:restartNumberingAfterBreak="0">
-    <w:nsid w:val="72980933"/>
+  <w:abstractNum w:abstractNumId="23" w15:restartNumberingAfterBreak="0">
+    <w:nsid w:val="51E91002"/>
     <w:multiLevelType w:val="hybridMultilevel"/>
-    <w:tmpl w:val="D518A77E"/>
+    <w:tmpl w:val="A7946C40"/>
+    <w:lvl w:ilvl="0" w:tplc="79C63396">
+      <w:start w:val="1"/>
+      <w:numFmt w:val="lowerLetter"/>
+      <w:lvlText w:val="%1)"/>
+      <w:lvlJc w:val="left"/>
+      <w:pPr>
+        <w:ind w:left="720" w:hanging="360"/>
+      </w:pPr>
+      <w:rPr>
+        <w:rFonts w:hint="default"/>
+        <w:b/>
+        <w:bCs/>
+        <w:sz w:val="26"/>
+        <w:szCs w:val="26"/>
+      </w:rPr>
+    </w:lvl>
+    <w:lvl w:ilvl="1" w:tplc="080C0019" w:tentative="1">
+      <w:start w:val="1"/>
+      <w:numFmt w:val="lowerLetter"/>
+      <w:lvlText w:val="%2."/>
+      <w:lvlJc w:val="left"/>
+      <w:pPr>
+        <w:ind w:left="1440" w:hanging="360"/>
+      </w:pPr>
+    </w:lvl>
+    <w:lvl w:ilvl="2" w:tplc="080C001B" w:tentative="1">
+      <w:start w:val="1"/>
+      <w:numFmt w:val="lowerRoman"/>
+      <w:lvlText w:val="%3."/>
+      <w:lvlJc w:val="right"/>
+      <w:pPr>
+        <w:ind w:left="2160" w:hanging="180"/>
+      </w:pPr>
+    </w:lvl>
+    <w:lvl w:ilvl="3" w:tplc="080C000F" w:tentative="1">
+      <w:start w:val="1"/>
+      <w:numFmt w:val="decimal"/>
+      <w:lvlText w:val="%4."/>
+      <w:lvlJc w:val="left"/>
+      <w:pPr>
+        <w:ind w:left="2880" w:hanging="360"/>
+      </w:pPr>
+    </w:lvl>
+    <w:lvl w:ilvl="4" w:tplc="080C0019" w:tentative="1">
+      <w:start w:val="1"/>
+      <w:numFmt w:val="lowerLetter"/>
+      <w:lvlText w:val="%5."/>
+      <w:lvlJc w:val="left"/>
+      <w:pPr>
+        <w:ind w:left="3600" w:hanging="360"/>
+      </w:pPr>
+    </w:lvl>
+    <w:lvl w:ilvl="5" w:tplc="080C001B" w:tentative="1">
+      <w:start w:val="1"/>
+      <w:numFmt w:val="lowerRoman"/>
+      <w:lvlText w:val="%6."/>
+      <w:lvlJc w:val="right"/>
+      <w:pPr>
+        <w:ind w:left="4320" w:hanging="180"/>
+      </w:pPr>
+    </w:lvl>
+    <w:lvl w:ilvl="6" w:tplc="080C000F" w:tentative="1">
+      <w:start w:val="1"/>
+      <w:numFmt w:val="decimal"/>
+      <w:lvlText w:val="%7."/>
+      <w:lvlJc w:val="left"/>
+      <w:pPr>
+        <w:ind w:left="5040" w:hanging="360"/>
+      </w:pPr>
+    </w:lvl>
+    <w:lvl w:ilvl="7" w:tplc="080C0019" w:tentative="1">
+      <w:start w:val="1"/>
+      <w:numFmt w:val="lowerLetter"/>
+      <w:lvlText w:val="%8."/>
+      <w:lvlJc w:val="left"/>
+      <w:pPr>
+        <w:ind w:left="5760" w:hanging="360"/>
+      </w:pPr>
+    </w:lvl>
+    <w:lvl w:ilvl="8" w:tplc="080C001B" w:tentative="1">
+      <w:start w:val="1"/>
+      <w:numFmt w:val="lowerRoman"/>
+      <w:lvlText w:val="%9."/>
+      <w:lvlJc w:val="right"/>
+      <w:pPr>
+        <w:ind w:left="6480" w:hanging="180"/>
+      </w:pPr>
+    </w:lvl>
+  </w:abstractNum>
+  <w:abstractNum w:abstractNumId="24" w15:restartNumberingAfterBreak="0">
+    <w:nsid w:val="544928E6"/>
+    <w:multiLevelType w:val="hybridMultilevel"/>
+    <w:tmpl w:val="DFDCAEF4"/>
+    <w:lvl w:ilvl="0" w:tplc="080C0001">
+      <w:start w:val="1"/>
+      <w:numFmt w:val="bullet"/>
+      <w:lvlText w:val=""/>
+      <w:lvlJc w:val="left"/>
+      <w:pPr>
+        <w:ind w:left="720" w:hanging="360"/>
+      </w:pPr>
+      <w:rPr>
+        <w:rFonts w:ascii="Symbol" w:hAnsi="Symbol" w:hint="default"/>
+      </w:rPr>
+    </w:lvl>
+    <w:lvl w:ilvl="1" w:tplc="080C0003" w:tentative="1">
+      <w:start w:val="1"/>
+      <w:numFmt w:val="bullet"/>
+      <w:lvlText w:val="o"/>
+      <w:lvlJc w:val="left"/>
+      <w:pPr>
+        <w:ind w:left="1440" w:hanging="360"/>
+      </w:pPr>
+      <w:rPr>
+        <w:rFonts w:ascii="Courier New" w:hAnsi="Courier New" w:cs="Courier New" w:hint="default"/>
+      </w:rPr>
+    </w:lvl>
+    <w:lvl w:ilvl="2" w:tplc="080C0005" w:tentative="1">
+      <w:start w:val="1"/>
+      <w:numFmt w:val="bullet"/>
+      <w:lvlText w:val=""/>
+      <w:lvlJc w:val="left"/>
+      <w:pPr>
+        <w:ind w:left="2160" w:hanging="360"/>
+      </w:pPr>
+      <w:rPr>
+        <w:rFonts w:ascii="Wingdings" w:hAnsi="Wingdings" w:hint="default"/>
+      </w:rPr>
+    </w:lvl>
+    <w:lvl w:ilvl="3" w:tplc="080C0001" w:tentative="1">
+      <w:start w:val="1"/>
+      <w:numFmt w:val="bullet"/>
+      <w:lvlText w:val=""/>
+      <w:lvlJc w:val="left"/>
+      <w:pPr>
+        <w:ind w:left="2880" w:hanging="360"/>
+      </w:pPr>
+      <w:rPr>
+        <w:rFonts w:ascii="Symbol" w:hAnsi="Symbol" w:hint="default"/>
+      </w:rPr>
+    </w:lvl>
+    <w:lvl w:ilvl="4" w:tplc="080C0003" w:tentative="1">
+      <w:start w:val="1"/>
+      <w:numFmt w:val="bullet"/>
+      <w:lvlText w:val="o"/>
+      <w:lvlJc w:val="left"/>
+      <w:pPr>
+        <w:ind w:left="3600" w:hanging="360"/>
+      </w:pPr>
+      <w:rPr>
+        <w:rFonts w:ascii="Courier New" w:hAnsi="Courier New" w:cs="Courier New" w:hint="default"/>
+      </w:rPr>
+    </w:lvl>
+    <w:lvl w:ilvl="5" w:tplc="080C0005" w:tentative="1">
+      <w:start w:val="1"/>
+      <w:numFmt w:val="bullet"/>
+      <w:lvlText w:val=""/>
+      <w:lvlJc w:val="left"/>
+      <w:pPr>
+        <w:ind w:left="4320" w:hanging="360"/>
+      </w:pPr>
+      <w:rPr>
+        <w:rFonts w:ascii="Wingdings" w:hAnsi="Wingdings" w:hint="default"/>
+      </w:rPr>
+    </w:lvl>
+    <w:lvl w:ilvl="6" w:tplc="080C0001" w:tentative="1">
+      <w:start w:val="1"/>
+      <w:numFmt w:val="bullet"/>
+      <w:lvlText w:val=""/>
+      <w:lvlJc w:val="left"/>
+      <w:pPr>
+        <w:ind w:left="5040" w:hanging="360"/>
+      </w:pPr>
+      <w:rPr>
+        <w:rFonts w:ascii="Symbol" w:hAnsi="Symbol" w:hint="default"/>
+      </w:rPr>
+    </w:lvl>
+    <w:lvl w:ilvl="7" w:tplc="080C0003" w:tentative="1">
+      <w:start w:val="1"/>
+      <w:numFmt w:val="bullet"/>
+      <w:lvlText w:val="o"/>
+      <w:lvlJc w:val="left"/>
+      <w:pPr>
+        <w:ind w:left="5760" w:hanging="360"/>
+      </w:pPr>
+      <w:rPr>
+        <w:rFonts w:ascii="Courier New" w:hAnsi="Courier New" w:cs="Courier New" w:hint="default"/>
+      </w:rPr>
+    </w:lvl>
+    <w:lvl w:ilvl="8" w:tplc="080C0005" w:tentative="1">
+      <w:start w:val="1"/>
+      <w:numFmt w:val="bullet"/>
+      <w:lvlText w:val=""/>
+      <w:lvlJc w:val="left"/>
+      <w:pPr>
+        <w:ind w:left="6480" w:hanging="360"/>
+      </w:pPr>
+      <w:rPr>
+        <w:rFonts w:ascii="Wingdings" w:hAnsi="Wingdings" w:hint="default"/>
+      </w:rPr>
+    </w:lvl>
+  </w:abstractNum>
+  <w:abstractNum w:abstractNumId="25" w15:restartNumberingAfterBreak="0">
+    <w:nsid w:val="54712A26"/>
+    <w:multiLevelType w:val="hybridMultilevel"/>
+    <w:tmpl w:val="24E81A26"/>
+    <w:lvl w:ilvl="0" w:tplc="79C63396">
+      <w:start w:val="1"/>
+      <w:numFmt w:val="lowerLetter"/>
+      <w:lvlText w:val="%1)"/>
+      <w:lvlJc w:val="left"/>
+      <w:pPr>
+        <w:ind w:left="720" w:hanging="360"/>
+      </w:pPr>
+      <w:rPr>
+        <w:b/>
+        <w:bCs/>
+        <w:sz w:val="26"/>
+        <w:szCs w:val="26"/>
+      </w:rPr>
+    </w:lvl>
+    <w:lvl w:ilvl="1" w:tplc="080C0019" w:tentative="1">
+      <w:start w:val="1"/>
+      <w:numFmt w:val="lowerLetter"/>
+      <w:lvlText w:val="%2."/>
+      <w:lvlJc w:val="left"/>
+      <w:pPr>
+        <w:ind w:left="1440" w:hanging="360"/>
+      </w:pPr>
+    </w:lvl>
+    <w:lvl w:ilvl="2" w:tplc="080C001B" w:tentative="1">
+      <w:start w:val="1"/>
+      <w:numFmt w:val="lowerRoman"/>
+      <w:lvlText w:val="%3."/>
+      <w:lvlJc w:val="right"/>
+      <w:pPr>
+        <w:ind w:left="2160" w:hanging="180"/>
+      </w:pPr>
+    </w:lvl>
+    <w:lvl w:ilvl="3" w:tplc="080C000F" w:tentative="1">
+      <w:start w:val="1"/>
+      <w:numFmt w:val="decimal"/>
+      <w:lvlText w:val="%4."/>
+      <w:lvlJc w:val="left"/>
+      <w:pPr>
+        <w:ind w:left="2880" w:hanging="360"/>
+      </w:pPr>
+    </w:lvl>
+    <w:lvl w:ilvl="4" w:tplc="080C0019" w:tentative="1">
+      <w:start w:val="1"/>
+      <w:numFmt w:val="lowerLetter"/>
+      <w:lvlText w:val="%5."/>
+      <w:lvlJc w:val="left"/>
+      <w:pPr>
+        <w:ind w:left="3600" w:hanging="360"/>
+      </w:pPr>
+    </w:lvl>
+    <w:lvl w:ilvl="5" w:tplc="080C001B" w:tentative="1">
+      <w:start w:val="1"/>
+      <w:numFmt w:val="lowerRoman"/>
+      <w:lvlText w:val="%6."/>
+      <w:lvlJc w:val="right"/>
+      <w:pPr>
+        <w:ind w:left="4320" w:hanging="180"/>
+      </w:pPr>
+    </w:lvl>
+    <w:lvl w:ilvl="6" w:tplc="080C000F" w:tentative="1">
+      <w:start w:val="1"/>
+      <w:numFmt w:val="decimal"/>
+      <w:lvlText w:val="%7."/>
+      <w:lvlJc w:val="left"/>
+      <w:pPr>
+        <w:ind w:left="5040" w:hanging="360"/>
+      </w:pPr>
+    </w:lvl>
+    <w:lvl w:ilvl="7" w:tplc="080C0019" w:tentative="1">
+      <w:start w:val="1"/>
+      <w:numFmt w:val="lowerLetter"/>
+      <w:lvlText w:val="%8."/>
+      <w:lvlJc w:val="left"/>
+      <w:pPr>
+        <w:ind w:left="5760" w:hanging="360"/>
+      </w:pPr>
+    </w:lvl>
+    <w:lvl w:ilvl="8" w:tplc="080C001B" w:tentative="1">
+      <w:start w:val="1"/>
+      <w:numFmt w:val="lowerRoman"/>
+      <w:lvlText w:val="%9."/>
+      <w:lvlJc w:val="right"/>
+      <w:pPr>
+        <w:ind w:left="6480" w:hanging="180"/>
+      </w:pPr>
+    </w:lvl>
+  </w:abstractNum>
+  <w:abstractNum w:abstractNumId="26" w15:restartNumberingAfterBreak="0">
+    <w:nsid w:val="54C41BF7"/>
+    <w:multiLevelType w:val="hybridMultilevel"/>
+    <w:tmpl w:val="0E124614"/>
     <w:lvl w:ilvl="0" w:tplc="BC188C38">
       <w:start w:val="1"/>
       <w:numFmt w:val="decimal"/>
@@ -23824,7 +22578,1502 @@
       </w:pPr>
     </w:lvl>
   </w:abstractNum>
+  <w:abstractNum w:abstractNumId="27" w15:restartNumberingAfterBreak="0">
+    <w:nsid w:val="57192BC4"/>
+    <w:multiLevelType w:val="hybridMultilevel"/>
+    <w:tmpl w:val="52F01320"/>
+    <w:lvl w:ilvl="0" w:tplc="080C0001">
+      <w:start w:val="1"/>
+      <w:numFmt w:val="bullet"/>
+      <w:lvlText w:val=""/>
+      <w:lvlJc w:val="left"/>
+      <w:pPr>
+        <w:ind w:left="720" w:hanging="360"/>
+      </w:pPr>
+      <w:rPr>
+        <w:rFonts w:ascii="Symbol" w:hAnsi="Symbol" w:hint="default"/>
+      </w:rPr>
+    </w:lvl>
+    <w:lvl w:ilvl="1" w:tplc="080C0003" w:tentative="1">
+      <w:start w:val="1"/>
+      <w:numFmt w:val="bullet"/>
+      <w:lvlText w:val="o"/>
+      <w:lvlJc w:val="left"/>
+      <w:pPr>
+        <w:ind w:left="1440" w:hanging="360"/>
+      </w:pPr>
+      <w:rPr>
+        <w:rFonts w:ascii="Courier New" w:hAnsi="Courier New" w:cs="Courier New" w:hint="default"/>
+      </w:rPr>
+    </w:lvl>
+    <w:lvl w:ilvl="2" w:tplc="080C0005" w:tentative="1">
+      <w:start w:val="1"/>
+      <w:numFmt w:val="bullet"/>
+      <w:lvlText w:val=""/>
+      <w:lvlJc w:val="left"/>
+      <w:pPr>
+        <w:ind w:left="2160" w:hanging="360"/>
+      </w:pPr>
+      <w:rPr>
+        <w:rFonts w:ascii="Wingdings" w:hAnsi="Wingdings" w:hint="default"/>
+      </w:rPr>
+    </w:lvl>
+    <w:lvl w:ilvl="3" w:tplc="080C0001" w:tentative="1">
+      <w:start w:val="1"/>
+      <w:numFmt w:val="bullet"/>
+      <w:lvlText w:val=""/>
+      <w:lvlJc w:val="left"/>
+      <w:pPr>
+        <w:ind w:left="2880" w:hanging="360"/>
+      </w:pPr>
+      <w:rPr>
+        <w:rFonts w:ascii="Symbol" w:hAnsi="Symbol" w:hint="default"/>
+      </w:rPr>
+    </w:lvl>
+    <w:lvl w:ilvl="4" w:tplc="080C0003" w:tentative="1">
+      <w:start w:val="1"/>
+      <w:numFmt w:val="bullet"/>
+      <w:lvlText w:val="o"/>
+      <w:lvlJc w:val="left"/>
+      <w:pPr>
+        <w:ind w:left="3600" w:hanging="360"/>
+      </w:pPr>
+      <w:rPr>
+        <w:rFonts w:ascii="Courier New" w:hAnsi="Courier New" w:cs="Courier New" w:hint="default"/>
+      </w:rPr>
+    </w:lvl>
+    <w:lvl w:ilvl="5" w:tplc="080C0005" w:tentative="1">
+      <w:start w:val="1"/>
+      <w:numFmt w:val="bullet"/>
+      <w:lvlText w:val=""/>
+      <w:lvlJc w:val="left"/>
+      <w:pPr>
+        <w:ind w:left="4320" w:hanging="360"/>
+      </w:pPr>
+      <w:rPr>
+        <w:rFonts w:ascii="Wingdings" w:hAnsi="Wingdings" w:hint="default"/>
+      </w:rPr>
+    </w:lvl>
+    <w:lvl w:ilvl="6" w:tplc="080C0001" w:tentative="1">
+      <w:start w:val="1"/>
+      <w:numFmt w:val="bullet"/>
+      <w:lvlText w:val=""/>
+      <w:lvlJc w:val="left"/>
+      <w:pPr>
+        <w:ind w:left="5040" w:hanging="360"/>
+      </w:pPr>
+      <w:rPr>
+        <w:rFonts w:ascii="Symbol" w:hAnsi="Symbol" w:hint="default"/>
+      </w:rPr>
+    </w:lvl>
+    <w:lvl w:ilvl="7" w:tplc="080C0003" w:tentative="1">
+      <w:start w:val="1"/>
+      <w:numFmt w:val="bullet"/>
+      <w:lvlText w:val="o"/>
+      <w:lvlJc w:val="left"/>
+      <w:pPr>
+        <w:ind w:left="5760" w:hanging="360"/>
+      </w:pPr>
+      <w:rPr>
+        <w:rFonts w:ascii="Courier New" w:hAnsi="Courier New" w:cs="Courier New" w:hint="default"/>
+      </w:rPr>
+    </w:lvl>
+    <w:lvl w:ilvl="8" w:tplc="080C0005" w:tentative="1">
+      <w:start w:val="1"/>
+      <w:numFmt w:val="bullet"/>
+      <w:lvlText w:val=""/>
+      <w:lvlJc w:val="left"/>
+      <w:pPr>
+        <w:ind w:left="6480" w:hanging="360"/>
+      </w:pPr>
+      <w:rPr>
+        <w:rFonts w:ascii="Wingdings" w:hAnsi="Wingdings" w:hint="default"/>
+      </w:rPr>
+    </w:lvl>
+  </w:abstractNum>
+  <w:abstractNum w:abstractNumId="28" w15:restartNumberingAfterBreak="0">
+    <w:nsid w:val="57F3536B"/>
+    <w:multiLevelType w:val="hybridMultilevel"/>
+    <w:tmpl w:val="1172B50A"/>
+    <w:lvl w:ilvl="0" w:tplc="080C0001">
+      <w:start w:val="1"/>
+      <w:numFmt w:val="bullet"/>
+      <w:lvlText w:val=""/>
+      <w:lvlJc w:val="left"/>
+      <w:pPr>
+        <w:ind w:left="720" w:hanging="360"/>
+      </w:pPr>
+      <w:rPr>
+        <w:rFonts w:ascii="Symbol" w:hAnsi="Symbol" w:hint="default"/>
+      </w:rPr>
+    </w:lvl>
+    <w:lvl w:ilvl="1" w:tplc="080C0003" w:tentative="1">
+      <w:start w:val="1"/>
+      <w:numFmt w:val="bullet"/>
+      <w:lvlText w:val="o"/>
+      <w:lvlJc w:val="left"/>
+      <w:pPr>
+        <w:ind w:left="1440" w:hanging="360"/>
+      </w:pPr>
+      <w:rPr>
+        <w:rFonts w:ascii="Courier New" w:hAnsi="Courier New" w:cs="Courier New" w:hint="default"/>
+      </w:rPr>
+    </w:lvl>
+    <w:lvl w:ilvl="2" w:tplc="080C0005" w:tentative="1">
+      <w:start w:val="1"/>
+      <w:numFmt w:val="bullet"/>
+      <w:lvlText w:val=""/>
+      <w:lvlJc w:val="left"/>
+      <w:pPr>
+        <w:ind w:left="2160" w:hanging="360"/>
+      </w:pPr>
+      <w:rPr>
+        <w:rFonts w:ascii="Wingdings" w:hAnsi="Wingdings" w:hint="default"/>
+      </w:rPr>
+    </w:lvl>
+    <w:lvl w:ilvl="3" w:tplc="080C0001" w:tentative="1">
+      <w:start w:val="1"/>
+      <w:numFmt w:val="bullet"/>
+      <w:lvlText w:val=""/>
+      <w:lvlJc w:val="left"/>
+      <w:pPr>
+        <w:ind w:left="2880" w:hanging="360"/>
+      </w:pPr>
+      <w:rPr>
+        <w:rFonts w:ascii="Symbol" w:hAnsi="Symbol" w:hint="default"/>
+      </w:rPr>
+    </w:lvl>
+    <w:lvl w:ilvl="4" w:tplc="080C0003" w:tentative="1">
+      <w:start w:val="1"/>
+      <w:numFmt w:val="bullet"/>
+      <w:lvlText w:val="o"/>
+      <w:lvlJc w:val="left"/>
+      <w:pPr>
+        <w:ind w:left="3600" w:hanging="360"/>
+      </w:pPr>
+      <w:rPr>
+        <w:rFonts w:ascii="Courier New" w:hAnsi="Courier New" w:cs="Courier New" w:hint="default"/>
+      </w:rPr>
+    </w:lvl>
+    <w:lvl w:ilvl="5" w:tplc="080C0005" w:tentative="1">
+      <w:start w:val="1"/>
+      <w:numFmt w:val="bullet"/>
+      <w:lvlText w:val=""/>
+      <w:lvlJc w:val="left"/>
+      <w:pPr>
+        <w:ind w:left="4320" w:hanging="360"/>
+      </w:pPr>
+      <w:rPr>
+        <w:rFonts w:ascii="Wingdings" w:hAnsi="Wingdings" w:hint="default"/>
+      </w:rPr>
+    </w:lvl>
+    <w:lvl w:ilvl="6" w:tplc="080C0001" w:tentative="1">
+      <w:start w:val="1"/>
+      <w:numFmt w:val="bullet"/>
+      <w:lvlText w:val=""/>
+      <w:lvlJc w:val="left"/>
+      <w:pPr>
+        <w:ind w:left="5040" w:hanging="360"/>
+      </w:pPr>
+      <w:rPr>
+        <w:rFonts w:ascii="Symbol" w:hAnsi="Symbol" w:hint="default"/>
+      </w:rPr>
+    </w:lvl>
+    <w:lvl w:ilvl="7" w:tplc="080C0003" w:tentative="1">
+      <w:start w:val="1"/>
+      <w:numFmt w:val="bullet"/>
+      <w:lvlText w:val="o"/>
+      <w:lvlJc w:val="left"/>
+      <w:pPr>
+        <w:ind w:left="5760" w:hanging="360"/>
+      </w:pPr>
+      <w:rPr>
+        <w:rFonts w:ascii="Courier New" w:hAnsi="Courier New" w:cs="Courier New" w:hint="default"/>
+      </w:rPr>
+    </w:lvl>
+    <w:lvl w:ilvl="8" w:tplc="080C0005" w:tentative="1">
+      <w:start w:val="1"/>
+      <w:numFmt w:val="bullet"/>
+      <w:lvlText w:val=""/>
+      <w:lvlJc w:val="left"/>
+      <w:pPr>
+        <w:ind w:left="6480" w:hanging="360"/>
+      </w:pPr>
+      <w:rPr>
+        <w:rFonts w:ascii="Wingdings" w:hAnsi="Wingdings" w:hint="default"/>
+      </w:rPr>
+    </w:lvl>
+  </w:abstractNum>
+  <w:abstractNum w:abstractNumId="29" w15:restartNumberingAfterBreak="0">
+    <w:nsid w:val="593D4F9A"/>
+    <w:multiLevelType w:val="hybridMultilevel"/>
+    <w:tmpl w:val="F89AC378"/>
+    <w:lvl w:ilvl="0" w:tplc="080C0001">
+      <w:start w:val="1"/>
+      <w:numFmt w:val="bullet"/>
+      <w:lvlText w:val=""/>
+      <w:lvlJc w:val="left"/>
+      <w:pPr>
+        <w:ind w:left="720" w:hanging="360"/>
+      </w:pPr>
+      <w:rPr>
+        <w:rFonts w:ascii="Symbol" w:hAnsi="Symbol" w:hint="default"/>
+      </w:rPr>
+    </w:lvl>
+    <w:lvl w:ilvl="1" w:tplc="080C0003">
+      <w:start w:val="1"/>
+      <w:numFmt w:val="bullet"/>
+      <w:lvlText w:val="o"/>
+      <w:lvlJc w:val="left"/>
+      <w:pPr>
+        <w:ind w:left="1440" w:hanging="360"/>
+      </w:pPr>
+      <w:rPr>
+        <w:rFonts w:ascii="Courier New" w:hAnsi="Courier New" w:cs="Courier New" w:hint="default"/>
+      </w:rPr>
+    </w:lvl>
+    <w:lvl w:ilvl="2" w:tplc="080C0005">
+      <w:start w:val="1"/>
+      <w:numFmt w:val="bullet"/>
+      <w:lvlText w:val=""/>
+      <w:lvlJc w:val="left"/>
+      <w:pPr>
+        <w:ind w:left="2160" w:hanging="360"/>
+      </w:pPr>
+      <w:rPr>
+        <w:rFonts w:ascii="Wingdings" w:hAnsi="Wingdings" w:hint="default"/>
+      </w:rPr>
+    </w:lvl>
+    <w:lvl w:ilvl="3" w:tplc="080C0001">
+      <w:start w:val="1"/>
+      <w:numFmt w:val="bullet"/>
+      <w:lvlText w:val=""/>
+      <w:lvlJc w:val="left"/>
+      <w:pPr>
+        <w:ind w:left="2880" w:hanging="360"/>
+      </w:pPr>
+      <w:rPr>
+        <w:rFonts w:ascii="Symbol" w:hAnsi="Symbol" w:hint="default"/>
+      </w:rPr>
+    </w:lvl>
+    <w:lvl w:ilvl="4" w:tplc="080C0003">
+      <w:start w:val="1"/>
+      <w:numFmt w:val="bullet"/>
+      <w:lvlText w:val="o"/>
+      <w:lvlJc w:val="left"/>
+      <w:pPr>
+        <w:ind w:left="3600" w:hanging="360"/>
+      </w:pPr>
+      <w:rPr>
+        <w:rFonts w:ascii="Courier New" w:hAnsi="Courier New" w:cs="Courier New" w:hint="default"/>
+      </w:rPr>
+    </w:lvl>
+    <w:lvl w:ilvl="5" w:tplc="080C0005">
+      <w:start w:val="1"/>
+      <w:numFmt w:val="bullet"/>
+      <w:lvlText w:val=""/>
+      <w:lvlJc w:val="left"/>
+      <w:pPr>
+        <w:ind w:left="4320" w:hanging="360"/>
+      </w:pPr>
+      <w:rPr>
+        <w:rFonts w:ascii="Wingdings" w:hAnsi="Wingdings" w:hint="default"/>
+      </w:rPr>
+    </w:lvl>
+    <w:lvl w:ilvl="6" w:tplc="080C0001">
+      <w:start w:val="1"/>
+      <w:numFmt w:val="bullet"/>
+      <w:lvlText w:val=""/>
+      <w:lvlJc w:val="left"/>
+      <w:pPr>
+        <w:ind w:left="5040" w:hanging="360"/>
+      </w:pPr>
+      <w:rPr>
+        <w:rFonts w:ascii="Symbol" w:hAnsi="Symbol" w:hint="default"/>
+      </w:rPr>
+    </w:lvl>
+    <w:lvl w:ilvl="7" w:tplc="080C0003">
+      <w:start w:val="1"/>
+      <w:numFmt w:val="bullet"/>
+      <w:lvlText w:val="o"/>
+      <w:lvlJc w:val="left"/>
+      <w:pPr>
+        <w:ind w:left="5760" w:hanging="360"/>
+      </w:pPr>
+      <w:rPr>
+        <w:rFonts w:ascii="Courier New" w:hAnsi="Courier New" w:cs="Courier New" w:hint="default"/>
+      </w:rPr>
+    </w:lvl>
+    <w:lvl w:ilvl="8" w:tplc="080C0005">
+      <w:start w:val="1"/>
+      <w:numFmt w:val="bullet"/>
+      <w:lvlText w:val=""/>
+      <w:lvlJc w:val="left"/>
+      <w:pPr>
+        <w:ind w:left="6480" w:hanging="360"/>
+      </w:pPr>
+      <w:rPr>
+        <w:rFonts w:ascii="Wingdings" w:hAnsi="Wingdings" w:hint="default"/>
+      </w:rPr>
+    </w:lvl>
+  </w:abstractNum>
+  <w:abstractNum w:abstractNumId="30" w15:restartNumberingAfterBreak="0">
+    <w:nsid w:val="59C0637A"/>
+    <w:multiLevelType w:val="hybridMultilevel"/>
+    <w:tmpl w:val="A7C2702E"/>
+    <w:lvl w:ilvl="0" w:tplc="79C63396">
+      <w:start w:val="1"/>
+      <w:numFmt w:val="lowerLetter"/>
+      <w:lvlText w:val="%1)"/>
+      <w:lvlJc w:val="left"/>
+      <w:pPr>
+        <w:ind w:left="720" w:hanging="360"/>
+      </w:pPr>
+      <w:rPr>
+        <w:b/>
+      </w:rPr>
+    </w:lvl>
+    <w:lvl w:ilvl="1" w:tplc="080C0019" w:tentative="1">
+      <w:start w:val="1"/>
+      <w:numFmt w:val="lowerLetter"/>
+      <w:lvlText w:val="%2."/>
+      <w:lvlJc w:val="left"/>
+      <w:pPr>
+        <w:ind w:left="1440" w:hanging="360"/>
+      </w:pPr>
+    </w:lvl>
+    <w:lvl w:ilvl="2" w:tplc="080C001B" w:tentative="1">
+      <w:start w:val="1"/>
+      <w:numFmt w:val="lowerRoman"/>
+      <w:lvlText w:val="%3."/>
+      <w:lvlJc w:val="right"/>
+      <w:pPr>
+        <w:ind w:left="2160" w:hanging="180"/>
+      </w:pPr>
+    </w:lvl>
+    <w:lvl w:ilvl="3" w:tplc="080C000F" w:tentative="1">
+      <w:start w:val="1"/>
+      <w:numFmt w:val="decimal"/>
+      <w:lvlText w:val="%4."/>
+      <w:lvlJc w:val="left"/>
+      <w:pPr>
+        <w:ind w:left="2880" w:hanging="360"/>
+      </w:pPr>
+    </w:lvl>
+    <w:lvl w:ilvl="4" w:tplc="080C0019" w:tentative="1">
+      <w:start w:val="1"/>
+      <w:numFmt w:val="lowerLetter"/>
+      <w:lvlText w:val="%5."/>
+      <w:lvlJc w:val="left"/>
+      <w:pPr>
+        <w:ind w:left="3600" w:hanging="360"/>
+      </w:pPr>
+    </w:lvl>
+    <w:lvl w:ilvl="5" w:tplc="080C001B" w:tentative="1">
+      <w:start w:val="1"/>
+      <w:numFmt w:val="lowerRoman"/>
+      <w:lvlText w:val="%6."/>
+      <w:lvlJc w:val="right"/>
+      <w:pPr>
+        <w:ind w:left="4320" w:hanging="180"/>
+      </w:pPr>
+    </w:lvl>
+    <w:lvl w:ilvl="6" w:tplc="080C000F" w:tentative="1">
+      <w:start w:val="1"/>
+      <w:numFmt w:val="decimal"/>
+      <w:lvlText w:val="%7."/>
+      <w:lvlJc w:val="left"/>
+      <w:pPr>
+        <w:ind w:left="5040" w:hanging="360"/>
+      </w:pPr>
+    </w:lvl>
+    <w:lvl w:ilvl="7" w:tplc="080C0019" w:tentative="1">
+      <w:start w:val="1"/>
+      <w:numFmt w:val="lowerLetter"/>
+      <w:lvlText w:val="%8."/>
+      <w:lvlJc w:val="left"/>
+      <w:pPr>
+        <w:ind w:left="5760" w:hanging="360"/>
+      </w:pPr>
+    </w:lvl>
+    <w:lvl w:ilvl="8" w:tplc="080C001B" w:tentative="1">
+      <w:start w:val="1"/>
+      <w:numFmt w:val="lowerRoman"/>
+      <w:lvlText w:val="%9."/>
+      <w:lvlJc w:val="right"/>
+      <w:pPr>
+        <w:ind w:left="6480" w:hanging="180"/>
+      </w:pPr>
+    </w:lvl>
+  </w:abstractNum>
+  <w:abstractNum w:abstractNumId="31" w15:restartNumberingAfterBreak="0">
+    <w:nsid w:val="5D9F6574"/>
+    <w:multiLevelType w:val="hybridMultilevel"/>
+    <w:tmpl w:val="5E7AEE4C"/>
+    <w:lvl w:ilvl="0" w:tplc="79C63396">
+      <w:start w:val="1"/>
+      <w:numFmt w:val="lowerLetter"/>
+      <w:lvlText w:val="%1)"/>
+      <w:lvlJc w:val="left"/>
+      <w:pPr>
+        <w:ind w:left="720" w:hanging="360"/>
+      </w:pPr>
+      <w:rPr>
+        <w:b/>
+        <w:bCs/>
+        <w:sz w:val="26"/>
+        <w:szCs w:val="26"/>
+      </w:rPr>
+    </w:lvl>
+    <w:lvl w:ilvl="1" w:tplc="080C0019" w:tentative="1">
+      <w:start w:val="1"/>
+      <w:numFmt w:val="lowerLetter"/>
+      <w:lvlText w:val="%2."/>
+      <w:lvlJc w:val="left"/>
+      <w:pPr>
+        <w:ind w:left="1440" w:hanging="360"/>
+      </w:pPr>
+    </w:lvl>
+    <w:lvl w:ilvl="2" w:tplc="080C001B" w:tentative="1">
+      <w:start w:val="1"/>
+      <w:numFmt w:val="lowerRoman"/>
+      <w:lvlText w:val="%3."/>
+      <w:lvlJc w:val="right"/>
+      <w:pPr>
+        <w:ind w:left="2160" w:hanging="180"/>
+      </w:pPr>
+    </w:lvl>
+    <w:lvl w:ilvl="3" w:tplc="080C000F" w:tentative="1">
+      <w:start w:val="1"/>
+      <w:numFmt w:val="decimal"/>
+      <w:lvlText w:val="%4."/>
+      <w:lvlJc w:val="left"/>
+      <w:pPr>
+        <w:ind w:left="2880" w:hanging="360"/>
+      </w:pPr>
+    </w:lvl>
+    <w:lvl w:ilvl="4" w:tplc="080C0019" w:tentative="1">
+      <w:start w:val="1"/>
+      <w:numFmt w:val="lowerLetter"/>
+      <w:lvlText w:val="%5."/>
+      <w:lvlJc w:val="left"/>
+      <w:pPr>
+        <w:ind w:left="3600" w:hanging="360"/>
+      </w:pPr>
+    </w:lvl>
+    <w:lvl w:ilvl="5" w:tplc="080C001B" w:tentative="1">
+      <w:start w:val="1"/>
+      <w:numFmt w:val="lowerRoman"/>
+      <w:lvlText w:val="%6."/>
+      <w:lvlJc w:val="right"/>
+      <w:pPr>
+        <w:ind w:left="4320" w:hanging="180"/>
+      </w:pPr>
+    </w:lvl>
+    <w:lvl w:ilvl="6" w:tplc="080C000F" w:tentative="1">
+      <w:start w:val="1"/>
+      <w:numFmt w:val="decimal"/>
+      <w:lvlText w:val="%7."/>
+      <w:lvlJc w:val="left"/>
+      <w:pPr>
+        <w:ind w:left="5040" w:hanging="360"/>
+      </w:pPr>
+    </w:lvl>
+    <w:lvl w:ilvl="7" w:tplc="080C0019" w:tentative="1">
+      <w:start w:val="1"/>
+      <w:numFmt w:val="lowerLetter"/>
+      <w:lvlText w:val="%8."/>
+      <w:lvlJc w:val="left"/>
+      <w:pPr>
+        <w:ind w:left="5760" w:hanging="360"/>
+      </w:pPr>
+    </w:lvl>
+    <w:lvl w:ilvl="8" w:tplc="080C001B" w:tentative="1">
+      <w:start w:val="1"/>
+      <w:numFmt w:val="lowerRoman"/>
+      <w:lvlText w:val="%9."/>
+      <w:lvlJc w:val="right"/>
+      <w:pPr>
+        <w:ind w:left="6480" w:hanging="180"/>
+      </w:pPr>
+    </w:lvl>
+  </w:abstractNum>
+  <w:abstractNum w:abstractNumId="32" w15:restartNumberingAfterBreak="0">
+    <w:nsid w:val="5E7746AF"/>
+    <w:multiLevelType w:val="hybridMultilevel"/>
+    <w:tmpl w:val="9C4A6A7A"/>
+    <w:lvl w:ilvl="0" w:tplc="79C63396">
+      <w:start w:val="1"/>
+      <w:numFmt w:val="lowerLetter"/>
+      <w:lvlText w:val="%1)"/>
+      <w:lvlJc w:val="left"/>
+      <w:pPr>
+        <w:ind w:left="720" w:hanging="360"/>
+      </w:pPr>
+      <w:rPr>
+        <w:b/>
+        <w:bCs/>
+        <w:sz w:val="26"/>
+        <w:szCs w:val="26"/>
+      </w:rPr>
+    </w:lvl>
+    <w:lvl w:ilvl="1" w:tplc="080C0019" w:tentative="1">
+      <w:start w:val="1"/>
+      <w:numFmt w:val="lowerLetter"/>
+      <w:lvlText w:val="%2."/>
+      <w:lvlJc w:val="left"/>
+      <w:pPr>
+        <w:ind w:left="1440" w:hanging="360"/>
+      </w:pPr>
+    </w:lvl>
+    <w:lvl w:ilvl="2" w:tplc="080C001B" w:tentative="1">
+      <w:start w:val="1"/>
+      <w:numFmt w:val="lowerRoman"/>
+      <w:lvlText w:val="%3."/>
+      <w:lvlJc w:val="right"/>
+      <w:pPr>
+        <w:ind w:left="2160" w:hanging="180"/>
+      </w:pPr>
+    </w:lvl>
+    <w:lvl w:ilvl="3" w:tplc="080C000F" w:tentative="1">
+      <w:start w:val="1"/>
+      <w:numFmt w:val="decimal"/>
+      <w:lvlText w:val="%4."/>
+      <w:lvlJc w:val="left"/>
+      <w:pPr>
+        <w:ind w:left="2880" w:hanging="360"/>
+      </w:pPr>
+    </w:lvl>
+    <w:lvl w:ilvl="4" w:tplc="080C0019" w:tentative="1">
+      <w:start w:val="1"/>
+      <w:numFmt w:val="lowerLetter"/>
+      <w:lvlText w:val="%5."/>
+      <w:lvlJc w:val="left"/>
+      <w:pPr>
+        <w:ind w:left="3600" w:hanging="360"/>
+      </w:pPr>
+    </w:lvl>
+    <w:lvl w:ilvl="5" w:tplc="080C001B" w:tentative="1">
+      <w:start w:val="1"/>
+      <w:numFmt w:val="lowerRoman"/>
+      <w:lvlText w:val="%6."/>
+      <w:lvlJc w:val="right"/>
+      <w:pPr>
+        <w:ind w:left="4320" w:hanging="180"/>
+      </w:pPr>
+    </w:lvl>
+    <w:lvl w:ilvl="6" w:tplc="080C000F" w:tentative="1">
+      <w:start w:val="1"/>
+      <w:numFmt w:val="decimal"/>
+      <w:lvlText w:val="%7."/>
+      <w:lvlJc w:val="left"/>
+      <w:pPr>
+        <w:ind w:left="5040" w:hanging="360"/>
+      </w:pPr>
+    </w:lvl>
+    <w:lvl w:ilvl="7" w:tplc="080C0019" w:tentative="1">
+      <w:start w:val="1"/>
+      <w:numFmt w:val="lowerLetter"/>
+      <w:lvlText w:val="%8."/>
+      <w:lvlJc w:val="left"/>
+      <w:pPr>
+        <w:ind w:left="5760" w:hanging="360"/>
+      </w:pPr>
+    </w:lvl>
+    <w:lvl w:ilvl="8" w:tplc="080C001B" w:tentative="1">
+      <w:start w:val="1"/>
+      <w:numFmt w:val="lowerRoman"/>
+      <w:lvlText w:val="%9."/>
+      <w:lvlJc w:val="right"/>
+      <w:pPr>
+        <w:ind w:left="6480" w:hanging="180"/>
+      </w:pPr>
+    </w:lvl>
+  </w:abstractNum>
+  <w:abstractNum w:abstractNumId="33" w15:restartNumberingAfterBreak="0">
+    <w:nsid w:val="5EFC309A"/>
+    <w:multiLevelType w:val="hybridMultilevel"/>
+    <w:tmpl w:val="1C786CB6"/>
+    <w:lvl w:ilvl="0" w:tplc="EA14B444">
+      <w:start w:val="1"/>
+      <w:numFmt w:val="lowerLetter"/>
+      <w:lvlText w:val="%1)"/>
+      <w:lvlJc w:val="left"/>
+      <w:pPr>
+        <w:ind w:left="1210" w:hanging="360"/>
+      </w:pPr>
+      <w:rPr>
+        <w:b/>
+      </w:rPr>
+    </w:lvl>
+    <w:lvl w:ilvl="1" w:tplc="080C0019" w:tentative="1">
+      <w:start w:val="1"/>
+      <w:numFmt w:val="lowerLetter"/>
+      <w:lvlText w:val="%2."/>
+      <w:lvlJc w:val="left"/>
+      <w:pPr>
+        <w:ind w:left="1930" w:hanging="360"/>
+      </w:pPr>
+    </w:lvl>
+    <w:lvl w:ilvl="2" w:tplc="080C001B" w:tentative="1">
+      <w:start w:val="1"/>
+      <w:numFmt w:val="lowerRoman"/>
+      <w:lvlText w:val="%3."/>
+      <w:lvlJc w:val="right"/>
+      <w:pPr>
+        <w:ind w:left="2650" w:hanging="180"/>
+      </w:pPr>
+    </w:lvl>
+    <w:lvl w:ilvl="3" w:tplc="080C000F" w:tentative="1">
+      <w:start w:val="1"/>
+      <w:numFmt w:val="decimal"/>
+      <w:lvlText w:val="%4."/>
+      <w:lvlJc w:val="left"/>
+      <w:pPr>
+        <w:ind w:left="3370" w:hanging="360"/>
+      </w:pPr>
+    </w:lvl>
+    <w:lvl w:ilvl="4" w:tplc="080C0019" w:tentative="1">
+      <w:start w:val="1"/>
+      <w:numFmt w:val="lowerLetter"/>
+      <w:lvlText w:val="%5."/>
+      <w:lvlJc w:val="left"/>
+      <w:pPr>
+        <w:ind w:left="4090" w:hanging="360"/>
+      </w:pPr>
+    </w:lvl>
+    <w:lvl w:ilvl="5" w:tplc="080C001B" w:tentative="1">
+      <w:start w:val="1"/>
+      <w:numFmt w:val="lowerRoman"/>
+      <w:lvlText w:val="%6."/>
+      <w:lvlJc w:val="right"/>
+      <w:pPr>
+        <w:ind w:left="4810" w:hanging="180"/>
+      </w:pPr>
+    </w:lvl>
+    <w:lvl w:ilvl="6" w:tplc="080C000F" w:tentative="1">
+      <w:start w:val="1"/>
+      <w:numFmt w:val="decimal"/>
+      <w:lvlText w:val="%7."/>
+      <w:lvlJc w:val="left"/>
+      <w:pPr>
+        <w:ind w:left="5530" w:hanging="360"/>
+      </w:pPr>
+    </w:lvl>
+    <w:lvl w:ilvl="7" w:tplc="080C0019" w:tentative="1">
+      <w:start w:val="1"/>
+      <w:numFmt w:val="lowerLetter"/>
+      <w:lvlText w:val="%8."/>
+      <w:lvlJc w:val="left"/>
+      <w:pPr>
+        <w:ind w:left="6250" w:hanging="360"/>
+      </w:pPr>
+    </w:lvl>
+    <w:lvl w:ilvl="8" w:tplc="080C001B" w:tentative="1">
+      <w:start w:val="1"/>
+      <w:numFmt w:val="lowerRoman"/>
+      <w:lvlText w:val="%9."/>
+      <w:lvlJc w:val="right"/>
+      <w:pPr>
+        <w:ind w:left="6970" w:hanging="180"/>
+      </w:pPr>
+    </w:lvl>
+  </w:abstractNum>
+  <w:abstractNum w:abstractNumId="34" w15:restartNumberingAfterBreak="0">
+    <w:nsid w:val="647B7F61"/>
+    <w:multiLevelType w:val="hybridMultilevel"/>
+    <w:tmpl w:val="C6263D94"/>
+    <w:lvl w:ilvl="0" w:tplc="622CB7B2">
+      <w:start w:val="1"/>
+      <w:numFmt w:val="decimal"/>
+      <w:lvlText w:val="%1)"/>
+      <w:lvlJc w:val="left"/>
+      <w:pPr>
+        <w:ind w:left="720" w:hanging="360"/>
+      </w:pPr>
+      <w:rPr>
+        <w:b/>
+      </w:rPr>
+    </w:lvl>
+    <w:lvl w:ilvl="1" w:tplc="080C0019" w:tentative="1">
+      <w:start w:val="1"/>
+      <w:numFmt w:val="lowerLetter"/>
+      <w:lvlText w:val="%2."/>
+      <w:lvlJc w:val="left"/>
+      <w:pPr>
+        <w:ind w:left="1440" w:hanging="360"/>
+      </w:pPr>
+    </w:lvl>
+    <w:lvl w:ilvl="2" w:tplc="080C001B" w:tentative="1">
+      <w:start w:val="1"/>
+      <w:numFmt w:val="lowerRoman"/>
+      <w:lvlText w:val="%3."/>
+      <w:lvlJc w:val="right"/>
+      <w:pPr>
+        <w:ind w:left="2160" w:hanging="180"/>
+      </w:pPr>
+    </w:lvl>
+    <w:lvl w:ilvl="3" w:tplc="080C000F" w:tentative="1">
+      <w:start w:val="1"/>
+      <w:numFmt w:val="decimal"/>
+      <w:lvlText w:val="%4."/>
+      <w:lvlJc w:val="left"/>
+      <w:pPr>
+        <w:ind w:left="2880" w:hanging="360"/>
+      </w:pPr>
+    </w:lvl>
+    <w:lvl w:ilvl="4" w:tplc="080C0019" w:tentative="1">
+      <w:start w:val="1"/>
+      <w:numFmt w:val="lowerLetter"/>
+      <w:lvlText w:val="%5."/>
+      <w:lvlJc w:val="left"/>
+      <w:pPr>
+        <w:ind w:left="3600" w:hanging="360"/>
+      </w:pPr>
+    </w:lvl>
+    <w:lvl w:ilvl="5" w:tplc="080C001B" w:tentative="1">
+      <w:start w:val="1"/>
+      <w:numFmt w:val="lowerRoman"/>
+      <w:lvlText w:val="%6."/>
+      <w:lvlJc w:val="right"/>
+      <w:pPr>
+        <w:ind w:left="4320" w:hanging="180"/>
+      </w:pPr>
+    </w:lvl>
+    <w:lvl w:ilvl="6" w:tplc="080C000F" w:tentative="1">
+      <w:start w:val="1"/>
+      <w:numFmt w:val="decimal"/>
+      <w:lvlText w:val="%7."/>
+      <w:lvlJc w:val="left"/>
+      <w:pPr>
+        <w:ind w:left="5040" w:hanging="360"/>
+      </w:pPr>
+    </w:lvl>
+    <w:lvl w:ilvl="7" w:tplc="080C0019" w:tentative="1">
+      <w:start w:val="1"/>
+      <w:numFmt w:val="lowerLetter"/>
+      <w:lvlText w:val="%8."/>
+      <w:lvlJc w:val="left"/>
+      <w:pPr>
+        <w:ind w:left="5760" w:hanging="360"/>
+      </w:pPr>
+    </w:lvl>
+    <w:lvl w:ilvl="8" w:tplc="080C001B" w:tentative="1">
+      <w:start w:val="1"/>
+      <w:numFmt w:val="lowerRoman"/>
+      <w:lvlText w:val="%9."/>
+      <w:lvlJc w:val="right"/>
+      <w:pPr>
+        <w:ind w:left="6480" w:hanging="180"/>
+      </w:pPr>
+    </w:lvl>
+  </w:abstractNum>
+  <w:abstractNum w:abstractNumId="35" w15:restartNumberingAfterBreak="0">
+    <w:nsid w:val="6C357C88"/>
+    <w:multiLevelType w:val="hybridMultilevel"/>
+    <w:tmpl w:val="62A60DC6"/>
+    <w:lvl w:ilvl="0" w:tplc="080C0001">
+      <w:start w:val="1"/>
+      <w:numFmt w:val="bullet"/>
+      <w:lvlText w:val=""/>
+      <w:lvlJc w:val="left"/>
+      <w:pPr>
+        <w:ind w:left="720" w:hanging="360"/>
+      </w:pPr>
+      <w:rPr>
+        <w:rFonts w:ascii="Symbol" w:hAnsi="Symbol" w:hint="default"/>
+      </w:rPr>
+    </w:lvl>
+    <w:lvl w:ilvl="1" w:tplc="080C0003">
+      <w:start w:val="1"/>
+      <w:numFmt w:val="bullet"/>
+      <w:lvlText w:val="o"/>
+      <w:lvlJc w:val="left"/>
+      <w:pPr>
+        <w:ind w:left="1440" w:hanging="360"/>
+      </w:pPr>
+      <w:rPr>
+        <w:rFonts w:ascii="Courier New" w:hAnsi="Courier New" w:cs="Courier New" w:hint="default"/>
+      </w:rPr>
+    </w:lvl>
+    <w:lvl w:ilvl="2" w:tplc="080C0005" w:tentative="1">
+      <w:start w:val="1"/>
+      <w:numFmt w:val="bullet"/>
+      <w:lvlText w:val=""/>
+      <w:lvlJc w:val="left"/>
+      <w:pPr>
+        <w:ind w:left="2160" w:hanging="360"/>
+      </w:pPr>
+      <w:rPr>
+        <w:rFonts w:ascii="Wingdings" w:hAnsi="Wingdings" w:hint="default"/>
+      </w:rPr>
+    </w:lvl>
+    <w:lvl w:ilvl="3" w:tplc="080C0001" w:tentative="1">
+      <w:start w:val="1"/>
+      <w:numFmt w:val="bullet"/>
+      <w:lvlText w:val=""/>
+      <w:lvlJc w:val="left"/>
+      <w:pPr>
+        <w:ind w:left="2880" w:hanging="360"/>
+      </w:pPr>
+      <w:rPr>
+        <w:rFonts w:ascii="Symbol" w:hAnsi="Symbol" w:hint="default"/>
+      </w:rPr>
+    </w:lvl>
+    <w:lvl w:ilvl="4" w:tplc="080C0003" w:tentative="1">
+      <w:start w:val="1"/>
+      <w:numFmt w:val="bullet"/>
+      <w:lvlText w:val="o"/>
+      <w:lvlJc w:val="left"/>
+      <w:pPr>
+        <w:ind w:left="3600" w:hanging="360"/>
+      </w:pPr>
+      <w:rPr>
+        <w:rFonts w:ascii="Courier New" w:hAnsi="Courier New" w:cs="Courier New" w:hint="default"/>
+      </w:rPr>
+    </w:lvl>
+    <w:lvl w:ilvl="5" w:tplc="080C0005" w:tentative="1">
+      <w:start w:val="1"/>
+      <w:numFmt w:val="bullet"/>
+      <w:lvlText w:val=""/>
+      <w:lvlJc w:val="left"/>
+      <w:pPr>
+        <w:ind w:left="4320" w:hanging="360"/>
+      </w:pPr>
+      <w:rPr>
+        <w:rFonts w:ascii="Wingdings" w:hAnsi="Wingdings" w:hint="default"/>
+      </w:rPr>
+    </w:lvl>
+    <w:lvl w:ilvl="6" w:tplc="080C0001" w:tentative="1">
+      <w:start w:val="1"/>
+      <w:numFmt w:val="bullet"/>
+      <w:lvlText w:val=""/>
+      <w:lvlJc w:val="left"/>
+      <w:pPr>
+        <w:ind w:left="5040" w:hanging="360"/>
+      </w:pPr>
+      <w:rPr>
+        <w:rFonts w:ascii="Symbol" w:hAnsi="Symbol" w:hint="default"/>
+      </w:rPr>
+    </w:lvl>
+    <w:lvl w:ilvl="7" w:tplc="080C0003" w:tentative="1">
+      <w:start w:val="1"/>
+      <w:numFmt w:val="bullet"/>
+      <w:lvlText w:val="o"/>
+      <w:lvlJc w:val="left"/>
+      <w:pPr>
+        <w:ind w:left="5760" w:hanging="360"/>
+      </w:pPr>
+      <w:rPr>
+        <w:rFonts w:ascii="Courier New" w:hAnsi="Courier New" w:cs="Courier New" w:hint="default"/>
+      </w:rPr>
+    </w:lvl>
+    <w:lvl w:ilvl="8" w:tplc="080C0005" w:tentative="1">
+      <w:start w:val="1"/>
+      <w:numFmt w:val="bullet"/>
+      <w:lvlText w:val=""/>
+      <w:lvlJc w:val="left"/>
+      <w:pPr>
+        <w:ind w:left="6480" w:hanging="360"/>
+      </w:pPr>
+      <w:rPr>
+        <w:rFonts w:ascii="Wingdings" w:hAnsi="Wingdings" w:hint="default"/>
+      </w:rPr>
+    </w:lvl>
+  </w:abstractNum>
+  <w:abstractNum w:abstractNumId="36" w15:restartNumberingAfterBreak="0">
+    <w:nsid w:val="6D64706E"/>
+    <w:multiLevelType w:val="hybridMultilevel"/>
+    <w:tmpl w:val="E7240D14"/>
+    <w:lvl w:ilvl="0" w:tplc="DD1C2A88">
+      <w:start w:val="1"/>
+      <w:numFmt w:val="bullet"/>
+      <w:lvlText w:val="-"/>
+      <w:lvlJc w:val="left"/>
+      <w:pPr>
+        <w:ind w:left="720" w:hanging="360"/>
+      </w:pPr>
+      <w:rPr>
+        <w:rFonts w:ascii="Calibri" w:eastAsiaTheme="minorHAnsi" w:hAnsi="Calibri" w:cs="Calibri" w:hint="default"/>
+      </w:rPr>
+    </w:lvl>
+    <w:lvl w:ilvl="1" w:tplc="080C0003" w:tentative="1">
+      <w:start w:val="1"/>
+      <w:numFmt w:val="bullet"/>
+      <w:lvlText w:val="o"/>
+      <w:lvlJc w:val="left"/>
+      <w:pPr>
+        <w:ind w:left="1440" w:hanging="360"/>
+      </w:pPr>
+      <w:rPr>
+        <w:rFonts w:ascii="Courier New" w:hAnsi="Courier New" w:cs="Courier New" w:hint="default"/>
+      </w:rPr>
+    </w:lvl>
+    <w:lvl w:ilvl="2" w:tplc="080C0005" w:tentative="1">
+      <w:start w:val="1"/>
+      <w:numFmt w:val="bullet"/>
+      <w:lvlText w:val=""/>
+      <w:lvlJc w:val="left"/>
+      <w:pPr>
+        <w:ind w:left="2160" w:hanging="360"/>
+      </w:pPr>
+      <w:rPr>
+        <w:rFonts w:ascii="Wingdings" w:hAnsi="Wingdings" w:hint="default"/>
+      </w:rPr>
+    </w:lvl>
+    <w:lvl w:ilvl="3" w:tplc="080C0001" w:tentative="1">
+      <w:start w:val="1"/>
+      <w:numFmt w:val="bullet"/>
+      <w:lvlText w:val=""/>
+      <w:lvlJc w:val="left"/>
+      <w:pPr>
+        <w:ind w:left="2880" w:hanging="360"/>
+      </w:pPr>
+      <w:rPr>
+        <w:rFonts w:ascii="Symbol" w:hAnsi="Symbol" w:hint="default"/>
+      </w:rPr>
+    </w:lvl>
+    <w:lvl w:ilvl="4" w:tplc="080C0003" w:tentative="1">
+      <w:start w:val="1"/>
+      <w:numFmt w:val="bullet"/>
+      <w:lvlText w:val="o"/>
+      <w:lvlJc w:val="left"/>
+      <w:pPr>
+        <w:ind w:left="3600" w:hanging="360"/>
+      </w:pPr>
+      <w:rPr>
+        <w:rFonts w:ascii="Courier New" w:hAnsi="Courier New" w:cs="Courier New" w:hint="default"/>
+      </w:rPr>
+    </w:lvl>
+    <w:lvl w:ilvl="5" w:tplc="080C0005" w:tentative="1">
+      <w:start w:val="1"/>
+      <w:numFmt w:val="bullet"/>
+      <w:lvlText w:val=""/>
+      <w:lvlJc w:val="left"/>
+      <w:pPr>
+        <w:ind w:left="4320" w:hanging="360"/>
+      </w:pPr>
+      <w:rPr>
+        <w:rFonts w:ascii="Wingdings" w:hAnsi="Wingdings" w:hint="default"/>
+      </w:rPr>
+    </w:lvl>
+    <w:lvl w:ilvl="6" w:tplc="080C0001" w:tentative="1">
+      <w:start w:val="1"/>
+      <w:numFmt w:val="bullet"/>
+      <w:lvlText w:val=""/>
+      <w:lvlJc w:val="left"/>
+      <w:pPr>
+        <w:ind w:left="5040" w:hanging="360"/>
+      </w:pPr>
+      <w:rPr>
+        <w:rFonts w:ascii="Symbol" w:hAnsi="Symbol" w:hint="default"/>
+      </w:rPr>
+    </w:lvl>
+    <w:lvl w:ilvl="7" w:tplc="080C0003" w:tentative="1">
+      <w:start w:val="1"/>
+      <w:numFmt w:val="bullet"/>
+      <w:lvlText w:val="o"/>
+      <w:lvlJc w:val="left"/>
+      <w:pPr>
+        <w:ind w:left="5760" w:hanging="360"/>
+      </w:pPr>
+      <w:rPr>
+        <w:rFonts w:ascii="Courier New" w:hAnsi="Courier New" w:cs="Courier New" w:hint="default"/>
+      </w:rPr>
+    </w:lvl>
+    <w:lvl w:ilvl="8" w:tplc="080C0005" w:tentative="1">
+      <w:start w:val="1"/>
+      <w:numFmt w:val="bullet"/>
+      <w:lvlText w:val=""/>
+      <w:lvlJc w:val="left"/>
+      <w:pPr>
+        <w:ind w:left="6480" w:hanging="360"/>
+      </w:pPr>
+      <w:rPr>
+        <w:rFonts w:ascii="Wingdings" w:hAnsi="Wingdings" w:hint="default"/>
+      </w:rPr>
+    </w:lvl>
+  </w:abstractNum>
+  <w:abstractNum w:abstractNumId="37" w15:restartNumberingAfterBreak="0">
+    <w:nsid w:val="6D954C76"/>
+    <w:multiLevelType w:val="hybridMultilevel"/>
+    <w:tmpl w:val="1E9E1E1A"/>
+    <w:lvl w:ilvl="0" w:tplc="080C0001">
+      <w:start w:val="1"/>
+      <w:numFmt w:val="bullet"/>
+      <w:lvlText w:val=""/>
+      <w:lvlJc w:val="left"/>
+      <w:pPr>
+        <w:ind w:left="720" w:hanging="360"/>
+      </w:pPr>
+      <w:rPr>
+        <w:rFonts w:ascii="Symbol" w:hAnsi="Symbol" w:hint="default"/>
+      </w:rPr>
+    </w:lvl>
+    <w:lvl w:ilvl="1" w:tplc="080C0003" w:tentative="1">
+      <w:start w:val="1"/>
+      <w:numFmt w:val="bullet"/>
+      <w:lvlText w:val="o"/>
+      <w:lvlJc w:val="left"/>
+      <w:pPr>
+        <w:ind w:left="1440" w:hanging="360"/>
+      </w:pPr>
+      <w:rPr>
+        <w:rFonts w:ascii="Courier New" w:hAnsi="Courier New" w:cs="Courier New" w:hint="default"/>
+      </w:rPr>
+    </w:lvl>
+    <w:lvl w:ilvl="2" w:tplc="080C0005" w:tentative="1">
+      <w:start w:val="1"/>
+      <w:numFmt w:val="bullet"/>
+      <w:lvlText w:val=""/>
+      <w:lvlJc w:val="left"/>
+      <w:pPr>
+        <w:ind w:left="2160" w:hanging="360"/>
+      </w:pPr>
+      <w:rPr>
+        <w:rFonts w:ascii="Wingdings" w:hAnsi="Wingdings" w:hint="default"/>
+      </w:rPr>
+    </w:lvl>
+    <w:lvl w:ilvl="3" w:tplc="080C0001" w:tentative="1">
+      <w:start w:val="1"/>
+      <w:numFmt w:val="bullet"/>
+      <w:lvlText w:val=""/>
+      <w:lvlJc w:val="left"/>
+      <w:pPr>
+        <w:ind w:left="2880" w:hanging="360"/>
+      </w:pPr>
+      <w:rPr>
+        <w:rFonts w:ascii="Symbol" w:hAnsi="Symbol" w:hint="default"/>
+      </w:rPr>
+    </w:lvl>
+    <w:lvl w:ilvl="4" w:tplc="080C0003" w:tentative="1">
+      <w:start w:val="1"/>
+      <w:numFmt w:val="bullet"/>
+      <w:lvlText w:val="o"/>
+      <w:lvlJc w:val="left"/>
+      <w:pPr>
+        <w:ind w:left="3600" w:hanging="360"/>
+      </w:pPr>
+      <w:rPr>
+        <w:rFonts w:ascii="Courier New" w:hAnsi="Courier New" w:cs="Courier New" w:hint="default"/>
+      </w:rPr>
+    </w:lvl>
+    <w:lvl w:ilvl="5" w:tplc="080C0005" w:tentative="1">
+      <w:start w:val="1"/>
+      <w:numFmt w:val="bullet"/>
+      <w:lvlText w:val=""/>
+      <w:lvlJc w:val="left"/>
+      <w:pPr>
+        <w:ind w:left="4320" w:hanging="360"/>
+      </w:pPr>
+      <w:rPr>
+        <w:rFonts w:ascii="Wingdings" w:hAnsi="Wingdings" w:hint="default"/>
+      </w:rPr>
+    </w:lvl>
+    <w:lvl w:ilvl="6" w:tplc="080C0001" w:tentative="1">
+      <w:start w:val="1"/>
+      <w:numFmt w:val="bullet"/>
+      <w:lvlText w:val=""/>
+      <w:lvlJc w:val="left"/>
+      <w:pPr>
+        <w:ind w:left="5040" w:hanging="360"/>
+      </w:pPr>
+      <w:rPr>
+        <w:rFonts w:ascii="Symbol" w:hAnsi="Symbol" w:hint="default"/>
+      </w:rPr>
+    </w:lvl>
+    <w:lvl w:ilvl="7" w:tplc="080C0003" w:tentative="1">
+      <w:start w:val="1"/>
+      <w:numFmt w:val="bullet"/>
+      <w:lvlText w:val="o"/>
+      <w:lvlJc w:val="left"/>
+      <w:pPr>
+        <w:ind w:left="5760" w:hanging="360"/>
+      </w:pPr>
+      <w:rPr>
+        <w:rFonts w:ascii="Courier New" w:hAnsi="Courier New" w:cs="Courier New" w:hint="default"/>
+      </w:rPr>
+    </w:lvl>
+    <w:lvl w:ilvl="8" w:tplc="080C0005" w:tentative="1">
+      <w:start w:val="1"/>
+      <w:numFmt w:val="bullet"/>
+      <w:lvlText w:val=""/>
+      <w:lvlJc w:val="left"/>
+      <w:pPr>
+        <w:ind w:left="6480" w:hanging="360"/>
+      </w:pPr>
+      <w:rPr>
+        <w:rFonts w:ascii="Wingdings" w:hAnsi="Wingdings" w:hint="default"/>
+      </w:rPr>
+    </w:lvl>
+  </w:abstractNum>
+  <w:abstractNum w:abstractNumId="38" w15:restartNumberingAfterBreak="0">
+    <w:nsid w:val="6EF171A2"/>
+    <w:multiLevelType w:val="hybridMultilevel"/>
+    <w:tmpl w:val="B172E1BC"/>
+    <w:lvl w:ilvl="0" w:tplc="BC188C38">
+      <w:start w:val="1"/>
+      <w:numFmt w:val="decimal"/>
+      <w:lvlText w:val="%1)"/>
+      <w:lvlJc w:val="left"/>
+      <w:pPr>
+        <w:ind w:left="720" w:hanging="360"/>
+      </w:pPr>
+      <w:rPr>
+        <w:b/>
+        <w:bCs/>
+      </w:rPr>
+    </w:lvl>
+    <w:lvl w:ilvl="1" w:tplc="080C0019" w:tentative="1">
+      <w:start w:val="1"/>
+      <w:numFmt w:val="lowerLetter"/>
+      <w:lvlText w:val="%2."/>
+      <w:lvlJc w:val="left"/>
+      <w:pPr>
+        <w:ind w:left="1440" w:hanging="360"/>
+      </w:pPr>
+    </w:lvl>
+    <w:lvl w:ilvl="2" w:tplc="080C001B" w:tentative="1">
+      <w:start w:val="1"/>
+      <w:numFmt w:val="lowerRoman"/>
+      <w:lvlText w:val="%3."/>
+      <w:lvlJc w:val="right"/>
+      <w:pPr>
+        <w:ind w:left="2160" w:hanging="180"/>
+      </w:pPr>
+    </w:lvl>
+    <w:lvl w:ilvl="3" w:tplc="080C000F" w:tentative="1">
+      <w:start w:val="1"/>
+      <w:numFmt w:val="decimal"/>
+      <w:lvlText w:val="%4."/>
+      <w:lvlJc w:val="left"/>
+      <w:pPr>
+        <w:ind w:left="2880" w:hanging="360"/>
+      </w:pPr>
+    </w:lvl>
+    <w:lvl w:ilvl="4" w:tplc="080C0019" w:tentative="1">
+      <w:start w:val="1"/>
+      <w:numFmt w:val="lowerLetter"/>
+      <w:lvlText w:val="%5."/>
+      <w:lvlJc w:val="left"/>
+      <w:pPr>
+        <w:ind w:left="3600" w:hanging="360"/>
+      </w:pPr>
+    </w:lvl>
+    <w:lvl w:ilvl="5" w:tplc="080C001B" w:tentative="1">
+      <w:start w:val="1"/>
+      <w:numFmt w:val="lowerRoman"/>
+      <w:lvlText w:val="%6."/>
+      <w:lvlJc w:val="right"/>
+      <w:pPr>
+        <w:ind w:left="4320" w:hanging="180"/>
+      </w:pPr>
+    </w:lvl>
+    <w:lvl w:ilvl="6" w:tplc="080C000F" w:tentative="1">
+      <w:start w:val="1"/>
+      <w:numFmt w:val="decimal"/>
+      <w:lvlText w:val="%7."/>
+      <w:lvlJc w:val="left"/>
+      <w:pPr>
+        <w:ind w:left="5040" w:hanging="360"/>
+      </w:pPr>
+    </w:lvl>
+    <w:lvl w:ilvl="7" w:tplc="080C0019" w:tentative="1">
+      <w:start w:val="1"/>
+      <w:numFmt w:val="lowerLetter"/>
+      <w:lvlText w:val="%8."/>
+      <w:lvlJc w:val="left"/>
+      <w:pPr>
+        <w:ind w:left="5760" w:hanging="360"/>
+      </w:pPr>
+    </w:lvl>
+    <w:lvl w:ilvl="8" w:tplc="080C001B" w:tentative="1">
+      <w:start w:val="1"/>
+      <w:numFmt w:val="lowerRoman"/>
+      <w:lvlText w:val="%9."/>
+      <w:lvlJc w:val="right"/>
+      <w:pPr>
+        <w:ind w:left="6480" w:hanging="180"/>
+      </w:pPr>
+    </w:lvl>
+  </w:abstractNum>
+  <w:abstractNum w:abstractNumId="39" w15:restartNumberingAfterBreak="0">
+    <w:nsid w:val="70245F1D"/>
+    <w:multiLevelType w:val="hybridMultilevel"/>
+    <w:tmpl w:val="19C04874"/>
+    <w:lvl w:ilvl="0" w:tplc="79C63396">
+      <w:start w:val="1"/>
+      <w:numFmt w:val="lowerLetter"/>
+      <w:lvlText w:val="%1)"/>
+      <w:lvlJc w:val="left"/>
+      <w:pPr>
+        <w:ind w:left="501" w:hanging="360"/>
+      </w:pPr>
+      <w:rPr>
+        <w:b/>
+        <w:bCs/>
+        <w:sz w:val="26"/>
+        <w:szCs w:val="26"/>
+      </w:rPr>
+    </w:lvl>
+    <w:lvl w:ilvl="1" w:tplc="080C0019" w:tentative="1">
+      <w:start w:val="1"/>
+      <w:numFmt w:val="lowerLetter"/>
+      <w:lvlText w:val="%2."/>
+      <w:lvlJc w:val="left"/>
+      <w:pPr>
+        <w:ind w:left="1221" w:hanging="360"/>
+      </w:pPr>
+    </w:lvl>
+    <w:lvl w:ilvl="2" w:tplc="080C001B" w:tentative="1">
+      <w:start w:val="1"/>
+      <w:numFmt w:val="lowerRoman"/>
+      <w:lvlText w:val="%3."/>
+      <w:lvlJc w:val="right"/>
+      <w:pPr>
+        <w:ind w:left="1941" w:hanging="180"/>
+      </w:pPr>
+    </w:lvl>
+    <w:lvl w:ilvl="3" w:tplc="080C000F" w:tentative="1">
+      <w:start w:val="1"/>
+      <w:numFmt w:val="decimal"/>
+      <w:lvlText w:val="%4."/>
+      <w:lvlJc w:val="left"/>
+      <w:pPr>
+        <w:ind w:left="2661" w:hanging="360"/>
+      </w:pPr>
+    </w:lvl>
+    <w:lvl w:ilvl="4" w:tplc="080C0019" w:tentative="1">
+      <w:start w:val="1"/>
+      <w:numFmt w:val="lowerLetter"/>
+      <w:lvlText w:val="%5."/>
+      <w:lvlJc w:val="left"/>
+      <w:pPr>
+        <w:ind w:left="3381" w:hanging="360"/>
+      </w:pPr>
+    </w:lvl>
+    <w:lvl w:ilvl="5" w:tplc="080C001B" w:tentative="1">
+      <w:start w:val="1"/>
+      <w:numFmt w:val="lowerRoman"/>
+      <w:lvlText w:val="%6."/>
+      <w:lvlJc w:val="right"/>
+      <w:pPr>
+        <w:ind w:left="4101" w:hanging="180"/>
+      </w:pPr>
+    </w:lvl>
+    <w:lvl w:ilvl="6" w:tplc="080C000F" w:tentative="1">
+      <w:start w:val="1"/>
+      <w:numFmt w:val="decimal"/>
+      <w:lvlText w:val="%7."/>
+      <w:lvlJc w:val="left"/>
+      <w:pPr>
+        <w:ind w:left="4821" w:hanging="360"/>
+      </w:pPr>
+    </w:lvl>
+    <w:lvl w:ilvl="7" w:tplc="080C0019" w:tentative="1">
+      <w:start w:val="1"/>
+      <w:numFmt w:val="lowerLetter"/>
+      <w:lvlText w:val="%8."/>
+      <w:lvlJc w:val="left"/>
+      <w:pPr>
+        <w:ind w:left="5541" w:hanging="360"/>
+      </w:pPr>
+    </w:lvl>
+    <w:lvl w:ilvl="8" w:tplc="080C001B" w:tentative="1">
+      <w:start w:val="1"/>
+      <w:numFmt w:val="lowerRoman"/>
+      <w:lvlText w:val="%9."/>
+      <w:lvlJc w:val="right"/>
+      <w:pPr>
+        <w:ind w:left="6261" w:hanging="180"/>
+      </w:pPr>
+    </w:lvl>
+  </w:abstractNum>
+  <w:abstractNum w:abstractNumId="40" w15:restartNumberingAfterBreak="0">
+    <w:nsid w:val="72980179"/>
+    <w:multiLevelType w:val="hybridMultilevel"/>
+    <w:tmpl w:val="0E88B8EE"/>
+    <w:lvl w:ilvl="0" w:tplc="E3C0D13E">
+      <w:start w:val="1"/>
+      <w:numFmt w:val="decimal"/>
+      <w:lvlText w:val="%1)"/>
+      <w:lvlJc w:val="left"/>
+      <w:pPr>
+        <w:ind w:left="720" w:hanging="360"/>
+      </w:pPr>
+      <w:rPr>
+        <w:b/>
+        <w:bCs/>
+        <w:sz w:val="26"/>
+        <w:szCs w:val="26"/>
+      </w:rPr>
+    </w:lvl>
+    <w:lvl w:ilvl="1" w:tplc="080C0019" w:tentative="1">
+      <w:start w:val="1"/>
+      <w:numFmt w:val="lowerLetter"/>
+      <w:lvlText w:val="%2."/>
+      <w:lvlJc w:val="left"/>
+      <w:pPr>
+        <w:ind w:left="1440" w:hanging="360"/>
+      </w:pPr>
+    </w:lvl>
+    <w:lvl w:ilvl="2" w:tplc="080C001B" w:tentative="1">
+      <w:start w:val="1"/>
+      <w:numFmt w:val="lowerRoman"/>
+      <w:lvlText w:val="%3."/>
+      <w:lvlJc w:val="right"/>
+      <w:pPr>
+        <w:ind w:left="2160" w:hanging="180"/>
+      </w:pPr>
+    </w:lvl>
+    <w:lvl w:ilvl="3" w:tplc="080C000F" w:tentative="1">
+      <w:start w:val="1"/>
+      <w:numFmt w:val="decimal"/>
+      <w:lvlText w:val="%4."/>
+      <w:lvlJc w:val="left"/>
+      <w:pPr>
+        <w:ind w:left="2880" w:hanging="360"/>
+      </w:pPr>
+    </w:lvl>
+    <w:lvl w:ilvl="4" w:tplc="080C0019" w:tentative="1">
+      <w:start w:val="1"/>
+      <w:numFmt w:val="lowerLetter"/>
+      <w:lvlText w:val="%5."/>
+      <w:lvlJc w:val="left"/>
+      <w:pPr>
+        <w:ind w:left="3600" w:hanging="360"/>
+      </w:pPr>
+    </w:lvl>
+    <w:lvl w:ilvl="5" w:tplc="080C001B" w:tentative="1">
+      <w:start w:val="1"/>
+      <w:numFmt w:val="lowerRoman"/>
+      <w:lvlText w:val="%6."/>
+      <w:lvlJc w:val="right"/>
+      <w:pPr>
+        <w:ind w:left="4320" w:hanging="180"/>
+      </w:pPr>
+    </w:lvl>
+    <w:lvl w:ilvl="6" w:tplc="080C000F" w:tentative="1">
+      <w:start w:val="1"/>
+      <w:numFmt w:val="decimal"/>
+      <w:lvlText w:val="%7."/>
+      <w:lvlJc w:val="left"/>
+      <w:pPr>
+        <w:ind w:left="5040" w:hanging="360"/>
+      </w:pPr>
+    </w:lvl>
+    <w:lvl w:ilvl="7" w:tplc="080C0019" w:tentative="1">
+      <w:start w:val="1"/>
+      <w:numFmt w:val="lowerLetter"/>
+      <w:lvlText w:val="%8."/>
+      <w:lvlJc w:val="left"/>
+      <w:pPr>
+        <w:ind w:left="5760" w:hanging="360"/>
+      </w:pPr>
+    </w:lvl>
+    <w:lvl w:ilvl="8" w:tplc="080C001B" w:tentative="1">
+      <w:start w:val="1"/>
+      <w:numFmt w:val="lowerRoman"/>
+      <w:lvlText w:val="%9."/>
+      <w:lvlJc w:val="right"/>
+      <w:pPr>
+        <w:ind w:left="6480" w:hanging="180"/>
+      </w:pPr>
+    </w:lvl>
+  </w:abstractNum>
   <w:abstractNum w:abstractNumId="41" w15:restartNumberingAfterBreak="0">
+    <w:nsid w:val="72980933"/>
+    <w:multiLevelType w:val="hybridMultilevel"/>
+    <w:tmpl w:val="19EE1910"/>
+    <w:lvl w:ilvl="0" w:tplc="79C63396">
+      <w:start w:val="1"/>
+      <w:numFmt w:val="lowerLetter"/>
+      <w:lvlText w:val="%1)"/>
+      <w:lvlJc w:val="left"/>
+      <w:pPr>
+        <w:ind w:left="720" w:hanging="360"/>
+      </w:pPr>
+      <w:rPr>
+        <w:b/>
+        <w:bCs/>
+        <w:sz w:val="26"/>
+        <w:szCs w:val="26"/>
+      </w:rPr>
+    </w:lvl>
+    <w:lvl w:ilvl="1" w:tplc="080C0019" w:tentative="1">
+      <w:start w:val="1"/>
+      <w:numFmt w:val="lowerLetter"/>
+      <w:lvlText w:val="%2."/>
+      <w:lvlJc w:val="left"/>
+      <w:pPr>
+        <w:ind w:left="1440" w:hanging="360"/>
+      </w:pPr>
+    </w:lvl>
+    <w:lvl w:ilvl="2" w:tplc="080C001B" w:tentative="1">
+      <w:start w:val="1"/>
+      <w:numFmt w:val="lowerRoman"/>
+      <w:lvlText w:val="%3."/>
+      <w:lvlJc w:val="right"/>
+      <w:pPr>
+        <w:ind w:left="2160" w:hanging="180"/>
+      </w:pPr>
+    </w:lvl>
+    <w:lvl w:ilvl="3" w:tplc="080C000F" w:tentative="1">
+      <w:start w:val="1"/>
+      <w:numFmt w:val="decimal"/>
+      <w:lvlText w:val="%4."/>
+      <w:lvlJc w:val="left"/>
+      <w:pPr>
+        <w:ind w:left="2880" w:hanging="360"/>
+      </w:pPr>
+    </w:lvl>
+    <w:lvl w:ilvl="4" w:tplc="080C0019" w:tentative="1">
+      <w:start w:val="1"/>
+      <w:numFmt w:val="lowerLetter"/>
+      <w:lvlText w:val="%5."/>
+      <w:lvlJc w:val="left"/>
+      <w:pPr>
+        <w:ind w:left="3600" w:hanging="360"/>
+      </w:pPr>
+    </w:lvl>
+    <w:lvl w:ilvl="5" w:tplc="080C001B" w:tentative="1">
+      <w:start w:val="1"/>
+      <w:numFmt w:val="lowerRoman"/>
+      <w:lvlText w:val="%6."/>
+      <w:lvlJc w:val="right"/>
+      <w:pPr>
+        <w:ind w:left="4320" w:hanging="180"/>
+      </w:pPr>
+    </w:lvl>
+    <w:lvl w:ilvl="6" w:tplc="080C000F" w:tentative="1">
+      <w:start w:val="1"/>
+      <w:numFmt w:val="decimal"/>
+      <w:lvlText w:val="%7."/>
+      <w:lvlJc w:val="left"/>
+      <w:pPr>
+        <w:ind w:left="5040" w:hanging="360"/>
+      </w:pPr>
+    </w:lvl>
+    <w:lvl w:ilvl="7" w:tplc="080C0019" w:tentative="1">
+      <w:start w:val="1"/>
+      <w:numFmt w:val="lowerLetter"/>
+      <w:lvlText w:val="%8."/>
+      <w:lvlJc w:val="left"/>
+      <w:pPr>
+        <w:ind w:left="5760" w:hanging="360"/>
+      </w:pPr>
+    </w:lvl>
+    <w:lvl w:ilvl="8" w:tplc="080C001B" w:tentative="1">
+      <w:start w:val="1"/>
+      <w:numFmt w:val="lowerRoman"/>
+      <w:lvlText w:val="%9."/>
+      <w:lvlJc w:val="right"/>
+      <w:pPr>
+        <w:ind w:left="6480" w:hanging="180"/>
+      </w:pPr>
+    </w:lvl>
+  </w:abstractNum>
+  <w:abstractNum w:abstractNumId="42" w15:restartNumberingAfterBreak="0">
     <w:nsid w:val="749D0C17"/>
     <w:multiLevelType w:val="hybridMultilevel"/>
     <w:tmpl w:val="F522CE50"/>
@@ -23937,7 +24186,7 @@
       </w:rPr>
     </w:lvl>
   </w:abstractNum>
-  <w:abstractNum w:abstractNumId="42" w15:restartNumberingAfterBreak="0">
+  <w:abstractNum w:abstractNumId="43" w15:restartNumberingAfterBreak="0">
     <w:nsid w:val="794340BD"/>
     <w:multiLevelType w:val="hybridMultilevel"/>
     <w:tmpl w:val="64AEC398"/>
@@ -24027,7 +24276,7 @@
       </w:pPr>
     </w:lvl>
   </w:abstractNum>
-  <w:abstractNum w:abstractNumId="43" w15:restartNumberingAfterBreak="0">
+  <w:abstractNum w:abstractNumId="44" w15:restartNumberingAfterBreak="0">
     <w:nsid w:val="7A65578C"/>
     <w:multiLevelType w:val="hybridMultilevel"/>
     <w:tmpl w:val="E72E821E"/>
@@ -24116,7 +24365,7 @@
       </w:pPr>
     </w:lvl>
   </w:abstractNum>
-  <w:abstractNum w:abstractNumId="44" w15:restartNumberingAfterBreak="0">
+  <w:abstractNum w:abstractNumId="45" w15:restartNumberingAfterBreak="0">
     <w:nsid w:val="7B511E6E"/>
     <w:multiLevelType w:val="hybridMultilevel"/>
     <w:tmpl w:val="0FA0CFA6"/>
@@ -24229,14 +24478,14 @@
       </w:rPr>
     </w:lvl>
   </w:abstractNum>
-  <w:abstractNum w:abstractNumId="45" w15:restartNumberingAfterBreak="0">
+  <w:abstractNum w:abstractNumId="46" w15:restartNumberingAfterBreak="0">
     <w:nsid w:val="7C3E3411"/>
     <w:multiLevelType w:val="hybridMultilevel"/>
-    <w:tmpl w:val="FC2E31FC"/>
-    <w:lvl w:ilvl="0" w:tplc="D5DE3338">
+    <w:tmpl w:val="E40091CA"/>
+    <w:lvl w:ilvl="0" w:tplc="79C63396">
       <w:start w:val="1"/>
       <w:numFmt w:val="lowerLetter"/>
-      <w:lvlText w:val="%1."/>
+      <w:lvlText w:val="%1)"/>
       <w:lvlJc w:val="left"/>
       <w:pPr>
         <w:ind w:left="720" w:hanging="360"/>
@@ -24245,6 +24494,8 @@
         <w:rFonts w:hint="default"/>
         <w:b/>
         <w:bCs/>
+        <w:sz w:val="26"/>
+        <w:szCs w:val="26"/>
       </w:rPr>
     </w:lvl>
     <w:lvl w:ilvl="1" w:tplc="080C0019" w:tentative="1">
@@ -24320,7 +24571,7 @@
       </w:pPr>
     </w:lvl>
   </w:abstractNum>
-  <w:abstractNum w:abstractNumId="46" w15:restartNumberingAfterBreak="0">
+  <w:abstractNum w:abstractNumId="47" w15:restartNumberingAfterBreak="0">
     <w:nsid w:val="7E7A54C3"/>
     <w:multiLevelType w:val="hybridMultilevel"/>
     <w:tmpl w:val="1B10B072"/>
@@ -24406,7 +24657,7 @@
       </w:pPr>
     </w:lvl>
   </w:abstractNum>
-  <w:abstractNum w:abstractNumId="47" w15:restartNumberingAfterBreak="0">
+  <w:abstractNum w:abstractNumId="48" w15:restartNumberingAfterBreak="0">
     <w:nsid w:val="7F426D05"/>
     <w:multiLevelType w:val="hybridMultilevel"/>
     <w:tmpl w:val="4E2EAD50"/>
@@ -24499,7 +24750,7 @@
     <w:abstractNumId w:val="7"/>
   </w:num>
   <w:num w:numId="2" w16cid:durableId="197739654">
-    <w:abstractNumId w:val="33"/>
+    <w:abstractNumId w:val="34"/>
   </w:num>
   <w:num w:numId="3" w16cid:durableId="1721396775">
     <w:abstractNumId w:val="18"/>
@@ -24511,7 +24762,7 @@
     <w:abstractNumId w:val="3"/>
   </w:num>
   <w:num w:numId="6" w16cid:durableId="2135981247">
-    <w:abstractNumId w:val="47"/>
+    <w:abstractNumId w:val="48"/>
     <w:lvlOverride w:ilvl="0">
       <w:startOverride w:val="1"/>
     </w:lvlOverride>
@@ -24544,28 +24795,28 @@
     <w:abstractNumId w:val="16"/>
   </w:num>
   <w:num w:numId="8" w16cid:durableId="1882357019">
-    <w:abstractNumId w:val="44"/>
+    <w:abstractNumId w:val="45"/>
   </w:num>
   <w:num w:numId="9" w16cid:durableId="824393163">
-    <w:abstractNumId w:val="46"/>
+    <w:abstractNumId w:val="47"/>
   </w:num>
   <w:num w:numId="10" w16cid:durableId="1915697625">
-    <w:abstractNumId w:val="39"/>
+    <w:abstractNumId w:val="40"/>
   </w:num>
   <w:num w:numId="11" w16cid:durableId="980770684">
-    <w:abstractNumId w:val="30"/>
+    <w:abstractNumId w:val="31"/>
   </w:num>
   <w:num w:numId="12" w16cid:durableId="1147280158">
     <w:abstractNumId w:val="15"/>
   </w:num>
   <w:num w:numId="13" w16cid:durableId="592589108">
-    <w:abstractNumId w:val="29"/>
+    <w:abstractNumId w:val="30"/>
   </w:num>
   <w:num w:numId="14" w16cid:durableId="1927379430">
     <w:abstractNumId w:val="9"/>
   </w:num>
   <w:num w:numId="15" w16cid:durableId="230887833">
-    <w:abstractNumId w:val="37"/>
+    <w:abstractNumId w:val="38"/>
   </w:num>
   <w:num w:numId="16" w16cid:durableId="1970821169">
     <w:abstractNumId w:val="5"/>
@@ -24574,10 +24825,10 @@
     <w:abstractNumId w:val="17"/>
   </w:num>
   <w:num w:numId="18" w16cid:durableId="463500047">
-    <w:abstractNumId w:val="40"/>
+    <w:abstractNumId w:val="41"/>
   </w:num>
   <w:num w:numId="19" w16cid:durableId="2095085800">
-    <w:abstractNumId w:val="38"/>
+    <w:abstractNumId w:val="39"/>
   </w:num>
   <w:num w:numId="20" w16cid:durableId="666521954">
     <w:abstractNumId w:val="4"/>
@@ -24586,10 +24837,10 @@
     <w:abstractNumId w:val="2"/>
   </w:num>
   <w:num w:numId="22" w16cid:durableId="1557356139">
-    <w:abstractNumId w:val="24"/>
+    <w:abstractNumId w:val="25"/>
   </w:num>
   <w:num w:numId="23" w16cid:durableId="64885528">
-    <w:abstractNumId w:val="31"/>
+    <w:abstractNumId w:val="32"/>
   </w:num>
   <w:num w:numId="24" w16cid:durableId="295334720">
     <w:abstractNumId w:val="10"/>
@@ -24601,34 +24852,34 @@
     <w:abstractNumId w:val="11"/>
   </w:num>
   <w:num w:numId="27" w16cid:durableId="770776955">
-    <w:abstractNumId w:val="19"/>
+    <w:abstractNumId w:val="20"/>
   </w:num>
   <w:num w:numId="28" w16cid:durableId="2048022181">
-    <w:abstractNumId w:val="32"/>
+    <w:abstractNumId w:val="33"/>
   </w:num>
   <w:num w:numId="29" w16cid:durableId="958998712">
-    <w:abstractNumId w:val="42"/>
+    <w:abstractNumId w:val="43"/>
   </w:num>
   <w:num w:numId="30" w16cid:durableId="1531067293">
-    <w:abstractNumId w:val="23"/>
+    <w:abstractNumId w:val="24"/>
   </w:num>
   <w:num w:numId="31" w16cid:durableId="298848183">
-    <w:abstractNumId w:val="27"/>
+    <w:abstractNumId w:val="28"/>
   </w:num>
   <w:num w:numId="32" w16cid:durableId="2145386821">
-    <w:abstractNumId w:val="28"/>
+    <w:abstractNumId w:val="29"/>
   </w:num>
   <w:num w:numId="33" w16cid:durableId="749011781">
     <w:abstractNumId w:val="0"/>
   </w:num>
   <w:num w:numId="34" w16cid:durableId="1833787129">
-    <w:abstractNumId w:val="21"/>
+    <w:abstractNumId w:val="22"/>
   </w:num>
   <w:num w:numId="35" w16cid:durableId="1339850489">
-    <w:abstractNumId w:val="26"/>
+    <w:abstractNumId w:val="27"/>
   </w:num>
   <w:num w:numId="36" w16cid:durableId="193201116">
-    <w:abstractNumId w:val="41"/>
+    <w:abstractNumId w:val="42"/>
   </w:num>
   <w:num w:numId="37" w16cid:durableId="1102141664">
     <w:abstractNumId w:val="13"/>
@@ -24637,34 +24888,37 @@
     <w:abstractNumId w:val="14"/>
   </w:num>
   <w:num w:numId="39" w16cid:durableId="194126198">
-    <w:abstractNumId w:val="25"/>
+    <w:abstractNumId w:val="26"/>
   </w:num>
   <w:num w:numId="40" w16cid:durableId="578251770">
     <w:abstractNumId w:val="12"/>
   </w:num>
   <w:num w:numId="41" w16cid:durableId="86578936">
-    <w:abstractNumId w:val="35"/>
+    <w:abstractNumId w:val="36"/>
   </w:num>
   <w:num w:numId="42" w16cid:durableId="1296061759">
-    <w:abstractNumId w:val="45"/>
+    <w:abstractNumId w:val="46"/>
   </w:num>
   <w:num w:numId="43" w16cid:durableId="311907615">
     <w:abstractNumId w:val="8"/>
   </w:num>
   <w:num w:numId="44" w16cid:durableId="1267469440">
-    <w:abstractNumId w:val="22"/>
+    <w:abstractNumId w:val="23"/>
   </w:num>
   <w:num w:numId="45" w16cid:durableId="529688074">
-    <w:abstractNumId w:val="34"/>
+    <w:abstractNumId w:val="35"/>
   </w:num>
   <w:num w:numId="46" w16cid:durableId="2128961404">
-    <w:abstractNumId w:val="20"/>
+    <w:abstractNumId w:val="21"/>
   </w:num>
   <w:num w:numId="47" w16cid:durableId="508764117">
-    <w:abstractNumId w:val="36"/>
+    <w:abstractNumId w:val="37"/>
   </w:num>
   <w:num w:numId="48" w16cid:durableId="2126340146">
-    <w:abstractNumId w:val="43"/>
+    <w:abstractNumId w:val="44"/>
+  </w:num>
+  <w:num w:numId="49" w16cid:durableId="1760517474">
+    <w:abstractNumId w:val="19"/>
   </w:num>
   <w:numIdMacAtCleanup w:val="1"/>
 </w:numbering>

--- a/examens/1/travail_de_vacances/1 - travail de vacances sans solides.docx
+++ b/examens/1/travail_de_vacances/1 - travail de vacances sans solides.docx
@@ -2,32 +2,98 @@
 <file path=word/document.xml><?xml version="1.0" encoding="utf-8"?>
 <w:document xmlns:wpc="http://schemas.microsoft.com/office/word/2010/wordprocessingCanvas" xmlns:cx="http://schemas.microsoft.com/office/drawing/2014/chartex" xmlns:cx1="http://schemas.microsoft.com/office/drawing/2015/9/8/chartex" xmlns:cx2="http://schemas.microsoft.com/office/drawing/2015/10/21/chartex" xmlns:cx3="http://schemas.microsoft.com/office/drawing/2016/5/9/chartex" xmlns:cx4="http://schemas.microsoft.com/office/drawing/2016/5/10/chartex" xmlns:cx5="http://schemas.microsoft.com/office/drawing/2016/5/11/chartex" xmlns:cx6="http://schemas.microsoft.com/office/drawing/2016/5/12/chartex" xmlns:cx7="http://schemas.microsoft.com/office/drawing/2016/5/13/chartex" xmlns:cx8="http://schemas.microsoft.com/office/drawing/2016/5/14/chartex" xmlns:mc="http://schemas.openxmlformats.org/markup-compatibility/2006" xmlns:aink="http://schemas.microsoft.com/office/drawing/2016/ink" xmlns:am3d="http://schemas.microsoft.com/office/drawing/2017/model3d" xmlns:o="urn:schemas-microsoft-com:office:office" xmlns:oel="http://schemas.microsoft.com/office/2019/extlst" xmlns:r="http://schemas.openxmlformats.org/officeDocument/2006/relationships" xmlns:m="http://schemas.openxmlformats.org/officeDocument/2006/math" xmlns:v="urn:schemas-microsoft-com:vml" xmlns:wp14="http://schemas.microsoft.com/office/word/2010/wordprocessingDrawing" xmlns:wp="http://schemas.openxmlformats.org/drawingml/2006/wordprocessingDrawing" xmlns:w10="urn:schemas-microsoft-com:office:word" xmlns:w="http://schemas.openxmlformats.org/wordprocessingml/2006/main" xmlns:w14="http://schemas.microsoft.com/office/word/2010/wordml" xmlns:w15="http://schemas.microsoft.com/office/word/2012/wordml" xmlns:w16cex="http://schemas.microsoft.com/office/word/2018/wordml/cex" xmlns:w16cid="http://schemas.microsoft.com/office/word/2016/wordml/cid" xmlns:w16="http://schemas.microsoft.com/office/word/2018/wordml" xmlns:w16sdtdh="http://schemas.microsoft.com/office/word/2020/wordml/sdtdatahash" xmlns:w16se="http://schemas.microsoft.com/office/word/2015/wordml/symex" xmlns:wpg="http://schemas.microsoft.com/office/word/2010/wordprocessingGroup" xmlns:wpi="http://schemas.microsoft.com/office/word/2010/wordprocessingInk" xmlns:wne="http://schemas.microsoft.com/office/word/2006/wordml" xmlns:wps="http://schemas.microsoft.com/office/word/2010/wordprocessingShape" mc:Ignorable="w14 w15 w16se w16cid w16 w16cex w16sdtdh wp14">
   <w:body>
+    <w:p>
+      <w:r>
+        <w:rPr>
+          <w:rFonts w:ascii="Trebuchet MS" w:hAnsi="Trebuchet MS" w:cs="Andalus"/>
+          <w:noProof/>
+          <w:sz w:val="12"/>
+          <w:szCs w:val="8"/>
+          <w:lang w:eastAsia="fr-BE"/>
+        </w:rPr>
+        <w:drawing>
+          <wp:anchor distT="0" distB="0" distL="114300" distR="114300" simplePos="0" relativeHeight="251685888" behindDoc="0" locked="0" layoutInCell="1" allowOverlap="1" wp14:anchorId="36543B67" wp14:editId="19ECC7DC">
+            <wp:simplePos x="0" y="0"/>
+            <wp:positionH relativeFrom="column">
+              <wp:posOffset>-97790</wp:posOffset>
+            </wp:positionH>
+            <wp:positionV relativeFrom="paragraph">
+              <wp:posOffset>-20771</wp:posOffset>
+            </wp:positionV>
+            <wp:extent cx="6785361" cy="420946"/>
+            <wp:effectExtent l="0" t="0" r="0" b="0"/>
+            <wp:wrapNone/>
+            <wp:docPr id="3" name="Image 3"/>
+            <wp:cNvGraphicFramePr>
+              <a:graphicFrameLocks xmlns:a="http://schemas.openxmlformats.org/drawingml/2006/main" noChangeAspect="1"/>
+            </wp:cNvGraphicFramePr>
+            <a:graphic xmlns:a="http://schemas.openxmlformats.org/drawingml/2006/main">
+              <a:graphicData uri="http://schemas.openxmlformats.org/drawingml/2006/picture">
+                <pic:pic xmlns:pic="http://schemas.openxmlformats.org/drawingml/2006/picture">
+                  <pic:nvPicPr>
+                    <pic:cNvPr id="0" name="Picture 2"/>
+                    <pic:cNvPicPr>
+                      <a:picLocks noChangeAspect="1" noChangeArrowheads="1"/>
+                    </pic:cNvPicPr>
+                  </pic:nvPicPr>
+                  <pic:blipFill>
+                    <a:blip r:embed="rId8">
+                      <a:extLst>
+                        <a:ext uri="{28A0092B-C50C-407E-A947-70E740481C1C}">
+                          <a14:useLocalDpi xmlns:a14="http://schemas.microsoft.com/office/drawing/2010/main" val="0"/>
+                        </a:ext>
+                      </a:extLst>
+                    </a:blip>
+                    <a:srcRect/>
+                    <a:stretch>
+                      <a:fillRect/>
+                    </a:stretch>
+                  </pic:blipFill>
+                  <pic:spPr bwMode="auto">
+                    <a:xfrm>
+                      <a:off x="0" y="0"/>
+                      <a:ext cx="6785361" cy="420946"/>
+                    </a:xfrm>
+                    <a:prstGeom prst="rect">
+                      <a:avLst/>
+                    </a:prstGeom>
+                    <a:noFill/>
+                    <a:ln>
+                      <a:noFill/>
+                    </a:ln>
+                  </pic:spPr>
+                </pic:pic>
+              </a:graphicData>
+            </a:graphic>
+            <wp14:sizeRelH relativeFrom="page">
+              <wp14:pctWidth>0</wp14:pctWidth>
+            </wp14:sizeRelH>
+            <wp14:sizeRelV relativeFrom="page">
+              <wp14:pctHeight>0</wp14:pctHeight>
+            </wp14:sizeRelV>
+          </wp:anchor>
+        </w:drawing>
+      </w:r>
+    </w:p>
     <w:tbl>
       <w:tblPr>
         <w:tblStyle w:val="Grilledutableau"/>
-        <w:tblW w:w="10490" w:type="dxa"/>
+        <w:tblW w:w="0" w:type="auto"/>
         <w:tblBorders>
-          <w:top w:val="single" w:sz="8" w:space="0" w:color="4472C4" w:themeColor="accent1"/>
-          <w:left w:val="single" w:sz="8" w:space="0" w:color="4472C4" w:themeColor="accent1"/>
-          <w:bottom w:val="single" w:sz="8" w:space="0" w:color="4472C4" w:themeColor="accent1"/>
-          <w:right w:val="single" w:sz="8" w:space="0" w:color="4472C4" w:themeColor="accent1"/>
-          <w:insideH w:val="single" w:sz="8" w:space="0" w:color="4472C4" w:themeColor="accent1"/>
+          <w:insideH w:val="none" w:sz="0" w:space="0" w:color="auto"/>
           <w:insideV w:val="none" w:sz="0" w:space="0" w:color="auto"/>
         </w:tblBorders>
         <w:tblLook w:val="04A0" w:firstRow="1" w:lastRow="0" w:firstColumn="1" w:lastColumn="0" w:noHBand="0" w:noVBand="1"/>
       </w:tblPr>
       <w:tblGrid>
-        <w:gridCol w:w="3157"/>
-        <w:gridCol w:w="2983"/>
-        <w:gridCol w:w="4350"/>
+        <w:gridCol w:w="3805"/>
+        <w:gridCol w:w="3325"/>
+        <w:gridCol w:w="3326"/>
       </w:tblGrid>
       <w:tr>
-        <w:trPr>
-          <w:trHeight w:val="556"/>
-        </w:trPr>
         <w:tc>
           <w:tcPr>
-            <w:tcW w:w="10490" w:type="dxa"/>
+            <w:tcW w:w="10456" w:type="dxa"/>
             <w:gridSpan w:val="3"/>
             <w:tcBorders>
               <w:top w:val="nil"/>
@@ -35,173 +101,29 @@
               <w:bottom w:val="nil"/>
               <w:right w:val="nil"/>
             </w:tcBorders>
-            <w:vAlign w:val="center"/>
           </w:tcPr>
           <w:p>
             <w:pPr>
-              <w:ind w:left="360" w:right="-76"/>
               <w:jc w:val="center"/>
             </w:pPr>
-            <w:r>
-              <w:rPr>
-                <w:b/>
-                <w:bCs/>
-                <w:noProof/>
-                <w:u w:val="double"/>
-              </w:rPr>
-              <mc:AlternateContent>
-                <mc:Choice Requires="wps">
-                  <w:drawing>
-                    <wp:anchor distT="0" distB="0" distL="114300" distR="114300" simplePos="0" relativeHeight="251662336" behindDoc="0" locked="0" layoutInCell="1" allowOverlap="1" wp14:anchorId="7EFDCD30" wp14:editId="69B5B607">
-                      <wp:simplePos x="0" y="0"/>
-                      <wp:positionH relativeFrom="column">
-                        <wp:posOffset>1085850</wp:posOffset>
-                      </wp:positionH>
-                      <wp:positionV relativeFrom="paragraph">
-                        <wp:posOffset>412115</wp:posOffset>
-                      </wp:positionV>
-                      <wp:extent cx="1092200" cy="139700"/>
-                      <wp:effectExtent l="0" t="0" r="0" b="0"/>
-                      <wp:wrapNone/>
-                      <wp:docPr id="8" name="Zone de texte 8"/>
-                      <wp:cNvGraphicFramePr/>
-                      <a:graphic xmlns:a="http://schemas.openxmlformats.org/drawingml/2006/main">
-                        <a:graphicData uri="http://schemas.microsoft.com/office/word/2010/wordprocessingShape">
-                          <wps:wsp>
-                            <wps:cNvSpPr txBox="1"/>
-                            <wps:spPr>
-                              <a:xfrm>
-                                <a:off x="0" y="0"/>
-                                <a:ext cx="1092200" cy="139700"/>
-                              </a:xfrm>
-                              <a:prstGeom prst="rect">
-                                <a:avLst/>
-                              </a:prstGeom>
-                              <a:solidFill>
-                                <a:schemeClr val="lt1"/>
-                              </a:solidFill>
-                              <a:ln w="6350">
-                                <a:noFill/>
-                              </a:ln>
-                            </wps:spPr>
-                            <wps:txbx>
-                              <w:txbxContent>
-                                <w:p/>
-                              </w:txbxContent>
-                            </wps:txbx>
-                            <wps:bodyPr rot="0" spcFirstLastPara="0" vertOverflow="overflow" horzOverflow="overflow" vert="horz" wrap="square" lIns="91440" tIns="45720" rIns="91440" bIns="45720" numCol="1" spcCol="0" rtlCol="0" fromWordArt="0" anchor="t" anchorCtr="0" forceAA="0" compatLnSpc="1">
-                              <a:prstTxWarp prst="textNoShape">
-                                <a:avLst/>
-                              </a:prstTxWarp>
-                              <a:noAutofit/>
-                            </wps:bodyPr>
-                          </wps:wsp>
-                        </a:graphicData>
-                      </a:graphic>
-                    </wp:anchor>
-                  </w:drawing>
-                </mc:Choice>
-                <mc:Fallback>
-                  <w:pict>
-                    <v:shapetype w14:anchorId="7EFDCD30" id="_x0000_t202" coordsize="21600,21600" o:spt="202" path="m,l,21600r21600,l21600,xe">
-                      <v:stroke joinstyle="miter"/>
-                      <v:path gradientshapeok="t" o:connecttype="rect"/>
-                    </v:shapetype>
-                    <v:shape id="Zone de texte 8" o:spid="_x0000_s1026" type="#_x0000_t202" style="position:absolute;left:0;text-align:left;margin-left:85.5pt;margin-top:32.45pt;width:86pt;height:11pt;z-index:251662336;visibility:visible;mso-wrap-style:square;mso-wrap-distance-left:9pt;mso-wrap-distance-top:0;mso-wrap-distance-right:9pt;mso-wrap-distance-bottom:0;mso-position-horizontal:absolute;mso-position-horizontal-relative:text;mso-position-vertical:absolute;mso-position-vertical-relative:text;v-text-anchor:top" o:gfxdata="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" fillcolor="white [3201]" stroked="f" strokeweight=".5pt">
-                      <v:textbox>
-                        <w:txbxContent>
-                          <w:p/>
-                        </w:txbxContent>
-                      </v:textbox>
-                    </v:shape>
-                  </w:pict>
-                </mc:Fallback>
-              </mc:AlternateContent>
-            </w:r>
-            <w:r>
-              <w:rPr>
-                <w:rFonts w:ascii="Trebuchet MS" w:hAnsi="Trebuchet MS" w:cs="Andalus"/>
-                <w:noProof/>
-                <w:sz w:val="12"/>
-                <w:szCs w:val="8"/>
-                <w:lang w:eastAsia="fr-BE"/>
-              </w:rPr>
-              <w:drawing>
-                <wp:inline distT="0" distB="0" distL="0" distR="0" wp14:anchorId="18CDCAB2" wp14:editId="29E5CC7B">
-                  <wp:extent cx="5838825" cy="362314"/>
-                  <wp:effectExtent l="0" t="0" r="0" b="0"/>
-                  <wp:docPr id="2" name="Image 2"/>
-                  <wp:cNvGraphicFramePr>
-                    <a:graphicFrameLocks xmlns:a="http://schemas.openxmlformats.org/drawingml/2006/main" noChangeAspect="1"/>
-                  </wp:cNvGraphicFramePr>
-                  <a:graphic xmlns:a="http://schemas.openxmlformats.org/drawingml/2006/main">
-                    <a:graphicData uri="http://schemas.openxmlformats.org/drawingml/2006/picture">
-                      <pic:pic xmlns:pic="http://schemas.openxmlformats.org/drawingml/2006/picture">
-                        <pic:nvPicPr>
-                          <pic:cNvPr id="0" name="Picture 2"/>
-                          <pic:cNvPicPr>
-                            <a:picLocks noChangeAspect="1" noChangeArrowheads="1"/>
-                          </pic:cNvPicPr>
-                        </pic:nvPicPr>
-                        <pic:blipFill>
-                          <a:blip r:embed="rId8">
-                            <a:extLst>
-                              <a:ext uri="{28A0092B-C50C-407E-A947-70E740481C1C}">
-                                <a14:useLocalDpi xmlns:a14="http://schemas.microsoft.com/office/drawing/2010/main" val="0"/>
-                              </a:ext>
-                            </a:extLst>
-                          </a:blip>
-                          <a:srcRect/>
-                          <a:stretch>
-                            <a:fillRect/>
-                          </a:stretch>
-                        </pic:blipFill>
-                        <pic:spPr bwMode="auto">
-                          <a:xfrm>
-                            <a:off x="0" y="0"/>
-                            <a:ext cx="5862994" cy="363814"/>
-                          </a:xfrm>
-                          <a:prstGeom prst="rect">
-                            <a:avLst/>
-                          </a:prstGeom>
-                          <a:noFill/>
-                          <a:ln>
-                            <a:noFill/>
-                          </a:ln>
-                        </pic:spPr>
-                      </pic:pic>
-                    </a:graphicData>
-                  </a:graphic>
-                </wp:inline>
-              </w:drawing>
-            </w:r>
           </w:p>
         </w:tc>
       </w:tr>
       <w:tr>
-        <w:trPr>
-          <w:trHeight w:val="283"/>
-        </w:trPr>
         <w:tc>
           <w:tcPr>
-            <w:tcW w:w="10490" w:type="dxa"/>
+            <w:tcW w:w="10456" w:type="dxa"/>
             <w:gridSpan w:val="3"/>
             <w:tcBorders>
               <w:top w:val="nil"/>
               <w:left w:val="nil"/>
-              <w:bottom w:val="single" w:sz="8" w:space="0" w:color="4472C4" w:themeColor="accent1"/>
+              <w:bottom w:val="single" w:sz="4" w:space="0" w:color="auto"/>
               <w:right w:val="nil"/>
             </w:tcBorders>
-            <w:vAlign w:val="center"/>
           </w:tcPr>
           <w:p>
             <w:pPr>
-              <w:ind w:right="968"/>
-              <w:rPr>
-                <w:rFonts w:ascii="Trebuchet MS" w:hAnsi="Trebuchet MS"/>
-                <w:sz w:val="16"/>
-                <w:szCs w:val="16"/>
-              </w:rPr>
+              <w:spacing w:after="120"/>
             </w:pPr>
             <w:r>
               <w:rPr>
@@ -233,179 +155,139 @@
         </w:tc>
       </w:tr>
       <w:tr>
-        <w:trPr>
-          <w:trHeight w:val="1134"/>
-        </w:trPr>
         <w:tc>
           <w:tcPr>
-            <w:tcW w:w="10490" w:type="dxa"/>
+            <w:tcW w:w="10456" w:type="dxa"/>
             <w:gridSpan w:val="3"/>
             <w:tcBorders>
-              <w:top w:val="single" w:sz="8" w:space="0" w:color="4472C4" w:themeColor="accent1"/>
+              <w:top w:val="single" w:sz="4" w:space="0" w:color="auto"/>
+              <w:bottom w:val="single" w:sz="4" w:space="0" w:color="auto"/>
+            </w:tcBorders>
+          </w:tcPr>
+          <w:p>
+            <w:pPr>
+              <w:spacing w:before="120" w:after="120"/>
+              <w:ind w:right="-110"/>
+              <w:jc w:val="center"/>
+              <w:rPr>
+                <w:rFonts w:ascii="Trebuchet MS" w:hAnsi="Trebuchet MS"/>
+                <w:b/>
+                <w:sz w:val="36"/>
+                <w:szCs w:val="36"/>
+              </w:rPr>
+            </w:pPr>
+            <w:r>
+              <w:rPr>
+                <w:rFonts w:ascii="Trebuchet MS" w:hAnsi="Trebuchet MS"/>
+                <w:b/>
+                <w:sz w:val="36"/>
+                <w:szCs w:val="36"/>
+              </w:rPr>
+              <w:t>TRAVAIL DE REMISE À NIVEAU</w:t>
+            </w:r>
+          </w:p>
+          <w:p>
+            <w:pPr>
+              <w:spacing w:before="120" w:after="120"/>
+              <w:jc w:val="center"/>
+            </w:pPr>
+            <w:r>
+              <w:rPr>
+                <w:rFonts w:ascii="Trebuchet MS" w:hAnsi="Trebuchet MS"/>
+                <w:b/>
+                <w:i/>
+                <w:sz w:val="36"/>
+                <w:szCs w:val="36"/>
+              </w:rPr>
+              <w:t>Mathématiques</w:t>
+            </w:r>
+            <w:r>
+              <w:rPr>
+                <w:rFonts w:ascii="Trebuchet MS" w:hAnsi="Trebuchet MS"/>
+                <w:b/>
+                <w:i/>
+                <w:sz w:val="36"/>
+                <w:szCs w:val="36"/>
+              </w:rPr>
+              <w:t xml:space="preserve"> – 1ère</w:t>
+            </w:r>
+          </w:p>
+        </w:tc>
+      </w:tr>
+      <w:tr>
+        <w:tc>
+          <w:tcPr>
+            <w:tcW w:w="10456" w:type="dxa"/>
+            <w:gridSpan w:val="3"/>
+            <w:tcBorders>
+              <w:top w:val="single" w:sz="4" w:space="0" w:color="auto"/>
             </w:tcBorders>
             <w:vAlign w:val="center"/>
           </w:tcPr>
           <w:p>
             <w:pPr>
-              <w:ind w:right="-110"/>
+              <w:spacing w:before="120" w:after="120"/>
               <w:jc w:val="center"/>
+              <w:rPr>
+                <w:iCs/>
+              </w:rPr>
+            </w:pPr>
+            <w:r>
               <w:rPr>
                 <w:rFonts w:ascii="Trebuchet MS" w:hAnsi="Trebuchet MS"/>
                 <w:b/>
-                <w:sz w:val="36"/>
-                <w:szCs w:val="36"/>
-              </w:rPr>
-            </w:pPr>
+                <w:iCs/>
+                <w:sz w:val="32"/>
+                <w:szCs w:val="32"/>
+              </w:rPr>
+              <w:t xml:space="preserve">T. </w:t>
+            </w:r>
             <w:r>
               <w:rPr>
                 <w:rFonts w:ascii="Trebuchet MS" w:hAnsi="Trebuchet MS"/>
                 <w:b/>
-                <w:sz w:val="36"/>
-                <w:szCs w:val="36"/>
-              </w:rPr>
-              <w:t>TRAVAIL DE REMISE À NIVEAU</w:t>
+                <w:iCs/>
+                <w:sz w:val="32"/>
+                <w:szCs w:val="32"/>
+              </w:rPr>
+              <w:t xml:space="preserve">Baudoin – C. </w:t>
             </w:r>
-          </w:p>
-          <w:p>
-            <w:pPr>
-              <w:ind w:right="-110"/>
-              <w:jc w:val="center"/>
+            <w:proofErr w:type="spellStart"/>
+            <w:r>
               <w:rPr>
                 <w:rFonts w:ascii="Trebuchet MS" w:hAnsi="Trebuchet MS"/>
                 <w:b/>
-                <w:i/>
-                <w:sz w:val="36"/>
-                <w:szCs w:val="36"/>
-              </w:rPr>
-            </w:pPr>
+                <w:iCs/>
+                <w:sz w:val="32"/>
+                <w:szCs w:val="32"/>
+              </w:rPr>
+              <w:t>Debroux</w:t>
+            </w:r>
+            <w:proofErr w:type="spellEnd"/>
             <w:r>
               <w:rPr>
                 <w:rFonts w:ascii="Trebuchet MS" w:hAnsi="Trebuchet MS"/>
                 <w:b/>
-                <w:i/>
-                <w:sz w:val="36"/>
-                <w:szCs w:val="36"/>
-              </w:rPr>
-              <w:t>Mathématiques</w:t>
-            </w:r>
-            <w:r>
-              <w:rPr>
-                <w:rFonts w:ascii="Trebuchet MS" w:hAnsi="Trebuchet MS"/>
-                <w:b/>
-                <w:i/>
-                <w:sz w:val="36"/>
-                <w:szCs w:val="36"/>
-              </w:rPr>
-              <w:t xml:space="preserve"> – 1ère</w:t>
-            </w:r>
-            <w:r>
-              <w:rPr>
-                <w:rFonts w:ascii="Trebuchet MS" w:hAnsi="Trebuchet MS"/>
-                <w:b/>
-                <w:i/>
-                <w:sz w:val="36"/>
-                <w:szCs w:val="36"/>
-              </w:rPr>
-              <w:t xml:space="preserve"> </w:t>
+                <w:iCs/>
+                <w:sz w:val="32"/>
+                <w:szCs w:val="32"/>
+              </w:rPr>
+              <w:t xml:space="preserve"> – A. Janssens</w:t>
             </w:r>
           </w:p>
         </w:tc>
       </w:tr>
       <w:tr>
-        <w:trPr>
-          <w:trHeight w:val="567"/>
-        </w:trPr>
         <w:tc>
           <w:tcPr>
-            <w:tcW w:w="10490" w:type="dxa"/>
-            <w:gridSpan w:val="3"/>
+            <w:tcW w:w="3805" w:type="dxa"/>
             <w:tcBorders>
-              <w:bottom w:val="single" w:sz="8" w:space="0" w:color="4472C4" w:themeColor="accent1"/>
+              <w:top w:val="single" w:sz="4" w:space="0" w:color="auto"/>
             </w:tcBorders>
-            <w:vAlign w:val="center"/>
           </w:tcPr>
           <w:p>
             <w:pPr>
-              <w:pStyle w:val="Paragraphedeliste"/>
-              <w:numPr>
-                <w:ilvl w:val="0"/>
-                <w:numId w:val="48"/>
-              </w:numPr>
-              <w:ind w:right="-110"/>
-              <w:jc w:val="center"/>
-              <w:rPr>
-                <w:rFonts w:ascii="Trebuchet MS" w:hAnsi="Trebuchet MS"/>
-                <w:b/>
-                <w:i/>
-                <w:sz w:val="32"/>
-                <w:szCs w:val="32"/>
-              </w:rPr>
-            </w:pPr>
-            <w:r>
-              <w:rPr>
-                <w:rFonts w:ascii="Trebuchet MS" w:hAnsi="Trebuchet MS"/>
-                <w:b/>
-                <w:i/>
-                <w:sz w:val="32"/>
-                <w:szCs w:val="32"/>
-              </w:rPr>
-              <w:t xml:space="preserve">Baudoin – C. </w:t>
-            </w:r>
-            <w:proofErr w:type="spellStart"/>
-            <w:r>
-              <w:rPr>
-                <w:rFonts w:ascii="Trebuchet MS" w:hAnsi="Trebuchet MS"/>
-                <w:b/>
-                <w:i/>
-                <w:sz w:val="32"/>
-                <w:szCs w:val="32"/>
-              </w:rPr>
-              <w:t>Debroux</w:t>
-            </w:r>
-            <w:proofErr w:type="spellEnd"/>
-            <w:r>
-              <w:rPr>
-                <w:rFonts w:ascii="Trebuchet MS" w:hAnsi="Trebuchet MS"/>
-                <w:b/>
-                <w:i/>
-                <w:sz w:val="32"/>
-                <w:szCs w:val="32"/>
-              </w:rPr>
-              <w:t xml:space="preserve"> – A. </w:t>
-            </w:r>
-            <w:r>
-              <w:rPr>
-                <w:rFonts w:ascii="Trebuchet MS" w:hAnsi="Trebuchet MS"/>
-                <w:b/>
-                <w:i/>
-                <w:sz w:val="32"/>
-                <w:szCs w:val="32"/>
-              </w:rPr>
-              <w:t>Janssens</w:t>
-            </w:r>
-          </w:p>
-        </w:tc>
-      </w:tr>
-      <w:tr>
-        <w:trPr>
-          <w:trHeight w:val="397"/>
-        </w:trPr>
-        <w:tc>
-          <w:tcPr>
-            <w:tcW w:w="3157" w:type="dxa"/>
-            <w:tcBorders>
-              <w:top w:val="single" w:sz="8" w:space="0" w:color="4472C4" w:themeColor="accent1"/>
-              <w:left w:val="single" w:sz="8" w:space="0" w:color="4472C4" w:themeColor="accent1"/>
-              <w:bottom w:val="nil"/>
-            </w:tcBorders>
-            <w:vAlign w:val="center"/>
-          </w:tcPr>
-          <w:p>
-            <w:pPr>
-              <w:ind w:right="968"/>
-              <w:rPr>
-                <w:rFonts w:ascii="Trebuchet MS" w:hAnsi="Trebuchet MS"/>
-              </w:rPr>
+              <w:spacing w:before="120" w:after="120"/>
             </w:pPr>
             <w:r>
               <w:rPr>
@@ -417,31 +299,20 @@
               <w:rPr>
                 <w:rFonts w:ascii="Trebuchet MS" w:hAnsi="Trebuchet MS"/>
               </w:rPr>
-              <w:t>20</w:t>
-            </w:r>
-            <w:r>
-              <w:rPr>
-                <w:rFonts w:ascii="Trebuchet MS" w:hAnsi="Trebuchet MS"/>
-              </w:rPr>
-              <w:t>22 - 2023</w:t>
+              <w:t>2022 - 2023</w:t>
             </w:r>
           </w:p>
         </w:tc>
         <w:tc>
           <w:tcPr>
-            <w:tcW w:w="2983" w:type="dxa"/>
+            <w:tcW w:w="3325" w:type="dxa"/>
             <w:tcBorders>
-              <w:top w:val="single" w:sz="8" w:space="0" w:color="4472C4" w:themeColor="accent1"/>
-              <w:bottom w:val="nil"/>
+              <w:top w:val="single" w:sz="4" w:space="0" w:color="auto"/>
             </w:tcBorders>
-            <w:vAlign w:val="center"/>
           </w:tcPr>
           <w:p>
             <w:pPr>
-              <w:ind w:right="968"/>
-              <w:rPr>
-                <w:rFonts w:ascii="Trebuchet MS" w:hAnsi="Trebuchet MS"/>
-              </w:rPr>
+              <w:spacing w:before="120" w:after="120"/>
             </w:pPr>
             <w:r>
               <w:rPr>
@@ -453,70 +324,42 @@
         </w:tc>
         <w:tc>
           <w:tcPr>
-            <w:tcW w:w="4350" w:type="dxa"/>
+            <w:tcW w:w="3326" w:type="dxa"/>
             <w:tcBorders>
-              <w:top w:val="single" w:sz="8" w:space="0" w:color="4472C4" w:themeColor="accent1"/>
-              <w:bottom w:val="nil"/>
-              <w:right w:val="single" w:sz="8" w:space="0" w:color="4472C4" w:themeColor="accent1"/>
+              <w:top w:val="single" w:sz="4" w:space="0" w:color="auto"/>
             </w:tcBorders>
-            <w:vAlign w:val="center"/>
           </w:tcPr>
           <w:p>
             <w:pPr>
-              <w:ind w:right="968"/>
-              <w:rPr>
-                <w:rFonts w:ascii="Trebuchet MS" w:hAnsi="Trebuchet MS"/>
-              </w:rPr>
+              <w:spacing w:before="120" w:after="120"/>
             </w:pPr>
             <w:r>
               <w:rPr>
                 <w:rFonts w:ascii="Trebuchet MS" w:hAnsi="Trebuchet MS"/>
               </w:rPr>
-              <w:t xml:space="preserve">Numéro : </w:t>
+              <w:t>Numéro :</w:t>
             </w:r>
           </w:p>
         </w:tc>
       </w:tr>
       <w:tr>
-        <w:trPr>
-          <w:trHeight w:val="397"/>
-        </w:trPr>
         <w:tc>
           <w:tcPr>
-            <w:tcW w:w="3157" w:type="dxa"/>
-            <w:tcBorders>
-              <w:top w:val="nil"/>
-              <w:left w:val="single" w:sz="8" w:space="0" w:color="4472C4" w:themeColor="accent1"/>
-              <w:bottom w:val="nil"/>
-            </w:tcBorders>
-            <w:vAlign w:val="center"/>
+            <w:tcW w:w="3805" w:type="dxa"/>
           </w:tcPr>
           <w:p>
             <w:pPr>
-              <w:ind w:right="968"/>
-              <w:rPr>
-                <w:rFonts w:ascii="Trebuchet MS" w:hAnsi="Trebuchet MS"/>
-              </w:rPr>
+              <w:spacing w:before="120" w:after="120"/>
             </w:pPr>
           </w:p>
         </w:tc>
         <w:tc>
           <w:tcPr>
-            <w:tcW w:w="7333" w:type="dxa"/>
-            <w:gridSpan w:val="2"/>
-            <w:tcBorders>
-              <w:top w:val="nil"/>
-              <w:bottom w:val="nil"/>
-              <w:right w:val="single" w:sz="8" w:space="0" w:color="4472C4" w:themeColor="accent1"/>
-            </w:tcBorders>
-            <w:vAlign w:val="center"/>
+            <w:tcW w:w="3325" w:type="dxa"/>
           </w:tcPr>
           <w:p>
             <w:pPr>
-              <w:ind w:right="968"/>
-              <w:rPr>
-                <w:rFonts w:ascii="Trebuchet MS" w:hAnsi="Trebuchet MS"/>
-              </w:rPr>
+              <w:spacing w:before="120" w:after="120"/>
             </w:pPr>
             <w:r>
               <w:rPr>
@@ -526,27 +369,25 @@
             </w:r>
           </w:p>
         </w:tc>
-      </w:tr>
-      <w:tr>
-        <w:trPr>
-          <w:trHeight w:val="397"/>
-        </w:trPr>
         <w:tc>
           <w:tcPr>
-            <w:tcW w:w="3157" w:type="dxa"/>
-            <w:tcBorders>
-              <w:top w:val="nil"/>
-              <w:left w:val="single" w:sz="8" w:space="0" w:color="4472C4" w:themeColor="accent1"/>
-              <w:bottom w:val="single" w:sz="8" w:space="0" w:color="4472C4" w:themeColor="accent1"/>
-            </w:tcBorders>
-            <w:vAlign w:val="center"/>
+            <w:tcW w:w="3326" w:type="dxa"/>
           </w:tcPr>
           <w:p>
             <w:pPr>
-              <w:ind w:right="968"/>
-              <w:rPr>
-                <w:rFonts w:ascii="Trebuchet MS" w:hAnsi="Trebuchet MS"/>
-              </w:rPr>
+              <w:spacing w:before="120" w:after="120"/>
+            </w:pPr>
+          </w:p>
+        </w:tc>
+      </w:tr>
+      <w:tr>
+        <w:tc>
+          <w:tcPr>
+            <w:tcW w:w="3805" w:type="dxa"/>
+          </w:tcPr>
+          <w:p>
+            <w:pPr>
+              <w:spacing w:before="120" w:after="120"/>
             </w:pPr>
             <w:r>
               <w:rPr>
@@ -558,21 +399,11 @@
         </w:tc>
         <w:tc>
           <w:tcPr>
-            <w:tcW w:w="7333" w:type="dxa"/>
-            <w:gridSpan w:val="2"/>
-            <w:tcBorders>
-              <w:top w:val="nil"/>
-              <w:bottom w:val="single" w:sz="8" w:space="0" w:color="4472C4" w:themeColor="accent1"/>
-              <w:right w:val="single" w:sz="8" w:space="0" w:color="4472C4" w:themeColor="accent1"/>
-            </w:tcBorders>
-            <w:vAlign w:val="center"/>
+            <w:tcW w:w="3325" w:type="dxa"/>
           </w:tcPr>
           <w:p>
             <w:pPr>
-              <w:ind w:right="968"/>
-              <w:rPr>
-                <w:rFonts w:ascii="Trebuchet MS" w:hAnsi="Trebuchet MS"/>
-              </w:rPr>
+              <w:spacing w:before="120" w:after="120"/>
             </w:pPr>
             <w:r>
               <w:rPr>
@@ -582,13 +413,18 @@
             </w:r>
           </w:p>
         </w:tc>
+        <w:tc>
+          <w:tcPr>
+            <w:tcW w:w="3326" w:type="dxa"/>
+          </w:tcPr>
+          <w:p>
+            <w:pPr>
+              <w:spacing w:before="120" w:after="120"/>
+            </w:pPr>
+          </w:p>
+        </w:tc>
       </w:tr>
     </w:tbl>
-    <w:p>
-      <w:pPr>
-        <w:ind w:right="968"/>
-      </w:pPr>
-    </w:p>
     <w:p/>
     <w:p/>
     <w:p/>
@@ -600,6 +436,7 @@
           <w:bottom w:val="single" w:sz="4" w:space="1" w:color="auto"/>
           <w:right w:val="single" w:sz="4" w:space="4" w:color="auto"/>
         </w:pBdr>
+        <w:spacing w:after="0" w:line="360" w:lineRule="auto"/>
         <w:rPr>
           <w:b/>
         </w:rPr>
@@ -626,6 +463,7 @@
           <w:bottom w:val="single" w:sz="4" w:space="1" w:color="auto"/>
           <w:right w:val="single" w:sz="4" w:space="4" w:color="auto"/>
         </w:pBdr>
+        <w:spacing w:line="360" w:lineRule="auto"/>
         <w:rPr>
           <w:rFonts w:cstheme="minorHAnsi"/>
         </w:rPr>
@@ -651,6 +489,7 @@
           <w:bottom w:val="single" w:sz="4" w:space="1" w:color="auto"/>
           <w:right w:val="single" w:sz="4" w:space="4" w:color="auto"/>
         </w:pBdr>
+        <w:spacing w:line="360" w:lineRule="auto"/>
         <w:rPr>
           <w:rFonts w:cstheme="minorHAnsi"/>
         </w:rPr>
@@ -695,410 +534,266 @@
           <w:bottom w:val="single" w:sz="4" w:space="1" w:color="auto"/>
           <w:right w:val="single" w:sz="4" w:space="4" w:color="auto"/>
         </w:pBdr>
-        <w:rPr>
-          <w:rFonts w:cstheme="minorHAnsi"/>
-        </w:rPr>
-      </w:pPr>
-      <w:r>
+        <w:spacing w:line="360" w:lineRule="auto"/>
         <w:rPr>
           <w:rFonts w:cstheme="minorHAnsi"/>
           <w:color w:val="000000"/>
         </w:rPr>
-        <w:t>Le travail est vivement conseillé. Si vous remettez celui-ci, il sera corrigé par votre professeur.</w:t>
-      </w:r>
-    </w:p>
-    <w:p/>
-    <w:p>
-      <w:pPr>
-        <w:spacing w:line="259" w:lineRule="auto"/>
-        <w:jc w:val="right"/>
-        <w:rPr>
+      </w:pPr>
+      <w:r>
+        <w:rPr>
+          <w:rFonts w:cstheme="minorHAnsi"/>
+          <w:color w:val="000000"/>
+        </w:rPr>
+        <w:t>Le travail est vivement conseillé. Si vous remettez celui-ci, il sera corrigé par votre professeu</w:t>
+      </w:r>
+      <w:r>
+        <w:rPr>
+          <w:rFonts w:cstheme="minorHAnsi"/>
+          <w:color w:val="000000"/>
+        </w:rPr>
+        <w:t>r</w:t>
+      </w:r>
+    </w:p>
+    <w:p>
+      <w:pPr>
+        <w:pBdr>
+          <w:top w:val="single" w:sz="4" w:space="1" w:color="auto"/>
+          <w:left w:val="single" w:sz="4" w:space="4" w:color="auto"/>
+          <w:bottom w:val="single" w:sz="4" w:space="1" w:color="auto"/>
+          <w:right w:val="single" w:sz="4" w:space="4" w:color="auto"/>
+        </w:pBdr>
+        <w:spacing w:after="0" w:line="360" w:lineRule="auto"/>
+        <w:rPr>
+          <w:rFonts w:cstheme="minorHAnsi"/>
+          <w:color w:val="000000"/>
+        </w:rPr>
+      </w:pPr>
+      <w:r>
+        <w:rPr>
+          <w:rFonts w:cstheme="minorHAnsi"/>
           <w:b/>
           <w:bCs/>
-          <w:i/>
-          <w:iCs/>
-          <w:sz w:val="26"/>
-          <w:szCs w:val="26"/>
-        </w:rPr>
-      </w:pPr>
-      <w:r>
-        <w:rPr>
-          <w:b/>
-          <w:bCs/>
-          <w:i/>
-          <w:iCs/>
-          <w:sz w:val="26"/>
-          <w:szCs w:val="26"/>
-        </w:rPr>
-        <w:br w:type="page"/>
-      </w:r>
-    </w:p>
-    <w:p>
-      <w:pPr>
-        <w:spacing w:line="259" w:lineRule="auto"/>
-        <w:rPr>
-          <w:rFonts w:ascii="Abadi Extra Light" w:hAnsi="Abadi Extra Light"/>
-          <w:sz w:val="26"/>
-          <w:szCs w:val="26"/>
-        </w:rPr>
-      </w:pPr>
-    </w:p>
-    <w:p>
-      <w:pPr>
-        <w:spacing w:line="259" w:lineRule="auto"/>
-        <w:rPr>
-          <w:rFonts w:ascii="Abadi Extra Light" w:hAnsi="Abadi Extra Light"/>
-          <w:sz w:val="26"/>
-          <w:szCs w:val="26"/>
-        </w:rPr>
-      </w:pPr>
-    </w:p>
-    <w:p>
-      <w:pPr>
-        <w:spacing w:line="259" w:lineRule="auto"/>
-        <w:rPr>
-          <w:rFonts w:ascii="Abadi Extra Light" w:hAnsi="Abadi Extra Light"/>
-          <w:sz w:val="26"/>
-          <w:szCs w:val="26"/>
-        </w:rPr>
-      </w:pPr>
-    </w:p>
-    <w:p>
-      <w:pPr>
-        <w:spacing w:line="259" w:lineRule="auto"/>
-        <w:rPr>
-          <w:rFonts w:ascii="Abadi Extra Light" w:hAnsi="Abadi Extra Light"/>
-          <w:sz w:val="26"/>
-          <w:szCs w:val="26"/>
-        </w:rPr>
-      </w:pPr>
-    </w:p>
-    <w:p>
-      <w:pPr>
-        <w:spacing w:line="259" w:lineRule="auto"/>
-        <w:rPr>
-          <w:rFonts w:ascii="Abadi Extra Light" w:hAnsi="Abadi Extra Light"/>
-          <w:sz w:val="26"/>
-          <w:szCs w:val="26"/>
-        </w:rPr>
-      </w:pPr>
-    </w:p>
-    <w:p>
-      <w:pPr>
-        <w:spacing w:line="259" w:lineRule="auto"/>
-        <w:rPr>
-          <w:rFonts w:ascii="Abadi Extra Light" w:hAnsi="Abadi Extra Light"/>
-          <w:sz w:val="26"/>
-          <w:szCs w:val="26"/>
-        </w:rPr>
-      </w:pPr>
-    </w:p>
-    <w:p>
-      <w:pPr>
-        <w:spacing w:line="259" w:lineRule="auto"/>
-        <w:rPr>
-          <w:rFonts w:ascii="Abadi Extra Light" w:hAnsi="Abadi Extra Light"/>
-          <w:sz w:val="26"/>
-          <w:szCs w:val="26"/>
-        </w:rPr>
-      </w:pPr>
-      <w:r>
-        <w:rPr>
-          <w:rFonts w:ascii="Abadi Extra Light" w:hAnsi="Abadi Extra Light"/>
-          <w:sz w:val="26"/>
-          <w:szCs w:val="26"/>
-        </w:rPr>
-        <w:t xml:space="preserve">Informations pratiques : </w:t>
-      </w:r>
-    </w:p>
-    <w:p>
-      <w:pPr>
-        <w:spacing w:line="259" w:lineRule="auto"/>
-        <w:rPr>
-          <w:rFonts w:ascii="Abadi Extra Light" w:hAnsi="Abadi Extra Light"/>
-          <w:sz w:val="26"/>
-          <w:szCs w:val="26"/>
-        </w:rPr>
-      </w:pPr>
-    </w:p>
-    <w:p>
-      <w:pPr>
-        <w:pStyle w:val="Paragraphedeliste"/>
-        <w:numPr>
-          <w:ilvl w:val="0"/>
-          <w:numId w:val="41"/>
-        </w:numPr>
-        <w:spacing w:line="480" w:lineRule="auto"/>
-        <w:rPr>
-          <w:rFonts w:ascii="Abadi Extra Light" w:hAnsi="Abadi Extra Light"/>
-          <w:sz w:val="26"/>
-          <w:szCs w:val="26"/>
-        </w:rPr>
-      </w:pPr>
-      <w:r>
-        <w:rPr>
-          <w:rFonts w:ascii="Abadi Extra Light" w:hAnsi="Abadi Extra Light"/>
-          <w:sz w:val="26"/>
-          <w:szCs w:val="26"/>
-        </w:rPr>
-        <w:t xml:space="preserve">Réalise tous les exercices sur une feuille annexe. </w:t>
-      </w:r>
-      <w:r>
-        <w:rPr>
-          <w:rFonts w:ascii="Abadi Extra Light" w:hAnsi="Abadi Extra Light"/>
-          <w:sz w:val="26"/>
-          <w:szCs w:val="26"/>
-        </w:rPr>
-        <w:t xml:space="preserve">Seuls quelques exercices sont à réaliser dans ce dossier, il est alors indiqué dans la consigne par </w:t>
-      </w:r>
-      <w:r>
-        <w:rPr>
-          <w:rFonts w:ascii="Bradley Hand ITC" w:hAnsi="Bradley Hand ITC"/>
-          <w:sz w:val="26"/>
-          <w:szCs w:val="26"/>
-        </w:rPr>
-        <w:t>(sur cette feuille)</w:t>
-      </w:r>
-      <w:r>
-        <w:rPr>
-          <w:rFonts w:ascii="Abadi Extra Light" w:hAnsi="Abadi Extra Light"/>
-          <w:sz w:val="26"/>
-          <w:szCs w:val="26"/>
-        </w:rPr>
-        <w:t xml:space="preserve"> </w:t>
-      </w:r>
-    </w:p>
-    <w:p>
-      <w:pPr>
-        <w:pStyle w:val="Paragraphedeliste"/>
-        <w:numPr>
-          <w:ilvl w:val="0"/>
-          <w:numId w:val="41"/>
-        </w:numPr>
-        <w:spacing w:line="720" w:lineRule="auto"/>
-        <w:rPr>
-          <w:rFonts w:ascii="Abadi Extra Light" w:hAnsi="Abadi Extra Light"/>
-          <w:sz w:val="26"/>
-          <w:szCs w:val="26"/>
-        </w:rPr>
-      </w:pPr>
-      <w:r>
-        <w:rPr>
-          <w:rFonts w:ascii="Abadi Extra Light" w:hAnsi="Abadi Extra Light"/>
-          <w:sz w:val="26"/>
-          <w:szCs w:val="26"/>
+          <w:color w:val="000000"/>
+          <w:u w:val="single"/>
+        </w:rPr>
+        <w:t>Informations pratiques</w:t>
+      </w:r>
+      <w:r>
+        <w:rPr>
+          <w:rFonts w:cstheme="minorHAnsi"/>
+          <w:color w:val="000000"/>
+        </w:rPr>
+        <w:t xml:space="preserve"> : </w:t>
+      </w:r>
+    </w:p>
+    <w:p>
+      <w:pPr>
+        <w:pBdr>
+          <w:top w:val="single" w:sz="4" w:space="1" w:color="auto"/>
+          <w:left w:val="single" w:sz="4" w:space="4" w:color="auto"/>
+          <w:bottom w:val="single" w:sz="4" w:space="1" w:color="auto"/>
+          <w:right w:val="single" w:sz="4" w:space="4" w:color="auto"/>
+        </w:pBdr>
+        <w:spacing w:line="360" w:lineRule="auto"/>
+        <w:rPr>
+          <w:rFonts w:cstheme="minorHAnsi"/>
+          <w:color w:val="000000"/>
+        </w:rPr>
+      </w:pPr>
+      <w:r>
+        <w:rPr>
+          <w:rFonts w:cstheme="minorHAnsi"/>
+          <w:color w:val="000000"/>
+        </w:rPr>
+        <w:t xml:space="preserve">Réalise tous les exercices sur une feuille annexe. Seuls quelques exercices sont à réaliser dans ce dossier, il est alors indiqué dans la consigne par (sur cette feuille) </w:t>
+      </w:r>
+    </w:p>
+    <w:p>
+      <w:pPr>
+        <w:pBdr>
+          <w:top w:val="single" w:sz="4" w:space="1" w:color="auto"/>
+          <w:left w:val="single" w:sz="4" w:space="4" w:color="auto"/>
+          <w:bottom w:val="single" w:sz="4" w:space="1" w:color="auto"/>
+          <w:right w:val="single" w:sz="4" w:space="4" w:color="auto"/>
+        </w:pBdr>
+        <w:spacing w:line="360" w:lineRule="auto"/>
+        <w:rPr>
+          <w:rFonts w:cstheme="minorHAnsi"/>
+          <w:color w:val="000000"/>
+        </w:rPr>
+      </w:pPr>
+      <w:r>
+        <w:rPr>
+          <w:rFonts w:cstheme="minorHAnsi"/>
+          <w:color w:val="000000"/>
         </w:rPr>
         <w:t>Si besoin, arrondis au dixième près</w:t>
       </w:r>
     </w:p>
     <w:p>
       <w:pPr>
-        <w:pStyle w:val="Paragraphedeliste"/>
-        <w:numPr>
-          <w:ilvl w:val="0"/>
-          <w:numId w:val="41"/>
-        </w:numPr>
-        <w:spacing w:line="720" w:lineRule="auto"/>
-        <w:rPr>
-          <w:rFonts w:ascii="Abadi Extra Light" w:hAnsi="Abadi Extra Light"/>
-          <w:sz w:val="26"/>
-          <w:szCs w:val="26"/>
-        </w:rPr>
-      </w:pPr>
-      <w:r>
-        <w:rPr>
-          <w:rFonts w:ascii="Abadi Extra Light" w:hAnsi="Abadi Extra Light"/>
-          <w:sz w:val="26"/>
-          <w:szCs w:val="26"/>
-        </w:rPr>
-        <w:t>Si besoin, retourne voir dans tes cours la théorie. Ne laisse aucune question vide !</w:t>
-      </w:r>
-    </w:p>
-    <w:p>
-      <w:pPr>
-        <w:pStyle w:val="Paragraphedeliste"/>
-        <w:numPr>
-          <w:ilvl w:val="0"/>
-          <w:numId w:val="41"/>
-        </w:numPr>
-        <w:spacing w:line="720" w:lineRule="auto"/>
-        <w:rPr>
-          <w:rFonts w:ascii="Abadi Extra Light" w:hAnsi="Abadi Extra Light"/>
-          <w:sz w:val="26"/>
-          <w:szCs w:val="26"/>
-        </w:rPr>
-      </w:pPr>
-      <w:r>
-        <w:rPr>
-          <w:rFonts w:ascii="Abadi Extra Light" w:hAnsi="Abadi Extra Light"/>
-          <w:sz w:val="26"/>
-          <w:szCs w:val="26"/>
+        <w:pBdr>
+          <w:top w:val="single" w:sz="4" w:space="1" w:color="auto"/>
+          <w:left w:val="single" w:sz="4" w:space="4" w:color="auto"/>
+          <w:bottom w:val="single" w:sz="4" w:space="1" w:color="auto"/>
+          <w:right w:val="single" w:sz="4" w:space="4" w:color="auto"/>
+        </w:pBdr>
+        <w:spacing w:line="360" w:lineRule="auto"/>
+        <w:rPr>
+          <w:rFonts w:cstheme="minorHAnsi"/>
+          <w:color w:val="000000"/>
+        </w:rPr>
+      </w:pPr>
+      <w:r>
+        <w:rPr>
+          <w:rFonts w:cstheme="minorHAnsi"/>
+          <w:color w:val="000000"/>
+        </w:rPr>
+        <w:t>Si besoin, retourne voir dans tes cours la théorie. Ne laisse aucune question vide !</w:t>
+      </w:r>
+    </w:p>
+    <w:p>
+      <w:pPr>
+        <w:pBdr>
+          <w:top w:val="single" w:sz="4" w:space="1" w:color="auto"/>
+          <w:left w:val="single" w:sz="4" w:space="4" w:color="auto"/>
+          <w:bottom w:val="single" w:sz="4" w:space="1" w:color="auto"/>
+          <w:right w:val="single" w:sz="4" w:space="4" w:color="auto"/>
+        </w:pBdr>
+        <w:spacing w:line="360" w:lineRule="auto"/>
+        <w:rPr>
+          <w:rFonts w:cstheme="minorHAnsi"/>
+          <w:color w:val="000000"/>
+        </w:rPr>
+      </w:pPr>
+      <w:r>
+        <w:rPr>
+          <w:rFonts w:cstheme="minorHAnsi"/>
+          <w:color w:val="000000"/>
         </w:rPr>
         <w:t>Prends-toi à l’avance pour étaler ton travail et profiter de tes vacances tout de même</w:t>
       </w:r>
     </w:p>
     <w:p>
       <w:pPr>
-        <w:pStyle w:val="Paragraphedeliste"/>
-        <w:numPr>
-          <w:ilvl w:val="0"/>
-          <w:numId w:val="41"/>
-        </w:numPr>
-        <w:spacing w:line="720" w:lineRule="auto"/>
-        <w:rPr>
-          <w:rFonts w:ascii="Abadi Extra Light" w:hAnsi="Abadi Extra Light"/>
-          <w:sz w:val="26"/>
-          <w:szCs w:val="26"/>
-        </w:rPr>
-      </w:pPr>
-      <w:r>
-        <w:rPr>
-          <w:rFonts w:ascii="Abadi Extra Light" w:hAnsi="Abadi Extra Light"/>
-          <w:sz w:val="26"/>
-          <w:szCs w:val="26"/>
+        <w:pBdr>
+          <w:top w:val="single" w:sz="4" w:space="1" w:color="auto"/>
+          <w:left w:val="single" w:sz="4" w:space="4" w:color="auto"/>
+          <w:bottom w:val="single" w:sz="4" w:space="1" w:color="auto"/>
+          <w:right w:val="single" w:sz="4" w:space="4" w:color="auto"/>
+        </w:pBdr>
+        <w:spacing w:line="360" w:lineRule="auto"/>
+        <w:rPr>
+          <w:rFonts w:cstheme="minorHAnsi"/>
+          <w:color w:val="000000"/>
+        </w:rPr>
+      </w:pPr>
+      <w:r>
+        <w:rPr>
+          <w:rFonts w:cstheme="minorHAnsi"/>
+          <w:color w:val="000000"/>
         </w:rPr>
         <w:t>N’oublie pas, le but de ce dossier est de préparer l’année prochaine et non de t’embêter</w:t>
       </w:r>
     </w:p>
     <w:p>
       <w:pPr>
-        <w:pStyle w:val="Paragraphedeliste"/>
-        <w:numPr>
-          <w:ilvl w:val="0"/>
-          <w:numId w:val="41"/>
-        </w:numPr>
-        <w:spacing w:line="720" w:lineRule="auto"/>
-        <w:rPr>
-          <w:rFonts w:ascii="Abadi Extra Light" w:hAnsi="Abadi Extra Light"/>
-          <w:sz w:val="26"/>
-          <w:szCs w:val="26"/>
-        </w:rPr>
-      </w:pPr>
-      <w:r>
-        <w:rPr>
-          <w:rFonts w:ascii="Abadi Extra Light" w:hAnsi="Abadi Extra Light"/>
-          <w:sz w:val="26"/>
-          <w:szCs w:val="26"/>
+        <w:pBdr>
+          <w:top w:val="single" w:sz="4" w:space="1" w:color="auto"/>
+          <w:left w:val="single" w:sz="4" w:space="4" w:color="auto"/>
+          <w:bottom w:val="single" w:sz="4" w:space="1" w:color="auto"/>
+          <w:right w:val="single" w:sz="4" w:space="4" w:color="auto"/>
+        </w:pBdr>
+        <w:spacing w:line="360" w:lineRule="auto"/>
+        <w:rPr>
+          <w:rFonts w:cstheme="minorHAnsi"/>
+          <w:color w:val="000000"/>
+        </w:rPr>
+      </w:pPr>
+      <w:r>
+        <w:rPr>
+          <w:rFonts w:cstheme="minorHAnsi"/>
+          <w:color w:val="000000"/>
         </w:rPr>
         <w:t>Si tu veux t’entrainer davantage, n’hésite pas à retourner faire un tour sur khanacademy.org</w:t>
       </w:r>
     </w:p>
-    <w:p>
-      <w:pPr>
-        <w:pStyle w:val="Paragraphedeliste"/>
-        <w:numPr>
-          <w:ilvl w:val="0"/>
-          <w:numId w:val="41"/>
-        </w:numPr>
-        <w:spacing w:line="720" w:lineRule="auto"/>
-        <w:rPr>
-          <w:rFonts w:ascii="Abadi Extra Light" w:hAnsi="Abadi Extra Light"/>
-          <w:sz w:val="26"/>
-          <w:szCs w:val="26"/>
-        </w:rPr>
-      </w:pPr>
-      <w:r>
-        <w:rPr>
-          <w:rFonts w:ascii="Abadi Extra Light" w:hAnsi="Abadi Extra Light"/>
-          <w:sz w:val="26"/>
-          <w:szCs w:val="26"/>
-        </w:rPr>
-        <w:t xml:space="preserve">A remettre pour le </w:t>
-      </w:r>
-      <w:r>
-        <w:rPr>
-          <w:rFonts w:ascii="Abadi Extra Light" w:hAnsi="Abadi Extra Light"/>
-          <w:sz w:val="26"/>
-          <w:szCs w:val="26"/>
-        </w:rPr>
-        <w:t>2</w:t>
-      </w:r>
-      <w:r>
-        <w:rPr>
-          <w:rFonts w:ascii="Abadi Extra Light" w:hAnsi="Abadi Extra Light"/>
-          <w:sz w:val="26"/>
-          <w:szCs w:val="26"/>
-        </w:rPr>
-        <w:t>8</w:t>
-      </w:r>
-      <w:r>
-        <w:rPr>
-          <w:rFonts w:ascii="Abadi Extra Light" w:hAnsi="Abadi Extra Light"/>
-          <w:sz w:val="26"/>
-          <w:szCs w:val="26"/>
-        </w:rPr>
-        <w:t xml:space="preserve"> </w:t>
-      </w:r>
-      <w:r>
-        <w:rPr>
-          <w:rFonts w:ascii="Abadi Extra Light" w:hAnsi="Abadi Extra Light"/>
-          <w:sz w:val="26"/>
-          <w:szCs w:val="26"/>
-        </w:rPr>
-        <w:t>aout, à l’accueil de l’école.</w:t>
-      </w:r>
-    </w:p>
-    <w:p>
-      <w:pPr>
-        <w:spacing w:line="259" w:lineRule="auto"/>
-        <w:rPr>
-          <w:b/>
-          <w:bCs/>
-          <w:i/>
-          <w:iCs/>
-          <w:sz w:val="26"/>
-          <w:szCs w:val="26"/>
-        </w:rPr>
-      </w:pPr>
-      <w:r>
-        <w:rPr>
-          <w:b/>
-          <w:bCs/>
-          <w:i/>
-          <w:iCs/>
-          <w:sz w:val="26"/>
-          <w:szCs w:val="26"/>
-        </w:rPr>
-        <w:br w:type="page"/>
+    <w:p/>
+    <w:p/>
+    <w:p/>
+    <w:p/>
+    <w:p>
+      <w:pPr>
+        <w:pStyle w:val="Titre4"/>
+      </w:pPr>
+      <w:r>
+        <w:lastRenderedPageBreak/>
+        <w:t xml:space="preserve">Exercice </w:t>
+      </w:r>
+      <w:r>
+        <w:t>1</w:t>
       </w:r>
     </w:p>
     <w:p>
       <w:pPr>
         <w:pStyle w:val="Sansinterligne"/>
-        <w:pBdr>
-          <w:bottom w:val="single" w:sz="8" w:space="1" w:color="auto"/>
-        </w:pBdr>
+        <w:rPr>
+          <w:sz w:val="26"/>
+          <w:szCs w:val="26"/>
+        </w:rPr>
+      </w:pPr>
+      <w:r>
+        <w:rPr>
+          <w:sz w:val="26"/>
+          <w:szCs w:val="26"/>
+        </w:rPr>
+        <w:t xml:space="preserve">Trouve deux nombres </w:t>
+      </w:r>
+      <w:r>
+        <w:rPr>
+          <w:sz w:val="26"/>
+          <w:szCs w:val="26"/>
+        </w:rPr>
+        <w:t>consécutifs et premiers.</w:t>
+      </w:r>
+    </w:p>
+    <w:p>
+      <w:pPr>
+        <w:pStyle w:val="Sansinterligne"/>
+        <w:spacing w:line="276" w:lineRule="auto"/>
+        <w:rPr>
+          <w:sz w:val="26"/>
+          <w:szCs w:val="26"/>
+        </w:rPr>
+      </w:pPr>
+    </w:p>
+    <w:p>
+      <w:pPr>
+        <w:pStyle w:val="Titre4"/>
         <w:rPr>
           <w:rFonts w:ascii="Lucida Handwriting" w:hAnsi="Lucida Handwriting"/>
-          <w:b/>
-          <w:bCs/>
           <w:sz w:val="60"/>
           <w:szCs w:val="60"/>
           <w:u w:val="thick"/>
         </w:rPr>
       </w:pPr>
       <w:r>
-        <w:rPr>
-          <w:b/>
-          <w:bCs/>
-          <w:i/>
-          <w:iCs/>
-          <w:sz w:val="26"/>
-          <w:szCs w:val="26"/>
-        </w:rPr>
-        <w:lastRenderedPageBreak/>
         <w:t xml:space="preserve">Exercice </w:t>
       </w:r>
       <w:r>
-        <w:rPr>
-          <w:b/>
-          <w:bCs/>
-          <w:i/>
-          <w:iCs/>
-          <w:sz w:val="26"/>
-          <w:szCs w:val="26"/>
-        </w:rPr>
-        <w:t>1</w:t>
+        <w:t>2</w:t>
+      </w:r>
+      <w:r>
+        <w:t xml:space="preserve"> </w:t>
+      </w:r>
+      <w:r>
+        <w:rPr>
+          <w:color w:val="808080" w:themeColor="background1" w:themeShade="80"/>
+          <w:sz w:val="22"/>
+          <w:szCs w:val="20"/>
+        </w:rPr>
+        <w:t>(Sur cette feuille)</w:t>
       </w:r>
     </w:p>
     <w:p>
@@ -1109,95 +804,6 @@
           <w:szCs w:val="26"/>
         </w:rPr>
       </w:pPr>
-    </w:p>
-    <w:p>
-      <w:pPr>
-        <w:pStyle w:val="Sansinterligne"/>
-        <w:rPr>
-          <w:sz w:val="26"/>
-          <w:szCs w:val="26"/>
-        </w:rPr>
-      </w:pPr>
-      <w:r>
-        <w:rPr>
-          <w:sz w:val="26"/>
-          <w:szCs w:val="26"/>
-        </w:rPr>
-        <w:t xml:space="preserve">Trouve deux nombres </w:t>
-      </w:r>
-      <w:r>
-        <w:rPr>
-          <w:sz w:val="26"/>
-          <w:szCs w:val="26"/>
-        </w:rPr>
-        <w:t>consécutifs et premiers.</w:t>
-      </w:r>
-    </w:p>
-    <w:p>
-      <w:pPr>
-        <w:pStyle w:val="Sansinterligne"/>
-        <w:spacing w:line="276" w:lineRule="auto"/>
-        <w:rPr>
-          <w:sz w:val="26"/>
-          <w:szCs w:val="26"/>
-        </w:rPr>
-      </w:pPr>
-    </w:p>
-    <w:p>
-      <w:pPr>
-        <w:pStyle w:val="Sansinterligne"/>
-        <w:pBdr>
-          <w:bottom w:val="single" w:sz="8" w:space="1" w:color="auto"/>
-        </w:pBdr>
-        <w:rPr>
-          <w:rFonts w:ascii="Lucida Handwriting" w:hAnsi="Lucida Handwriting"/>
-          <w:b/>
-          <w:bCs/>
-          <w:sz w:val="60"/>
-          <w:szCs w:val="60"/>
-          <w:u w:val="thick"/>
-        </w:rPr>
-      </w:pPr>
-      <w:r>
-        <w:rPr>
-          <w:b/>
-          <w:bCs/>
-          <w:i/>
-          <w:iCs/>
-          <w:sz w:val="26"/>
-          <w:szCs w:val="26"/>
-        </w:rPr>
-        <w:t xml:space="preserve">Exercice </w:t>
-      </w:r>
-      <w:r>
-        <w:rPr>
-          <w:b/>
-          <w:bCs/>
-          <w:i/>
-          <w:iCs/>
-          <w:sz w:val="26"/>
-          <w:szCs w:val="26"/>
-        </w:rPr>
-        <w:t>2</w:t>
-      </w:r>
-    </w:p>
-    <w:p>
-      <w:pPr>
-        <w:pStyle w:val="Sansinterligne"/>
-        <w:rPr>
-          <w:sz w:val="26"/>
-          <w:szCs w:val="26"/>
-        </w:rPr>
-      </w:pPr>
-    </w:p>
-    <w:p>
-      <w:pPr>
-        <w:pStyle w:val="Sansinterligne"/>
-        <w:rPr>
-          <w:sz w:val="26"/>
-          <w:szCs w:val="26"/>
-        </w:rPr>
-      </w:pPr>
       <w:r>
         <w:rPr>
           <w:sz w:val="26"/>
@@ -1211,16 +817,6 @@
           <w:szCs w:val="26"/>
         </w:rPr>
         <w:t xml:space="preserve"> </w:t>
-      </w:r>
-      <w:r>
-        <w:rPr>
-          <w:rFonts w:ascii="Bradley Hand ITC" w:hAnsi="Bradley Hand ITC"/>
-          <w:b/>
-          <w:bCs/>
-          <w:sz w:val="26"/>
-          <w:szCs w:val="26"/>
-        </w:rPr>
-        <w:t>(sur cette feuille)</w:t>
       </w:r>
     </w:p>
     <w:p>
@@ -1660,50 +1256,31 @@
     </w:p>
     <w:p>
       <w:pPr>
-        <w:pStyle w:val="Sansinterligne"/>
-        <w:pBdr>
-          <w:bottom w:val="single" w:sz="8" w:space="1" w:color="auto"/>
-        </w:pBdr>
+        <w:pStyle w:val="Titre4"/>
         <w:rPr>
           <w:rFonts w:ascii="Lucida Handwriting" w:hAnsi="Lucida Handwriting"/>
-          <w:b/>
-          <w:bCs/>
           <w:sz w:val="60"/>
           <w:szCs w:val="60"/>
           <w:u w:val="thick"/>
         </w:rPr>
       </w:pPr>
       <w:r>
-        <w:rPr>
-          <w:b/>
-          <w:bCs/>
-          <w:i/>
-          <w:iCs/>
-          <w:sz w:val="26"/>
-          <w:szCs w:val="26"/>
-        </w:rPr>
         <w:t xml:space="preserve">Exercice </w:t>
       </w:r>
       <w:r>
-        <w:rPr>
-          <w:b/>
-          <w:bCs/>
-          <w:i/>
-          <w:iCs/>
-          <w:sz w:val="26"/>
-          <w:szCs w:val="26"/>
-        </w:rPr>
         <w:t>3</w:t>
       </w:r>
-    </w:p>
-    <w:p>
-      <w:pPr>
-        <w:pStyle w:val="Sansinterligne"/>
-        <w:rPr>
-          <w:sz w:val="26"/>
-          <w:szCs w:val="26"/>
-        </w:rPr>
-      </w:pPr>
+      <w:r>
+        <w:t xml:space="preserve"> </w:t>
+      </w:r>
+      <w:r>
+        <w:rPr>
+          <w:color w:val="808080" w:themeColor="background1" w:themeShade="80"/>
+          <w:sz w:val="22"/>
+          <w:szCs w:val="20"/>
+        </w:rPr>
+        <w:t>(Sur cette feuille)</w:t>
+      </w:r>
     </w:p>
     <w:p>
       <w:pPr>
@@ -1753,23 +1330,6 @@
           <w:szCs w:val="26"/>
         </w:rPr>
         <w:t xml:space="preserve"> .</w:t>
-      </w:r>
-      <w:r>
-        <w:rPr>
-          <w:sz w:val="26"/>
-          <w:szCs w:val="26"/>
-        </w:rPr>
-        <w:t xml:space="preserve"> </w:t>
-      </w:r>
-      <w:r>
-        <w:rPr>
-          <w:rFonts w:ascii="Bradley Hand ITC" w:hAnsi="Bradley Hand ITC"/>
-          <w:b/>
-          <w:bCs/>
-          <w:sz w:val="26"/>
-          <w:szCs w:val="26"/>
-        </w:rPr>
-        <w:t>(sur cette feuille)</w:t>
       </w:r>
     </w:p>
     <w:p>
@@ -3017,68 +2577,23 @@
         </w:tc>
       </w:tr>
     </w:tbl>
-    <w:p>
-      <w:pPr>
-        <w:pStyle w:val="Sansinterligne"/>
-        <w:pBdr>
-          <w:bottom w:val="single" w:sz="8" w:space="1" w:color="auto"/>
-        </w:pBdr>
-        <w:rPr>
-          <w:b/>
-          <w:bCs/>
-          <w:i/>
-          <w:iCs/>
-          <w:sz w:val="26"/>
-          <w:szCs w:val="26"/>
-        </w:rPr>
-      </w:pPr>
-    </w:p>
-    <w:p>
-      <w:pPr>
-        <w:pStyle w:val="Sansinterligne"/>
-        <w:pBdr>
-          <w:bottom w:val="single" w:sz="8" w:space="1" w:color="auto"/>
-        </w:pBdr>
+    <w:p/>
+    <w:p>
+      <w:pPr>
+        <w:pStyle w:val="Titre4"/>
         <w:rPr>
           <w:rFonts w:ascii="Lucida Handwriting" w:hAnsi="Lucida Handwriting"/>
-          <w:b/>
-          <w:bCs/>
           <w:sz w:val="60"/>
           <w:szCs w:val="60"/>
           <w:u w:val="thick"/>
         </w:rPr>
       </w:pPr>
       <w:r>
-        <w:rPr>
-          <w:b/>
-          <w:bCs/>
-          <w:i/>
-          <w:iCs/>
-          <w:sz w:val="26"/>
-          <w:szCs w:val="26"/>
-        </w:rPr>
         <w:t xml:space="preserve">Exercice </w:t>
       </w:r>
       <w:r>
-        <w:rPr>
-          <w:b/>
-          <w:bCs/>
-          <w:i/>
-          <w:iCs/>
-          <w:sz w:val="26"/>
-          <w:szCs w:val="26"/>
-        </w:rPr>
         <w:t>4</w:t>
       </w:r>
-    </w:p>
-    <w:p>
-      <w:pPr>
-        <w:pStyle w:val="Sansinterligne"/>
-        <w:rPr>
-          <w:sz w:val="26"/>
-          <w:szCs w:val="26"/>
-        </w:rPr>
-      </w:pPr>
     </w:p>
     <w:p>
       <w:pPr>
@@ -3208,50 +2723,20 @@
     </w:p>
     <w:p>
       <w:pPr>
-        <w:pStyle w:val="Sansinterligne"/>
-        <w:pBdr>
-          <w:bottom w:val="single" w:sz="8" w:space="1" w:color="auto"/>
-        </w:pBdr>
+        <w:pStyle w:val="Titre4"/>
         <w:rPr>
           <w:rFonts w:ascii="Lucida Handwriting" w:hAnsi="Lucida Handwriting"/>
-          <w:b/>
-          <w:bCs/>
           <w:sz w:val="60"/>
           <w:szCs w:val="60"/>
           <w:u w:val="thick"/>
         </w:rPr>
       </w:pPr>
       <w:r>
-        <w:rPr>
-          <w:b/>
-          <w:bCs/>
-          <w:i/>
-          <w:iCs/>
-          <w:sz w:val="26"/>
-          <w:szCs w:val="26"/>
-        </w:rPr>
         <w:t xml:space="preserve">Exercice </w:t>
       </w:r>
       <w:r>
-        <w:rPr>
-          <w:b/>
-          <w:bCs/>
-          <w:i/>
-          <w:iCs/>
-          <w:sz w:val="26"/>
-          <w:szCs w:val="26"/>
-        </w:rPr>
         <w:t>5</w:t>
       </w:r>
-    </w:p>
-    <w:p>
-      <w:pPr>
-        <w:pStyle w:val="Sansinterligne"/>
-        <w:rPr>
-          <w:sz w:val="26"/>
-          <w:szCs w:val="26"/>
-        </w:rPr>
-      </w:pPr>
     </w:p>
     <w:p>
       <w:pPr>
@@ -4080,42 +3565,32 @@
     </w:tbl>
     <w:p>
       <w:pPr>
-        <w:pStyle w:val="Sansinterligne"/>
-        <w:pBdr>
-          <w:bottom w:val="single" w:sz="8" w:space="1" w:color="auto"/>
-        </w:pBdr>
+        <w:pStyle w:val="Titre4"/>
         <w:rPr>
           <w:rFonts w:ascii="Lucida Handwriting" w:hAnsi="Lucida Handwriting"/>
-          <w:b/>
-          <w:bCs/>
           <w:sz w:val="60"/>
           <w:szCs w:val="60"/>
           <w:u w:val="thick"/>
         </w:rPr>
       </w:pPr>
       <w:r>
-        <w:rPr>
-          <w:b/>
-          <w:bCs/>
-          <w:i/>
-          <w:iCs/>
-          <w:sz w:val="26"/>
-          <w:szCs w:val="26"/>
-        </w:rPr>
         <w:lastRenderedPageBreak/>
         <w:t xml:space="preserve">Exercice </w:t>
       </w:r>
       <w:r>
-        <w:rPr>
-          <w:b/>
-          <w:bCs/>
-          <w:i/>
-          <w:iCs/>
-          <w:sz w:val="26"/>
-          <w:szCs w:val="26"/>
-        </w:rPr>
         <w:t>6</w:t>
       </w:r>
+      <w:r>
+        <w:t xml:space="preserve"> </w:t>
+      </w:r>
+      <w:r>
+        <w:rPr>
+          <w:color w:val="808080" w:themeColor="background1" w:themeShade="80"/>
+          <w:sz w:val="22"/>
+          <w:szCs w:val="20"/>
+        </w:rPr>
+        <w:t>(Sur cette feuille)</w:t>
+      </w:r>
     </w:p>
     <w:p>
       <w:pPr>
@@ -4125,15 +3600,6 @@
           <w:szCs w:val="26"/>
         </w:rPr>
       </w:pPr>
-    </w:p>
-    <w:p>
-      <w:pPr>
-        <w:pStyle w:val="Sansinterligne"/>
-        <w:rPr>
-          <w:sz w:val="26"/>
-          <w:szCs w:val="26"/>
-        </w:rPr>
-      </w:pPr>
       <w:r>
         <w:rPr>
           <w:sz w:val="26"/>
@@ -4147,16 +3613,6 @@
           <w:szCs w:val="26"/>
         </w:rPr>
         <w:t xml:space="preserve"> </w:t>
-      </w:r>
-      <w:r>
-        <w:rPr>
-          <w:rFonts w:ascii="Bradley Hand ITC" w:hAnsi="Bradley Hand ITC"/>
-          <w:b/>
-          <w:bCs/>
-          <w:sz w:val="26"/>
-          <w:szCs w:val="26"/>
-        </w:rPr>
-        <w:t>(sur cette feuille)</w:t>
       </w:r>
     </w:p>
     <w:p>
@@ -5013,41 +4469,31 @@
     </w:p>
     <w:p>
       <w:pPr>
-        <w:pStyle w:val="Sansinterligne"/>
-        <w:pBdr>
-          <w:bottom w:val="single" w:sz="8" w:space="1" w:color="auto"/>
-        </w:pBdr>
+        <w:pStyle w:val="Titre4"/>
         <w:rPr>
           <w:rFonts w:ascii="Lucida Handwriting" w:hAnsi="Lucida Handwriting"/>
-          <w:b/>
-          <w:bCs/>
           <w:sz w:val="60"/>
           <w:szCs w:val="60"/>
           <w:u w:val="thick"/>
         </w:rPr>
       </w:pPr>
       <w:r>
-        <w:rPr>
-          <w:b/>
-          <w:bCs/>
-          <w:i/>
-          <w:iCs/>
-          <w:sz w:val="26"/>
-          <w:szCs w:val="26"/>
-        </w:rPr>
         <w:t xml:space="preserve">Exercice </w:t>
       </w:r>
       <w:r>
-        <w:rPr>
-          <w:b/>
-          <w:bCs/>
-          <w:i/>
-          <w:iCs/>
-          <w:sz w:val="26"/>
-          <w:szCs w:val="26"/>
-        </w:rPr>
         <w:t>7</w:t>
       </w:r>
+      <w:r>
+        <w:t xml:space="preserve"> </w:t>
+      </w:r>
+      <w:r>
+        <w:rPr>
+          <w:color w:val="808080" w:themeColor="background1" w:themeShade="80"/>
+          <w:sz w:val="22"/>
+          <w:szCs w:val="20"/>
+        </w:rPr>
+        <w:t>(Sur cette feuille)</w:t>
+      </w:r>
     </w:p>
     <w:p>
       <w:pPr>
@@ -5057,31 +4503,12 @@
           <w:szCs w:val="26"/>
         </w:rPr>
       </w:pPr>
-    </w:p>
-    <w:p>
-      <w:pPr>
-        <w:pStyle w:val="Sansinterligne"/>
-        <w:rPr>
-          <w:sz w:val="26"/>
-          <w:szCs w:val="26"/>
-        </w:rPr>
-      </w:pPr>
       <w:r>
         <w:rPr>
           <w:sz w:val="26"/>
           <w:szCs w:val="26"/>
         </w:rPr>
         <w:t>Associe chaque expression algébrique à son décodage.</w:t>
-      </w:r>
-      <w:r>
-        <w:rPr>
-          <w:rFonts w:ascii="Bradley Hand ITC" w:hAnsi="Bradley Hand ITC"/>
-          <w:b/>
-          <w:bCs/>
-          <w:sz w:val="26"/>
-          <w:szCs w:val="26"/>
-        </w:rPr>
-        <w:t xml:space="preserve"> (sur cette feuille)</w:t>
       </w:r>
     </w:p>
     <w:p>
@@ -6008,53 +5435,21 @@
     </w:p>
     <w:p>
       <w:pPr>
-        <w:pStyle w:val="Sansinterligne"/>
-        <w:pBdr>
-          <w:bottom w:val="single" w:sz="8" w:space="1" w:color="auto"/>
-        </w:pBdr>
-        <w:rPr>
-          <w:rFonts w:ascii="Lucida Handwriting" w:hAnsi="Lucida Handwriting"/>
-          <w:b/>
-          <w:bCs/>
+        <w:pStyle w:val="Titre4"/>
+        <w:rPr>
+          <w:rFonts w:ascii="Lucida Handwriting" w:eastAsiaTheme="minorHAnsi" w:hAnsi="Lucida Handwriting"/>
           <w:sz w:val="60"/>
           <w:szCs w:val="60"/>
           <w:u w:val="thick"/>
         </w:rPr>
       </w:pPr>
       <w:r>
-        <w:rPr>
-          <w:b/>
-          <w:bCs/>
-          <w:i/>
-          <w:iCs/>
-          <w:sz w:val="26"/>
-          <w:szCs w:val="26"/>
-        </w:rPr>
         <w:lastRenderedPageBreak/>
         <w:t xml:space="preserve">Exercice </w:t>
       </w:r>
       <w:r>
-        <w:rPr>
-          <w:b/>
-          <w:bCs/>
-          <w:i/>
-          <w:iCs/>
-          <w:sz w:val="26"/>
-          <w:szCs w:val="26"/>
-        </w:rPr>
         <w:t>8</w:t>
       </w:r>
-    </w:p>
-    <w:p>
-      <w:pPr>
-        <w:pStyle w:val="Sansinterligne"/>
-        <w:spacing w:line="276" w:lineRule="auto"/>
-        <w:rPr>
-          <w:rFonts w:eastAsiaTheme="minorEastAsia"/>
-          <w:sz w:val="26"/>
-          <w:szCs w:val="26"/>
-        </w:rPr>
-      </w:pPr>
     </w:p>
     <w:p>
       <w:pPr>
@@ -6158,50 +5553,20 @@
     </w:p>
     <w:p>
       <w:pPr>
-        <w:pStyle w:val="Sansinterligne"/>
-        <w:pBdr>
-          <w:bottom w:val="single" w:sz="8" w:space="1" w:color="auto"/>
-        </w:pBdr>
+        <w:pStyle w:val="Titre4"/>
         <w:rPr>
           <w:rFonts w:ascii="Lucida Handwriting" w:hAnsi="Lucida Handwriting"/>
-          <w:b/>
-          <w:bCs/>
           <w:sz w:val="60"/>
           <w:szCs w:val="60"/>
           <w:u w:val="thick"/>
         </w:rPr>
       </w:pPr>
       <w:r>
-        <w:rPr>
-          <w:b/>
-          <w:bCs/>
-          <w:i/>
-          <w:iCs/>
-          <w:sz w:val="26"/>
-          <w:szCs w:val="26"/>
-        </w:rPr>
         <w:t xml:space="preserve">Exercice </w:t>
       </w:r>
       <w:r>
-        <w:rPr>
-          <w:b/>
-          <w:bCs/>
-          <w:i/>
-          <w:iCs/>
-          <w:sz w:val="26"/>
-          <w:szCs w:val="26"/>
-        </w:rPr>
         <w:t>9</w:t>
       </w:r>
-    </w:p>
-    <w:p>
-      <w:pPr>
-        <w:pStyle w:val="Sansinterligne"/>
-        <w:rPr>
-          <w:sz w:val="26"/>
-          <w:szCs w:val="26"/>
-        </w:rPr>
-      </w:pPr>
     </w:p>
     <w:p>
       <w:pPr>
@@ -6483,61 +5848,23 @@
     </w:p>
     <w:p>
       <w:pPr>
-        <w:pStyle w:val="Sansinterligne"/>
-        <w:pBdr>
-          <w:bottom w:val="single" w:sz="8" w:space="1" w:color="auto"/>
-        </w:pBdr>
+        <w:pStyle w:val="Titre4"/>
         <w:rPr>
           <w:rFonts w:ascii="Lucida Handwriting" w:hAnsi="Lucida Handwriting"/>
-          <w:b/>
-          <w:bCs/>
           <w:sz w:val="60"/>
           <w:szCs w:val="60"/>
           <w:u w:val="thick"/>
         </w:rPr>
       </w:pPr>
       <w:r>
-        <w:rPr>
-          <w:b/>
-          <w:bCs/>
-          <w:i/>
-          <w:iCs/>
-          <w:sz w:val="26"/>
-          <w:szCs w:val="26"/>
-        </w:rPr>
         <w:t xml:space="preserve">Exercice </w:t>
       </w:r>
       <w:r>
-        <w:rPr>
-          <w:b/>
-          <w:bCs/>
-          <w:i/>
-          <w:iCs/>
-          <w:sz w:val="26"/>
-          <w:szCs w:val="26"/>
-        </w:rPr>
         <w:t>1</w:t>
       </w:r>
       <w:r>
-        <w:rPr>
-          <w:b/>
-          <w:bCs/>
-          <w:i/>
-          <w:iCs/>
-          <w:sz w:val="26"/>
-          <w:szCs w:val="26"/>
-        </w:rPr>
         <w:t>0</w:t>
       </w:r>
-    </w:p>
-    <w:p>
-      <w:pPr>
-        <w:pStyle w:val="Sansinterligne"/>
-        <w:rPr>
-          <w:sz w:val="26"/>
-          <w:szCs w:val="26"/>
-        </w:rPr>
-      </w:pPr>
     </w:p>
     <w:p>
       <w:pPr>
@@ -6777,61 +6104,23 @@
     </w:p>
     <w:p>
       <w:pPr>
-        <w:pStyle w:val="Sansinterligne"/>
-        <w:pBdr>
-          <w:bottom w:val="single" w:sz="8" w:space="1" w:color="auto"/>
-        </w:pBdr>
+        <w:pStyle w:val="Titre4"/>
         <w:rPr>
           <w:rFonts w:ascii="Lucida Handwriting" w:hAnsi="Lucida Handwriting"/>
-          <w:b/>
-          <w:bCs/>
           <w:sz w:val="60"/>
           <w:szCs w:val="60"/>
           <w:u w:val="thick"/>
         </w:rPr>
       </w:pPr>
       <w:r>
-        <w:rPr>
-          <w:b/>
-          <w:bCs/>
-          <w:i/>
-          <w:iCs/>
-          <w:sz w:val="26"/>
-          <w:szCs w:val="26"/>
-        </w:rPr>
         <w:t xml:space="preserve">Exercice </w:t>
       </w:r>
       <w:r>
-        <w:rPr>
-          <w:b/>
-          <w:bCs/>
-          <w:i/>
-          <w:iCs/>
-          <w:sz w:val="26"/>
-          <w:szCs w:val="26"/>
-        </w:rPr>
         <w:t>1</w:t>
       </w:r>
       <w:r>
-        <w:rPr>
-          <w:b/>
-          <w:bCs/>
-          <w:i/>
-          <w:iCs/>
-          <w:sz w:val="26"/>
-          <w:szCs w:val="26"/>
-        </w:rPr>
         <w:t>1</w:t>
       </w:r>
-    </w:p>
-    <w:p>
-      <w:pPr>
-        <w:pStyle w:val="Sansinterligne"/>
-        <w:rPr>
-          <w:sz w:val="26"/>
-          <w:szCs w:val="26"/>
-        </w:rPr>
-      </w:pPr>
     </w:p>
     <w:p>
       <w:pPr>
@@ -6959,61 +6248,34 @@
     <w:p>
       <w:pPr>
         <w:pStyle w:val="Sansinterligne"/>
-        <w:pBdr>
-          <w:bottom w:val="single" w:sz="8" w:space="1" w:color="auto"/>
-        </w:pBdr>
+        <w:jc w:val="both"/>
+        <w:rPr>
+          <w:rFonts w:eastAsiaTheme="minorEastAsia"/>
+          <w:sz w:val="26"/>
+          <w:szCs w:val="26"/>
+        </w:rPr>
+      </w:pPr>
+    </w:p>
+    <w:p>
+      <w:pPr>
+        <w:pStyle w:val="Titre4"/>
         <w:rPr>
           <w:rFonts w:ascii="Lucida Handwriting" w:hAnsi="Lucida Handwriting"/>
-          <w:b/>
-          <w:bCs/>
           <w:sz w:val="60"/>
           <w:szCs w:val="60"/>
           <w:u w:val="thick"/>
         </w:rPr>
       </w:pPr>
       <w:r>
-        <w:rPr>
-          <w:b/>
-          <w:bCs/>
-          <w:i/>
-          <w:iCs/>
-          <w:sz w:val="26"/>
-          <w:szCs w:val="26"/>
-        </w:rPr>
         <w:lastRenderedPageBreak/>
         <w:t xml:space="preserve">Exercice </w:t>
       </w:r>
       <w:r>
-        <w:rPr>
-          <w:b/>
-          <w:bCs/>
-          <w:i/>
-          <w:iCs/>
-          <w:sz w:val="26"/>
-          <w:szCs w:val="26"/>
-        </w:rPr>
         <w:t>1</w:t>
       </w:r>
       <w:r>
-        <w:rPr>
-          <w:b/>
-          <w:bCs/>
-          <w:i/>
-          <w:iCs/>
-          <w:sz w:val="26"/>
-          <w:szCs w:val="26"/>
-        </w:rPr>
         <w:t>2</w:t>
       </w:r>
-    </w:p>
-    <w:p>
-      <w:pPr>
-        <w:pStyle w:val="Sansinterligne"/>
-        <w:rPr>
-          <w:sz w:val="26"/>
-          <w:szCs w:val="26"/>
-        </w:rPr>
-      </w:pPr>
     </w:p>
     <w:p>
       <w:pPr>
@@ -7091,61 +6353,23 @@
     </w:p>
     <w:p>
       <w:pPr>
-        <w:pStyle w:val="Sansinterligne"/>
-        <w:pBdr>
-          <w:bottom w:val="single" w:sz="8" w:space="1" w:color="auto"/>
-        </w:pBdr>
+        <w:pStyle w:val="Titre4"/>
         <w:rPr>
           <w:rFonts w:ascii="Lucida Handwriting" w:hAnsi="Lucida Handwriting"/>
-          <w:b/>
-          <w:bCs/>
           <w:sz w:val="60"/>
           <w:szCs w:val="60"/>
           <w:u w:val="thick"/>
         </w:rPr>
       </w:pPr>
       <w:r>
-        <w:rPr>
-          <w:b/>
-          <w:bCs/>
-          <w:i/>
-          <w:iCs/>
-          <w:sz w:val="26"/>
-          <w:szCs w:val="26"/>
-        </w:rPr>
         <w:t xml:space="preserve">Exercice </w:t>
       </w:r>
       <w:r>
-        <w:rPr>
-          <w:b/>
-          <w:bCs/>
-          <w:i/>
-          <w:iCs/>
-          <w:sz w:val="26"/>
-          <w:szCs w:val="26"/>
-        </w:rPr>
         <w:t>1</w:t>
       </w:r>
       <w:r>
-        <w:rPr>
-          <w:b/>
-          <w:bCs/>
-          <w:i/>
-          <w:iCs/>
-          <w:sz w:val="26"/>
-          <w:szCs w:val="26"/>
-        </w:rPr>
         <w:t>3</w:t>
       </w:r>
-    </w:p>
-    <w:p>
-      <w:pPr>
-        <w:pStyle w:val="Sansinterligne"/>
-        <w:rPr>
-          <w:sz w:val="26"/>
-          <w:szCs w:val="26"/>
-        </w:rPr>
-      </w:pPr>
     </w:p>
     <w:p>
       <w:pPr>
@@ -8022,61 +7246,23 @@
     </w:p>
     <w:p>
       <w:pPr>
-        <w:pStyle w:val="Sansinterligne"/>
-        <w:pBdr>
-          <w:bottom w:val="single" w:sz="8" w:space="1" w:color="auto"/>
-        </w:pBdr>
+        <w:pStyle w:val="Titre4"/>
         <w:rPr>
           <w:rFonts w:ascii="Lucida Handwriting" w:hAnsi="Lucida Handwriting"/>
-          <w:b/>
-          <w:bCs/>
           <w:sz w:val="60"/>
           <w:szCs w:val="60"/>
           <w:u w:val="thick"/>
         </w:rPr>
       </w:pPr>
       <w:r>
-        <w:rPr>
-          <w:b/>
-          <w:bCs/>
-          <w:i/>
-          <w:iCs/>
-          <w:sz w:val="26"/>
-          <w:szCs w:val="26"/>
-        </w:rPr>
         <w:t xml:space="preserve">Exercice </w:t>
       </w:r>
       <w:r>
-        <w:rPr>
-          <w:b/>
-          <w:bCs/>
-          <w:i/>
-          <w:iCs/>
-          <w:sz w:val="26"/>
-          <w:szCs w:val="26"/>
-        </w:rPr>
         <w:t>1</w:t>
       </w:r>
       <w:r>
-        <w:rPr>
-          <w:b/>
-          <w:bCs/>
-          <w:i/>
-          <w:iCs/>
-          <w:sz w:val="26"/>
-          <w:szCs w:val="26"/>
-        </w:rPr>
         <w:t>4</w:t>
       </w:r>
-    </w:p>
-    <w:p>
-      <w:pPr>
-        <w:pStyle w:val="Sansinterligne"/>
-        <w:rPr>
-          <w:sz w:val="24"/>
-          <w:szCs w:val="24"/>
-        </w:rPr>
-      </w:pPr>
     </w:p>
     <w:p>
       <w:pPr>
@@ -8807,61 +7993,23 @@
     </w:p>
     <w:p>
       <w:pPr>
-        <w:pStyle w:val="Sansinterligne"/>
-        <w:pBdr>
-          <w:bottom w:val="single" w:sz="8" w:space="1" w:color="auto"/>
-        </w:pBdr>
+        <w:pStyle w:val="Titre4"/>
         <w:rPr>
           <w:rFonts w:ascii="Lucida Handwriting" w:hAnsi="Lucida Handwriting"/>
-          <w:b/>
-          <w:bCs/>
           <w:sz w:val="60"/>
           <w:szCs w:val="60"/>
           <w:u w:val="thick"/>
         </w:rPr>
       </w:pPr>
       <w:r>
-        <w:rPr>
-          <w:b/>
-          <w:bCs/>
-          <w:i/>
-          <w:iCs/>
-          <w:sz w:val="26"/>
-          <w:szCs w:val="26"/>
-        </w:rPr>
         <w:t xml:space="preserve">Exercice </w:t>
       </w:r>
       <w:r>
-        <w:rPr>
-          <w:b/>
-          <w:bCs/>
-          <w:i/>
-          <w:iCs/>
-          <w:sz w:val="26"/>
-          <w:szCs w:val="26"/>
-        </w:rPr>
         <w:t>1</w:t>
       </w:r>
       <w:r>
-        <w:rPr>
-          <w:b/>
-          <w:bCs/>
-          <w:i/>
-          <w:iCs/>
-          <w:sz w:val="26"/>
-          <w:szCs w:val="26"/>
-        </w:rPr>
         <w:t>5</w:t>
       </w:r>
-    </w:p>
-    <w:p>
-      <w:pPr>
-        <w:pStyle w:val="Sansinterligne"/>
-        <w:rPr>
-          <w:sz w:val="24"/>
-          <w:szCs w:val="24"/>
-        </w:rPr>
-      </w:pPr>
     </w:p>
     <w:p>
       <w:pPr>
@@ -9074,51 +8222,22 @@
     </w:p>
     <w:p>
       <w:pPr>
-        <w:pStyle w:val="Sansinterligne"/>
-        <w:pBdr>
-          <w:bottom w:val="single" w:sz="8" w:space="1" w:color="auto"/>
-        </w:pBdr>
+        <w:pStyle w:val="Titre4"/>
         <w:rPr>
           <w:rFonts w:ascii="Lucida Handwriting" w:hAnsi="Lucida Handwriting"/>
-          <w:b/>
-          <w:bCs/>
           <w:sz w:val="60"/>
           <w:szCs w:val="60"/>
           <w:u w:val="thick"/>
         </w:rPr>
       </w:pPr>
       <w:r>
-        <w:rPr>
-          <w:b/>
-          <w:bCs/>
-          <w:i/>
-          <w:iCs/>
-          <w:sz w:val="26"/>
-          <w:szCs w:val="26"/>
-        </w:rPr>
         <w:lastRenderedPageBreak/>
         <w:t xml:space="preserve">Exercice </w:t>
       </w:r>
       <w:r>
-        <w:rPr>
-          <w:b/>
-          <w:bCs/>
-          <w:i/>
-          <w:iCs/>
-          <w:sz w:val="26"/>
-          <w:szCs w:val="26"/>
-        </w:rPr>
         <w:t>1</w:t>
       </w:r>
       <w:r>
-        <w:rPr>
-          <w:b/>
-          <w:bCs/>
-          <w:i/>
-          <w:iCs/>
-          <w:sz w:val="26"/>
-          <w:szCs w:val="26"/>
-        </w:rPr>
         <w:t>6</w:t>
       </w:r>
     </w:p>
@@ -9245,6 +8364,24 @@
     </w:p>
     <w:p>
       <w:pPr>
+        <w:spacing w:after="0" w:line="360" w:lineRule="auto"/>
+        <w:rPr>
+          <w:rFonts w:ascii="Calibri" w:eastAsia="Times New Roman" w:hAnsi="Calibri" w:cs="Times New Roman"/>
+          <w:sz w:val="26"/>
+          <w:szCs w:val="26"/>
+        </w:rPr>
+      </w:pPr>
+      <w:r>
+        <w:rPr>
+          <w:rFonts w:ascii="Calibri" w:eastAsia="Times New Roman" w:hAnsi="Calibri" w:cs="Times New Roman"/>
+          <w:sz w:val="26"/>
+          <w:szCs w:val="26"/>
+        </w:rPr>
+        <w:t>Ecris tous tes calculs.</w:t>
+      </w:r>
+    </w:p>
+    <w:p>
+      <w:pPr>
         <w:spacing w:after="0" w:line="240" w:lineRule="auto"/>
         <w:rPr>
           <w:rFonts w:ascii="Calibri" w:eastAsia="Times New Roman" w:hAnsi="Calibri" w:cs="Times New Roman"/>
@@ -9252,86 +8389,31 @@
           <w:szCs w:val="26"/>
         </w:rPr>
       </w:pPr>
-      <w:r>
-        <w:rPr>
-          <w:rFonts w:ascii="Calibri" w:eastAsia="Times New Roman" w:hAnsi="Calibri" w:cs="Times New Roman"/>
-          <w:sz w:val="26"/>
-          <w:szCs w:val="26"/>
-        </w:rPr>
-        <w:t>Ecris tous tes calculs.</w:t>
-      </w:r>
-    </w:p>
-    <w:p>
-      <w:pPr>
-        <w:spacing w:after="0" w:line="240" w:lineRule="auto"/>
-        <w:rPr>
-          <w:rFonts w:ascii="Calibri" w:eastAsia="Times New Roman" w:hAnsi="Calibri" w:cs="Times New Roman"/>
-          <w:sz w:val="26"/>
-          <w:szCs w:val="26"/>
-        </w:rPr>
-      </w:pPr>
-    </w:p>
-    <w:p>
-      <w:pPr>
-        <w:pStyle w:val="Sansinterligne"/>
-        <w:pBdr>
-          <w:bottom w:val="single" w:sz="8" w:space="1" w:color="auto"/>
-        </w:pBdr>
+    </w:p>
+    <w:p>
+      <w:pPr>
+        <w:pStyle w:val="Titre4"/>
         <w:rPr>
           <w:rFonts w:ascii="Lucida Handwriting" w:hAnsi="Lucida Handwriting"/>
-          <w:b/>
-          <w:bCs/>
           <w:sz w:val="60"/>
           <w:szCs w:val="60"/>
           <w:u w:val="thick"/>
         </w:rPr>
       </w:pPr>
       <w:r>
-        <w:rPr>
-          <w:b/>
-          <w:bCs/>
-          <w:i/>
-          <w:iCs/>
-          <w:sz w:val="26"/>
-          <w:szCs w:val="26"/>
-        </w:rPr>
         <w:t xml:space="preserve">Exercice </w:t>
       </w:r>
       <w:r>
-        <w:rPr>
-          <w:b/>
-          <w:bCs/>
-          <w:i/>
-          <w:iCs/>
-          <w:sz w:val="26"/>
-          <w:szCs w:val="26"/>
-        </w:rPr>
         <w:t>1</w:t>
       </w:r>
       <w:r>
-        <w:rPr>
-          <w:b/>
-          <w:bCs/>
-          <w:i/>
-          <w:iCs/>
-          <w:sz w:val="26"/>
-          <w:szCs w:val="26"/>
-        </w:rPr>
         <w:t>7</w:t>
       </w:r>
     </w:p>
     <w:p>
       <w:pPr>
         <w:pStyle w:val="Sansinterligne"/>
-        <w:rPr>
-          <w:sz w:val="26"/>
-          <w:szCs w:val="26"/>
-        </w:rPr>
-      </w:pPr>
-    </w:p>
-    <w:p>
-      <w:pPr>
-        <w:pStyle w:val="Sansinterligne"/>
+        <w:spacing w:after="120"/>
         <w:rPr>
           <w:sz w:val="26"/>
           <w:szCs w:val="26"/>
@@ -9351,15 +8433,6 @@
         </w:rPr>
         <w:t>Écris tous tes calculs.</w:t>
       </w:r>
-    </w:p>
-    <w:p>
-      <w:pPr>
-        <w:pStyle w:val="Sansinterligne"/>
-        <w:rPr>
-          <w:sz w:val="26"/>
-          <w:szCs w:val="26"/>
-        </w:rPr>
-      </w:pPr>
     </w:p>
     <w:tbl>
       <w:tblPr>
@@ -10298,50 +9371,20 @@
     </w:p>
     <w:p>
       <w:pPr>
-        <w:pStyle w:val="Sansinterligne"/>
-        <w:pBdr>
-          <w:bottom w:val="single" w:sz="8" w:space="1" w:color="auto"/>
-        </w:pBdr>
+        <w:pStyle w:val="Titre4"/>
         <w:rPr>
           <w:rFonts w:ascii="Lucida Handwriting" w:hAnsi="Lucida Handwriting"/>
-          <w:b/>
-          <w:bCs/>
           <w:sz w:val="60"/>
           <w:szCs w:val="60"/>
           <w:u w:val="thick"/>
         </w:rPr>
       </w:pPr>
       <w:r>
-        <w:rPr>
-          <w:b/>
-          <w:bCs/>
-          <w:i/>
-          <w:iCs/>
-          <w:sz w:val="26"/>
-          <w:szCs w:val="26"/>
-        </w:rPr>
         <w:t xml:space="preserve">Exercice </w:t>
       </w:r>
       <w:r>
-        <w:rPr>
-          <w:b/>
-          <w:bCs/>
-          <w:i/>
-          <w:iCs/>
-          <w:sz w:val="26"/>
-          <w:szCs w:val="26"/>
-        </w:rPr>
         <w:t>18</w:t>
       </w:r>
-    </w:p>
-    <w:p>
-      <w:pPr>
-        <w:pStyle w:val="Sansinterligne"/>
-        <w:rPr>
-          <w:sz w:val="26"/>
-          <w:szCs w:val="26"/>
-        </w:rPr>
-      </w:pPr>
     </w:p>
     <w:p>
       <w:pPr>
@@ -10478,6 +9521,7 @@
     <w:p>
       <w:pPr>
         <w:pStyle w:val="Sansinterligne"/>
+        <w:spacing w:after="120"/>
         <w:rPr>
           <w:sz w:val="26"/>
           <w:szCs w:val="26"/>
@@ -10490,15 +9534,6 @@
         </w:rPr>
         <w:t>Veille à écrire tous tes calculs.</w:t>
       </w:r>
-    </w:p>
-    <w:p>
-      <w:pPr>
-        <w:pStyle w:val="Sansinterligne"/>
-        <w:rPr>
-          <w:sz w:val="26"/>
-          <w:szCs w:val="26"/>
-        </w:rPr>
-      </w:pPr>
     </w:p>
     <w:tbl>
       <w:tblPr>
@@ -11103,50 +10138,31 @@
     </w:p>
     <w:p>
       <w:pPr>
-        <w:pStyle w:val="Sansinterligne"/>
-        <w:pBdr>
-          <w:bottom w:val="single" w:sz="8" w:space="1" w:color="auto"/>
-        </w:pBdr>
+        <w:pStyle w:val="Titre4"/>
         <w:rPr>
           <w:rFonts w:ascii="Lucida Handwriting" w:hAnsi="Lucida Handwriting"/>
-          <w:b/>
-          <w:bCs/>
           <w:sz w:val="60"/>
           <w:szCs w:val="60"/>
           <w:u w:val="thick"/>
         </w:rPr>
       </w:pPr>
       <w:r>
-        <w:rPr>
-          <w:b/>
-          <w:bCs/>
-          <w:i/>
-          <w:iCs/>
-          <w:sz w:val="26"/>
-          <w:szCs w:val="26"/>
-        </w:rPr>
         <w:t xml:space="preserve">Exercice </w:t>
       </w:r>
       <w:r>
-        <w:rPr>
-          <w:b/>
-          <w:bCs/>
-          <w:i/>
-          <w:iCs/>
-          <w:sz w:val="26"/>
-          <w:szCs w:val="26"/>
-        </w:rPr>
         <w:t>19</w:t>
       </w:r>
-    </w:p>
-    <w:p>
-      <w:pPr>
-        <w:pStyle w:val="Sansinterligne"/>
-        <w:rPr>
-          <w:sz w:val="26"/>
-          <w:szCs w:val="26"/>
-        </w:rPr>
-      </w:pPr>
+      <w:r>
+        <w:t xml:space="preserve"> </w:t>
+      </w:r>
+      <w:r>
+        <w:rPr>
+          <w:color w:val="808080" w:themeColor="background1" w:themeShade="80"/>
+          <w:sz w:val="22"/>
+          <w:szCs w:val="20"/>
+        </w:rPr>
+        <w:t>(Sur cette feuille)</w:t>
+      </w:r>
     </w:p>
     <w:p>
       <w:pPr>
@@ -11180,17 +10196,7 @@
           <w:sz w:val="26"/>
           <w:szCs w:val="26"/>
         </w:rPr>
-        <w:t xml:space="preserve"> "  afin que les divisibilités soient vérifiées? Ecris toutes les solutions possibles. </w:t>
-      </w:r>
-      <w:r>
-        <w:rPr>
-          <w:rFonts w:ascii="Bradley Hand ITC" w:hAnsi="Bradley Hand ITC"/>
-          <w:b/>
-          <w:bCs/>
-          <w:sz w:val="26"/>
-          <w:szCs w:val="26"/>
-        </w:rPr>
-        <w:t>(sur cette feuille)</w:t>
+        <w:t xml:space="preserve"> "  afin que les divisibilités soient vérifiées? Ecris toutes les solutions possibles.</w:t>
       </w:r>
     </w:p>
     <w:p>
@@ -11580,12 +10586,8 @@
     </w:p>
     <w:p>
       <w:pPr>
-        <w:pStyle w:val="Sansinterligne"/>
-        <w:pBdr>
-          <w:bottom w:val="single" w:sz="8" w:space="1" w:color="auto"/>
-        </w:pBdr>
-        <w:rPr>
-          <w:rFonts w:ascii="Bradley Hand ITC" w:hAnsi="Bradley Hand ITC"/>
+        <w:pStyle w:val="Titre4"/>
+        <w:rPr>
           <w:sz w:val="60"/>
           <w:szCs w:val="60"/>
           <w:u w:val="thick"/>
@@ -11593,55 +10595,31 @@
       </w:pPr>
       <w:r>
         <w:rPr>
-          <w:b/>
           <w:bCs/>
-          <w:i/>
-          <w:iCs/>
-          <w:sz w:val="26"/>
-          <w:szCs w:val="26"/>
         </w:rPr>
         <w:lastRenderedPageBreak/>
         <w:t xml:space="preserve">Exercice </w:t>
       </w:r>
       <w:r>
         <w:rPr>
-          <w:b/>
           <w:bCs/>
-          <w:i/>
-          <w:iCs/>
-          <w:sz w:val="26"/>
-          <w:szCs w:val="26"/>
         </w:rPr>
         <w:t>20</w:t>
       </w:r>
       <w:r>
         <w:rPr>
-          <w:b/>
           <w:bCs/>
-          <w:i/>
-          <w:iCs/>
-          <w:sz w:val="26"/>
-          <w:szCs w:val="26"/>
         </w:rPr>
         <w:t xml:space="preserve"> </w:t>
       </w:r>
       <w:r>
         <w:rPr>
-          <w:rFonts w:ascii="Bradley Hand ITC" w:hAnsi="Bradley Hand ITC"/>
-          <w:sz w:val="26"/>
-          <w:szCs w:val="26"/>
+          <w:color w:val="808080" w:themeColor="background1" w:themeShade="80"/>
+          <w:sz w:val="22"/>
+          <w:szCs w:val="20"/>
         </w:rPr>
         <w:t>(Sur cette feuille)</w:t>
       </w:r>
-    </w:p>
-    <w:p>
-      <w:pPr>
-        <w:pStyle w:val="Sansinterligne"/>
-        <w:rPr>
-          <w:sz w:val="26"/>
-          <w:szCs w:val="26"/>
-        </w:rPr>
-      </w:pPr>
     </w:p>
     <w:p>
       <w:pPr>
@@ -12186,84 +11164,34 @@
         </w:tc>
       </w:tr>
     </w:tbl>
-    <w:p>
-      <w:pPr>
-        <w:pStyle w:val="Sansinterligne"/>
-        <w:pBdr>
-          <w:bottom w:val="single" w:sz="8" w:space="1" w:color="auto"/>
-        </w:pBdr>
-        <w:rPr>
-          <w:b/>
-          <w:bCs/>
-          <w:i/>
-          <w:iCs/>
-          <w:sz w:val="26"/>
-          <w:szCs w:val="26"/>
-        </w:rPr>
-      </w:pPr>
-    </w:p>
-    <w:p>
-      <w:pPr>
-        <w:pStyle w:val="Sansinterligne"/>
-        <w:pBdr>
-          <w:bottom w:val="single" w:sz="8" w:space="1" w:color="auto"/>
-        </w:pBdr>
-        <w:rPr>
-          <w:b/>
-          <w:bCs/>
-          <w:i/>
-          <w:iCs/>
-          <w:sz w:val="26"/>
-          <w:szCs w:val="26"/>
-        </w:rPr>
-      </w:pPr>
-    </w:p>
-    <w:p>
-      <w:pPr>
-        <w:pStyle w:val="Sansinterligne"/>
-        <w:pBdr>
-          <w:bottom w:val="single" w:sz="8" w:space="1" w:color="auto"/>
-        </w:pBdr>
+    <w:p/>
+    <w:p>
+      <w:pPr>
+        <w:pStyle w:val="Titre4"/>
         <w:rPr>
           <w:rFonts w:ascii="Lucida Handwriting" w:hAnsi="Lucida Handwriting"/>
-          <w:b/>
-          <w:bCs/>
           <w:sz w:val="60"/>
           <w:szCs w:val="60"/>
           <w:u w:val="thick"/>
         </w:rPr>
       </w:pPr>
       <w:r>
-        <w:rPr>
-          <w:b/>
-          <w:bCs/>
-          <w:i/>
-          <w:iCs/>
-          <w:sz w:val="26"/>
-          <w:szCs w:val="26"/>
-        </w:rPr>
         <w:t xml:space="preserve">Exercice </w:t>
       </w:r>
       <w:r>
-        <w:rPr>
-          <w:b/>
-          <w:bCs/>
-          <w:i/>
-          <w:iCs/>
-          <w:sz w:val="26"/>
-          <w:szCs w:val="26"/>
-        </w:rPr>
         <w:t>21</w:t>
       </w:r>
-    </w:p>
-    <w:p>
-      <w:pPr>
-        <w:pStyle w:val="Sansinterligne"/>
-        <w:rPr>
-          <w:sz w:val="26"/>
-          <w:szCs w:val="26"/>
-        </w:rPr>
-      </w:pPr>
+      <w:r>
+        <w:t xml:space="preserve"> </w:t>
+      </w:r>
+      <w:r>
+        <w:rPr>
+          <w:color w:val="808080" w:themeColor="background1" w:themeShade="80"/>
+          <w:sz w:val="22"/>
+          <w:szCs w:val="20"/>
+        </w:rPr>
+        <w:t>(Sur cette feuille)</w:t>
+      </w:r>
     </w:p>
     <w:p>
       <w:pPr>
@@ -12336,16 +11264,6 @@
           <w:szCs w:val="26"/>
         </w:rPr>
         <w:t xml:space="preserve">sommets appartiendrait au cercle tracé. Laisse toutes tes constructions. </w:t>
-      </w:r>
-      <w:r>
-        <w:rPr>
-          <w:rFonts w:ascii="Bradley Hand ITC" w:hAnsi="Bradley Hand ITC"/>
-          <w:b/>
-          <w:bCs/>
-          <w:sz w:val="26"/>
-          <w:szCs w:val="26"/>
-        </w:rPr>
-        <w:t>(sur cette feuille)</w:t>
       </w:r>
     </w:p>
     <w:p>
@@ -12440,7 +11358,6 @@
       <w:pPr>
         <w:pStyle w:val="Sansinterligne"/>
         <w:spacing w:line="360" w:lineRule="auto"/>
-        <w:jc w:val="center"/>
         <w:rPr>
           <w:sz w:val="26"/>
           <w:szCs w:val="26"/>
@@ -12451,59 +11368,28 @@
       <w:pPr>
         <w:pStyle w:val="Sansinterligne"/>
         <w:spacing w:line="360" w:lineRule="auto"/>
-        <w:jc w:val="center"/>
-        <w:rPr>
-          <w:sz w:val="26"/>
-          <w:szCs w:val="26"/>
-        </w:rPr>
-      </w:pPr>
-    </w:p>
-    <w:p>
-      <w:pPr>
-        <w:pStyle w:val="Sansinterligne"/>
-        <w:pBdr>
-          <w:bottom w:val="single" w:sz="8" w:space="1" w:color="auto"/>
-        </w:pBdr>
+        <w:rPr>
+          <w:sz w:val="26"/>
+          <w:szCs w:val="26"/>
+        </w:rPr>
+      </w:pPr>
+    </w:p>
+    <w:p>
+      <w:pPr>
+        <w:pStyle w:val="Titre4"/>
         <w:rPr>
           <w:rFonts w:ascii="Lucida Handwriting" w:hAnsi="Lucida Handwriting"/>
-          <w:b/>
-          <w:bCs/>
           <w:sz w:val="60"/>
           <w:szCs w:val="60"/>
           <w:u w:val="thick"/>
         </w:rPr>
       </w:pPr>
       <w:r>
-        <w:rPr>
-          <w:b/>
-          <w:bCs/>
-          <w:i/>
-          <w:iCs/>
-          <w:sz w:val="26"/>
-          <w:szCs w:val="26"/>
-        </w:rPr>
         <w:t xml:space="preserve">Exercice </w:t>
       </w:r>
       <w:r>
-        <w:rPr>
-          <w:b/>
-          <w:bCs/>
-          <w:i/>
-          <w:iCs/>
-          <w:sz w:val="26"/>
-          <w:szCs w:val="26"/>
-        </w:rPr>
         <w:t>22</w:t>
       </w:r>
-    </w:p>
-    <w:p>
-      <w:pPr>
-        <w:pStyle w:val="Sansinterligne"/>
-        <w:rPr>
-          <w:sz w:val="26"/>
-          <w:szCs w:val="26"/>
-        </w:rPr>
-      </w:pPr>
     </w:p>
     <w:p>
       <w:pPr>
@@ -12740,62 +11626,46 @@
     </w:p>
     <w:p>
       <w:pPr>
-        <w:pStyle w:val="Sansinterligne"/>
-        <w:pBdr>
-          <w:bottom w:val="single" w:sz="8" w:space="1" w:color="auto"/>
-        </w:pBdr>
+        <w:spacing w:after="0" w:line="360" w:lineRule="auto"/>
+        <w:ind w:left="720"/>
+        <w:rPr>
+          <w:rFonts w:ascii="Calibri" w:eastAsia="Times New Roman" w:hAnsi="Calibri" w:cs="Times New Roman"/>
+          <w:sz w:val="26"/>
+          <w:szCs w:val="26"/>
+        </w:rPr>
+      </w:pPr>
+    </w:p>
+    <w:p>
+      <w:pPr>
+        <w:pStyle w:val="Titre4"/>
         <w:rPr>
           <w:rFonts w:ascii="Lucida Handwriting" w:hAnsi="Lucida Handwriting"/>
-          <w:b/>
-          <w:bCs/>
           <w:sz w:val="60"/>
           <w:szCs w:val="60"/>
           <w:u w:val="thick"/>
         </w:rPr>
       </w:pPr>
       <w:r>
-        <w:rPr>
-          <w:b/>
-          <w:bCs/>
-          <w:i/>
-          <w:iCs/>
-          <w:sz w:val="26"/>
-          <w:szCs w:val="26"/>
-        </w:rPr>
         <w:lastRenderedPageBreak/>
         <w:t xml:space="preserve">Exercice </w:t>
       </w:r>
       <w:r>
-        <w:rPr>
-          <w:b/>
-          <w:bCs/>
-          <w:i/>
-          <w:iCs/>
-          <w:sz w:val="26"/>
-          <w:szCs w:val="26"/>
-        </w:rPr>
         <w:t>2</w:t>
       </w:r>
       <w:r>
-        <w:rPr>
-          <w:b/>
-          <w:bCs/>
-          <w:i/>
-          <w:iCs/>
-          <w:sz w:val="26"/>
-          <w:szCs w:val="26"/>
-        </w:rPr>
         <w:t>3</w:t>
       </w:r>
-    </w:p>
-    <w:p>
-      <w:pPr>
-        <w:pStyle w:val="Sansinterligne"/>
-        <w:rPr>
-          <w:sz w:val="26"/>
-          <w:szCs w:val="26"/>
-        </w:rPr>
-      </w:pPr>
+      <w:r>
+        <w:t xml:space="preserve"> </w:t>
+      </w:r>
+      <w:r>
+        <w:rPr>
+          <w:color w:val="808080" w:themeColor="background1" w:themeShade="80"/>
+          <w:sz w:val="22"/>
+          <w:szCs w:val="20"/>
+        </w:rPr>
+        <w:t>(Sur cette feuille)</w:t>
+      </w:r>
     </w:p>
     <w:p>
       <w:pPr>
@@ -12867,17 +11737,7 @@
           <w:sz w:val="26"/>
           <w:szCs w:val="26"/>
         </w:rPr>
-        <w:t xml:space="preserve">sommets appartiendrait au cercle tracé. Laisse tes constructions visibles. </w:t>
-      </w:r>
-      <w:r>
-        <w:rPr>
-          <w:rFonts w:ascii="Bradley Hand ITC" w:hAnsi="Bradley Hand ITC"/>
-          <w:b/>
-          <w:bCs/>
-          <w:sz w:val="26"/>
-          <w:szCs w:val="26"/>
-        </w:rPr>
-        <w:t>(sur cette feuille)</w:t>
+        <w:t>sommets appartiendrait au cercle tracé. Laisse tes constructions visibles.</w:t>
       </w:r>
     </w:p>
     <w:p>
@@ -13008,41 +11868,31 @@
     </w:p>
     <w:p>
       <w:pPr>
-        <w:pStyle w:val="Sansinterligne"/>
-        <w:pBdr>
-          <w:bottom w:val="single" w:sz="8" w:space="1" w:color="auto"/>
-        </w:pBdr>
+        <w:pStyle w:val="Titre4"/>
         <w:rPr>
           <w:rFonts w:ascii="Lucida Handwriting" w:hAnsi="Lucida Handwriting"/>
-          <w:b/>
-          <w:bCs/>
           <w:sz w:val="60"/>
           <w:szCs w:val="60"/>
           <w:u w:val="thick"/>
         </w:rPr>
       </w:pPr>
       <w:r>
-        <w:rPr>
-          <w:b/>
-          <w:bCs/>
-          <w:i/>
-          <w:iCs/>
-          <w:sz w:val="26"/>
-          <w:szCs w:val="26"/>
-        </w:rPr>
         <w:t xml:space="preserve">Exercice </w:t>
       </w:r>
       <w:r>
-        <w:rPr>
-          <w:b/>
-          <w:bCs/>
-          <w:i/>
-          <w:iCs/>
-          <w:sz w:val="26"/>
-          <w:szCs w:val="26"/>
-        </w:rPr>
         <w:t>24</w:t>
       </w:r>
+      <w:r>
+        <w:t xml:space="preserve"> </w:t>
+      </w:r>
+      <w:r>
+        <w:rPr>
+          <w:color w:val="808080" w:themeColor="background1" w:themeShade="80"/>
+          <w:sz w:val="22"/>
+          <w:szCs w:val="20"/>
+        </w:rPr>
+        <w:t>(Sur cette feuille)</w:t>
+      </w:r>
     </w:p>
     <w:p>
       <w:pPr>
@@ -13052,15 +11902,6 @@
           <w:szCs w:val="26"/>
         </w:rPr>
       </w:pPr>
-    </w:p>
-    <w:p>
-      <w:pPr>
-        <w:pStyle w:val="Sansinterligne"/>
-        <w:rPr>
-          <w:sz w:val="26"/>
-          <w:szCs w:val="26"/>
-        </w:rPr>
-      </w:pPr>
       <w:r>
         <w:rPr>
           <w:sz w:val="26"/>
@@ -13074,16 +11915,6 @@
           <w:szCs w:val="26"/>
         </w:rPr>
         <w:t xml:space="preserve"> </w:t>
-      </w:r>
-      <w:r>
-        <w:rPr>
-          <w:rFonts w:ascii="Bradley Hand ITC" w:hAnsi="Bradley Hand ITC"/>
-          <w:b/>
-          <w:bCs/>
-          <w:sz w:val="26"/>
-          <w:szCs w:val="26"/>
-        </w:rPr>
-        <w:t>(sur cette feuille)</w:t>
       </w:r>
     </w:p>
     <w:p>
@@ -13573,7 +12404,11 @@
           </mc:Choice>
           <mc:Fallback>
             <w:pict>
-              <v:shape w14:anchorId="02CFEC62" id="Zone de texte 21" o:spid="_x0000_s1027" type="#_x0000_t202" style="position:absolute;margin-left:281pt;margin-top:8.6pt;width:236.25pt;height:258.5pt;z-index:251675648;visibility:visible;mso-wrap-style:square;mso-height-percent:0;mso-wrap-distance-left:9pt;mso-wrap-distance-top:0;mso-wrap-distance-right:9pt;mso-wrap-distance-bottom:0;mso-position-horizontal:absolute;mso-position-horizontal-relative:text;mso-position-vertical:absolute;mso-position-vertical-relative:text;mso-height-percent:0;mso-height-relative:margin;v-text-anchor:top" o:gfxdata="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" fillcolor="window" strokecolor="window" strokeweight=".5pt">
+              <v:shapetype w14:anchorId="02CFEC62" id="_x0000_t202" coordsize="21600,21600" o:spt="202" path="m,l,21600r21600,l21600,xe">
+                <v:stroke joinstyle="miter"/>
+                <v:path gradientshapeok="t" o:connecttype="rect"/>
+              </v:shapetype>
+              <v:shape id="Zone de texte 21" o:spid="_x0000_s1026" type="#_x0000_t202" style="position:absolute;margin-left:281pt;margin-top:8.6pt;width:236.25pt;height:258.5pt;z-index:251675648;visibility:visible;mso-wrap-style:square;mso-height-percent:0;mso-wrap-distance-left:9pt;mso-wrap-distance-top:0;mso-wrap-distance-right:9pt;mso-wrap-distance-bottom:0;mso-position-horizontal:absolute;mso-position-horizontal-relative:text;mso-position-vertical:absolute;mso-position-vertical-relative:text;mso-height-percent:0;mso-height-relative:margin;v-text-anchor:top" o:gfxdata="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" fillcolor="window" strokecolor="window" strokeweight=".5pt">
                 <v:textbox>
                   <w:txbxContent>
                     <w:p>
@@ -14092,9 +12927,15 @@
     <w:p>
       <w:pPr>
         <w:pStyle w:val="Sansinterligne"/>
-        <w:pBdr>
-          <w:bottom w:val="single" w:sz="8" w:space="1" w:color="auto"/>
-        </w:pBdr>
+        <w:rPr>
+          <w:sz w:val="26"/>
+          <w:szCs w:val="26"/>
+        </w:rPr>
+      </w:pPr>
+    </w:p>
+    <w:p>
+      <w:pPr>
+        <w:pStyle w:val="Titre4"/>
         <w:rPr>
           <w:rFonts w:ascii="Lucida Handwriting" w:hAnsi="Lucida Handwriting"/>
           <w:sz w:val="60"/>
@@ -14103,38 +12944,22 @@
         </w:rPr>
       </w:pPr>
       <w:r>
-        <w:rPr>
-          <w:b/>
-          <w:bCs/>
-          <w:i/>
-          <w:iCs/>
-          <w:sz w:val="26"/>
-          <w:szCs w:val="26"/>
-        </w:rPr>
         <w:lastRenderedPageBreak/>
         <w:t xml:space="preserve">Exercice </w:t>
       </w:r>
       <w:r>
-        <w:rPr>
-          <w:b/>
-          <w:bCs/>
-          <w:i/>
-          <w:iCs/>
-          <w:sz w:val="26"/>
-          <w:szCs w:val="26"/>
-        </w:rPr>
         <w:t>25</w:t>
       </w:r>
       <w:r>
-        <w:rPr>
-          <w:b/>
-          <w:bCs/>
-          <w:i/>
-          <w:iCs/>
-          <w:sz w:val="26"/>
-          <w:szCs w:val="26"/>
-        </w:rPr>
-        <w:t xml:space="preserve">   </w:t>
+        <w:t xml:space="preserve"> </w:t>
+      </w:r>
+      <w:r>
+        <w:rPr>
+          <w:color w:val="808080" w:themeColor="background1" w:themeShade="80"/>
+          <w:sz w:val="22"/>
+          <w:szCs w:val="20"/>
+        </w:rPr>
+        <w:t>(Sur cette feuille)</w:t>
       </w:r>
     </w:p>
     <w:p>
@@ -14145,31 +12970,19 @@
           <w:szCs w:val="26"/>
         </w:rPr>
       </w:pPr>
-    </w:p>
-    <w:p>
-      <w:pPr>
-        <w:pStyle w:val="Sansinterligne"/>
-        <w:rPr>
-          <w:sz w:val="26"/>
-          <w:szCs w:val="26"/>
-        </w:rPr>
-      </w:pPr>
-      <w:r>
-        <w:rPr>
-          <w:sz w:val="26"/>
-          <w:szCs w:val="26"/>
-        </w:rPr>
-        <w:t xml:space="preserve">Coche la ou les propriétés que possède chacun des quadrilatères suivants </w:t>
-      </w:r>
-      <w:r>
-        <w:rPr>
-          <w:rFonts w:ascii="Bradley Hand ITC" w:hAnsi="Bradley Hand ITC"/>
-          <w:b/>
-          <w:bCs/>
-          <w:sz w:val="26"/>
-          <w:szCs w:val="26"/>
-        </w:rPr>
-        <w:t>(sur cette feuille)</w:t>
+      <w:r>
+        <w:rPr>
+          <w:sz w:val="26"/>
+          <w:szCs w:val="26"/>
+        </w:rPr>
+        <w:t>Coche la ou les propriétés que possède chacun des quadrilatères suivants</w:t>
+      </w:r>
+      <w:r>
+        <w:rPr>
+          <w:sz w:val="26"/>
+          <w:szCs w:val="26"/>
+        </w:rPr>
+        <w:t xml:space="preserve"> </w:t>
       </w:r>
       <w:r>
         <w:rPr>
@@ -14811,61 +13624,34 @@
     </w:p>
     <w:p>
       <w:pPr>
-        <w:pStyle w:val="Sansinterligne"/>
-        <w:pBdr>
-          <w:bottom w:val="single" w:sz="8" w:space="1" w:color="auto"/>
-        </w:pBdr>
+        <w:pStyle w:val="Titre4"/>
         <w:rPr>
           <w:rFonts w:ascii="Lucida Handwriting" w:hAnsi="Lucida Handwriting"/>
-          <w:b/>
-          <w:bCs/>
           <w:sz w:val="60"/>
           <w:szCs w:val="60"/>
           <w:u w:val="thick"/>
         </w:rPr>
       </w:pPr>
       <w:r>
-        <w:rPr>
-          <w:b/>
-          <w:bCs/>
-          <w:i/>
-          <w:iCs/>
-          <w:sz w:val="26"/>
-          <w:szCs w:val="26"/>
-        </w:rPr>
         <w:t xml:space="preserve">Exercice </w:t>
       </w:r>
       <w:r>
-        <w:rPr>
-          <w:b/>
-          <w:bCs/>
-          <w:i/>
-          <w:iCs/>
-          <w:sz w:val="26"/>
-          <w:szCs w:val="26"/>
-        </w:rPr>
         <w:t>2</w:t>
       </w:r>
       <w:r>
-        <w:rPr>
-          <w:b/>
-          <w:bCs/>
-          <w:i/>
-          <w:iCs/>
-          <w:sz w:val="26"/>
-          <w:szCs w:val="26"/>
-        </w:rPr>
         <w:t>6</w:t>
       </w:r>
-    </w:p>
-    <w:p>
-      <w:pPr>
-        <w:pStyle w:val="Sansinterligne"/>
-        <w:rPr>
-          <w:sz w:val="26"/>
-          <w:szCs w:val="26"/>
-        </w:rPr>
-      </w:pPr>
+      <w:r>
+        <w:t xml:space="preserve"> </w:t>
+      </w:r>
+      <w:r>
+        <w:rPr>
+          <w:color w:val="808080" w:themeColor="background1" w:themeShade="80"/>
+          <w:sz w:val="22"/>
+          <w:szCs w:val="20"/>
+        </w:rPr>
+        <w:t>(Sur cette feuille)</w:t>
+      </w:r>
     </w:p>
     <w:p>
       <w:pPr>
@@ -15596,79 +14382,26 @@
         </w:tc>
       </w:tr>
     </w:tbl>
-    <w:p>
-      <w:pPr>
-        <w:pStyle w:val="Sansinterligne"/>
-        <w:pBdr>
-          <w:bottom w:val="single" w:sz="8" w:space="1" w:color="auto"/>
-        </w:pBdr>
-        <w:rPr>
-          <w:b/>
-          <w:bCs/>
-          <w:i/>
-          <w:iCs/>
-          <w:sz w:val="26"/>
-          <w:szCs w:val="26"/>
-        </w:rPr>
-      </w:pPr>
-    </w:p>
-    <w:p>
-      <w:pPr>
-        <w:pStyle w:val="Sansinterligne"/>
-        <w:pBdr>
-          <w:bottom w:val="single" w:sz="8" w:space="1" w:color="auto"/>
-        </w:pBdr>
+    <w:p/>
+    <w:p>
+      <w:pPr>
+        <w:pStyle w:val="Titre4"/>
         <w:rPr>
           <w:rFonts w:ascii="Lucida Handwriting" w:hAnsi="Lucida Handwriting"/>
-          <w:b/>
-          <w:bCs/>
           <w:sz w:val="60"/>
           <w:szCs w:val="60"/>
           <w:u w:val="thick"/>
         </w:rPr>
       </w:pPr>
       <w:r>
-        <w:rPr>
-          <w:b/>
-          <w:bCs/>
-          <w:i/>
-          <w:iCs/>
-          <w:sz w:val="26"/>
-          <w:szCs w:val="26"/>
-        </w:rPr>
         <w:t xml:space="preserve">Exercice </w:t>
       </w:r>
       <w:r>
-        <w:rPr>
-          <w:b/>
-          <w:bCs/>
-          <w:i/>
-          <w:iCs/>
-          <w:sz w:val="26"/>
-          <w:szCs w:val="26"/>
-        </w:rPr>
         <w:t>2</w:t>
       </w:r>
       <w:r>
-        <w:rPr>
-          <w:b/>
-          <w:bCs/>
-          <w:i/>
-          <w:iCs/>
-          <w:sz w:val="26"/>
-          <w:szCs w:val="26"/>
-        </w:rPr>
         <w:t>7</w:t>
       </w:r>
-    </w:p>
-    <w:p>
-      <w:pPr>
-        <w:pStyle w:val="Sansinterligne"/>
-        <w:rPr>
-          <w:sz w:val="26"/>
-          <w:szCs w:val="26"/>
-        </w:rPr>
-      </w:pPr>
     </w:p>
     <w:p>
       <w:pPr>
@@ -16041,51 +14774,32 @@
     </w:p>
     <w:p>
       <w:pPr>
-        <w:pStyle w:val="Sansinterligne"/>
-        <w:pBdr>
-          <w:bottom w:val="single" w:sz="8" w:space="1" w:color="auto"/>
-        </w:pBdr>
+        <w:pStyle w:val="Titre4"/>
         <w:rPr>
           <w:rFonts w:ascii="Lucida Handwriting" w:hAnsi="Lucida Handwriting"/>
-          <w:b/>
-          <w:bCs/>
           <w:sz w:val="60"/>
           <w:szCs w:val="60"/>
           <w:u w:val="thick"/>
         </w:rPr>
       </w:pPr>
       <w:r>
-        <w:rPr>
-          <w:b/>
-          <w:bCs/>
-          <w:i/>
-          <w:iCs/>
-          <w:sz w:val="26"/>
-          <w:szCs w:val="26"/>
-        </w:rPr>
         <w:lastRenderedPageBreak/>
         <w:t xml:space="preserve">Exercice </w:t>
       </w:r>
       <w:r>
-        <w:rPr>
-          <w:b/>
-          <w:bCs/>
-          <w:i/>
-          <w:iCs/>
-          <w:sz w:val="26"/>
-          <w:szCs w:val="26"/>
-        </w:rPr>
         <w:t>28</w:t>
       </w:r>
-    </w:p>
-    <w:p>
-      <w:pPr>
-        <w:pStyle w:val="Sansinterligne"/>
-        <w:rPr>
-          <w:sz w:val="26"/>
-          <w:szCs w:val="26"/>
-        </w:rPr>
-      </w:pPr>
+      <w:r>
+        <w:t xml:space="preserve"> </w:t>
+      </w:r>
+      <w:r>
+        <w:rPr>
+          <w:color w:val="808080" w:themeColor="background1" w:themeShade="80"/>
+          <w:sz w:val="22"/>
+          <w:szCs w:val="20"/>
+        </w:rPr>
+        <w:t>(Sur cette feuille)</w:t>
+      </w:r>
     </w:p>
     <w:p>
       <w:pPr>
@@ -16102,7 +14816,7 @@
           <w:sz w:val="26"/>
           <w:szCs w:val="26"/>
         </w:rPr>
-        <w:t xml:space="preserve">Complète la pyramide ci-dessous en appliquant la règle suivante </w:t>
+        <w:t>Complète la pyramide ci-dessous en appliquant la règle suivante</w:t>
       </w:r>
       <w:r>
         <w:rPr>
@@ -16111,16 +14825,6 @@
           <w:szCs w:val="26"/>
         </w:rPr>
         <w:t xml:space="preserve"> </w:t>
-      </w:r>
-      <w:r>
-        <w:rPr>
-          <w:rFonts w:ascii="Bradley Hand ITC" w:hAnsi="Bradley Hand ITC"/>
-          <w:b/>
-          <w:bCs/>
-          <w:sz w:val="26"/>
-          <w:szCs w:val="26"/>
-        </w:rPr>
-        <w:t>(sur cette feuille)</w:t>
       </w:r>
       <w:r>
         <w:rPr>
@@ -16278,7 +14982,7 @@
           </mc:Choice>
           <mc:Fallback>
             <w:pict>
-              <v:shape w14:anchorId="774B304E" id="Zone de texte 132" o:spid="_x0000_s1028" type="#_x0000_t202" style="position:absolute;margin-left:371.7pt;margin-top:5.1pt;width:138.75pt;height:58pt;z-index:251684864;visibility:visible;mso-wrap-style:square;mso-width-percent:0;mso-height-percent:0;mso-wrap-distance-left:9pt;mso-wrap-distance-top:0;mso-wrap-distance-right:9pt;mso-wrap-distance-bottom:0;mso-position-horizontal:absolute;mso-position-horizontal-relative:text;mso-position-vertical:absolute;mso-position-vertical-relative:text;mso-width-percent:0;mso-height-percent:0;mso-width-relative:margin;mso-height-relative:margin;v-text-anchor:top" o:gfxdata="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" filled="f" stroked="f" strokeweight=".5pt">
+              <v:shape w14:anchorId="774B304E" id="Zone de texte 132" o:spid="_x0000_s1027" type="#_x0000_t202" style="position:absolute;margin-left:371.7pt;margin-top:5.1pt;width:138.75pt;height:58pt;z-index:251684864;visibility:visible;mso-wrap-style:square;mso-width-percent:0;mso-height-percent:0;mso-wrap-distance-left:9pt;mso-wrap-distance-top:0;mso-wrap-distance-right:9pt;mso-wrap-distance-bottom:0;mso-position-horizontal:absolute;mso-position-horizontal-relative:text;mso-position-vertical:absolute;mso-position-vertical-relative:text;mso-width-percent:0;mso-height-percent:0;mso-width-relative:margin;mso-height-relative:margin;v-text-anchor:top" o:gfxdata="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" filled="f" stroked="f" strokeweight=".5pt">
                 <v:textbox>
                   <w:txbxContent>
                     <w:p>
@@ -16454,50 +15158,20 @@
     </w:p>
     <w:p>
       <w:pPr>
-        <w:pStyle w:val="Sansinterligne"/>
-        <w:pBdr>
-          <w:bottom w:val="single" w:sz="8" w:space="1" w:color="auto"/>
-        </w:pBdr>
+        <w:pStyle w:val="Titre4"/>
         <w:rPr>
           <w:rFonts w:ascii="Lucida Handwriting" w:hAnsi="Lucida Handwriting"/>
-          <w:b/>
-          <w:bCs/>
           <w:sz w:val="60"/>
           <w:szCs w:val="60"/>
           <w:u w:val="thick"/>
         </w:rPr>
       </w:pPr>
       <w:r>
-        <w:rPr>
-          <w:b/>
-          <w:bCs/>
-          <w:i/>
-          <w:iCs/>
-          <w:sz w:val="26"/>
-          <w:szCs w:val="26"/>
-        </w:rPr>
         <w:t xml:space="preserve">Exercice </w:t>
       </w:r>
       <w:r>
-        <w:rPr>
-          <w:b/>
-          <w:bCs/>
-          <w:i/>
-          <w:iCs/>
-          <w:sz w:val="26"/>
-          <w:szCs w:val="26"/>
-        </w:rPr>
         <w:t>29</w:t>
       </w:r>
-    </w:p>
-    <w:p>
-      <w:pPr>
-        <w:pStyle w:val="Sansinterligne"/>
-        <w:rPr>
-          <w:sz w:val="26"/>
-          <w:szCs w:val="26"/>
-        </w:rPr>
-      </w:pPr>
     </w:p>
     <w:p>
       <w:pPr>
@@ -16567,23 +15241,7 @@
             <w:sz w:val="26"/>
             <w:szCs w:val="26"/>
           </w:rPr>
-          <m:t>128</m:t>
-        </m:r>
-        <m:r>
-          <w:rPr>
-            <w:rFonts w:ascii="Cambria Math" w:hAnsi="Cambria Math"/>
-            <w:sz w:val="26"/>
-            <w:szCs w:val="26"/>
-          </w:rPr>
-          <m:t xml:space="preserve"> </m:t>
-        </m:r>
-        <m:r>
-          <w:rPr>
-            <w:rFonts w:ascii="Cambria Math" w:hAnsi="Cambria Math"/>
-            <w:sz w:val="26"/>
-            <w:szCs w:val="26"/>
-          </w:rPr>
-          <m:t>:4</m:t>
+          <m:t>128 :4</m:t>
         </m:r>
       </m:oMath>
     </w:p>
@@ -16607,23 +15265,7 @@
             <w:sz w:val="26"/>
             <w:szCs w:val="26"/>
           </w:rPr>
-          <m:t>432</m:t>
-        </m:r>
-        <m:r>
-          <w:rPr>
-            <w:rFonts w:ascii="Cambria Math" w:eastAsiaTheme="minorEastAsia" w:hAnsi="Cambria Math"/>
-            <w:sz w:val="26"/>
-            <w:szCs w:val="26"/>
-          </w:rPr>
-          <m:t xml:space="preserve"> </m:t>
-        </m:r>
-        <m:r>
-          <w:rPr>
-            <w:rFonts w:ascii="Cambria Math" w:eastAsiaTheme="minorEastAsia" w:hAnsi="Cambria Math"/>
-            <w:sz w:val="26"/>
-            <w:szCs w:val="26"/>
-          </w:rPr>
-          <m:t xml:space="preserve">:8 </m:t>
+          <m:t xml:space="preserve">432 :8 </m:t>
         </m:r>
       </m:oMath>
     </w:p>
@@ -16647,23 +15289,7 @@
             <w:sz w:val="26"/>
             <w:szCs w:val="26"/>
           </w:rPr>
-          <m:t>399</m:t>
-        </m:r>
-        <m:r>
-          <w:rPr>
-            <w:rFonts w:ascii="Cambria Math" w:eastAsiaTheme="minorEastAsia" w:hAnsi="Cambria Math"/>
-            <w:sz w:val="26"/>
-            <w:szCs w:val="26"/>
-          </w:rPr>
-          <m:t xml:space="preserve"> </m:t>
-        </m:r>
-        <m:r>
-          <w:rPr>
-            <w:rFonts w:ascii="Cambria Math" w:eastAsiaTheme="minorEastAsia" w:hAnsi="Cambria Math"/>
-            <w:sz w:val="26"/>
-            <w:szCs w:val="26"/>
-          </w:rPr>
-          <m:t>:7</m:t>
+          <m:t>399 :7</m:t>
         </m:r>
       </m:oMath>
     </w:p>
@@ -16687,23 +15313,7 @@
             <w:sz w:val="26"/>
             <w:szCs w:val="26"/>
           </w:rPr>
-          <m:t>651</m:t>
-        </m:r>
-        <m:r>
-          <w:rPr>
-            <w:rFonts w:ascii="Cambria Math" w:eastAsiaTheme="minorEastAsia" w:hAnsi="Cambria Math"/>
-            <w:sz w:val="26"/>
-            <w:szCs w:val="26"/>
-          </w:rPr>
-          <m:t xml:space="preserve"> </m:t>
-        </m:r>
-        <m:r>
-          <w:rPr>
-            <w:rFonts w:ascii="Cambria Math" w:eastAsiaTheme="minorEastAsia" w:hAnsi="Cambria Math"/>
-            <w:sz w:val="26"/>
-            <w:szCs w:val="26"/>
-          </w:rPr>
-          <m:t>:3</m:t>
+          <m:t>651 :3</m:t>
         </m:r>
       </m:oMath>
     </w:p>
@@ -16724,80 +15334,37 @@
         </w:sectPr>
       </w:pPr>
     </w:p>
-    <w:p>
-      <w:pPr>
-        <w:pStyle w:val="Sansinterligne"/>
-        <w:pBdr>
-          <w:bottom w:val="single" w:sz="8" w:space="1" w:color="auto"/>
-        </w:pBdr>
-        <w:rPr>
-          <w:b/>
-          <w:bCs/>
-          <w:i/>
-          <w:iCs/>
-          <w:sz w:val="26"/>
-          <w:szCs w:val="26"/>
-        </w:rPr>
-      </w:pPr>
-    </w:p>
-    <w:p>
-      <w:pPr>
-        <w:pStyle w:val="Sansinterligne"/>
-        <w:pBdr>
-          <w:bottom w:val="single" w:sz="8" w:space="1" w:color="auto"/>
-        </w:pBdr>
+    <w:p/>
+    <w:p>
+      <w:pPr>
+        <w:pStyle w:val="Titre4"/>
         <w:rPr>
           <w:rFonts w:ascii="Lucida Handwriting" w:hAnsi="Lucida Handwriting"/>
-          <w:b/>
-          <w:bCs/>
           <w:sz w:val="60"/>
           <w:szCs w:val="60"/>
           <w:u w:val="thick"/>
         </w:rPr>
       </w:pPr>
       <w:r>
-        <w:rPr>
-          <w:b/>
-          <w:bCs/>
-          <w:i/>
-          <w:iCs/>
-          <w:sz w:val="26"/>
-          <w:szCs w:val="26"/>
-        </w:rPr>
         <w:t xml:space="preserve">Exercice </w:t>
       </w:r>
       <w:r>
-        <w:rPr>
-          <w:b/>
-          <w:bCs/>
-          <w:i/>
-          <w:iCs/>
-          <w:sz w:val="26"/>
-          <w:szCs w:val="26"/>
-        </w:rPr>
         <w:t>3</w:t>
       </w:r>
       <w:r>
-        <w:rPr>
-          <w:b/>
-          <w:bCs/>
-          <w:i/>
-          <w:iCs/>
-          <w:sz w:val="26"/>
-          <w:szCs w:val="26"/>
-        </w:rPr>
         <w:t>0</w:t>
       </w:r>
-    </w:p>
-    <w:p>
-      <w:pPr>
-        <w:pStyle w:val="Sansinterligne"/>
-        <w:spacing w:line="360" w:lineRule="auto"/>
-        <w:rPr>
-          <w:sz w:val="26"/>
-          <w:szCs w:val="26"/>
-        </w:rPr>
-      </w:pPr>
+      <w:r>
+        <w:t xml:space="preserve"> </w:t>
+      </w:r>
+      <w:r>
+        <w:rPr>
+          <w:color w:val="808080" w:themeColor="background1" w:themeShade="80"/>
+          <w:sz w:val="22"/>
+          <w:szCs w:val="20"/>
+        </w:rPr>
+        <w:t>(Sur cette feuille)</w:t>
+      </w:r>
     </w:p>
     <w:p>
       <w:pPr>
@@ -16921,17 +15488,7 @@
           <w:sz w:val="26"/>
           <w:szCs w:val="26"/>
         </w:rPr>
-        <w:t xml:space="preserve">premiers des nombres ci-dessous. Veille à écris tous tes calculs. </w:t>
-      </w:r>
-      <w:r>
-        <w:rPr>
-          <w:rFonts w:ascii="Bradley Hand ITC" w:hAnsi="Bradley Hand ITC"/>
-          <w:b/>
-          <w:bCs/>
-          <w:sz w:val="26"/>
-          <w:szCs w:val="26"/>
-        </w:rPr>
-        <w:t>(sur cette feuille)</w:t>
+        <w:t>premiers des nombres ci-dessous. Veille à écris tous tes calculs.</w:t>
       </w:r>
     </w:p>
     <w:p>
@@ -17035,61 +15592,23 @@
     </w:p>
     <w:p>
       <w:pPr>
-        <w:pStyle w:val="Sansinterligne"/>
-        <w:pBdr>
-          <w:bottom w:val="single" w:sz="8" w:space="1" w:color="auto"/>
-        </w:pBdr>
+        <w:pStyle w:val="Titre4"/>
         <w:rPr>
           <w:rFonts w:ascii="Lucida Handwriting" w:hAnsi="Lucida Handwriting"/>
-          <w:b/>
-          <w:bCs/>
           <w:sz w:val="60"/>
           <w:szCs w:val="60"/>
           <w:u w:val="thick"/>
         </w:rPr>
       </w:pPr>
       <w:r>
-        <w:rPr>
-          <w:b/>
-          <w:bCs/>
-          <w:i/>
-          <w:iCs/>
-          <w:sz w:val="26"/>
-          <w:szCs w:val="26"/>
-        </w:rPr>
         <w:t xml:space="preserve">Exercice </w:t>
       </w:r>
       <w:r>
-        <w:rPr>
-          <w:b/>
-          <w:bCs/>
-          <w:i/>
-          <w:iCs/>
-          <w:sz w:val="26"/>
-          <w:szCs w:val="26"/>
-        </w:rPr>
         <w:t>3</w:t>
       </w:r>
       <w:r>
-        <w:rPr>
-          <w:b/>
-          <w:bCs/>
-          <w:i/>
-          <w:iCs/>
-          <w:sz w:val="26"/>
-          <w:szCs w:val="26"/>
-        </w:rPr>
         <w:t>1</w:t>
       </w:r>
-    </w:p>
-    <w:p>
-      <w:pPr>
-        <w:pStyle w:val="Sansinterligne"/>
-        <w:rPr>
-          <w:sz w:val="26"/>
-          <w:szCs w:val="26"/>
-        </w:rPr>
-      </w:pPr>
     </w:p>
     <w:p>
       <w:pPr>
@@ -17274,53 +15793,35 @@
     </w:p>
     <w:p>
       <w:pPr>
-        <w:pStyle w:val="Sansinterligne"/>
-        <w:pBdr>
-          <w:bottom w:val="single" w:sz="8" w:space="1" w:color="auto"/>
-        </w:pBdr>
+        <w:pStyle w:val="Titre4"/>
         <w:rPr>
           <w:rFonts w:ascii="Lucida Handwriting" w:hAnsi="Lucida Handwriting"/>
-          <w:b/>
-          <w:bCs/>
           <w:sz w:val="60"/>
           <w:szCs w:val="60"/>
           <w:u w:val="thick"/>
         </w:rPr>
       </w:pPr>
       <w:r>
-        <w:rPr>
-          <w:b/>
-          <w:bCs/>
-          <w:i/>
-          <w:iCs/>
-          <w:sz w:val="26"/>
-          <w:szCs w:val="26"/>
-        </w:rPr>
         <w:lastRenderedPageBreak/>
         <w:t xml:space="preserve">Exercice </w:t>
       </w:r>
       <w:r>
-        <w:rPr>
-          <w:b/>
-          <w:bCs/>
-          <w:i/>
-          <w:iCs/>
-          <w:sz w:val="26"/>
-          <w:szCs w:val="26"/>
-        </w:rPr>
         <w:t>3</w:t>
       </w:r>
       <w:r>
-        <w:rPr>
-          <w:b/>
-          <w:bCs/>
-          <w:i/>
-          <w:iCs/>
-          <w:sz w:val="26"/>
-          <w:szCs w:val="26"/>
-        </w:rPr>
         <w:t>2</w:t>
       </w:r>
+      <w:r>
+        <w:t xml:space="preserve"> </w:t>
+      </w:r>
+      <w:r>
+        <w:rPr>
+          <w:color w:val="808080" w:themeColor="background1" w:themeShade="80"/>
+          <w:sz w:val="22"/>
+          <w:szCs w:val="20"/>
+        </w:rPr>
+        <w:t>(Sur cette feuille)</w:t>
+      </w:r>
     </w:p>
     <w:p>
       <w:pPr>
@@ -17330,15 +15831,6 @@
           <w:szCs w:val="26"/>
         </w:rPr>
       </w:pPr>
-    </w:p>
-    <w:p>
-      <w:pPr>
-        <w:pStyle w:val="Sansinterligne"/>
-        <w:rPr>
-          <w:sz w:val="26"/>
-          <w:szCs w:val="26"/>
-        </w:rPr>
-      </w:pPr>
       <w:r>
         <w:rPr>
           <w:sz w:val="26"/>
@@ -17352,16 +15844,6 @@
           <w:szCs w:val="26"/>
         </w:rPr>
         <w:t xml:space="preserve"> </w:t>
-      </w:r>
-      <w:r>
-        <w:rPr>
-          <w:rFonts w:ascii="Bradley Hand ITC" w:hAnsi="Bradley Hand ITC"/>
-          <w:b/>
-          <w:bCs/>
-          <w:sz w:val="26"/>
-          <w:szCs w:val="26"/>
-        </w:rPr>
-        <w:t>(sur cette feuille)</w:t>
       </w:r>
     </w:p>
     <w:p>
@@ -17733,13 +16215,9 @@
     </w:p>
     <w:p>
       <w:pPr>
-        <w:pStyle w:val="Sansinterligne"/>
-        <w:pBdr>
-          <w:bottom w:val="single" w:sz="8" w:space="1" w:color="auto"/>
-        </w:pBdr>
-        <w:rPr>
-          <w:rFonts w:ascii="Lucida Handwriting" w:hAnsi="Lucida Handwriting"/>
-          <w:b/>
+        <w:pStyle w:val="Titre4"/>
+        <w:rPr>
+          <w:rFonts w:ascii="Lucida Handwriting" w:eastAsiaTheme="minorHAnsi" w:hAnsi="Lucida Handwriting"/>
           <w:bCs/>
           <w:sz w:val="60"/>
           <w:szCs w:val="60"/>
@@ -17748,69 +16226,35 @@
       </w:pPr>
       <w:r>
         <w:rPr>
-          <w:b/>
           <w:bCs/>
-          <w:i/>
-          <w:iCs/>
-          <w:sz w:val="26"/>
-          <w:szCs w:val="26"/>
         </w:rPr>
         <w:t xml:space="preserve">Exercice </w:t>
       </w:r>
       <w:r>
         <w:rPr>
-          <w:b/>
           <w:bCs/>
-          <w:i/>
-          <w:iCs/>
-          <w:sz w:val="26"/>
-          <w:szCs w:val="26"/>
         </w:rPr>
         <w:t>3</w:t>
       </w:r>
       <w:r>
         <w:rPr>
-          <w:b/>
           <w:bCs/>
-          <w:i/>
-          <w:iCs/>
-          <w:sz w:val="26"/>
-          <w:szCs w:val="26"/>
         </w:rPr>
         <w:t>3</w:t>
       </w:r>
       <w:r>
         <w:rPr>
-          <w:b/>
           <w:bCs/>
-          <w:i/>
-          <w:iCs/>
-          <w:sz w:val="26"/>
-          <w:szCs w:val="26"/>
         </w:rPr>
         <w:t xml:space="preserve">  -  </w:t>
       </w:r>
       <w:r>
         <w:rPr>
-          <w:i/>
-          <w:iCs/>
-          <w:sz w:val="26"/>
-          <w:szCs w:val="26"/>
+          <w:b w:val="0"/>
+          <w:bCs/>
         </w:rPr>
         <w:t>La calculatrice est autorisée</w:t>
       </w:r>
-    </w:p>
-    <w:p>
-      <w:pPr>
-        <w:pStyle w:val="Sansinterligne"/>
-        <w:spacing w:line="360" w:lineRule="auto"/>
-        <w:jc w:val="both"/>
-        <w:rPr>
-          <w:rFonts w:eastAsiaTheme="minorEastAsia"/>
-          <w:sz w:val="26"/>
-          <w:szCs w:val="26"/>
-        </w:rPr>
-      </w:pPr>
     </w:p>
     <w:p>
       <w:pPr>
@@ -18258,13 +16702,9 @@
     </w:p>
     <w:p>
       <w:pPr>
-        <w:pStyle w:val="Sansinterligne"/>
-        <w:pBdr>
-          <w:bottom w:val="single" w:sz="8" w:space="1" w:color="auto"/>
-        </w:pBdr>
+        <w:pStyle w:val="Titre4"/>
         <w:rPr>
           <w:rFonts w:ascii="Lucida Handwriting" w:hAnsi="Lucida Handwriting"/>
-          <w:b/>
           <w:bCs/>
           <w:sz w:val="60"/>
           <w:szCs w:val="60"/>
@@ -18273,66 +16713,35 @@
       </w:pPr>
       <w:r>
         <w:rPr>
-          <w:b/>
           <w:bCs/>
-          <w:i/>
-          <w:iCs/>
-          <w:sz w:val="26"/>
-          <w:szCs w:val="26"/>
         </w:rPr>
         <w:t xml:space="preserve">Exercice </w:t>
       </w:r>
       <w:r>
         <w:rPr>
-          <w:b/>
           <w:bCs/>
-          <w:i/>
-          <w:iCs/>
-          <w:sz w:val="26"/>
-          <w:szCs w:val="26"/>
         </w:rPr>
         <w:t>3</w:t>
       </w:r>
       <w:r>
         <w:rPr>
-          <w:b/>
           <w:bCs/>
-          <w:i/>
-          <w:iCs/>
-          <w:sz w:val="26"/>
-          <w:szCs w:val="26"/>
         </w:rPr>
         <w:t>4</w:t>
       </w:r>
       <w:r>
         <w:rPr>
-          <w:b/>
           <w:bCs/>
-          <w:i/>
-          <w:iCs/>
-          <w:sz w:val="26"/>
-          <w:szCs w:val="26"/>
         </w:rPr>
         <w:t xml:space="preserve">  -  </w:t>
       </w:r>
       <w:r>
         <w:rPr>
-          <w:i/>
-          <w:iCs/>
-          <w:sz w:val="26"/>
-          <w:szCs w:val="26"/>
+          <w:b w:val="0"/>
+          <w:bCs/>
         </w:rPr>
         <w:t>La calculatrice est autorisée</w:t>
       </w:r>
-    </w:p>
-    <w:p>
-      <w:pPr>
-        <w:pStyle w:val="Sansinterligne"/>
-        <w:rPr>
-          <w:sz w:val="26"/>
-          <w:szCs w:val="26"/>
-        </w:rPr>
-      </w:pPr>
     </w:p>
     <w:p>
       <w:pPr>
@@ -18609,13 +17018,9 @@
     </w:p>
     <w:p>
       <w:pPr>
-        <w:pStyle w:val="Sansinterligne"/>
-        <w:pBdr>
-          <w:bottom w:val="single" w:sz="8" w:space="1" w:color="auto"/>
-        </w:pBdr>
+        <w:pStyle w:val="Titre4"/>
         <w:rPr>
           <w:rFonts w:ascii="Lucida Handwriting" w:hAnsi="Lucida Handwriting"/>
-          <w:b/>
           <w:bCs/>
           <w:sz w:val="60"/>
           <w:szCs w:val="60"/>
@@ -18624,66 +17029,36 @@
       </w:pPr>
       <w:r>
         <w:rPr>
-          <w:b/>
           <w:bCs/>
-          <w:i/>
-          <w:iCs/>
-          <w:sz w:val="26"/>
-          <w:szCs w:val="26"/>
-        </w:rPr>
+        </w:rPr>
+        <w:lastRenderedPageBreak/>
         <w:t xml:space="preserve">Exercice </w:t>
       </w:r>
       <w:r>
         <w:rPr>
-          <w:b/>
           <w:bCs/>
-          <w:i/>
-          <w:iCs/>
-          <w:sz w:val="26"/>
-          <w:szCs w:val="26"/>
         </w:rPr>
         <w:t>3</w:t>
       </w:r>
       <w:r>
         <w:rPr>
-          <w:b/>
           <w:bCs/>
-          <w:i/>
-          <w:iCs/>
-          <w:sz w:val="26"/>
-          <w:szCs w:val="26"/>
         </w:rPr>
         <w:t>5</w:t>
       </w:r>
       <w:r>
         <w:rPr>
-          <w:b/>
           <w:bCs/>
-          <w:i/>
-          <w:iCs/>
-          <w:sz w:val="26"/>
-          <w:szCs w:val="26"/>
         </w:rPr>
         <w:t xml:space="preserve">  -  </w:t>
       </w:r>
       <w:r>
         <w:rPr>
-          <w:i/>
-          <w:iCs/>
-          <w:sz w:val="26"/>
-          <w:szCs w:val="26"/>
+          <w:b w:val="0"/>
+          <w:bCs/>
         </w:rPr>
         <w:t>La calculatrice est autorisée</w:t>
       </w:r>
-    </w:p>
-    <w:p>
-      <w:pPr>
-        <w:pStyle w:val="Sansinterligne"/>
-        <w:rPr>
-          <w:sz w:val="26"/>
-          <w:szCs w:val="26"/>
-        </w:rPr>
-      </w:pPr>
     </w:p>
     <w:p>
       <w:pPr>
@@ -18739,31 +17114,9 @@
     </w:p>
     <w:p>
       <w:pPr>
-        <w:pStyle w:val="Sansinterligne"/>
-        <w:rPr>
-          <w:sz w:val="26"/>
-          <w:szCs w:val="26"/>
-        </w:rPr>
-      </w:pPr>
-    </w:p>
-    <w:p>
-      <w:pPr>
-        <w:pStyle w:val="Sansinterligne"/>
-        <w:rPr>
-          <w:sz w:val="26"/>
-          <w:szCs w:val="26"/>
-        </w:rPr>
-      </w:pPr>
-    </w:p>
-    <w:p>
-      <w:pPr>
-        <w:pStyle w:val="Sansinterligne"/>
-        <w:pBdr>
-          <w:bottom w:val="single" w:sz="8" w:space="1" w:color="auto"/>
-        </w:pBdr>
+        <w:pStyle w:val="Titre4"/>
         <w:rPr>
           <w:rFonts w:ascii="Lucida Handwriting" w:hAnsi="Lucida Handwriting"/>
-          <w:b/>
           <w:bCs/>
           <w:sz w:val="60"/>
           <w:szCs w:val="60"/>
@@ -18772,55 +17125,29 @@
       </w:pPr>
       <w:r>
         <w:rPr>
-          <w:b/>
           <w:bCs/>
-          <w:i/>
-          <w:iCs/>
-          <w:sz w:val="26"/>
-          <w:szCs w:val="26"/>
         </w:rPr>
         <w:t xml:space="preserve">Exercice </w:t>
       </w:r>
       <w:r>
         <w:rPr>
-          <w:b/>
           <w:bCs/>
-          <w:i/>
-          <w:iCs/>
-          <w:sz w:val="26"/>
-          <w:szCs w:val="26"/>
         </w:rPr>
         <w:t>36</w:t>
       </w:r>
       <w:r>
         <w:rPr>
-          <w:b/>
           <w:bCs/>
-          <w:i/>
-          <w:iCs/>
-          <w:sz w:val="26"/>
-          <w:szCs w:val="26"/>
         </w:rPr>
         <w:t xml:space="preserve">  -  </w:t>
       </w:r>
       <w:r>
         <w:rPr>
-          <w:i/>
-          <w:iCs/>
-          <w:sz w:val="26"/>
-          <w:szCs w:val="26"/>
+          <w:b w:val="0"/>
+          <w:bCs/>
         </w:rPr>
         <w:t>La calculatrice est autorisée</w:t>
       </w:r>
-    </w:p>
-    <w:p>
-      <w:pPr>
-        <w:pStyle w:val="Sansinterligne"/>
-        <w:rPr>
-          <w:sz w:val="26"/>
-          <w:szCs w:val="26"/>
-        </w:rPr>
-      </w:pPr>
     </w:p>
     <w:p>
       <w:pPr>
@@ -19059,68 +17386,20 @@
     </w:p>
     <w:p>
       <w:pPr>
-        <w:pStyle w:val="Sansinterligne"/>
-        <w:rPr>
-          <w:sz w:val="26"/>
-          <w:szCs w:val="26"/>
-        </w:rPr>
-      </w:pPr>
-    </w:p>
-    <w:p>
-      <w:pPr>
-        <w:pStyle w:val="Sansinterligne"/>
-        <w:rPr>
-          <w:sz w:val="26"/>
-          <w:szCs w:val="26"/>
-        </w:rPr>
-      </w:pPr>
-    </w:p>
-    <w:p>
-      <w:pPr>
-        <w:pStyle w:val="Sansinterligne"/>
-        <w:pBdr>
-          <w:bottom w:val="single" w:sz="8" w:space="1" w:color="auto"/>
-        </w:pBdr>
+        <w:pStyle w:val="Titre4"/>
         <w:rPr>
           <w:rFonts w:ascii="Lucida Handwriting" w:hAnsi="Lucida Handwriting"/>
-          <w:b/>
-          <w:bCs/>
           <w:sz w:val="60"/>
           <w:szCs w:val="60"/>
           <w:u w:val="thick"/>
         </w:rPr>
       </w:pPr>
       <w:r>
-        <w:rPr>
-          <w:b/>
-          <w:bCs/>
-          <w:i/>
-          <w:iCs/>
-          <w:sz w:val="26"/>
-          <w:szCs w:val="26"/>
-        </w:rPr>
         <w:t xml:space="preserve">Exercice </w:t>
       </w:r>
       <w:r>
-        <w:rPr>
-          <w:b/>
-          <w:bCs/>
-          <w:i/>
-          <w:iCs/>
-          <w:sz w:val="26"/>
-          <w:szCs w:val="26"/>
-        </w:rPr>
         <w:t>37</w:t>
       </w:r>
-    </w:p>
-    <w:p>
-      <w:pPr>
-        <w:pStyle w:val="Sansinterligne"/>
-        <w:rPr>
-          <w:sz w:val="26"/>
-          <w:szCs w:val="26"/>
-        </w:rPr>
-      </w:pPr>
     </w:p>
     <w:p>
       <w:pPr>
@@ -19734,7 +18013,7 @@
             </mc:Choice>
             <mc:Fallback>
               <w:pict>
-                <v:rect w14:anchorId="379E146F" id="Rectangle 40" o:spid="_x0000_s1029" style="position:absolute;left:0;text-align:left;margin-left:0;margin-top:0;width:44.55pt;height:15.1pt;rotation:180;flip:x;z-index:251661312;visibility:visible;mso-wrap-style:square;mso-width-percent:0;mso-height-percent:0;mso-wrap-distance-left:9pt;mso-wrap-distance-top:0;mso-wrap-distance-right:9pt;mso-wrap-distance-bottom:0;mso-position-horizontal:center;mso-position-horizontal-relative:right-margin-area;mso-position-vertical:center;mso-position-vertical-relative:bottom-margin-area;mso-width-percent:0;mso-height-percent:0;mso-width-relative:page;mso-height-relative:bottom-margin-area;v-text-anchor:top" o:gfxdata="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" filled="f" fillcolor="#c0504d" stroked="f" strokecolor="#5c83b4" strokeweight="2.25pt">
+                <v:rect w14:anchorId="379E146F" id="Rectangle 40" o:spid="_x0000_s1028" style="position:absolute;left:0;text-align:left;margin-left:0;margin-top:0;width:44.55pt;height:15.1pt;rotation:180;flip:x;z-index:251661312;visibility:visible;mso-wrap-style:square;mso-width-percent:0;mso-height-percent:0;mso-wrap-distance-left:9pt;mso-wrap-distance-top:0;mso-wrap-distance-right:9pt;mso-wrap-distance-bottom:0;mso-position-horizontal:center;mso-position-horizontal-relative:right-margin-area;mso-position-vertical:center;mso-position-vertical-relative:bottom-margin-area;mso-width-percent:0;mso-height-percent:0;mso-width-relative:page;mso-height-relative:bottom-margin-area;v-text-anchor:top" o:gfxdata="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" filled="f" fillcolor="#c0504d" stroked="f" strokecolor="#5c83b4" strokeweight="2.25pt">
                   <v:textbox inset=",0,,0">
                     <w:txbxContent>
                       <w:p>
@@ -19916,7 +18195,7 @@
             </mc:Choice>
             <mc:Fallback>
               <w:pict>
-                <v:rect w14:anchorId="5D9E9625" id="Rectangle 1" o:spid="_x0000_s1030" style="position:absolute;left:0;text-align:left;margin-left:0;margin-top:0;width:44.55pt;height:15.1pt;rotation:180;flip:x;z-index:251659264;visibility:visible;mso-wrap-style:square;mso-width-percent:0;mso-height-percent:0;mso-wrap-distance-left:9pt;mso-wrap-distance-top:0;mso-wrap-distance-right:9pt;mso-wrap-distance-bottom:0;mso-position-horizontal:center;mso-position-horizontal-relative:right-margin-area;mso-position-vertical:center;mso-position-vertical-relative:bottom-margin-area;mso-width-percent:0;mso-height-percent:0;mso-width-relative:page;mso-height-relative:bottom-margin-area;v-text-anchor:top" o:gfxdata="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" filled="f" fillcolor="#c0504d" stroked="f" strokecolor="#5c83b4" strokeweight="2.25pt">
+                <v:rect w14:anchorId="5D9E9625" id="Rectangle 1" o:spid="_x0000_s1029" style="position:absolute;left:0;text-align:left;margin-left:0;margin-top:0;width:44.55pt;height:15.1pt;rotation:180;flip:x;z-index:251659264;visibility:visible;mso-wrap-style:square;mso-width-percent:0;mso-height-percent:0;mso-wrap-distance-left:9pt;mso-wrap-distance-top:0;mso-wrap-distance-right:9pt;mso-wrap-distance-bottom:0;mso-position-horizontal:center;mso-position-horizontal-relative:right-margin-area;mso-position-vertical:center;mso-position-vertical-relative:bottom-margin-area;mso-width-percent:0;mso-height-percent:0;mso-width-relative:page;mso-height-relative:bottom-margin-area;v-text-anchor:top" o:gfxdata="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" filled="f" fillcolor="#c0504d" stroked="f" strokecolor="#5c83b4" strokeweight="2.25pt">
                   <v:textbox inset=",0,,0">
                     <w:txbxContent>
                       <w:p>
@@ -25396,25 +23675,28 @@
   </w:style>
   <w:style w:type="paragraph" w:styleId="Titre4">
     <w:name w:val="heading 4"/>
-    <w:basedOn w:val="Normal"/>
     <w:next w:val="Normal"/>
     <w:link w:val="Titre4Car"/>
     <w:uiPriority w:val="9"/>
-    <w:semiHidden/>
     <w:unhideWhenUsed/>
     <w:qFormat/>
-    <w:rsid w:val="006B5EE9"/>
+    <w:rsid w:val="000A438F"/>
     <w:pPr>
       <w:keepNext/>
       <w:keepLines/>
-      <w:spacing w:before="40" w:after="0" w:line="259" w:lineRule="auto"/>
+      <w:pBdr>
+        <w:bottom w:val="single" w:sz="4" w:space="1" w:color="auto"/>
+      </w:pBdr>
+      <w:spacing w:before="60" w:after="180"/>
       <w:outlineLvl w:val="3"/>
     </w:pPr>
     <w:rPr>
-      <w:rFonts w:asciiTheme="majorHAnsi" w:eastAsiaTheme="majorEastAsia" w:hAnsiTheme="majorHAnsi" w:cstheme="majorBidi"/>
+      <w:rFonts w:eastAsiaTheme="majorEastAsia" w:cstheme="majorBidi"/>
+      <w:b/>
       <w:i/>
       <w:iCs/>
-      <w:color w:val="2F5496" w:themeColor="accent1" w:themeShade="BF"/>
+      <w:color w:val="000000" w:themeColor="text1"/>
+      <w:sz w:val="28"/>
     </w:rPr>
   </w:style>
   <w:style w:type="paragraph" w:styleId="Titre5">
@@ -26154,13 +24436,14 @@
     <w:basedOn w:val="Policepardfaut"/>
     <w:link w:val="Titre4"/>
     <w:uiPriority w:val="9"/>
-    <w:semiHidden/>
-    <w:rsid w:val="006B5EE9"/>
+    <w:rsid w:val="000A438F"/>
     <w:rPr>
-      <w:rFonts w:asciiTheme="majorHAnsi" w:eastAsiaTheme="majorEastAsia" w:hAnsiTheme="majorHAnsi" w:cstheme="majorBidi"/>
+      <w:rFonts w:eastAsiaTheme="majorEastAsia" w:cstheme="majorBidi"/>
+      <w:b/>
       <w:i/>
       <w:iCs/>
-      <w:color w:val="2F5496" w:themeColor="accent1" w:themeShade="BF"/>
+      <w:color w:val="000000" w:themeColor="text1"/>
+      <w:sz w:val="28"/>
     </w:rPr>
   </w:style>
   <w:style w:type="character" w:customStyle="1" w:styleId="Titre5Car">

--- a/examens/1/travail_de_vacances/1 - travail de vacances sans solides.docx
+++ b/examens/1/travail_de_vacances/1 - travail de vacances sans solides.docx
@@ -1,6 +1,6 @@
 
 <file path=word/document.xml><?xml version="1.0" encoding="utf-8"?>
-<w:document xmlns:wpc="http://schemas.microsoft.com/office/word/2010/wordprocessingCanvas" xmlns:cx="http://schemas.microsoft.com/office/drawing/2014/chartex" xmlns:cx1="http://schemas.microsoft.com/office/drawing/2015/9/8/chartex" xmlns:cx2="http://schemas.microsoft.com/office/drawing/2015/10/21/chartex" xmlns:cx3="http://schemas.microsoft.com/office/drawing/2016/5/9/chartex" xmlns:cx4="http://schemas.microsoft.com/office/drawing/2016/5/10/chartex" xmlns:cx5="http://schemas.microsoft.com/office/drawing/2016/5/11/chartex" xmlns:cx6="http://schemas.microsoft.com/office/drawing/2016/5/12/chartex" xmlns:cx7="http://schemas.microsoft.com/office/drawing/2016/5/13/chartex" xmlns:cx8="http://schemas.microsoft.com/office/drawing/2016/5/14/chartex" xmlns:mc="http://schemas.openxmlformats.org/markup-compatibility/2006" xmlns:aink="http://schemas.microsoft.com/office/drawing/2016/ink" xmlns:am3d="http://schemas.microsoft.com/office/drawing/2017/model3d" xmlns:o="urn:schemas-microsoft-com:office:office" xmlns:oel="http://schemas.microsoft.com/office/2019/extlst" xmlns:r="http://schemas.openxmlformats.org/officeDocument/2006/relationships" xmlns:m="http://schemas.openxmlformats.org/officeDocument/2006/math" xmlns:v="urn:schemas-microsoft-com:vml" xmlns:wp14="http://schemas.microsoft.com/office/word/2010/wordprocessingDrawing" xmlns:wp="http://schemas.openxmlformats.org/drawingml/2006/wordprocessingDrawing" xmlns:w10="urn:schemas-microsoft-com:office:word" xmlns:w="http://schemas.openxmlformats.org/wordprocessingml/2006/main" xmlns:w14="http://schemas.microsoft.com/office/word/2010/wordml" xmlns:w15="http://schemas.microsoft.com/office/word/2012/wordml" xmlns:w16cex="http://schemas.microsoft.com/office/word/2018/wordml/cex" xmlns:w16cid="http://schemas.microsoft.com/office/word/2016/wordml/cid" xmlns:w16="http://schemas.microsoft.com/office/word/2018/wordml" xmlns:w16sdtdh="http://schemas.microsoft.com/office/word/2020/wordml/sdtdatahash" xmlns:w16se="http://schemas.microsoft.com/office/word/2015/wordml/symex" xmlns:wpg="http://schemas.microsoft.com/office/word/2010/wordprocessingGroup" xmlns:wpi="http://schemas.microsoft.com/office/word/2010/wordprocessingInk" xmlns:wne="http://schemas.microsoft.com/office/word/2006/wordml" xmlns:wps="http://schemas.microsoft.com/office/word/2010/wordprocessingShape" mc:Ignorable="w14 w15 w16se w16cid w16 w16cex w16sdtdh wp14">
+<w:document xmlns:wpc="http://schemas.microsoft.com/office/word/2010/wordprocessingCanvas" xmlns:cx="http://schemas.microsoft.com/office/drawing/2014/chartex" xmlns:cx1="http://schemas.microsoft.com/office/drawing/2015/9/8/chartex" xmlns:cx2="http://schemas.microsoft.com/office/drawing/2015/10/21/chartex" xmlns:cx3="http://schemas.microsoft.com/office/drawing/2016/5/9/chartex" xmlns:cx4="http://schemas.microsoft.com/office/drawing/2016/5/10/chartex" xmlns:cx5="http://schemas.microsoft.com/office/drawing/2016/5/11/chartex" xmlns:cx6="http://schemas.microsoft.com/office/drawing/2016/5/12/chartex" xmlns:cx7="http://schemas.microsoft.com/office/drawing/2016/5/13/chartex" xmlns:cx8="http://schemas.microsoft.com/office/drawing/2016/5/14/chartex" xmlns:mc="http://schemas.openxmlformats.org/markup-compatibility/2006" xmlns:aink="http://schemas.microsoft.com/office/drawing/2016/ink" xmlns:am3d="http://schemas.microsoft.com/office/drawing/2017/model3d" xmlns:o="urn:schemas-microsoft-com:office:office" xmlns:oel="http://schemas.microsoft.com/office/2019/extlst" xmlns:r="http://schemas.openxmlformats.org/officeDocument/2006/relationships" xmlns:m="http://schemas.openxmlformats.org/officeDocument/2006/math" xmlns:v="urn:schemas-microsoft-com:vml" xmlns:wp14="http://schemas.microsoft.com/office/word/2010/wordprocessingDrawing" xmlns:wp="http://schemas.openxmlformats.org/drawingml/2006/wordprocessingDrawing" xmlns:w10="urn:schemas-microsoft-com:office:word" xmlns:w="http://schemas.openxmlformats.org/wordprocessingml/2006/main" xmlns:w14="http://schemas.microsoft.com/office/word/2010/wordml" xmlns:w15="http://schemas.microsoft.com/office/word/2012/wordml" xmlns:w16cex="http://schemas.microsoft.com/office/word/2018/wordml/cex" xmlns:w16cid="http://schemas.microsoft.com/office/word/2016/wordml/cid" xmlns:w16="http://schemas.microsoft.com/office/word/2018/wordml" xmlns:w16du="http://schemas.microsoft.com/office/word/2023/wordml/word16du" xmlns:w16sdtdh="http://schemas.microsoft.com/office/word/2020/wordml/sdtdatahash" xmlns:w16se="http://schemas.microsoft.com/office/word/2015/wordml/symex" xmlns:wpg="http://schemas.microsoft.com/office/word/2010/wordprocessingGroup" xmlns:wpi="http://schemas.microsoft.com/office/word/2010/wordprocessingInk" xmlns:wne="http://schemas.microsoft.com/office/word/2006/wordml" xmlns:wps="http://schemas.microsoft.com/office/word/2010/wordprocessingShape" mc:Ignorable="w14 w15 w16se w16cid w16 w16cex w16sdtdh w16du wp14">
   <w:body>
     <w:p>
       <w:r>
@@ -209,7 +209,18 @@
                 <w:sz w:val="36"/>
                 <w:szCs w:val="36"/>
               </w:rPr>
-              <w:t xml:space="preserve"> – 1ère</w:t>
+              <w:t xml:space="preserve"> – 1</w:t>
+            </w:r>
+            <w:r>
+              <w:rPr>
+                <w:rFonts w:ascii="Trebuchet MS" w:hAnsi="Trebuchet MS"/>
+                <w:b/>
+                <w:i/>
+                <w:sz w:val="36"/>
+                <w:szCs w:val="36"/>
+                <w:vertAlign w:val="superscript"/>
+              </w:rPr>
+              <w:t>ère</w:t>
             </w:r>
           </w:p>
         </w:tc>
@@ -240,17 +251,7 @@
                 <w:sz w:val="32"/>
                 <w:szCs w:val="32"/>
               </w:rPr>
-              <w:t xml:space="preserve">T. </w:t>
-            </w:r>
-            <w:r>
-              <w:rPr>
-                <w:rFonts w:ascii="Trebuchet MS" w:hAnsi="Trebuchet MS"/>
-                <w:b/>
-                <w:iCs/>
-                <w:sz w:val="32"/>
-                <w:szCs w:val="32"/>
-              </w:rPr>
-              <w:t xml:space="preserve">Baudoin – C. </w:t>
+              <w:t xml:space="preserve">T. Baudoin – C. </w:t>
             </w:r>
             <w:proofErr w:type="spellStart"/>
             <w:r>
@@ -289,18 +290,6 @@
             <w:pPr>
               <w:spacing w:before="120" w:after="120"/>
             </w:pPr>
-            <w:r>
-              <w:rPr>
-                <w:rFonts w:ascii="Trebuchet MS" w:hAnsi="Trebuchet MS"/>
-              </w:rPr>
-              <w:t xml:space="preserve">Année : </w:t>
-            </w:r>
-            <w:r>
-              <w:rPr>
-                <w:rFonts w:ascii="Trebuchet MS" w:hAnsi="Trebuchet MS"/>
-              </w:rPr>
-              <w:t>2022 - 2023</w:t>
-            </w:r>
           </w:p>
         </w:tc>
         <w:tc>
@@ -444,15 +433,8 @@
       <w:r>
         <w:rPr>
           <w:b/>
-          <w:u w:val="single"/>
         </w:rPr>
         <w:t>Consignes importantes pour le travail de vacances</w:t>
-      </w:r>
-      <w:r>
-        <w:rPr>
-          <w:b/>
-        </w:rPr>
-        <w:t> :</w:t>
       </w:r>
     </w:p>
     <w:p>
@@ -523,7 +505,7 @@
         <w:rPr>
           <w:rFonts w:cstheme="minorHAnsi"/>
         </w:rPr>
-        <w:t xml:space="preserve">contre accusé de réception.  </w:t>
+        <w:t>contre accusé de réception.</w:t>
       </w:r>
     </w:p>
     <w:p>
@@ -545,14 +527,14 @@
           <w:rFonts w:cstheme="minorHAnsi"/>
           <w:color w:val="000000"/>
         </w:rPr>
-        <w:t>Le travail est vivement conseillé. Si vous remettez celui-ci, il sera corrigé par votre professeu</w:t>
+        <w:t xml:space="preserve">Le travail est vivement conseillé. </w:t>
       </w:r>
       <w:r>
         <w:rPr>
           <w:rFonts w:cstheme="minorHAnsi"/>
           <w:color w:val="000000"/>
         </w:rPr>
-        <w:t>r</w:t>
+        <w:t>Un correctif sera mis en ligne au début du mois d’août.</w:t>
       </w:r>
     </w:p>
     <w:p>
@@ -575,20 +557,17 @@
           <w:b/>
           <w:bCs/>
           <w:color w:val="000000"/>
-          <w:u w:val="single"/>
         </w:rPr>
         <w:t>Informations pratiques</w:t>
       </w:r>
-      <w:r>
-        <w:rPr>
-          <w:rFonts w:cstheme="minorHAnsi"/>
-          <w:color w:val="000000"/>
-        </w:rPr>
-        <w:t xml:space="preserve"> : </w:t>
-      </w:r>
-    </w:p>
-    <w:p>
-      <w:pPr>
+    </w:p>
+    <w:p>
+      <w:pPr>
+        <w:pStyle w:val="Paragraphedeliste"/>
+        <w:numPr>
+          <w:ilvl w:val="0"/>
+          <w:numId w:val="50"/>
+        </w:numPr>
         <w:pBdr>
           <w:top w:val="single" w:sz="4" w:space="1" w:color="auto"/>
           <w:left w:val="single" w:sz="4" w:space="4" w:color="auto"/>
@@ -611,6 +590,11 @@
     </w:p>
     <w:p>
       <w:pPr>
+        <w:pStyle w:val="Paragraphedeliste"/>
+        <w:numPr>
+          <w:ilvl w:val="0"/>
+          <w:numId w:val="50"/>
+        </w:numPr>
         <w:pBdr>
           <w:top w:val="single" w:sz="4" w:space="1" w:color="auto"/>
           <w:left w:val="single" w:sz="4" w:space="4" w:color="auto"/>
@@ -633,6 +617,11 @@
     </w:p>
     <w:p>
       <w:pPr>
+        <w:pStyle w:val="Paragraphedeliste"/>
+        <w:numPr>
+          <w:ilvl w:val="0"/>
+          <w:numId w:val="50"/>
+        </w:numPr>
         <w:pBdr>
           <w:top w:val="single" w:sz="4" w:space="1" w:color="auto"/>
           <w:left w:val="single" w:sz="4" w:space="4" w:color="auto"/>
@@ -655,6 +644,11 @@
     </w:p>
     <w:p>
       <w:pPr>
+        <w:pStyle w:val="Paragraphedeliste"/>
+        <w:numPr>
+          <w:ilvl w:val="0"/>
+          <w:numId w:val="50"/>
+        </w:numPr>
         <w:pBdr>
           <w:top w:val="single" w:sz="4" w:space="1" w:color="auto"/>
           <w:left w:val="single" w:sz="4" w:space="4" w:color="auto"/>
@@ -672,11 +666,23 @@
           <w:rFonts w:cstheme="minorHAnsi"/>
           <w:color w:val="000000"/>
         </w:rPr>
-        <w:t>Prends-toi à l’avance pour étaler ton travail et profiter de tes vacances tout de même</w:t>
-      </w:r>
-    </w:p>
-    <w:p>
-      <w:pPr>
+        <w:t>Prends-toi à l’avance pour étaler ton travail et profiter de tes vacances</w:t>
+      </w:r>
+      <w:r>
+        <w:rPr>
+          <w:rFonts w:cstheme="minorHAnsi"/>
+          <w:color w:val="000000"/>
+        </w:rPr>
+        <w:t>.</w:t>
+      </w:r>
+    </w:p>
+    <w:p>
+      <w:pPr>
+        <w:pStyle w:val="Paragraphedeliste"/>
+        <w:numPr>
+          <w:ilvl w:val="0"/>
+          <w:numId w:val="50"/>
+        </w:numPr>
         <w:pBdr>
           <w:top w:val="single" w:sz="4" w:space="1" w:color="auto"/>
           <w:left w:val="single" w:sz="4" w:space="4" w:color="auto"/>
@@ -699,6 +705,11 @@
     </w:p>
     <w:p>
       <w:pPr>
+        <w:pStyle w:val="Paragraphedeliste"/>
+        <w:numPr>
+          <w:ilvl w:val="0"/>
+          <w:numId w:val="50"/>
+        </w:numPr>
         <w:pBdr>
           <w:top w:val="single" w:sz="4" w:space="1" w:color="auto"/>
           <w:left w:val="single" w:sz="4" w:space="4" w:color="auto"/>
@@ -719,10 +730,22 @@
         <w:t>Si tu veux t’entrainer davantage, n’hésite pas à retourner faire un tour sur khanacademy.org</w:t>
       </w:r>
     </w:p>
-    <w:p/>
-    <w:p/>
-    <w:p/>
-    <w:p/>
+    <w:p>
+      <w:pPr>
+        <w:spacing w:line="259" w:lineRule="auto"/>
+        <w:rPr>
+          <w:rFonts w:eastAsiaTheme="majorEastAsia" w:cstheme="majorBidi"/>
+          <w:b/>
+          <w:i/>
+          <w:iCs/>
+          <w:color w:val="000000" w:themeColor="text1"/>
+          <w:sz w:val="28"/>
+        </w:rPr>
+      </w:pPr>
+      <w:r>
+        <w:br w:type="page"/>
+      </w:r>
+    </w:p>
     <w:p>
       <w:pPr>
         <w:pStyle w:val="Titre4"/>
@@ -12408,7 +12431,7 @@
                 <v:stroke joinstyle="miter"/>
                 <v:path gradientshapeok="t" o:connecttype="rect"/>
               </v:shapetype>
-              <v:shape id="Zone de texte 21" o:spid="_x0000_s1026" type="#_x0000_t202" style="position:absolute;margin-left:281pt;margin-top:8.6pt;width:236.25pt;height:258.5pt;z-index:251675648;visibility:visible;mso-wrap-style:square;mso-height-percent:0;mso-wrap-distance-left:9pt;mso-wrap-distance-top:0;mso-wrap-distance-right:9pt;mso-wrap-distance-bottom:0;mso-position-horizontal:absolute;mso-position-horizontal-relative:text;mso-position-vertical:absolute;mso-position-vertical-relative:text;mso-height-percent:0;mso-height-relative:margin;v-text-anchor:top" o:gfxdata="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" fillcolor="window" strokecolor="window" strokeweight=".5pt">
+              <v:shape id="Zone de texte 21" o:spid="_x0000_s1026" type="#_x0000_t202" style="position:absolute;margin-left:281pt;margin-top:8.6pt;width:236.25pt;height:258.5pt;z-index:251675648;visibility:visible;mso-wrap-style:square;mso-height-percent:0;mso-wrap-distance-left:9pt;mso-wrap-distance-top:0;mso-wrap-distance-right:9pt;mso-wrap-distance-bottom:0;mso-position-horizontal:absolute;mso-position-horizontal-relative:text;mso-position-vertical:absolute;mso-position-vertical-relative:text;mso-height-percent:0;mso-height-relative:margin;v-text-anchor:top" o:gfxdata="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" fillcolor="window" strokecolor="window" strokeweight=".5pt">
                 <v:textbox>
                   <w:txbxContent>
                     <w:p>
@@ -14982,7 +15005,7 @@
           </mc:Choice>
           <mc:Fallback>
             <w:pict>
-              <v:shape w14:anchorId="774B304E" id="Zone de texte 132" o:spid="_x0000_s1027" type="#_x0000_t202" style="position:absolute;margin-left:371.7pt;margin-top:5.1pt;width:138.75pt;height:58pt;z-index:251684864;visibility:visible;mso-wrap-style:square;mso-width-percent:0;mso-height-percent:0;mso-wrap-distance-left:9pt;mso-wrap-distance-top:0;mso-wrap-distance-right:9pt;mso-wrap-distance-bottom:0;mso-position-horizontal:absolute;mso-position-horizontal-relative:text;mso-position-vertical:absolute;mso-position-vertical-relative:text;mso-width-percent:0;mso-height-percent:0;mso-width-relative:margin;mso-height-relative:margin;v-text-anchor:top" o:gfxdata="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" filled="f" stroked="f" strokeweight=".5pt">
+              <v:shape w14:anchorId="774B304E" id="Zone de texte 132" o:spid="_x0000_s1027" type="#_x0000_t202" style="position:absolute;margin-left:371.7pt;margin-top:5.1pt;width:138.75pt;height:58pt;z-index:251684864;visibility:visible;mso-wrap-style:square;mso-width-percent:0;mso-height-percent:0;mso-wrap-distance-left:9pt;mso-wrap-distance-top:0;mso-wrap-distance-right:9pt;mso-wrap-distance-bottom:0;mso-position-horizontal:absolute;mso-position-horizontal-relative:text;mso-position-vertical:absolute;mso-position-vertical-relative:text;mso-width-percent:0;mso-height-percent:0;mso-width-relative:margin;mso-height-relative:margin;v-text-anchor:top" o:gfxdata="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" filled="f" stroked="f" strokeweight=".5pt">
                 <v:textbox>
                   <w:txbxContent>
                     <w:p>
@@ -17658,7 +17681,7 @@
                 <w:noProof/>
               </w:rPr>
               <w:drawing>
-                <wp:inline distT="0" distB="0" distL="0" distR="0" wp14:anchorId="2EB618CF" wp14:editId="1AE28A3A">
+                <wp:inline distT="0" distB="0" distL="0" distR="0" wp14:anchorId="2EB618CF" wp14:editId="765CDE01">
                   <wp:extent cx="2000250" cy="1165679"/>
                   <wp:effectExtent l="0" t="0" r="0" b="0"/>
                   <wp:docPr id="56" name="Image 56"/>
@@ -17696,7 +17719,7 @@
                         <pic:spPr>
                           <a:xfrm>
                             <a:off x="0" y="0"/>
-                            <a:ext cx="2018494" cy="1176311"/>
+                            <a:ext cx="2000250" cy="1165679"/>
                           </a:xfrm>
                           <a:prstGeom prst="rect">
                             <a:avLst/>
@@ -17729,7 +17752,7 @@
                 <w:noProof/>
               </w:rPr>
               <w:drawing>
-                <wp:inline distT="0" distB="0" distL="0" distR="0" wp14:anchorId="7FDDA26A" wp14:editId="74ACCA6B">
+                <wp:inline distT="0" distB="0" distL="0" distR="0" wp14:anchorId="7FDDA26A" wp14:editId="14D91485">
                   <wp:extent cx="1968166" cy="1159647"/>
                   <wp:effectExtent l="0" t="0" r="0" b="2540"/>
                   <wp:docPr id="57" name="Image 57"/>
@@ -17767,7 +17790,7 @@
                         <pic:spPr>
                           <a:xfrm>
                             <a:off x="0" y="0"/>
-                            <a:ext cx="2043899" cy="1204269"/>
+                            <a:ext cx="1968166" cy="1159647"/>
                           </a:xfrm>
                           <a:prstGeom prst="rect">
                             <a:avLst/>
@@ -17851,7 +17874,7 @@
 </file>
 
 <file path=word/endnotes.xml><?xml version="1.0" encoding="utf-8"?>
-<w:endnotes xmlns:wpc="http://schemas.microsoft.com/office/word/2010/wordprocessingCanvas" xmlns:cx="http://schemas.microsoft.com/office/drawing/2014/chartex" xmlns:cx1="http://schemas.microsoft.com/office/drawing/2015/9/8/chartex" xmlns:cx2="http://schemas.microsoft.com/office/drawing/2015/10/21/chartex" xmlns:cx3="http://schemas.microsoft.com/office/drawing/2016/5/9/chartex" xmlns:cx4="http://schemas.microsoft.com/office/drawing/2016/5/10/chartex" xmlns:cx5="http://schemas.microsoft.com/office/drawing/2016/5/11/chartex" xmlns:cx6="http://schemas.microsoft.com/office/drawing/2016/5/12/chartex" xmlns:cx7="http://schemas.microsoft.com/office/drawing/2016/5/13/chartex" xmlns:cx8="http://schemas.microsoft.com/office/drawing/2016/5/14/chartex" xmlns:mc="http://schemas.openxmlformats.org/markup-compatibility/2006" xmlns:aink="http://schemas.microsoft.com/office/drawing/2016/ink" xmlns:am3d="http://schemas.microsoft.com/office/drawing/2017/model3d" xmlns:o="urn:schemas-microsoft-com:office:office" xmlns:oel="http://schemas.microsoft.com/office/2019/extlst" xmlns:r="http://schemas.openxmlformats.org/officeDocument/2006/relationships" xmlns:m="http://schemas.openxmlformats.org/officeDocument/2006/math" xmlns:v="urn:schemas-microsoft-com:vml" xmlns:wp14="http://schemas.microsoft.com/office/word/2010/wordprocessingDrawing" xmlns:wp="http://schemas.openxmlformats.org/drawingml/2006/wordprocessingDrawing" xmlns:w10="urn:schemas-microsoft-com:office:word" xmlns:w="http://schemas.openxmlformats.org/wordprocessingml/2006/main" xmlns:w14="http://schemas.microsoft.com/office/word/2010/wordml" xmlns:w15="http://schemas.microsoft.com/office/word/2012/wordml" xmlns:w16cex="http://schemas.microsoft.com/office/word/2018/wordml/cex" xmlns:w16cid="http://schemas.microsoft.com/office/word/2016/wordml/cid" xmlns:w16="http://schemas.microsoft.com/office/word/2018/wordml" xmlns:w16sdtdh="http://schemas.microsoft.com/office/word/2020/wordml/sdtdatahash" xmlns:w16se="http://schemas.microsoft.com/office/word/2015/wordml/symex" xmlns:wpg="http://schemas.microsoft.com/office/word/2010/wordprocessingGroup" xmlns:wpi="http://schemas.microsoft.com/office/word/2010/wordprocessingInk" xmlns:wne="http://schemas.microsoft.com/office/word/2006/wordml" xmlns:wps="http://schemas.microsoft.com/office/word/2010/wordprocessingShape" mc:Ignorable="w14 w15 w16se w16cid w16 w16cex w16sdtdh wp14">
+<w:endnotes xmlns:wpc="http://schemas.microsoft.com/office/word/2010/wordprocessingCanvas" xmlns:cx="http://schemas.microsoft.com/office/drawing/2014/chartex" xmlns:cx1="http://schemas.microsoft.com/office/drawing/2015/9/8/chartex" xmlns:cx2="http://schemas.microsoft.com/office/drawing/2015/10/21/chartex" xmlns:cx3="http://schemas.microsoft.com/office/drawing/2016/5/9/chartex" xmlns:cx4="http://schemas.microsoft.com/office/drawing/2016/5/10/chartex" xmlns:cx5="http://schemas.microsoft.com/office/drawing/2016/5/11/chartex" xmlns:cx6="http://schemas.microsoft.com/office/drawing/2016/5/12/chartex" xmlns:cx7="http://schemas.microsoft.com/office/drawing/2016/5/13/chartex" xmlns:cx8="http://schemas.microsoft.com/office/drawing/2016/5/14/chartex" xmlns:mc="http://schemas.openxmlformats.org/markup-compatibility/2006" xmlns:aink="http://schemas.microsoft.com/office/drawing/2016/ink" xmlns:am3d="http://schemas.microsoft.com/office/drawing/2017/model3d" xmlns:o="urn:schemas-microsoft-com:office:office" xmlns:oel="http://schemas.microsoft.com/office/2019/extlst" xmlns:r="http://schemas.openxmlformats.org/officeDocument/2006/relationships" xmlns:m="http://schemas.openxmlformats.org/officeDocument/2006/math" xmlns:v="urn:schemas-microsoft-com:vml" xmlns:wp14="http://schemas.microsoft.com/office/word/2010/wordprocessingDrawing" xmlns:wp="http://schemas.openxmlformats.org/drawingml/2006/wordprocessingDrawing" xmlns:w10="urn:schemas-microsoft-com:office:word" xmlns:w="http://schemas.openxmlformats.org/wordprocessingml/2006/main" xmlns:w14="http://schemas.microsoft.com/office/word/2010/wordml" xmlns:w15="http://schemas.microsoft.com/office/word/2012/wordml" xmlns:w16cex="http://schemas.microsoft.com/office/word/2018/wordml/cex" xmlns:w16cid="http://schemas.microsoft.com/office/word/2016/wordml/cid" xmlns:w16="http://schemas.microsoft.com/office/word/2018/wordml" xmlns:w16du="http://schemas.microsoft.com/office/word/2023/wordml/word16du" xmlns:w16sdtdh="http://schemas.microsoft.com/office/word/2020/wordml/sdtdatahash" xmlns:w16se="http://schemas.microsoft.com/office/word/2015/wordml/symex" xmlns:wpg="http://schemas.microsoft.com/office/word/2010/wordprocessingGroup" xmlns:wpi="http://schemas.microsoft.com/office/word/2010/wordprocessingInk" xmlns:wne="http://schemas.microsoft.com/office/word/2006/wordml" xmlns:wps="http://schemas.microsoft.com/office/word/2010/wordprocessingShape" mc:Ignorable="w14 w15 w16se w16cid w16 w16cex w16sdtdh w16du wp14">
   <w:endnote w:type="separator" w:id="-1">
     <w:p>
       <w:pPr>
@@ -17876,7 +17899,7 @@
 </file>
 
 <file path=word/footer1.xml><?xml version="1.0" encoding="utf-8"?>
-<w:ftr xmlns:wpc="http://schemas.microsoft.com/office/word/2010/wordprocessingCanvas" xmlns:cx="http://schemas.microsoft.com/office/drawing/2014/chartex" xmlns:cx1="http://schemas.microsoft.com/office/drawing/2015/9/8/chartex" xmlns:cx2="http://schemas.microsoft.com/office/drawing/2015/10/21/chartex" xmlns:cx3="http://schemas.microsoft.com/office/drawing/2016/5/9/chartex" xmlns:cx4="http://schemas.microsoft.com/office/drawing/2016/5/10/chartex" xmlns:cx5="http://schemas.microsoft.com/office/drawing/2016/5/11/chartex" xmlns:cx6="http://schemas.microsoft.com/office/drawing/2016/5/12/chartex" xmlns:cx7="http://schemas.microsoft.com/office/drawing/2016/5/13/chartex" xmlns:cx8="http://schemas.microsoft.com/office/drawing/2016/5/14/chartex" xmlns:mc="http://schemas.openxmlformats.org/markup-compatibility/2006" xmlns:aink="http://schemas.microsoft.com/office/drawing/2016/ink" xmlns:am3d="http://schemas.microsoft.com/office/drawing/2017/model3d" xmlns:o="urn:schemas-microsoft-com:office:office" xmlns:oel="http://schemas.microsoft.com/office/2019/extlst" xmlns:r="http://schemas.openxmlformats.org/officeDocument/2006/relationships" xmlns:m="http://schemas.openxmlformats.org/officeDocument/2006/math" xmlns:v="urn:schemas-microsoft-com:vml" xmlns:wp14="http://schemas.microsoft.com/office/word/2010/wordprocessingDrawing" xmlns:wp="http://schemas.openxmlformats.org/drawingml/2006/wordprocessingDrawing" xmlns:w10="urn:schemas-microsoft-com:office:word" xmlns:w="http://schemas.openxmlformats.org/wordprocessingml/2006/main" xmlns:w14="http://schemas.microsoft.com/office/word/2010/wordml" xmlns:w15="http://schemas.microsoft.com/office/word/2012/wordml" xmlns:w16cex="http://schemas.microsoft.com/office/word/2018/wordml/cex" xmlns:w16cid="http://schemas.microsoft.com/office/word/2016/wordml/cid" xmlns:w16="http://schemas.microsoft.com/office/word/2018/wordml" xmlns:w16sdtdh="http://schemas.microsoft.com/office/word/2020/wordml/sdtdatahash" xmlns:w16se="http://schemas.microsoft.com/office/word/2015/wordml/symex" xmlns:wpg="http://schemas.microsoft.com/office/word/2010/wordprocessingGroup" xmlns:wpi="http://schemas.microsoft.com/office/word/2010/wordprocessingInk" xmlns:wne="http://schemas.microsoft.com/office/word/2006/wordml" xmlns:wps="http://schemas.microsoft.com/office/word/2010/wordprocessingShape" mc:Ignorable="w14 w15 w16se w16cid w16 w16cex w16sdtdh wp14">
+<w:ftr xmlns:wpc="http://schemas.microsoft.com/office/word/2010/wordprocessingCanvas" xmlns:cx="http://schemas.microsoft.com/office/drawing/2014/chartex" xmlns:cx1="http://schemas.microsoft.com/office/drawing/2015/9/8/chartex" xmlns:cx2="http://schemas.microsoft.com/office/drawing/2015/10/21/chartex" xmlns:cx3="http://schemas.microsoft.com/office/drawing/2016/5/9/chartex" xmlns:cx4="http://schemas.microsoft.com/office/drawing/2016/5/10/chartex" xmlns:cx5="http://schemas.microsoft.com/office/drawing/2016/5/11/chartex" xmlns:cx6="http://schemas.microsoft.com/office/drawing/2016/5/12/chartex" xmlns:cx7="http://schemas.microsoft.com/office/drawing/2016/5/13/chartex" xmlns:cx8="http://schemas.microsoft.com/office/drawing/2016/5/14/chartex" xmlns:mc="http://schemas.openxmlformats.org/markup-compatibility/2006" xmlns:aink="http://schemas.microsoft.com/office/drawing/2016/ink" xmlns:am3d="http://schemas.microsoft.com/office/drawing/2017/model3d" xmlns:o="urn:schemas-microsoft-com:office:office" xmlns:oel="http://schemas.microsoft.com/office/2019/extlst" xmlns:r="http://schemas.openxmlformats.org/officeDocument/2006/relationships" xmlns:m="http://schemas.openxmlformats.org/officeDocument/2006/math" xmlns:v="urn:schemas-microsoft-com:vml" xmlns:wp14="http://schemas.microsoft.com/office/word/2010/wordprocessingDrawing" xmlns:wp="http://schemas.openxmlformats.org/drawingml/2006/wordprocessingDrawing" xmlns:w10="urn:schemas-microsoft-com:office:word" xmlns:w="http://schemas.openxmlformats.org/wordprocessingml/2006/main" xmlns:w14="http://schemas.microsoft.com/office/word/2010/wordml" xmlns:w15="http://schemas.microsoft.com/office/word/2012/wordml" xmlns:w16cex="http://schemas.microsoft.com/office/word/2018/wordml/cex" xmlns:w16cid="http://schemas.microsoft.com/office/word/2016/wordml/cid" xmlns:w16="http://schemas.microsoft.com/office/word/2018/wordml" xmlns:w16du="http://schemas.microsoft.com/office/word/2023/wordml/word16du" xmlns:w16sdtdh="http://schemas.microsoft.com/office/word/2020/wordml/sdtdatahash" xmlns:w16se="http://schemas.microsoft.com/office/word/2015/wordml/symex" xmlns:wpg="http://schemas.microsoft.com/office/word/2010/wordprocessingGroup" xmlns:wpi="http://schemas.microsoft.com/office/word/2010/wordprocessingInk" xmlns:wne="http://schemas.microsoft.com/office/word/2006/wordml" xmlns:wps="http://schemas.microsoft.com/office/word/2010/wordprocessingShape" mc:Ignorable="w14 w15 w16se w16cid w16 w16cex w16sdtdh w16du wp14">
   <w:p>
     <w:pPr>
       <w:pStyle w:val="En-tte"/>
@@ -18013,7 +18036,7 @@
             </mc:Choice>
             <mc:Fallback>
               <w:pict>
-                <v:rect w14:anchorId="379E146F" id="Rectangle 40" o:spid="_x0000_s1028" style="position:absolute;left:0;text-align:left;margin-left:0;margin-top:0;width:44.55pt;height:15.1pt;rotation:180;flip:x;z-index:251661312;visibility:visible;mso-wrap-style:square;mso-width-percent:0;mso-height-percent:0;mso-wrap-distance-left:9pt;mso-wrap-distance-top:0;mso-wrap-distance-right:9pt;mso-wrap-distance-bottom:0;mso-position-horizontal:center;mso-position-horizontal-relative:right-margin-area;mso-position-vertical:center;mso-position-vertical-relative:bottom-margin-area;mso-width-percent:0;mso-height-percent:0;mso-width-relative:page;mso-height-relative:bottom-margin-area;v-text-anchor:top" o:gfxdata="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" filled="f" fillcolor="#c0504d" stroked="f" strokecolor="#5c83b4" strokeweight="2.25pt">
+                <v:rect w14:anchorId="379E146F" id="Rectangle 40" o:spid="_x0000_s1028" style="position:absolute;left:0;text-align:left;margin-left:0;margin-top:0;width:44.55pt;height:15.1pt;rotation:180;flip:x;z-index:251661312;visibility:visible;mso-wrap-style:square;mso-width-percent:0;mso-height-percent:0;mso-wrap-distance-left:9pt;mso-wrap-distance-top:0;mso-wrap-distance-right:9pt;mso-wrap-distance-bottom:0;mso-position-horizontal:center;mso-position-horizontal-relative:right-margin-area;mso-position-vertical:center;mso-position-vertical-relative:bottom-margin-area;mso-width-percent:0;mso-height-percent:0;mso-width-relative:page;mso-height-relative:bottom-margin-area;v-text-anchor:top" o:gfxdata="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" filled="f" fillcolor="#c0504d" stroked="f" strokecolor="#5c83b4" strokeweight="2.25pt">
                   <v:textbox inset=",0,,0">
                     <w:txbxContent>
                       <w:p>
@@ -18058,7 +18081,7 @@
 </file>
 
 <file path=word/footer2.xml><?xml version="1.0" encoding="utf-8"?>
-<w:ftr xmlns:wpc="http://schemas.microsoft.com/office/word/2010/wordprocessingCanvas" xmlns:cx="http://schemas.microsoft.com/office/drawing/2014/chartex" xmlns:cx1="http://schemas.microsoft.com/office/drawing/2015/9/8/chartex" xmlns:cx2="http://schemas.microsoft.com/office/drawing/2015/10/21/chartex" xmlns:cx3="http://schemas.microsoft.com/office/drawing/2016/5/9/chartex" xmlns:cx4="http://schemas.microsoft.com/office/drawing/2016/5/10/chartex" xmlns:cx5="http://schemas.microsoft.com/office/drawing/2016/5/11/chartex" xmlns:cx6="http://schemas.microsoft.com/office/drawing/2016/5/12/chartex" xmlns:cx7="http://schemas.microsoft.com/office/drawing/2016/5/13/chartex" xmlns:cx8="http://schemas.microsoft.com/office/drawing/2016/5/14/chartex" xmlns:mc="http://schemas.openxmlformats.org/markup-compatibility/2006" xmlns:aink="http://schemas.microsoft.com/office/drawing/2016/ink" xmlns:am3d="http://schemas.microsoft.com/office/drawing/2017/model3d" xmlns:o="urn:schemas-microsoft-com:office:office" xmlns:oel="http://schemas.microsoft.com/office/2019/extlst" xmlns:r="http://schemas.openxmlformats.org/officeDocument/2006/relationships" xmlns:m="http://schemas.openxmlformats.org/officeDocument/2006/math" xmlns:v="urn:schemas-microsoft-com:vml" xmlns:wp14="http://schemas.microsoft.com/office/word/2010/wordprocessingDrawing" xmlns:wp="http://schemas.openxmlformats.org/drawingml/2006/wordprocessingDrawing" xmlns:w10="urn:schemas-microsoft-com:office:word" xmlns:w="http://schemas.openxmlformats.org/wordprocessingml/2006/main" xmlns:w14="http://schemas.microsoft.com/office/word/2010/wordml" xmlns:w15="http://schemas.microsoft.com/office/word/2012/wordml" xmlns:w16cex="http://schemas.microsoft.com/office/word/2018/wordml/cex" xmlns:w16cid="http://schemas.microsoft.com/office/word/2016/wordml/cid" xmlns:w16="http://schemas.microsoft.com/office/word/2018/wordml" xmlns:w16sdtdh="http://schemas.microsoft.com/office/word/2020/wordml/sdtdatahash" xmlns:w16se="http://schemas.microsoft.com/office/word/2015/wordml/symex" xmlns:wpg="http://schemas.microsoft.com/office/word/2010/wordprocessingGroup" xmlns:wpi="http://schemas.microsoft.com/office/word/2010/wordprocessingInk" xmlns:wne="http://schemas.microsoft.com/office/word/2006/wordml" xmlns:wps="http://schemas.microsoft.com/office/word/2010/wordprocessingShape" mc:Ignorable="w14 w15 w16se w16cid w16 w16cex w16sdtdh wp14">
+<w:ftr xmlns:wpc="http://schemas.microsoft.com/office/word/2010/wordprocessingCanvas" xmlns:cx="http://schemas.microsoft.com/office/drawing/2014/chartex" xmlns:cx1="http://schemas.microsoft.com/office/drawing/2015/9/8/chartex" xmlns:cx2="http://schemas.microsoft.com/office/drawing/2015/10/21/chartex" xmlns:cx3="http://schemas.microsoft.com/office/drawing/2016/5/9/chartex" xmlns:cx4="http://schemas.microsoft.com/office/drawing/2016/5/10/chartex" xmlns:cx5="http://schemas.microsoft.com/office/drawing/2016/5/11/chartex" xmlns:cx6="http://schemas.microsoft.com/office/drawing/2016/5/12/chartex" xmlns:cx7="http://schemas.microsoft.com/office/drawing/2016/5/13/chartex" xmlns:cx8="http://schemas.microsoft.com/office/drawing/2016/5/14/chartex" xmlns:mc="http://schemas.openxmlformats.org/markup-compatibility/2006" xmlns:aink="http://schemas.microsoft.com/office/drawing/2016/ink" xmlns:am3d="http://schemas.microsoft.com/office/drawing/2017/model3d" xmlns:o="urn:schemas-microsoft-com:office:office" xmlns:oel="http://schemas.microsoft.com/office/2019/extlst" xmlns:r="http://schemas.openxmlformats.org/officeDocument/2006/relationships" xmlns:m="http://schemas.openxmlformats.org/officeDocument/2006/math" xmlns:v="urn:schemas-microsoft-com:vml" xmlns:wp14="http://schemas.microsoft.com/office/word/2010/wordprocessingDrawing" xmlns:wp="http://schemas.openxmlformats.org/drawingml/2006/wordprocessingDrawing" xmlns:w10="urn:schemas-microsoft-com:office:word" xmlns:w="http://schemas.openxmlformats.org/wordprocessingml/2006/main" xmlns:w14="http://schemas.microsoft.com/office/word/2010/wordml" xmlns:w15="http://schemas.microsoft.com/office/word/2012/wordml" xmlns:w16cex="http://schemas.microsoft.com/office/word/2018/wordml/cex" xmlns:w16cid="http://schemas.microsoft.com/office/word/2016/wordml/cid" xmlns:w16="http://schemas.microsoft.com/office/word/2018/wordml" xmlns:w16du="http://schemas.microsoft.com/office/word/2023/wordml/word16du" xmlns:w16sdtdh="http://schemas.microsoft.com/office/word/2020/wordml/sdtdatahash" xmlns:w16se="http://schemas.microsoft.com/office/word/2015/wordml/symex" xmlns:wpg="http://schemas.microsoft.com/office/word/2010/wordprocessingGroup" xmlns:wpi="http://schemas.microsoft.com/office/word/2010/wordprocessingInk" xmlns:wne="http://schemas.microsoft.com/office/word/2006/wordml" xmlns:wps="http://schemas.microsoft.com/office/word/2010/wordprocessingShape" mc:Ignorable="w14 w15 w16se w16cid w16 w16cex w16sdtdh w16du wp14">
   <w:p>
     <w:pPr>
       <w:pStyle w:val="En-tte"/>
@@ -18195,7 +18218,7 @@
             </mc:Choice>
             <mc:Fallback>
               <w:pict>
-                <v:rect w14:anchorId="5D9E9625" id="Rectangle 1" o:spid="_x0000_s1029" style="position:absolute;left:0;text-align:left;margin-left:0;margin-top:0;width:44.55pt;height:15.1pt;rotation:180;flip:x;z-index:251659264;visibility:visible;mso-wrap-style:square;mso-width-percent:0;mso-height-percent:0;mso-wrap-distance-left:9pt;mso-wrap-distance-top:0;mso-wrap-distance-right:9pt;mso-wrap-distance-bottom:0;mso-position-horizontal:center;mso-position-horizontal-relative:right-margin-area;mso-position-vertical:center;mso-position-vertical-relative:bottom-margin-area;mso-width-percent:0;mso-height-percent:0;mso-width-relative:page;mso-height-relative:bottom-margin-area;v-text-anchor:top" o:gfxdata="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" filled="f" fillcolor="#c0504d" stroked="f" strokecolor="#5c83b4" strokeweight="2.25pt">
+                <v:rect w14:anchorId="5D9E9625" id="Rectangle 1" o:spid="_x0000_s1029" style="position:absolute;left:0;text-align:left;margin-left:0;margin-top:0;width:44.55pt;height:15.1pt;rotation:180;flip:x;z-index:251659264;visibility:visible;mso-wrap-style:square;mso-width-percent:0;mso-height-percent:0;mso-wrap-distance-left:9pt;mso-wrap-distance-top:0;mso-wrap-distance-right:9pt;mso-wrap-distance-bottom:0;mso-position-horizontal:center;mso-position-horizontal-relative:right-margin-area;mso-position-vertical:center;mso-position-vertical-relative:bottom-margin-area;mso-width-percent:0;mso-height-percent:0;mso-width-relative:page;mso-height-relative:bottom-margin-area;v-text-anchor:top" o:gfxdata="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" filled="f" fillcolor="#c0504d" stroked="f" strokecolor="#5c83b4" strokeweight="2.25pt">
                   <v:textbox inset=",0,,0">
                     <w:txbxContent>
                       <w:p>
@@ -18240,7 +18263,7 @@
 </file>
 
 <file path=word/footnotes.xml><?xml version="1.0" encoding="utf-8"?>
-<w:footnotes xmlns:wpc="http://schemas.microsoft.com/office/word/2010/wordprocessingCanvas" xmlns:cx="http://schemas.microsoft.com/office/drawing/2014/chartex" xmlns:cx1="http://schemas.microsoft.com/office/drawing/2015/9/8/chartex" xmlns:cx2="http://schemas.microsoft.com/office/drawing/2015/10/21/chartex" xmlns:cx3="http://schemas.microsoft.com/office/drawing/2016/5/9/chartex" xmlns:cx4="http://schemas.microsoft.com/office/drawing/2016/5/10/chartex" xmlns:cx5="http://schemas.microsoft.com/office/drawing/2016/5/11/chartex" xmlns:cx6="http://schemas.microsoft.com/office/drawing/2016/5/12/chartex" xmlns:cx7="http://schemas.microsoft.com/office/drawing/2016/5/13/chartex" xmlns:cx8="http://schemas.microsoft.com/office/drawing/2016/5/14/chartex" xmlns:mc="http://schemas.openxmlformats.org/markup-compatibility/2006" xmlns:aink="http://schemas.microsoft.com/office/drawing/2016/ink" xmlns:am3d="http://schemas.microsoft.com/office/drawing/2017/model3d" xmlns:o="urn:schemas-microsoft-com:office:office" xmlns:oel="http://schemas.microsoft.com/office/2019/extlst" xmlns:r="http://schemas.openxmlformats.org/officeDocument/2006/relationships" xmlns:m="http://schemas.openxmlformats.org/officeDocument/2006/math" xmlns:v="urn:schemas-microsoft-com:vml" xmlns:wp14="http://schemas.microsoft.com/office/word/2010/wordprocessingDrawing" xmlns:wp="http://schemas.openxmlformats.org/drawingml/2006/wordprocessingDrawing" xmlns:w10="urn:schemas-microsoft-com:office:word" xmlns:w="http://schemas.openxmlformats.org/wordprocessingml/2006/main" xmlns:w14="http://schemas.microsoft.com/office/word/2010/wordml" xmlns:w15="http://schemas.microsoft.com/office/word/2012/wordml" xmlns:w16cex="http://schemas.microsoft.com/office/word/2018/wordml/cex" xmlns:w16cid="http://schemas.microsoft.com/office/word/2016/wordml/cid" xmlns:w16="http://schemas.microsoft.com/office/word/2018/wordml" xmlns:w16sdtdh="http://schemas.microsoft.com/office/word/2020/wordml/sdtdatahash" xmlns:w16se="http://schemas.microsoft.com/office/word/2015/wordml/symex" xmlns:wpg="http://schemas.microsoft.com/office/word/2010/wordprocessingGroup" xmlns:wpi="http://schemas.microsoft.com/office/word/2010/wordprocessingInk" xmlns:wne="http://schemas.microsoft.com/office/word/2006/wordml" xmlns:wps="http://schemas.microsoft.com/office/word/2010/wordprocessingShape" mc:Ignorable="w14 w15 w16se w16cid w16 w16cex w16sdtdh wp14">
+<w:footnotes xmlns:wpc="http://schemas.microsoft.com/office/word/2010/wordprocessingCanvas" xmlns:cx="http://schemas.microsoft.com/office/drawing/2014/chartex" xmlns:cx1="http://schemas.microsoft.com/office/drawing/2015/9/8/chartex" xmlns:cx2="http://schemas.microsoft.com/office/drawing/2015/10/21/chartex" xmlns:cx3="http://schemas.microsoft.com/office/drawing/2016/5/9/chartex" xmlns:cx4="http://schemas.microsoft.com/office/drawing/2016/5/10/chartex" xmlns:cx5="http://schemas.microsoft.com/office/drawing/2016/5/11/chartex" xmlns:cx6="http://schemas.microsoft.com/office/drawing/2016/5/12/chartex" xmlns:cx7="http://schemas.microsoft.com/office/drawing/2016/5/13/chartex" xmlns:cx8="http://schemas.microsoft.com/office/drawing/2016/5/14/chartex" xmlns:mc="http://schemas.openxmlformats.org/markup-compatibility/2006" xmlns:aink="http://schemas.microsoft.com/office/drawing/2016/ink" xmlns:am3d="http://schemas.microsoft.com/office/drawing/2017/model3d" xmlns:o="urn:schemas-microsoft-com:office:office" xmlns:oel="http://schemas.microsoft.com/office/2019/extlst" xmlns:r="http://schemas.openxmlformats.org/officeDocument/2006/relationships" xmlns:m="http://schemas.openxmlformats.org/officeDocument/2006/math" xmlns:v="urn:schemas-microsoft-com:vml" xmlns:wp14="http://schemas.microsoft.com/office/word/2010/wordprocessingDrawing" xmlns:wp="http://schemas.openxmlformats.org/drawingml/2006/wordprocessingDrawing" xmlns:w10="urn:schemas-microsoft-com:office:word" xmlns:w="http://schemas.openxmlformats.org/wordprocessingml/2006/main" xmlns:w14="http://schemas.microsoft.com/office/word/2010/wordml" xmlns:w15="http://schemas.microsoft.com/office/word/2012/wordml" xmlns:w16cex="http://schemas.microsoft.com/office/word/2018/wordml/cex" xmlns:w16cid="http://schemas.microsoft.com/office/word/2016/wordml/cid" xmlns:w16="http://schemas.microsoft.com/office/word/2018/wordml" xmlns:w16du="http://schemas.microsoft.com/office/word/2023/wordml/word16du" xmlns:w16sdtdh="http://schemas.microsoft.com/office/word/2020/wordml/sdtdatahash" xmlns:w16se="http://schemas.microsoft.com/office/word/2015/wordml/symex" xmlns:wpg="http://schemas.microsoft.com/office/word/2010/wordprocessingGroup" xmlns:wpi="http://schemas.microsoft.com/office/word/2010/wordprocessingInk" xmlns:wne="http://schemas.microsoft.com/office/word/2006/wordml" xmlns:wps="http://schemas.microsoft.com/office/word/2010/wordprocessingShape" mc:Ignorable="w14 w15 w16se w16cid w16 w16cex w16sdtdh w16du wp14">
   <w:footnote w:type="separator" w:id="-1">
     <w:p>
       <w:pPr>
@@ -18265,7 +18288,7 @@
 </file>
 
 <file path=word/numbering.xml><?xml version="1.0" encoding="utf-8"?>
-<w:numbering xmlns:wpc="http://schemas.microsoft.com/office/word/2010/wordprocessingCanvas" xmlns:cx="http://schemas.microsoft.com/office/drawing/2014/chartex" xmlns:cx1="http://schemas.microsoft.com/office/drawing/2015/9/8/chartex" xmlns:cx2="http://schemas.microsoft.com/office/drawing/2015/10/21/chartex" xmlns:cx3="http://schemas.microsoft.com/office/drawing/2016/5/9/chartex" xmlns:cx4="http://schemas.microsoft.com/office/drawing/2016/5/10/chartex" xmlns:cx5="http://schemas.microsoft.com/office/drawing/2016/5/11/chartex" xmlns:cx6="http://schemas.microsoft.com/office/drawing/2016/5/12/chartex" xmlns:cx7="http://schemas.microsoft.com/office/drawing/2016/5/13/chartex" xmlns:cx8="http://schemas.microsoft.com/office/drawing/2016/5/14/chartex" xmlns:mc="http://schemas.openxmlformats.org/markup-compatibility/2006" xmlns:aink="http://schemas.microsoft.com/office/drawing/2016/ink" xmlns:am3d="http://schemas.microsoft.com/office/drawing/2017/model3d" xmlns:o="urn:schemas-microsoft-com:office:office" xmlns:oel="http://schemas.microsoft.com/office/2019/extlst" xmlns:r="http://schemas.openxmlformats.org/officeDocument/2006/relationships" xmlns:m="http://schemas.openxmlformats.org/officeDocument/2006/math" xmlns:v="urn:schemas-microsoft-com:vml" xmlns:wp14="http://schemas.microsoft.com/office/word/2010/wordprocessingDrawing" xmlns:wp="http://schemas.openxmlformats.org/drawingml/2006/wordprocessingDrawing" xmlns:w10="urn:schemas-microsoft-com:office:word" xmlns:w="http://schemas.openxmlformats.org/wordprocessingml/2006/main" xmlns:w14="http://schemas.microsoft.com/office/word/2010/wordml" xmlns:w15="http://schemas.microsoft.com/office/word/2012/wordml" xmlns:w16cex="http://schemas.microsoft.com/office/word/2018/wordml/cex" xmlns:w16cid="http://schemas.microsoft.com/office/word/2016/wordml/cid" xmlns:w16="http://schemas.microsoft.com/office/word/2018/wordml" xmlns:w16sdtdh="http://schemas.microsoft.com/office/word/2020/wordml/sdtdatahash" xmlns:w16se="http://schemas.microsoft.com/office/word/2015/wordml/symex" xmlns:wpg="http://schemas.microsoft.com/office/word/2010/wordprocessingGroup" xmlns:wpi="http://schemas.microsoft.com/office/word/2010/wordprocessingInk" xmlns:wne="http://schemas.microsoft.com/office/word/2006/wordml" xmlns:wps="http://schemas.microsoft.com/office/word/2010/wordprocessingShape" mc:Ignorable="w14 w15 w16se w16cid w16 w16cex w16sdtdh wp14">
+<w:numbering xmlns:wpc="http://schemas.microsoft.com/office/word/2010/wordprocessingCanvas" xmlns:cx="http://schemas.microsoft.com/office/drawing/2014/chartex" xmlns:cx1="http://schemas.microsoft.com/office/drawing/2015/9/8/chartex" xmlns:cx2="http://schemas.microsoft.com/office/drawing/2015/10/21/chartex" xmlns:cx3="http://schemas.microsoft.com/office/drawing/2016/5/9/chartex" xmlns:cx4="http://schemas.microsoft.com/office/drawing/2016/5/10/chartex" xmlns:cx5="http://schemas.microsoft.com/office/drawing/2016/5/11/chartex" xmlns:cx6="http://schemas.microsoft.com/office/drawing/2016/5/12/chartex" xmlns:cx7="http://schemas.microsoft.com/office/drawing/2016/5/13/chartex" xmlns:cx8="http://schemas.microsoft.com/office/drawing/2016/5/14/chartex" xmlns:mc="http://schemas.openxmlformats.org/markup-compatibility/2006" xmlns:aink="http://schemas.microsoft.com/office/drawing/2016/ink" xmlns:am3d="http://schemas.microsoft.com/office/drawing/2017/model3d" xmlns:o="urn:schemas-microsoft-com:office:office" xmlns:oel="http://schemas.microsoft.com/office/2019/extlst" xmlns:r="http://schemas.openxmlformats.org/officeDocument/2006/relationships" xmlns:m="http://schemas.openxmlformats.org/officeDocument/2006/math" xmlns:v="urn:schemas-microsoft-com:vml" xmlns:wp14="http://schemas.microsoft.com/office/word/2010/wordprocessingDrawing" xmlns:wp="http://schemas.openxmlformats.org/drawingml/2006/wordprocessingDrawing" xmlns:w10="urn:schemas-microsoft-com:office:word" xmlns:w="http://schemas.openxmlformats.org/wordprocessingml/2006/main" xmlns:w14="http://schemas.microsoft.com/office/word/2010/wordml" xmlns:w15="http://schemas.microsoft.com/office/word/2012/wordml" xmlns:w16cex="http://schemas.microsoft.com/office/word/2018/wordml/cex" xmlns:w16cid="http://schemas.microsoft.com/office/word/2016/wordml/cid" xmlns:w16="http://schemas.microsoft.com/office/word/2018/wordml" xmlns:w16du="http://schemas.microsoft.com/office/word/2023/wordml/word16du" xmlns:w16sdtdh="http://schemas.microsoft.com/office/word/2020/wordml/sdtdatahash" xmlns:w16se="http://schemas.microsoft.com/office/word/2015/wordml/symex" xmlns:wpg="http://schemas.microsoft.com/office/word/2010/wordprocessingGroup" xmlns:wpi="http://schemas.microsoft.com/office/word/2010/wordprocessingInk" xmlns:wne="http://schemas.microsoft.com/office/word/2006/wordml" xmlns:wps="http://schemas.microsoft.com/office/word/2010/wordprocessingShape" mc:Ignorable="w14 w15 w16se w16cid w16 w16cex w16sdtdh w16du wp14">
   <w:abstractNum w:abstractNumId="0" w15:restartNumberingAfterBreak="0">
     <w:nsid w:val="00711638"/>
     <w:multiLevelType w:val="hybridMultilevel"/>
@@ -19812,6 +19835,119 @@
     </w:lvl>
   </w:abstractNum>
   <w:abstractNum w:abstractNumId="16" w15:restartNumberingAfterBreak="0">
+    <w:nsid w:val="32CC09CC"/>
+    <w:multiLevelType w:val="hybridMultilevel"/>
+    <w:tmpl w:val="36DABCF8"/>
+    <w:lvl w:ilvl="0" w:tplc="080C0001">
+      <w:start w:val="1"/>
+      <w:numFmt w:val="bullet"/>
+      <w:lvlText w:val=""/>
+      <w:lvlJc w:val="left"/>
+      <w:pPr>
+        <w:ind w:left="360" w:hanging="360"/>
+      </w:pPr>
+      <w:rPr>
+        <w:rFonts w:ascii="Symbol" w:hAnsi="Symbol" w:hint="default"/>
+      </w:rPr>
+    </w:lvl>
+    <w:lvl w:ilvl="1" w:tplc="080C0003" w:tentative="1">
+      <w:start w:val="1"/>
+      <w:numFmt w:val="bullet"/>
+      <w:lvlText w:val="o"/>
+      <w:lvlJc w:val="left"/>
+      <w:pPr>
+        <w:ind w:left="1080" w:hanging="360"/>
+      </w:pPr>
+      <w:rPr>
+        <w:rFonts w:ascii="Courier New" w:hAnsi="Courier New" w:cs="Courier New" w:hint="default"/>
+      </w:rPr>
+    </w:lvl>
+    <w:lvl w:ilvl="2" w:tplc="080C0005" w:tentative="1">
+      <w:start w:val="1"/>
+      <w:numFmt w:val="bullet"/>
+      <w:lvlText w:val=""/>
+      <w:lvlJc w:val="left"/>
+      <w:pPr>
+        <w:ind w:left="1800" w:hanging="360"/>
+      </w:pPr>
+      <w:rPr>
+        <w:rFonts w:ascii="Wingdings" w:hAnsi="Wingdings" w:hint="default"/>
+      </w:rPr>
+    </w:lvl>
+    <w:lvl w:ilvl="3" w:tplc="080C0001" w:tentative="1">
+      <w:start w:val="1"/>
+      <w:numFmt w:val="bullet"/>
+      <w:lvlText w:val=""/>
+      <w:lvlJc w:val="left"/>
+      <w:pPr>
+        <w:ind w:left="2520" w:hanging="360"/>
+      </w:pPr>
+      <w:rPr>
+        <w:rFonts w:ascii="Symbol" w:hAnsi="Symbol" w:hint="default"/>
+      </w:rPr>
+    </w:lvl>
+    <w:lvl w:ilvl="4" w:tplc="080C0003" w:tentative="1">
+      <w:start w:val="1"/>
+      <w:numFmt w:val="bullet"/>
+      <w:lvlText w:val="o"/>
+      <w:lvlJc w:val="left"/>
+      <w:pPr>
+        <w:ind w:left="3240" w:hanging="360"/>
+      </w:pPr>
+      <w:rPr>
+        <w:rFonts w:ascii="Courier New" w:hAnsi="Courier New" w:cs="Courier New" w:hint="default"/>
+      </w:rPr>
+    </w:lvl>
+    <w:lvl w:ilvl="5" w:tplc="080C0005" w:tentative="1">
+      <w:start w:val="1"/>
+      <w:numFmt w:val="bullet"/>
+      <w:lvlText w:val=""/>
+      <w:lvlJc w:val="left"/>
+      <w:pPr>
+        <w:ind w:left="3960" w:hanging="360"/>
+      </w:pPr>
+      <w:rPr>
+        <w:rFonts w:ascii="Wingdings" w:hAnsi="Wingdings" w:hint="default"/>
+      </w:rPr>
+    </w:lvl>
+    <w:lvl w:ilvl="6" w:tplc="080C0001" w:tentative="1">
+      <w:start w:val="1"/>
+      <w:numFmt w:val="bullet"/>
+      <w:lvlText w:val=""/>
+      <w:lvlJc w:val="left"/>
+      <w:pPr>
+        <w:ind w:left="4680" w:hanging="360"/>
+      </w:pPr>
+      <w:rPr>
+        <w:rFonts w:ascii="Symbol" w:hAnsi="Symbol" w:hint="default"/>
+      </w:rPr>
+    </w:lvl>
+    <w:lvl w:ilvl="7" w:tplc="080C0003" w:tentative="1">
+      <w:start w:val="1"/>
+      <w:numFmt w:val="bullet"/>
+      <w:lvlText w:val="o"/>
+      <w:lvlJc w:val="left"/>
+      <w:pPr>
+        <w:ind w:left="5400" w:hanging="360"/>
+      </w:pPr>
+      <w:rPr>
+        <w:rFonts w:ascii="Courier New" w:hAnsi="Courier New" w:cs="Courier New" w:hint="default"/>
+      </w:rPr>
+    </w:lvl>
+    <w:lvl w:ilvl="8" w:tplc="080C0005" w:tentative="1">
+      <w:start w:val="1"/>
+      <w:numFmt w:val="bullet"/>
+      <w:lvlText w:val=""/>
+      <w:lvlJc w:val="left"/>
+      <w:pPr>
+        <w:ind w:left="6120" w:hanging="360"/>
+      </w:pPr>
+      <w:rPr>
+        <w:rFonts w:ascii="Wingdings" w:hAnsi="Wingdings" w:hint="default"/>
+      </w:rPr>
+    </w:lvl>
+  </w:abstractNum>
+  <w:abstractNum w:abstractNumId="17" w15:restartNumberingAfterBreak="0">
     <w:nsid w:val="32F5285F"/>
     <w:multiLevelType w:val="hybridMultilevel"/>
     <w:tmpl w:val="240AD738"/>
@@ -19924,7 +20060,7 @@
       </w:rPr>
     </w:lvl>
   </w:abstractNum>
-  <w:abstractNum w:abstractNumId="17" w15:restartNumberingAfterBreak="0">
+  <w:abstractNum w:abstractNumId="18" w15:restartNumberingAfterBreak="0">
     <w:nsid w:val="33A16F13"/>
     <w:multiLevelType w:val="hybridMultilevel"/>
     <w:tmpl w:val="1F266E62"/>
@@ -20014,7 +20150,7 @@
       </w:pPr>
     </w:lvl>
   </w:abstractNum>
-  <w:abstractNum w:abstractNumId="18" w15:restartNumberingAfterBreak="0">
+  <w:abstractNum w:abstractNumId="19" w15:restartNumberingAfterBreak="0">
     <w:nsid w:val="368E2FD7"/>
     <w:multiLevelType w:val="hybridMultilevel"/>
     <w:tmpl w:val="1544331E"/>
@@ -20106,7 +20242,7 @@
       </w:pPr>
     </w:lvl>
   </w:abstractNum>
-  <w:abstractNum w:abstractNumId="19" w15:restartNumberingAfterBreak="0">
+  <w:abstractNum w:abstractNumId="20" w15:restartNumberingAfterBreak="0">
     <w:nsid w:val="37980FE2"/>
     <w:multiLevelType w:val="hybridMultilevel"/>
     <w:tmpl w:val="17CEB9D0"/>
@@ -20198,7 +20334,7 @@
       </w:pPr>
     </w:lvl>
   </w:abstractNum>
-  <w:abstractNum w:abstractNumId="20" w15:restartNumberingAfterBreak="0">
+  <w:abstractNum w:abstractNumId="21" w15:restartNumberingAfterBreak="0">
     <w:nsid w:val="3A9E0CAD"/>
     <w:multiLevelType w:val="hybridMultilevel"/>
     <w:tmpl w:val="9E0844F8"/>
@@ -20287,7 +20423,7 @@
       </w:pPr>
     </w:lvl>
   </w:abstractNum>
-  <w:abstractNum w:abstractNumId="21" w15:restartNumberingAfterBreak="0">
+  <w:abstractNum w:abstractNumId="22" w15:restartNumberingAfterBreak="0">
     <w:nsid w:val="46323B21"/>
     <w:multiLevelType w:val="hybridMultilevel"/>
     <w:tmpl w:val="DCAC2D1A"/>
@@ -20377,7 +20513,7 @@
       </w:pPr>
     </w:lvl>
   </w:abstractNum>
-  <w:abstractNum w:abstractNumId="22" w15:restartNumberingAfterBreak="0">
+  <w:abstractNum w:abstractNumId="23" w15:restartNumberingAfterBreak="0">
     <w:nsid w:val="4AEA2F7C"/>
     <w:multiLevelType w:val="hybridMultilevel"/>
     <w:tmpl w:val="CA606254"/>
@@ -20469,7 +20605,7 @@
       </w:pPr>
     </w:lvl>
   </w:abstractNum>
-  <w:abstractNum w:abstractNumId="23" w15:restartNumberingAfterBreak="0">
+  <w:abstractNum w:abstractNumId="24" w15:restartNumberingAfterBreak="0">
     <w:nsid w:val="51E91002"/>
     <w:multiLevelType w:val="hybridMultilevel"/>
     <w:tmpl w:val="A7946C40"/>
@@ -20562,7 +20698,7 @@
       </w:pPr>
     </w:lvl>
   </w:abstractNum>
-  <w:abstractNum w:abstractNumId="24" w15:restartNumberingAfterBreak="0">
+  <w:abstractNum w:abstractNumId="25" w15:restartNumberingAfterBreak="0">
     <w:nsid w:val="544928E6"/>
     <w:multiLevelType w:val="hybridMultilevel"/>
     <w:tmpl w:val="DFDCAEF4"/>
@@ -20675,7 +20811,7 @@
       </w:rPr>
     </w:lvl>
   </w:abstractNum>
-  <w:abstractNum w:abstractNumId="25" w15:restartNumberingAfterBreak="0">
+  <w:abstractNum w:abstractNumId="26" w15:restartNumberingAfterBreak="0">
     <w:nsid w:val="54712A26"/>
     <w:multiLevelType w:val="hybridMultilevel"/>
     <w:tmpl w:val="24E81A26"/>
@@ -20767,7 +20903,7 @@
       </w:pPr>
     </w:lvl>
   </w:abstractNum>
-  <w:abstractNum w:abstractNumId="26" w15:restartNumberingAfterBreak="0">
+  <w:abstractNum w:abstractNumId="27" w15:restartNumberingAfterBreak="0">
     <w:nsid w:val="54C41BF7"/>
     <w:multiLevelType w:val="hybridMultilevel"/>
     <w:tmpl w:val="0E124614"/>
@@ -20857,7 +20993,7 @@
       </w:pPr>
     </w:lvl>
   </w:abstractNum>
-  <w:abstractNum w:abstractNumId="27" w15:restartNumberingAfterBreak="0">
+  <w:abstractNum w:abstractNumId="28" w15:restartNumberingAfterBreak="0">
     <w:nsid w:val="57192BC4"/>
     <w:multiLevelType w:val="hybridMultilevel"/>
     <w:tmpl w:val="52F01320"/>
@@ -20970,7 +21106,7 @@
       </w:rPr>
     </w:lvl>
   </w:abstractNum>
-  <w:abstractNum w:abstractNumId="28" w15:restartNumberingAfterBreak="0">
+  <w:abstractNum w:abstractNumId="29" w15:restartNumberingAfterBreak="0">
     <w:nsid w:val="57F3536B"/>
     <w:multiLevelType w:val="hybridMultilevel"/>
     <w:tmpl w:val="1172B50A"/>
@@ -21083,7 +21219,7 @@
       </w:rPr>
     </w:lvl>
   </w:abstractNum>
-  <w:abstractNum w:abstractNumId="29" w15:restartNumberingAfterBreak="0">
+  <w:abstractNum w:abstractNumId="30" w15:restartNumberingAfterBreak="0">
     <w:nsid w:val="593D4F9A"/>
     <w:multiLevelType w:val="hybridMultilevel"/>
     <w:tmpl w:val="F89AC378"/>
@@ -21196,7 +21332,7 @@
       </w:rPr>
     </w:lvl>
   </w:abstractNum>
-  <w:abstractNum w:abstractNumId="30" w15:restartNumberingAfterBreak="0">
+  <w:abstractNum w:abstractNumId="31" w15:restartNumberingAfterBreak="0">
     <w:nsid w:val="59C0637A"/>
     <w:multiLevelType w:val="hybridMultilevel"/>
     <w:tmpl w:val="A7C2702E"/>
@@ -21285,7 +21421,7 @@
       </w:pPr>
     </w:lvl>
   </w:abstractNum>
-  <w:abstractNum w:abstractNumId="31" w15:restartNumberingAfterBreak="0">
+  <w:abstractNum w:abstractNumId="32" w15:restartNumberingAfterBreak="0">
     <w:nsid w:val="5D9F6574"/>
     <w:multiLevelType w:val="hybridMultilevel"/>
     <w:tmpl w:val="5E7AEE4C"/>
@@ -21377,7 +21513,7 @@
       </w:pPr>
     </w:lvl>
   </w:abstractNum>
-  <w:abstractNum w:abstractNumId="32" w15:restartNumberingAfterBreak="0">
+  <w:abstractNum w:abstractNumId="33" w15:restartNumberingAfterBreak="0">
     <w:nsid w:val="5E7746AF"/>
     <w:multiLevelType w:val="hybridMultilevel"/>
     <w:tmpl w:val="9C4A6A7A"/>
@@ -21469,7 +21605,7 @@
       </w:pPr>
     </w:lvl>
   </w:abstractNum>
-  <w:abstractNum w:abstractNumId="33" w15:restartNumberingAfterBreak="0">
+  <w:abstractNum w:abstractNumId="34" w15:restartNumberingAfterBreak="0">
     <w:nsid w:val="5EFC309A"/>
     <w:multiLevelType w:val="hybridMultilevel"/>
     <w:tmpl w:val="1C786CB6"/>
@@ -21558,7 +21694,7 @@
       </w:pPr>
     </w:lvl>
   </w:abstractNum>
-  <w:abstractNum w:abstractNumId="34" w15:restartNumberingAfterBreak="0">
+  <w:abstractNum w:abstractNumId="35" w15:restartNumberingAfterBreak="0">
     <w:nsid w:val="647B7F61"/>
     <w:multiLevelType w:val="hybridMultilevel"/>
     <w:tmpl w:val="C6263D94"/>
@@ -21647,7 +21783,7 @@
       </w:pPr>
     </w:lvl>
   </w:abstractNum>
-  <w:abstractNum w:abstractNumId="35" w15:restartNumberingAfterBreak="0">
+  <w:abstractNum w:abstractNumId="36" w15:restartNumberingAfterBreak="0">
     <w:nsid w:val="6C357C88"/>
     <w:multiLevelType w:val="hybridMultilevel"/>
     <w:tmpl w:val="62A60DC6"/>
@@ -21760,7 +21896,7 @@
       </w:rPr>
     </w:lvl>
   </w:abstractNum>
-  <w:abstractNum w:abstractNumId="36" w15:restartNumberingAfterBreak="0">
+  <w:abstractNum w:abstractNumId="37" w15:restartNumberingAfterBreak="0">
     <w:nsid w:val="6D64706E"/>
     <w:multiLevelType w:val="hybridMultilevel"/>
     <w:tmpl w:val="E7240D14"/>
@@ -21873,7 +22009,7 @@
       </w:rPr>
     </w:lvl>
   </w:abstractNum>
-  <w:abstractNum w:abstractNumId="37" w15:restartNumberingAfterBreak="0">
+  <w:abstractNum w:abstractNumId="38" w15:restartNumberingAfterBreak="0">
     <w:nsid w:val="6D954C76"/>
     <w:multiLevelType w:val="hybridMultilevel"/>
     <w:tmpl w:val="1E9E1E1A"/>
@@ -21986,7 +22122,7 @@
       </w:rPr>
     </w:lvl>
   </w:abstractNum>
-  <w:abstractNum w:abstractNumId="38" w15:restartNumberingAfterBreak="0">
+  <w:abstractNum w:abstractNumId="39" w15:restartNumberingAfterBreak="0">
     <w:nsid w:val="6EF171A2"/>
     <w:multiLevelType w:val="hybridMultilevel"/>
     <w:tmpl w:val="B172E1BC"/>
@@ -22076,7 +22212,7 @@
       </w:pPr>
     </w:lvl>
   </w:abstractNum>
-  <w:abstractNum w:abstractNumId="39" w15:restartNumberingAfterBreak="0">
+  <w:abstractNum w:abstractNumId="40" w15:restartNumberingAfterBreak="0">
     <w:nsid w:val="70245F1D"/>
     <w:multiLevelType w:val="hybridMultilevel"/>
     <w:tmpl w:val="19C04874"/>
@@ -22168,7 +22304,7 @@
       </w:pPr>
     </w:lvl>
   </w:abstractNum>
-  <w:abstractNum w:abstractNumId="40" w15:restartNumberingAfterBreak="0">
+  <w:abstractNum w:abstractNumId="41" w15:restartNumberingAfterBreak="0">
     <w:nsid w:val="72980179"/>
     <w:multiLevelType w:val="hybridMultilevel"/>
     <w:tmpl w:val="0E88B8EE"/>
@@ -22260,7 +22396,7 @@
       </w:pPr>
     </w:lvl>
   </w:abstractNum>
-  <w:abstractNum w:abstractNumId="41" w15:restartNumberingAfterBreak="0">
+  <w:abstractNum w:abstractNumId="42" w15:restartNumberingAfterBreak="0">
     <w:nsid w:val="72980933"/>
     <w:multiLevelType w:val="hybridMultilevel"/>
     <w:tmpl w:val="19EE1910"/>
@@ -22352,7 +22488,7 @@
       </w:pPr>
     </w:lvl>
   </w:abstractNum>
-  <w:abstractNum w:abstractNumId="42" w15:restartNumberingAfterBreak="0">
+  <w:abstractNum w:abstractNumId="43" w15:restartNumberingAfterBreak="0">
     <w:nsid w:val="749D0C17"/>
     <w:multiLevelType w:val="hybridMultilevel"/>
     <w:tmpl w:val="F522CE50"/>
@@ -22465,7 +22601,7 @@
       </w:rPr>
     </w:lvl>
   </w:abstractNum>
-  <w:abstractNum w:abstractNumId="43" w15:restartNumberingAfterBreak="0">
+  <w:abstractNum w:abstractNumId="44" w15:restartNumberingAfterBreak="0">
     <w:nsid w:val="794340BD"/>
     <w:multiLevelType w:val="hybridMultilevel"/>
     <w:tmpl w:val="64AEC398"/>
@@ -22555,7 +22691,7 @@
       </w:pPr>
     </w:lvl>
   </w:abstractNum>
-  <w:abstractNum w:abstractNumId="44" w15:restartNumberingAfterBreak="0">
+  <w:abstractNum w:abstractNumId="45" w15:restartNumberingAfterBreak="0">
     <w:nsid w:val="7A65578C"/>
     <w:multiLevelType w:val="hybridMultilevel"/>
     <w:tmpl w:val="E72E821E"/>
@@ -22644,7 +22780,7 @@
       </w:pPr>
     </w:lvl>
   </w:abstractNum>
-  <w:abstractNum w:abstractNumId="45" w15:restartNumberingAfterBreak="0">
+  <w:abstractNum w:abstractNumId="46" w15:restartNumberingAfterBreak="0">
     <w:nsid w:val="7B511E6E"/>
     <w:multiLevelType w:val="hybridMultilevel"/>
     <w:tmpl w:val="0FA0CFA6"/>
@@ -22757,7 +22893,7 @@
       </w:rPr>
     </w:lvl>
   </w:abstractNum>
-  <w:abstractNum w:abstractNumId="46" w15:restartNumberingAfterBreak="0">
+  <w:abstractNum w:abstractNumId="47" w15:restartNumberingAfterBreak="0">
     <w:nsid w:val="7C3E3411"/>
     <w:multiLevelType w:val="hybridMultilevel"/>
     <w:tmpl w:val="E40091CA"/>
@@ -22850,7 +22986,7 @@
       </w:pPr>
     </w:lvl>
   </w:abstractNum>
-  <w:abstractNum w:abstractNumId="47" w15:restartNumberingAfterBreak="0">
+  <w:abstractNum w:abstractNumId="48" w15:restartNumberingAfterBreak="0">
     <w:nsid w:val="7E7A54C3"/>
     <w:multiLevelType w:val="hybridMultilevel"/>
     <w:tmpl w:val="1B10B072"/>
@@ -22936,7 +23072,7 @@
       </w:pPr>
     </w:lvl>
   </w:abstractNum>
-  <w:abstractNum w:abstractNumId="48" w15:restartNumberingAfterBreak="0">
+  <w:abstractNum w:abstractNumId="49" w15:restartNumberingAfterBreak="0">
     <w:nsid w:val="7F426D05"/>
     <w:multiLevelType w:val="hybridMultilevel"/>
     <w:tmpl w:val="4E2EAD50"/>
@@ -23029,10 +23165,10 @@
     <w:abstractNumId w:val="7"/>
   </w:num>
   <w:num w:numId="2" w16cid:durableId="197739654">
-    <w:abstractNumId w:val="34"/>
+    <w:abstractNumId w:val="35"/>
   </w:num>
   <w:num w:numId="3" w16cid:durableId="1721396775">
-    <w:abstractNumId w:val="18"/>
+    <w:abstractNumId w:val="19"/>
   </w:num>
   <w:num w:numId="4" w16cid:durableId="124126133">
     <w:abstractNumId w:val="6"/>
@@ -23041,7 +23177,7 @@
     <w:abstractNumId w:val="3"/>
   </w:num>
   <w:num w:numId="6" w16cid:durableId="2135981247">
-    <w:abstractNumId w:val="48"/>
+    <w:abstractNumId w:val="49"/>
     <w:lvlOverride w:ilvl="0">
       <w:startOverride w:val="1"/>
     </w:lvlOverride>
@@ -23071,43 +23207,43 @@
     </w:lvlOverride>
   </w:num>
   <w:num w:numId="7" w16cid:durableId="14118458">
-    <w:abstractNumId w:val="16"/>
+    <w:abstractNumId w:val="17"/>
   </w:num>
   <w:num w:numId="8" w16cid:durableId="1882357019">
-    <w:abstractNumId w:val="45"/>
+    <w:abstractNumId w:val="46"/>
   </w:num>
   <w:num w:numId="9" w16cid:durableId="824393163">
-    <w:abstractNumId w:val="47"/>
+    <w:abstractNumId w:val="48"/>
   </w:num>
   <w:num w:numId="10" w16cid:durableId="1915697625">
-    <w:abstractNumId w:val="40"/>
+    <w:abstractNumId w:val="41"/>
   </w:num>
   <w:num w:numId="11" w16cid:durableId="980770684">
-    <w:abstractNumId w:val="31"/>
+    <w:abstractNumId w:val="32"/>
   </w:num>
   <w:num w:numId="12" w16cid:durableId="1147280158">
     <w:abstractNumId w:val="15"/>
   </w:num>
   <w:num w:numId="13" w16cid:durableId="592589108">
-    <w:abstractNumId w:val="30"/>
+    <w:abstractNumId w:val="31"/>
   </w:num>
   <w:num w:numId="14" w16cid:durableId="1927379430">
     <w:abstractNumId w:val="9"/>
   </w:num>
   <w:num w:numId="15" w16cid:durableId="230887833">
-    <w:abstractNumId w:val="38"/>
+    <w:abstractNumId w:val="39"/>
   </w:num>
   <w:num w:numId="16" w16cid:durableId="1970821169">
     <w:abstractNumId w:val="5"/>
   </w:num>
   <w:num w:numId="17" w16cid:durableId="1516505181">
-    <w:abstractNumId w:val="17"/>
+    <w:abstractNumId w:val="18"/>
   </w:num>
   <w:num w:numId="18" w16cid:durableId="463500047">
-    <w:abstractNumId w:val="41"/>
+    <w:abstractNumId w:val="42"/>
   </w:num>
   <w:num w:numId="19" w16cid:durableId="2095085800">
-    <w:abstractNumId w:val="39"/>
+    <w:abstractNumId w:val="40"/>
   </w:num>
   <w:num w:numId="20" w16cid:durableId="666521954">
     <w:abstractNumId w:val="4"/>
@@ -23116,10 +23252,10 @@
     <w:abstractNumId w:val="2"/>
   </w:num>
   <w:num w:numId="22" w16cid:durableId="1557356139">
-    <w:abstractNumId w:val="25"/>
+    <w:abstractNumId w:val="26"/>
   </w:num>
   <w:num w:numId="23" w16cid:durableId="64885528">
-    <w:abstractNumId w:val="32"/>
+    <w:abstractNumId w:val="33"/>
   </w:num>
   <w:num w:numId="24" w16cid:durableId="295334720">
     <w:abstractNumId w:val="10"/>
@@ -23131,34 +23267,34 @@
     <w:abstractNumId w:val="11"/>
   </w:num>
   <w:num w:numId="27" w16cid:durableId="770776955">
-    <w:abstractNumId w:val="20"/>
+    <w:abstractNumId w:val="21"/>
   </w:num>
   <w:num w:numId="28" w16cid:durableId="2048022181">
-    <w:abstractNumId w:val="33"/>
+    <w:abstractNumId w:val="34"/>
   </w:num>
   <w:num w:numId="29" w16cid:durableId="958998712">
-    <w:abstractNumId w:val="43"/>
+    <w:abstractNumId w:val="44"/>
   </w:num>
   <w:num w:numId="30" w16cid:durableId="1531067293">
-    <w:abstractNumId w:val="24"/>
+    <w:abstractNumId w:val="25"/>
   </w:num>
   <w:num w:numId="31" w16cid:durableId="298848183">
-    <w:abstractNumId w:val="28"/>
+    <w:abstractNumId w:val="29"/>
   </w:num>
   <w:num w:numId="32" w16cid:durableId="2145386821">
-    <w:abstractNumId w:val="29"/>
+    <w:abstractNumId w:val="30"/>
   </w:num>
   <w:num w:numId="33" w16cid:durableId="749011781">
     <w:abstractNumId w:val="0"/>
   </w:num>
   <w:num w:numId="34" w16cid:durableId="1833787129">
-    <w:abstractNumId w:val="22"/>
+    <w:abstractNumId w:val="23"/>
   </w:num>
   <w:num w:numId="35" w16cid:durableId="1339850489">
-    <w:abstractNumId w:val="27"/>
+    <w:abstractNumId w:val="28"/>
   </w:num>
   <w:num w:numId="36" w16cid:durableId="193201116">
-    <w:abstractNumId w:val="42"/>
+    <w:abstractNumId w:val="43"/>
   </w:num>
   <w:num w:numId="37" w16cid:durableId="1102141664">
     <w:abstractNumId w:val="13"/>
@@ -23167,44 +23303,47 @@
     <w:abstractNumId w:val="14"/>
   </w:num>
   <w:num w:numId="39" w16cid:durableId="194126198">
-    <w:abstractNumId w:val="26"/>
+    <w:abstractNumId w:val="27"/>
   </w:num>
   <w:num w:numId="40" w16cid:durableId="578251770">
     <w:abstractNumId w:val="12"/>
   </w:num>
   <w:num w:numId="41" w16cid:durableId="86578936">
-    <w:abstractNumId w:val="36"/>
+    <w:abstractNumId w:val="37"/>
   </w:num>
   <w:num w:numId="42" w16cid:durableId="1296061759">
-    <w:abstractNumId w:val="46"/>
+    <w:abstractNumId w:val="47"/>
   </w:num>
   <w:num w:numId="43" w16cid:durableId="311907615">
     <w:abstractNumId w:val="8"/>
   </w:num>
   <w:num w:numId="44" w16cid:durableId="1267469440">
-    <w:abstractNumId w:val="23"/>
+    <w:abstractNumId w:val="24"/>
   </w:num>
   <w:num w:numId="45" w16cid:durableId="529688074">
-    <w:abstractNumId w:val="35"/>
+    <w:abstractNumId w:val="36"/>
   </w:num>
   <w:num w:numId="46" w16cid:durableId="2128961404">
-    <w:abstractNumId w:val="21"/>
+    <w:abstractNumId w:val="22"/>
   </w:num>
   <w:num w:numId="47" w16cid:durableId="508764117">
-    <w:abstractNumId w:val="37"/>
+    <w:abstractNumId w:val="38"/>
   </w:num>
   <w:num w:numId="48" w16cid:durableId="2126340146">
-    <w:abstractNumId w:val="44"/>
+    <w:abstractNumId w:val="45"/>
   </w:num>
   <w:num w:numId="49" w16cid:durableId="1760517474">
-    <w:abstractNumId w:val="19"/>
+    <w:abstractNumId w:val="20"/>
+  </w:num>
+  <w:num w:numId="50" w16cid:durableId="1239440507">
+    <w:abstractNumId w:val="16"/>
   </w:num>
   <w:numIdMacAtCleanup w:val="1"/>
 </w:numbering>
 </file>
 
 <file path=word/styles.xml><?xml version="1.0" encoding="utf-8"?>
-<w:styles xmlns:mc="http://schemas.openxmlformats.org/markup-compatibility/2006" xmlns:r="http://schemas.openxmlformats.org/officeDocument/2006/relationships" xmlns:w="http://schemas.openxmlformats.org/wordprocessingml/2006/main" xmlns:w14="http://schemas.microsoft.com/office/word/2010/wordml" xmlns:w15="http://schemas.microsoft.com/office/word/2012/wordml" xmlns:w16cex="http://schemas.microsoft.com/office/word/2018/wordml/cex" xmlns:w16cid="http://schemas.microsoft.com/office/word/2016/wordml/cid" xmlns:w16="http://schemas.microsoft.com/office/word/2018/wordml" xmlns:w16sdtdh="http://schemas.microsoft.com/office/word/2020/wordml/sdtdatahash" xmlns:w16se="http://schemas.microsoft.com/office/word/2015/wordml/symex" mc:Ignorable="w14 w15 w16se w16cid w16 w16cex w16sdtdh">
+<w:styles xmlns:mc="http://schemas.openxmlformats.org/markup-compatibility/2006" xmlns:r="http://schemas.openxmlformats.org/officeDocument/2006/relationships" xmlns:w="http://schemas.openxmlformats.org/wordprocessingml/2006/main" xmlns:w14="http://schemas.microsoft.com/office/word/2010/wordml" xmlns:w15="http://schemas.microsoft.com/office/word/2012/wordml" xmlns:w16cex="http://schemas.microsoft.com/office/word/2018/wordml/cex" xmlns:w16cid="http://schemas.microsoft.com/office/word/2016/wordml/cid" xmlns:w16="http://schemas.microsoft.com/office/word/2018/wordml" xmlns:w16du="http://schemas.microsoft.com/office/word/2023/wordml/word16du" xmlns:w16sdtdh="http://schemas.microsoft.com/office/word/2020/wordml/sdtdatahash" xmlns:w16se="http://schemas.microsoft.com/office/word/2015/wordml/symex" mc:Ignorable="w14 w15 w16se w16cid w16 w16cex w16sdtdh w16du">
   <w:docDefaults>
     <w:rPrDefault>
       <w:rPr>
